--- a/高中物理/高中物理同步/人教版选必2 第3章 交变电流·知识清单（完成）.docx
+++ b/高中物理/高中物理同步/人教版选必2 第3章 交变电流·知识清单（完成）.docx
@@ -9425,10 +9425,10 @@
       </w:r>
     </w:p>
     <w:sectPr>
-      <w:footerReference w:type="even" r:id="rId19"/>
       <w:footerReference w:type="default" r:id="rId20"/>
       <w:pgSz w:w="11906" w:h="16838"/>
-      <w:pgMar w:top="720" w:right="720" w:bottom="720" w:left="720" w:header="567" w:footer="567" w:gutter="0"/>
+      <w:pgMar w:top="720" w:right="720" w:bottom="720" w:left="720" w:header="567" w:footer="720" w:gutter="0"/>
+      <w:pgNumType w:start="1"/>
       <w:cols w:sep="1" w:space="425"/>
       <w:docGrid w:type="lines" w:linePitch="312"/>
     </w:sectPr>
@@ -9455,138 +9455,55 @@
 </w:endnotes>
 </file>
 
-<file path=word/footer1.xml><?xml version="1.0" encoding="utf-8"?>
-<w:ftr xmlns:wpc="http://schemas.microsoft.com/office/word/2010/wordprocessingCanvas" xmlns:cx="http://schemas.microsoft.com/office/drawing/2014/chartex" xmlns:cx1="http://schemas.microsoft.com/office/drawing/2015/9/8/chartex" xmlns:cx2="http://schemas.microsoft.com/office/drawing/2015/10/21/chartex" xmlns:cx3="http://schemas.microsoft.com/office/drawing/2016/5/9/chartex" xmlns:cx4="http://schemas.microsoft.com/office/drawing/2016/5/10/chartex" xmlns:cx5="http://schemas.microsoft.com/office/drawing/2016/5/11/chartex" xmlns:cx6="http://schemas.microsoft.com/office/drawing/2016/5/12/chartex" xmlns:cx7="http://schemas.microsoft.com/office/drawing/2016/5/13/chartex" xmlns:cx8="http://schemas.microsoft.com/office/drawing/2016/5/14/chartex" xmlns:mc="http://schemas.openxmlformats.org/markup-compatibility/2006" xmlns:aink="http://schemas.microsoft.com/office/drawing/2016/ink" xmlns:am3d="http://schemas.microsoft.com/office/drawing/2017/model3d" xmlns:o="urn:schemas-microsoft-com:office:office" xmlns:r="http://schemas.openxmlformats.org/officeDocument/2006/relationships" xmlns:m="http://schemas.openxmlformats.org/officeDocument/2006/math" xmlns:v="urn:schemas-microsoft-com:vml" xmlns:wp14="http://schemas.microsoft.com/office/word/2010/wordprocessingDrawing" xmlns:wp="http://schemas.openxmlformats.org/drawingml/2006/wordprocessingDrawing" xmlns:w10="urn:schemas-microsoft-com:office:word" xmlns:w="http://schemas.openxmlformats.org/wordprocessingml/2006/main" xmlns:w14="http://schemas.microsoft.com/office/word/2010/wordml" xmlns:w15="http://schemas.microsoft.com/office/word/2012/wordml" xmlns:w16cex="http://schemas.microsoft.com/office/word/2018/wordml/cex" xmlns:w16cid="http://schemas.microsoft.com/office/word/2016/wordml/cid" xmlns:w16="http://schemas.microsoft.com/office/word/2018/wordml" xmlns:w16sdtdh="http://schemas.microsoft.com/office/word/2020/wordml/sdtdatahash" xmlns:w16se="http://schemas.microsoft.com/office/word/2015/wordml/symex" xmlns:wpg="http://schemas.microsoft.com/office/word/2010/wordprocessingGroup" xmlns:wpi="http://schemas.microsoft.com/office/word/2010/wordprocessingInk" xmlns:wne="http://schemas.microsoft.com/office/word/2006/wordml" xmlns:wps="http://schemas.microsoft.com/office/word/2010/wordprocessingShape" mc:Ignorable="w14 w15 w16se w16cid w16 w16cex w16sdtdh wp14">
+<file path=word/footer2.xml><?xml version="1.0" encoding="utf-8"?>
+<w:ftr xmlns:w="http://schemas.openxmlformats.org/wordprocessingml/2006/main">
   <w:p>
     <w:pPr>
       <w:jc w:val="center"/>
     </w:pPr>
     <w:r>
       <w:rPr>
-        <w:rFonts w:hint="eastAsia"/>
+        <w:rFonts w:ascii="Times New Roman" w:hAnsi="Times New Roman" w:eastAsia="宋体"/>
+        <w:sz w:val="21"/>
+        <w:szCs w:val="21"/>
       </w:rPr>
-      <w:t>试卷第</w:t>
+      <w:t xml:space="preserve">第</w:t>
     </w:r>
-    <w:r>
-      <w:fldChar w:fldCharType="begin"/>
-    </w:r>
-    <w:r>
-      <w:instrText xml:space="preserve"> =</w:instrText>
-    </w:r>
-    <w:r>
-      <w:fldChar w:fldCharType="begin"/>
-    </w:r>
-    <w:r>
-      <w:instrText xml:space="preserve">page  </w:instrText>
-    </w:r>
-    <w:r>
-      <w:fldChar w:fldCharType="separate"/>
-    </w:r>
+    <w:fldSimple w:instr=" PAGE ">
+      <w:r>
+        <w:rPr>
+          <w:rFonts w:ascii="Times New Roman" w:hAnsi="Times New Roman" w:eastAsia="宋体"/>
+          <w:sz w:val="21"/>
+          <w:szCs w:val="21"/>
+        </w:rPr>
+        <w:t xml:space="preserve">1</w:t>
+      </w:r>
+    </w:fldSimple>
     <w:r>
       <w:rPr>
-        <w:noProof/>
+        <w:rFonts w:ascii="Times New Roman" w:hAnsi="Times New Roman" w:eastAsia="宋体"/>
+        <w:sz w:val="21"/>
+        <w:szCs w:val="21"/>
       </w:rPr>
-      <w:instrText>2</w:instrText>
+      <w:t xml:space="preserve">页（共</w:t>
     </w:r>
+    <w:fldSimple w:instr=" NUMPAGES ">
+      <w:r>
+        <w:rPr>
+          <w:rFonts w:ascii="Times New Roman" w:hAnsi="Times New Roman" w:eastAsia="宋体"/>
+          <w:sz w:val="21"/>
+          <w:szCs w:val="21"/>
+        </w:rPr>
+        <w:t xml:space="preserve">1</w:t>
+      </w:r>
+    </w:fldSimple>
     <w:r>
       <w:rPr>
-        <w:noProof/>
+        <w:rFonts w:ascii="Times New Roman" w:hAnsi="Times New Roman" w:eastAsia="宋体"/>
+        <w:sz w:val="21"/>
+        <w:szCs w:val="21"/>
       </w:rPr>
-      <w:fldChar w:fldCharType="end"/>
-    </w:r>
-    <w:r>
-      <w:instrText xml:space="preserve"> </w:instrText>
-    </w:r>
-    <w:r>
-      <w:fldChar w:fldCharType="separate"/>
-    </w:r>
-    <w:r>
-      <w:rPr>
-        <w:noProof/>
-      </w:rPr>
-      <w:t>2</w:t>
-    </w:r>
-    <w:r>
-      <w:fldChar w:fldCharType="end"/>
-    </w:r>
-    <w:r>
-      <w:rPr>
-        <w:rFonts w:hint="eastAsia"/>
-      </w:rPr>
-      <w:t>页，共</w:t>
-    </w:r>
-    <w:r>
-      <w:fldChar w:fldCharType="begin"/>
-    </w:r>
-    <w:r>
-      <w:instrText xml:space="preserve"> =</w:instrText>
-    </w:r>
-    <w:r>
-      <w:fldChar w:fldCharType="begin"/>
-    </w:r>
-    <w:r>
-      <w:instrText xml:space="preserve">sectionpages  </w:instrText>
-    </w:r>
-    <w:r>
-      <w:fldChar w:fldCharType="separate"/>
-    </w:r>
-    <w:r>
-      <w:rPr>
-        <w:noProof/>
-      </w:rPr>
-      <w:instrText>6</w:instrText>
-    </w:r>
-    <w:r>
-      <w:rPr>
-        <w:noProof/>
-      </w:rPr>
-      <w:fldChar w:fldCharType="end"/>
-    </w:r>
-    <w:r>
-      <w:instrText xml:space="preserve"> </w:instrText>
-    </w:r>
-    <w:r>
-      <w:fldChar w:fldCharType="separate"/>
-    </w:r>
-    <w:r>
-      <w:rPr>
-        <w:noProof/>
-      </w:rPr>
-      <w:t>6</w:t>
-    </w:r>
-    <w:r>
-      <w:fldChar w:fldCharType="end"/>
-    </w:r>
-    <w:r>
-      <w:rPr>
-        <w:rFonts w:hint="eastAsia"/>
-      </w:rPr>
-      <w:t>页</w:t>
-    </w:r>
-  </w:p>
-</w:ftr>
-</file>
-
-<file path=word/footer2.xml><?xml version="1.0" encoding="utf-8"?>
-<w:ftr xmlns:wpc="http://schemas.microsoft.com/office/word/2010/wordprocessingCanvas" xmlns:cx="http://schemas.microsoft.com/office/drawing/2014/chartex" xmlns:cx1="http://schemas.microsoft.com/office/drawing/2015/9/8/chartex" xmlns:cx2="http://schemas.microsoft.com/office/drawing/2015/10/21/chartex" xmlns:cx3="http://schemas.microsoft.com/office/drawing/2016/5/9/chartex" xmlns:cx4="http://schemas.microsoft.com/office/drawing/2016/5/10/chartex" xmlns:cx5="http://schemas.microsoft.com/office/drawing/2016/5/11/chartex" xmlns:cx6="http://schemas.microsoft.com/office/drawing/2016/5/12/chartex" xmlns:cx7="http://schemas.microsoft.com/office/drawing/2016/5/13/chartex" xmlns:cx8="http://schemas.microsoft.com/office/drawing/2016/5/14/chartex" xmlns:mc="http://schemas.openxmlformats.org/markup-compatibility/2006" xmlns:aink="http://schemas.microsoft.com/office/drawing/2016/ink" xmlns:am3d="http://schemas.microsoft.com/office/drawing/2017/model3d" xmlns:o="urn:schemas-microsoft-com:office:office" xmlns:r="http://schemas.openxmlformats.org/officeDocument/2006/relationships" xmlns:m="http://schemas.openxmlformats.org/officeDocument/2006/math" xmlns:v="urn:schemas-microsoft-com:vml" xmlns:wp14="http://schemas.microsoft.com/office/word/2010/wordprocessingDrawing" xmlns:wp="http://schemas.openxmlformats.org/drawingml/2006/wordprocessingDrawing" xmlns:w10="urn:schemas-microsoft-com:office:word" xmlns:w="http://schemas.openxmlformats.org/wordprocessingml/2006/main" xmlns:w14="http://schemas.microsoft.com/office/word/2010/wordml" xmlns:w15="http://schemas.microsoft.com/office/word/2012/wordml" xmlns:w16cex="http://schemas.microsoft.com/office/word/2018/wordml/cex" xmlns:w16cid="http://schemas.microsoft.com/office/word/2016/wordml/cid" xmlns:w16="http://schemas.microsoft.com/office/word/2018/wordml" xmlns:w16sdtdh="http://schemas.microsoft.com/office/word/2020/wordml/sdtdatahash" xmlns:w16se="http://schemas.microsoft.com/office/word/2015/wordml/symex" xmlns:wpg="http://schemas.microsoft.com/office/word/2010/wordprocessingGroup" xmlns:wpi="http://schemas.microsoft.com/office/word/2010/wordprocessingInk" xmlns:wne="http://schemas.microsoft.com/office/word/2006/wordml" xmlns:wps="http://schemas.microsoft.com/office/word/2010/wordprocessingShape" mc:Ignorable="w14 w15 w16se w16cid w16 w16cex w16sdtdh wp14">
-  <w:p>
-    <w:pPr>
-      <w:jc w:val="center"/>
-    </w:pPr>
-    <w:r>
-      <w:fldChar w:fldCharType="begin"/>
-    </w:r>
-    <w:r>
-      <w:instrText xml:space="preserve"> PAGE </w:instrText>
-    </w:r>
-    <w:r>
-      <w:fldChar w:fldCharType="separate"/>
-    </w:r>
-    <w:r>
-      <w:t>1</w:t>
-    </w:r>
-    <w:r>
-      <w:fldChar w:fldCharType="end"/>
+      <w:t xml:space="preserve">页）</w:t>
     </w:r>
   </w:p>
 </w:ftr>

--- a/高中物理/高中物理同步/人教版选必2 第3章 交变电流·知识清单（完成）.docx
+++ b/高中物理/高中物理同步/人教版选必2 第3章 交变电流·知识清单（完成）.docx
@@ -7,6 +7,7 @@
         <w:spacing w:line="300" w:lineRule="auto"/>
         <w:jc w:val="left"/>
         <w:rPr>
+          <w:rFonts w:hint="eastAsia"/>
           <w:szCs w:val="21"/>
         </w:rPr>
       </w:pPr>
@@ -98,60 +99,7 @@
           <w:szCs w:val="21"/>
         </w:rPr>
         <w:drawing>
-          <wp:inline distT="0" distB="0" distL="0" distR="0" wp14:anchorId="01BA998A" wp14:editId="6EA0F136">
-            <wp:extent cx="5276800" cy="409571"/>
-            <wp:effectExtent l="0" t="0" r="0" b="0"/>
-            <wp:docPr id="100003" name="图片 100003" descr="@@@c35392132ed44798a0dd1c0ce05ac2e5"/>
-            <wp:cNvGraphicFramePr>
-              <a:graphicFrameLocks xmlns:a="http://schemas.openxmlformats.org/drawingml/2006/main" noChangeAspect="1"/>
-            </wp:cNvGraphicFramePr>
-            <a:graphic xmlns:a="http://schemas.openxmlformats.org/drawingml/2006/main">
-              <a:graphicData uri="http://schemas.openxmlformats.org/drawingml/2006/picture">
-                <pic:pic xmlns:pic="http://schemas.openxmlformats.org/drawingml/2006/picture">
-                  <pic:nvPicPr>
-                    <pic:cNvPr id="100003" name=""/>
-                    <pic:cNvPicPr>
-                      <a:picLocks noChangeAspect="1"/>
-                    </pic:cNvPicPr>
-                  </pic:nvPicPr>
-                  <pic:blipFill>
-                    <a:blip r:embed="rId7"/>
-                    <a:stretch>
-                      <a:fillRect/>
-                    </a:stretch>
-                  </pic:blipFill>
-                  <pic:spPr>
-                    <a:xfrm>
-                      <a:off x="0" y="0"/>
-                      <a:ext cx="5276800" cy="409571"/>
-                    </a:xfrm>
-                    <a:prstGeom prst="rect">
-                      <a:avLst/>
-                    </a:prstGeom>
-                  </pic:spPr>
-                </pic:pic>
-              </a:graphicData>
-            </a:graphic>
-          </wp:inline>
-        </w:drawing>
-      </w:r>
-    </w:p>
-    <w:p>
-      <w:pPr>
-        <w:spacing w:line="300" w:lineRule="auto"/>
-        <w:jc w:val="left"/>
-        <w:rPr>
-          <w:szCs w:val="21"/>
-        </w:rPr>
-      </w:pPr>
-      <w:r>
-        <w:rPr>
-          <w:noProof/>
-          <w:kern w:val="0"/>
-          <w:szCs w:val="21"/>
-        </w:rPr>
-        <w:drawing>
-          <wp:inline distT="0" distB="0" distL="0" distR="0" wp14:anchorId="2F5299A9" wp14:editId="1363405C">
+          <wp:inline distT="0" distB="0" distL="0" distR="0" wp14:anchorId="4012E716" wp14:editId="30381BD9">
             <wp:extent cx="6626834" cy="8834236"/>
             <wp:effectExtent l="0" t="0" r="3175" b="5080"/>
             <wp:docPr id="100005" name="图片 100005" descr="@@@ae7a3b3ec2b7429d81b364a34c203018"/>
@@ -168,7 +116,7 @@
                     </pic:cNvPicPr>
                   </pic:nvPicPr>
                   <pic:blipFill rotWithShape="1">
-                    <a:blip r:embed="rId8"/>
+                    <a:blip r:embed="rId7"/>
                     <a:srcRect t="3430" b="2369"/>
                     <a:stretch/>
                   </pic:blipFill>
@@ -212,7 +160,7 @@
         </w:rPr>
         <w:lastRenderedPageBreak/>
         <w:drawing>
-          <wp:inline distT="0" distB="0" distL="0" distR="0" wp14:anchorId="688EB637" wp14:editId="45F13BD0">
+          <wp:inline distT="0" distB="0" distL="0" distR="0" wp14:anchorId="73911A09" wp14:editId="20A0D30B">
             <wp:extent cx="5276800" cy="409571"/>
             <wp:effectExtent l="0" t="0" r="0" b="0"/>
             <wp:docPr id="100007" name="图片 100007" descr="@@@a5711280197346f88ebde08eae08c862"/>
@@ -229,7 +177,7 @@
                     </pic:cNvPicPr>
                   </pic:nvPicPr>
                   <pic:blipFill>
-                    <a:blip r:embed="rId9"/>
+                    <a:blip r:embed="rId8"/>
                     <a:stretch>
                       <a:fillRect/>
                     </a:stretch>
@@ -339,7 +287,7 @@
           <w:szCs w:val="21"/>
         </w:rPr>
         <w:drawing>
-          <wp:inline distT="0" distB="0" distL="0" distR="0" wp14:anchorId="5290809D" wp14:editId="0CA2F003">
+          <wp:inline distT="0" distB="0" distL="0" distR="0" wp14:anchorId="54CD0591" wp14:editId="585B6AD5">
             <wp:extent cx="2057400" cy="866775"/>
             <wp:effectExtent l="0" t="0" r="0" b="0"/>
             <wp:docPr id="100009" name="图片 100009" descr="@@@b318b03f-7b6d-4466-9193-696852c3a019"/>
@@ -356,7 +304,7 @@
                     </pic:cNvPicPr>
                   </pic:nvPicPr>
                   <pic:blipFill>
-                    <a:blip r:embed="rId10"/>
+                    <a:blip r:embed="rId9"/>
                     <a:stretch>
                       <a:fillRect/>
                     </a:stretch>
@@ -427,7 +375,7 @@
           <w:szCs w:val="21"/>
         </w:rPr>
         <w:drawing>
-          <wp:inline distT="0" distB="0" distL="0" distR="0" wp14:anchorId="61DE68EC" wp14:editId="2C6C0AAA">
+          <wp:inline distT="0" distB="0" distL="0" distR="0" wp14:anchorId="461E6171" wp14:editId="168D13C1">
             <wp:extent cx="1743075" cy="771525"/>
             <wp:effectExtent l="0" t="0" r="0" b="0"/>
             <wp:docPr id="100011" name="图片 100011" descr="@@@5e91d4d6-423b-4b3f-b4c8-bb142d236318"/>
@@ -444,7 +392,7 @@
                     </pic:cNvPicPr>
                   </pic:nvPicPr>
                   <pic:blipFill>
-                    <a:blip r:embed="rId11"/>
+                    <a:blip r:embed="rId10"/>
                     <a:stretch>
                       <a:fillRect/>
                     </a:stretch>
@@ -489,7 +437,7 @@
           <w:szCs w:val="21"/>
         </w:rPr>
         <w:drawing>
-          <wp:inline distT="0" distB="0" distL="0" distR="0" wp14:anchorId="47E1E8EF" wp14:editId="40B1F61C">
+          <wp:inline distT="0" distB="0" distL="0" distR="0" wp14:anchorId="3D3B9593" wp14:editId="31E606AA">
             <wp:extent cx="3609975" cy="933450"/>
             <wp:effectExtent l="0" t="0" r="0" b="0"/>
             <wp:docPr id="100013" name="图片 100013" descr="@@@e2308f04-5bd7-4157-a74e-af80e16564c6"/>
@@ -506,7 +454,7 @@
                     </pic:cNvPicPr>
                   </pic:nvPicPr>
                   <pic:blipFill>
-                    <a:blip r:embed="rId12"/>
+                    <a:blip r:embed="rId11"/>
                     <a:stretch>
                       <a:fillRect/>
                     </a:stretch>
@@ -1229,6 +1177,7 @@
                 <m:sty m:val="bi"/>
               </m:rPr>
               <w:rPr>
+                <w:rFonts w:ascii="Cambria Math" w:hAnsi="Cambria Math"/>
                 <w:szCs w:val="21"/>
                 <w:u w:val="thick"/>
               </w:rPr>
@@ -1256,62 +1205,43 @@
             <w:rFonts w:ascii="Cambria Math" w:hAnsi="Cambria Math"/>
             <w:u w:val="thick"/>
           </w:rPr>
-          <m:t>sin</m:t>
+          <m:t>sin ωt</m:t>
         </m:r>
+      </m:oMath>
+      <w:r>
+        <w:rPr>
+          <w:szCs w:val="21"/>
+        </w:rPr>
+        <w:t>，其中</w:t>
+      </w:r>
+      <w:r>
+        <w:rPr>
+          <w:i/>
+          <w:szCs w:val="21"/>
+        </w:rPr>
+        <w:t>E</w:t>
+      </w:r>
+      <w:r>
+        <w:rPr>
+          <w:i/>
+          <w:szCs w:val="21"/>
+          <w:vertAlign w:val="subscript"/>
+        </w:rPr>
+        <w:t>m</w:t>
+      </w:r>
+      <w:r>
+        <w:rPr>
+          <w:szCs w:val="21"/>
+        </w:rPr>
+        <w:t>=</w:t>
+      </w:r>
+      <m:oMath>
         <m:r>
           <m:rPr>
             <m:sty m:val="bi"/>
           </m:rPr>
           <w:rPr>
             <w:rFonts w:ascii="Cambria Math" w:hAnsi="Cambria Math"/>
-            <w:u w:val="thick"/>
-          </w:rPr>
-          <m:t xml:space="preserve"> </m:t>
-        </m:r>
-        <m:r>
-          <m:rPr>
-            <m:sty m:val="bi"/>
-          </m:rPr>
-          <w:rPr>
-            <w:rFonts w:ascii="Cambria Math" w:hAnsi="Cambria Math"/>
-            <w:u w:val="thick"/>
-          </w:rPr>
-          <m:t>ωt</m:t>
-        </m:r>
-      </m:oMath>
-      <w:r>
-        <w:rPr>
-          <w:szCs w:val="21"/>
-        </w:rPr>
-        <w:t>，其中</w:t>
-      </w:r>
-      <w:r>
-        <w:rPr>
-          <w:i/>
-          <w:szCs w:val="21"/>
-        </w:rPr>
-        <w:t>E</w:t>
-      </w:r>
-      <w:r>
-        <w:rPr>
-          <w:i/>
-          <w:szCs w:val="21"/>
-          <w:vertAlign w:val="subscript"/>
-        </w:rPr>
-        <w:t>m</w:t>
-      </w:r>
-      <w:r>
-        <w:rPr>
-          <w:szCs w:val="21"/>
-        </w:rPr>
-        <w:t>=</w:t>
-      </w:r>
-      <m:oMath>
-        <m:r>
-          <m:rPr>
-            <m:sty m:val="bi"/>
-          </m:rPr>
-          <w:rPr>
             <w:szCs w:val="21"/>
             <w:u w:val="thick"/>
           </w:rPr>
@@ -1599,7 +1529,7 @@
         </w:rPr>
         <w:lastRenderedPageBreak/>
         <w:drawing>
-          <wp:inline distT="0" distB="0" distL="0" distR="0" wp14:anchorId="063B6F7C" wp14:editId="31309D52">
+          <wp:inline distT="0" distB="0" distL="0" distR="0" wp14:anchorId="609A6E90" wp14:editId="1F907D1B">
             <wp:extent cx="3028950" cy="1047750"/>
             <wp:effectExtent l="0" t="0" r="0" b="0"/>
             <wp:docPr id="100015" name="图片 100015" descr="@@@fe6a8279-064c-4c86-8e0b-23e1aa9652c6"/>
@@ -1616,7 +1546,7 @@
                     </pic:cNvPicPr>
                   </pic:nvPicPr>
                   <pic:blipFill>
-                    <a:blip r:embed="rId13"/>
+                    <a:blip r:embed="rId12"/>
                     <a:stretch>
                       <a:fillRect/>
                     </a:stretch>
@@ -1864,27 +1794,7 @@
                 <w:rFonts w:ascii="Cambria Math" w:hAnsi="Cambria Math" w:cs="Cambria Math"/>
                 <w:u w:val="thick"/>
               </w:rPr>
-              <m:t>R</m:t>
-            </m:r>
-            <m:r>
-              <m:rPr>
-                <m:sty m:val="bi"/>
-              </m:rPr>
-              <w:rPr>
-                <w:rFonts w:ascii="Cambria Math" w:hAnsi="Cambria Math" w:cs="Cambria Math"/>
-                <w:u w:val="thick"/>
-              </w:rPr>
-              <m:t>+</m:t>
-            </m:r>
-            <m:r>
-              <m:rPr>
-                <m:sty m:val="bi"/>
-              </m:rPr>
-              <w:rPr>
-                <w:rFonts w:ascii="Cambria Math" w:hAnsi="Cambria Math" w:cs="Cambria Math"/>
-                <w:u w:val="thick"/>
-              </w:rPr>
-              <m:t>r</m:t>
+              <m:t>R+r</m:t>
             </m:r>
           </m:den>
         </m:f>
@@ -1993,27 +1903,7 @@
                 <w:rFonts w:ascii="Cambria Math" w:hAnsi="Cambria Math" w:cs="Cambria Math"/>
                 <w:u w:val="thick"/>
               </w:rPr>
-              <m:t>R</m:t>
-            </m:r>
-            <m:r>
-              <m:rPr>
-                <m:sty m:val="bi"/>
-              </m:rPr>
-              <w:rPr>
-                <w:rFonts w:ascii="Cambria Math" w:hAnsi="Cambria Math" w:cs="Cambria Math"/>
-                <w:u w:val="thick"/>
-              </w:rPr>
-              <m:t>+</m:t>
-            </m:r>
-            <m:r>
-              <m:rPr>
-                <m:sty m:val="bi"/>
-              </m:rPr>
-              <w:rPr>
-                <w:rFonts w:ascii="Cambria Math" w:hAnsi="Cambria Math" w:cs="Cambria Math"/>
-                <w:u w:val="thick"/>
-              </w:rPr>
-              <m:t>r</m:t>
+              <m:t>R+r</m:t>
             </m:r>
           </m:den>
         </m:f>
@@ -2065,7 +1955,7 @@
           <w:szCs w:val="21"/>
         </w:rPr>
         <w:drawing>
-          <wp:inline distT="0" distB="0" distL="0" distR="0" wp14:anchorId="31103240" wp14:editId="55648476">
+          <wp:inline distT="0" distB="0" distL="0" distR="0" wp14:anchorId="051C32C7" wp14:editId="25D4B816">
             <wp:extent cx="2009775" cy="2390775"/>
             <wp:effectExtent l="0" t="0" r="0" b="0"/>
             <wp:docPr id="100017" name="图片 100017" descr="@@@a262272d-f756-47bd-bf64-ae4ae277f950"/>
@@ -2082,7 +1972,7 @@
                     </pic:cNvPicPr>
                   </pic:nvPicPr>
                   <pic:blipFill>
-                    <a:blip r:embed="rId14"/>
+                    <a:blip r:embed="rId13"/>
                     <a:stretch>
                       <a:fillRect/>
                     </a:stretch>
@@ -2703,27 +2593,7 @@
                       <w:rFonts w:ascii="Cambria Math" w:hAnsi="Cambria Math" w:cs="Cambria Math"/>
                       <w:u w:val="thick"/>
                     </w:rPr>
-                    <m:t>R</m:t>
-                  </m:r>
-                  <m:r>
-                    <m:rPr>
-                      <m:sty m:val="bi"/>
-                    </m:rPr>
-                    <w:rPr>
-                      <w:rFonts w:ascii="Cambria Math" w:hAnsi="Cambria Math" w:cs="Cambria Math"/>
-                      <w:u w:val="thick"/>
-                    </w:rPr>
-                    <m:t>+</m:t>
-                  </m:r>
-                  <m:r>
-                    <m:rPr>
-                      <m:sty m:val="bi"/>
-                    </m:rPr>
-                    <w:rPr>
-                      <w:rFonts w:ascii="Cambria Math" w:hAnsi="Cambria Math" w:cs="Cambria Math"/>
-                      <w:u w:val="thick"/>
-                    </w:rPr>
-                    <m:t>r</m:t>
+                    <m:t>R+r</m:t>
                   </m:r>
                 </m:den>
               </m:f>
@@ -3367,7 +3237,7 @@
               </w:rPr>
               <w:lastRenderedPageBreak/>
               <w:drawing>
-                <wp:inline distT="0" distB="0" distL="0" distR="0" wp14:anchorId="0C3A7A16" wp14:editId="3A6A61F4">
+                <wp:inline distT="0" distB="0" distL="0" distR="0" wp14:anchorId="6CA6FBE1" wp14:editId="5D19E969">
                   <wp:extent cx="161925" cy="133350"/>
                   <wp:effectExtent l="0" t="0" r="0" b="0"/>
                   <wp:docPr id="100019" name="图片 100019" descr="@@@53e6bac2f3f748d3a399619e3123343c"/>
@@ -3384,7 +3254,7 @@
                           </pic:cNvPicPr>
                         </pic:nvPicPr>
                         <pic:blipFill>
-                          <a:blip r:embed="rId15"/>
+                          <a:blip r:embed="rId14"/>
                           <a:stretch>
                             <a:fillRect/>
                           </a:stretch>
@@ -3491,7 +3361,7 @@
               </w:rPr>
               <w:lastRenderedPageBreak/>
               <w:drawing>
-                <wp:inline distT="0" distB="0" distL="0" distR="0" wp14:anchorId="1E3C9DD1" wp14:editId="167F1C0B">
+                <wp:inline distT="0" distB="0" distL="0" distR="0" wp14:anchorId="461C58F4" wp14:editId="488D737D">
                   <wp:extent cx="123825" cy="133350"/>
                   <wp:effectExtent l="0" t="0" r="0" b="0"/>
                   <wp:docPr id="100021" name="图片 100021" descr="@@@e7d71f86ceb9462e83c030f91722964b"/>
@@ -3508,7 +3378,7 @@
                           </pic:cNvPicPr>
                         </pic:nvPicPr>
                         <pic:blipFill>
-                          <a:blip r:embed="rId16"/>
+                          <a:blip r:embed="rId15"/>
                           <a:stretch>
                             <a:fillRect/>
                           </a:stretch>
@@ -3578,27 +3448,7 @@
                       <w:rFonts w:ascii="Cambria Math" w:hAnsi="Cambria Math" w:cs="Cambria Math"/>
                       <w:u w:val="thick"/>
                     </w:rPr>
-                    <m:t>R</m:t>
-                  </m:r>
-                  <m:r>
-                    <m:rPr>
-                      <m:sty m:val="bi"/>
-                    </m:rPr>
-                    <w:rPr>
-                      <w:rFonts w:ascii="Cambria Math" w:hAnsi="Cambria Math" w:cs="Cambria Math"/>
-                      <w:u w:val="thick"/>
-                    </w:rPr>
-                    <m:t>+</m:t>
-                  </m:r>
-                  <m:r>
-                    <m:rPr>
-                      <m:sty m:val="bi"/>
-                    </m:rPr>
-                    <w:rPr>
-                      <w:rFonts w:ascii="Cambria Math" w:hAnsi="Cambria Math" w:cs="Cambria Math"/>
-                      <w:u w:val="thick"/>
-                    </w:rPr>
-                    <m:t>r</m:t>
+                    <m:t>R+r</m:t>
                   </m:r>
                 </m:den>
               </m:f>
@@ -3665,7 +3515,7 @@
                 <w:szCs w:val="21"/>
               </w:rPr>
               <w:drawing>
-                <wp:inline distT="0" distB="0" distL="0" distR="0" wp14:anchorId="25637F8E" wp14:editId="75212ED8">
+                <wp:inline distT="0" distB="0" distL="0" distR="0" wp14:anchorId="75945CFF" wp14:editId="57C093A1">
                   <wp:extent cx="123825" cy="133350"/>
                   <wp:effectExtent l="0" t="0" r="0" b="0"/>
                   <wp:docPr id="100023" name="图片 100023" descr="@@@e7d71f86ceb9462e83c030f91722964b"/>
@@ -3682,7 +3532,7 @@
                           </pic:cNvPicPr>
                         </pic:nvPicPr>
                         <pic:blipFill>
-                          <a:blip r:embed="rId16"/>
+                          <a:blip r:embed="rId15"/>
                           <a:stretch>
                             <a:fillRect/>
                           </a:stretch>
@@ -3770,27 +3620,7 @@
                       <w:rFonts w:ascii="Cambria Math" w:hAnsi="Cambria Math" w:cs="Cambria Math"/>
                       <w:u w:val="thick"/>
                     </w:rPr>
-                    <m:t>R</m:t>
-                  </m:r>
-                  <m:r>
-                    <m:rPr>
-                      <m:sty m:val="bi"/>
-                    </m:rPr>
-                    <w:rPr>
-                      <w:rFonts w:ascii="Cambria Math" w:hAnsi="Cambria Math" w:cs="Cambria Math"/>
-                      <w:u w:val="thick"/>
-                    </w:rPr>
-                    <m:t>+</m:t>
-                  </m:r>
-                  <m:r>
-                    <m:rPr>
-                      <m:sty m:val="bi"/>
-                    </m:rPr>
-                    <w:rPr>
-                      <w:rFonts w:ascii="Cambria Math" w:hAnsi="Cambria Math" w:cs="Cambria Math"/>
-                      <w:u w:val="thick"/>
-                    </w:rPr>
-                    <m:t>r</m:t>
+                    <m:t>R+r</m:t>
                   </m:r>
                 </m:den>
               </m:f>
@@ -3926,7 +3756,7 @@
           <w:szCs w:val="21"/>
         </w:rPr>
         <w:drawing>
-          <wp:inline distT="0" distB="0" distL="0" distR="0" wp14:anchorId="150F0085" wp14:editId="7B939F17">
+          <wp:inline distT="0" distB="0" distL="0" distR="0" wp14:anchorId="11EC5E09" wp14:editId="33E02AE1">
             <wp:extent cx="2524125" cy="1419225"/>
             <wp:effectExtent l="0" t="0" r="0" b="0"/>
             <wp:docPr id="100025" name="图片 100025" descr="@@@3bef0a96-6833-4cc0-983d-091a283c38d9"/>
@@ -3943,7 +3773,7 @@
                     </pic:cNvPicPr>
                   </pic:nvPicPr>
                   <pic:blipFill>
-                    <a:blip r:embed="rId17"/>
+                    <a:blip r:embed="rId16"/>
                     <a:stretch>
                       <a:fillRect/>
                     </a:stretch>
@@ -4321,6 +4151,7 @@
           <m:fPr>
             <m:ctrlPr>
               <w:rPr>
+                <w:rFonts w:ascii="Cambria Math" w:hAnsi="Cambria Math"/>
                 <w:b/>
                 <w:szCs w:val="21"/>
                 <w:u w:val="thick"/>
@@ -5660,6 +5491,7 @@
         <w:rPr>
           <w:szCs w:val="21"/>
         </w:rPr>
+        <w:lastRenderedPageBreak/>
         <w:t>16</w:t>
       </w:r>
       <w:r>
@@ -5709,7 +5541,6 @@
         <w:rPr>
           <w:szCs w:val="21"/>
         </w:rPr>
-        <w:lastRenderedPageBreak/>
         <w:t>17</w:t>
       </w:r>
       <w:r>
@@ -5905,7 +5736,7 @@
           <w:szCs w:val="21"/>
         </w:rPr>
         <w:drawing>
-          <wp:inline distT="0" distB="0" distL="0" distR="0" wp14:anchorId="694B3F12" wp14:editId="06BF905A">
+          <wp:inline distT="0" distB="0" distL="0" distR="0" wp14:anchorId="39D9C8A3" wp14:editId="72F2F951">
             <wp:extent cx="2962275" cy="952500"/>
             <wp:effectExtent l="0" t="0" r="0" b="0"/>
             <wp:docPr id="100027" name="图片 100027" descr="@@@bb667fe7-0d08-4e0e-95e7-d00688415c6f"/>
@@ -5922,7 +5753,7 @@
                     </pic:cNvPicPr>
                   </pic:nvPicPr>
                   <pic:blipFill>
-                    <a:blip r:embed="rId18"/>
+                    <a:blip r:embed="rId17"/>
                     <a:stretch>
                       <a:fillRect/>
                     </a:stretch>
@@ -7765,17 +7596,7 @@
             <w:rFonts w:ascii="Cambria Math" w:hAnsi="Cambria Math" w:cs="Cambria Math"/>
             <w:u w:val="thick"/>
           </w:rPr>
-          <m:t>P</m:t>
-        </m:r>
-        <m:r>
-          <m:rPr>
-            <m:sty m:val="bi"/>
-          </m:rPr>
-          <w:rPr>
-            <w:rFonts w:ascii="Cambria Math" w:hAnsi="Cambria Math" w:cs="Cambria Math"/>
-            <w:u w:val="thick"/>
-          </w:rPr>
-          <m:t>=</m:t>
+          <m:t>P=</m:t>
         </m:r>
         <m:sSub>
           <m:sSubPr>
@@ -8261,17 +8082,7 @@
             <w:rFonts w:ascii="Cambria Math" w:hAnsi="Cambria Math" w:cs="Cambria Math"/>
             <w:u w:val="thick"/>
           </w:rPr>
-          <m:t>η</m:t>
-        </m:r>
-        <m:r>
-          <m:rPr>
-            <m:sty m:val="bi"/>
-          </m:rPr>
-          <w:rPr>
-            <w:rFonts w:ascii="Cambria Math" w:hAnsi="Cambria Math" w:cs="Cambria Math"/>
-            <w:u w:val="thick"/>
-          </w:rPr>
-          <m:t>=</m:t>
+          <m:t>η=</m:t>
         </m:r>
         <m:f>
           <m:fPr>
@@ -8938,17 +8749,7 @@
                     <w:rFonts w:ascii="Cambria Math" w:hAnsi="Cambria Math" w:cs="Cambria Math"/>
                     <w:u w:val="thick"/>
                   </w:rPr>
-                  <m:t>U</m:t>
-                </m:r>
-                <m:r>
-                  <m:rPr>
-                    <m:sty m:val="bi"/>
-                  </m:rPr>
-                  <w:rPr>
-                    <w:rFonts w:ascii="Cambria Math" w:hAnsi="Cambria Math" w:cs="Cambria Math"/>
-                    <w:u w:val="thick"/>
-                  </w:rPr>
-                  <m:t>)</m:t>
+                  <m:t>U)</m:t>
                 </m:r>
               </m:e>
               <m:sup>
@@ -9064,6 +8865,7 @@
         <w:rPr>
           <w:szCs w:val="21"/>
         </w:rPr>
+        <w:lastRenderedPageBreak/>
         <w:t>（</w:t>
       </w:r>
       <w:r>
@@ -9091,7 +8893,6 @@
         <w:rPr>
           <w:szCs w:val="21"/>
         </w:rPr>
-        <w:lastRenderedPageBreak/>
         <w:t>由</w:t>
       </w:r>
       <w:r>
@@ -9425,7 +9226,7 @@
       </w:r>
     </w:p>
     <w:sectPr>
-      <w:footerReference w:type="default" r:id="rId20"/>
+      <w:footerReference w:type="default" r:id="rId18"/>
       <w:pgSz w:w="11906" w:h="16838"/>
       <w:pgMar w:top="720" w:right="720" w:bottom="720" w:left="720" w:header="567" w:footer="720" w:gutter="0"/>
       <w:pgNumType w:start="1"/>
@@ -9455,55 +9256,71 @@
 </w:endnotes>
 </file>
 
-<file path=word/footer2.xml><?xml version="1.0" encoding="utf-8"?>
-<w:ftr xmlns:w="http://schemas.openxmlformats.org/wordprocessingml/2006/main">
+<file path=word/footer1.xml><?xml version="1.0" encoding="utf-8"?>
+<w:ftr xmlns:wpc="http://schemas.microsoft.com/office/word/2010/wordprocessingCanvas" xmlns:cx="http://schemas.microsoft.com/office/drawing/2014/chartex" xmlns:cx1="http://schemas.microsoft.com/office/drawing/2015/9/8/chartex" xmlns:cx2="http://schemas.microsoft.com/office/drawing/2015/10/21/chartex" xmlns:cx3="http://schemas.microsoft.com/office/drawing/2016/5/9/chartex" xmlns:cx4="http://schemas.microsoft.com/office/drawing/2016/5/10/chartex" xmlns:cx5="http://schemas.microsoft.com/office/drawing/2016/5/11/chartex" xmlns:cx6="http://schemas.microsoft.com/office/drawing/2016/5/12/chartex" xmlns:cx7="http://schemas.microsoft.com/office/drawing/2016/5/13/chartex" xmlns:cx8="http://schemas.microsoft.com/office/drawing/2016/5/14/chartex" xmlns:mc="http://schemas.openxmlformats.org/markup-compatibility/2006" xmlns:aink="http://schemas.microsoft.com/office/drawing/2016/ink" xmlns:am3d="http://schemas.microsoft.com/office/drawing/2017/model3d" xmlns:o="urn:schemas-microsoft-com:office:office" xmlns:r="http://schemas.openxmlformats.org/officeDocument/2006/relationships" xmlns:m="http://schemas.openxmlformats.org/officeDocument/2006/math" xmlns:v="urn:schemas-microsoft-com:vml" xmlns:wp14="http://schemas.microsoft.com/office/word/2010/wordprocessingDrawing" xmlns:wp="http://schemas.openxmlformats.org/drawingml/2006/wordprocessingDrawing" xmlns:w10="urn:schemas-microsoft-com:office:word" xmlns:w="http://schemas.openxmlformats.org/wordprocessingml/2006/main" xmlns:w14="http://schemas.microsoft.com/office/word/2010/wordml" xmlns:w15="http://schemas.microsoft.com/office/word/2012/wordml" xmlns:w16cex="http://schemas.microsoft.com/office/word/2018/wordml/cex" xmlns:w16cid="http://schemas.microsoft.com/office/word/2016/wordml/cid" xmlns:w16="http://schemas.microsoft.com/office/word/2018/wordml" xmlns:w16sdtdh="http://schemas.microsoft.com/office/word/2020/wordml/sdtdatahash" xmlns:w16se="http://schemas.microsoft.com/office/word/2015/wordml/symex" xmlns:wpg="http://schemas.microsoft.com/office/word/2010/wordprocessingGroup" xmlns:wpi="http://schemas.microsoft.com/office/word/2010/wordprocessingInk" xmlns:wne="http://schemas.microsoft.com/office/word/2006/wordml" xmlns:wps="http://schemas.microsoft.com/office/word/2010/wordprocessingShape" mc:Ignorable="w14 w15 w16se w16cid w16 w16cex w16sdtdh wp14">
   <w:p>
     <w:pPr>
       <w:jc w:val="center"/>
     </w:pPr>
     <w:r>
       <w:rPr>
-        <w:rFonts w:ascii="Times New Roman" w:hAnsi="Times New Roman" w:eastAsia="宋体"/>
-        <w:sz w:val="21"/>
         <w:szCs w:val="21"/>
       </w:rPr>
-      <w:t xml:space="preserve">第</w:t>
+      <w:t>第</w:t>
     </w:r>
-    <w:fldSimple w:instr=" PAGE ">
-      <w:r>
-        <w:rPr>
-          <w:rFonts w:ascii="Times New Roman" w:hAnsi="Times New Roman" w:eastAsia="宋体"/>
-          <w:sz w:val="21"/>
-          <w:szCs w:val="21"/>
-        </w:rPr>
-        <w:t xml:space="preserve">1</w:t>
-      </w:r>
-    </w:fldSimple>
+    <w:r>
+      <w:fldChar w:fldCharType="begin"/>
+    </w:r>
+    <w:r>
+      <w:instrText xml:space="preserve"> PAGE </w:instrText>
+    </w:r>
+    <w:r>
+      <w:fldChar w:fldCharType="separate"/>
+    </w:r>
     <w:r>
       <w:rPr>
-        <w:rFonts w:ascii="Times New Roman" w:hAnsi="Times New Roman" w:eastAsia="宋体"/>
-        <w:sz w:val="21"/>
         <w:szCs w:val="21"/>
       </w:rPr>
-      <w:t xml:space="preserve">页（共</w:t>
+      <w:t>1</w:t>
     </w:r>
-    <w:fldSimple w:instr=" NUMPAGES ">
-      <w:r>
-        <w:rPr>
-          <w:rFonts w:ascii="Times New Roman" w:hAnsi="Times New Roman" w:eastAsia="宋体"/>
-          <w:sz w:val="21"/>
-          <w:szCs w:val="21"/>
-        </w:rPr>
-        <w:t xml:space="preserve">1</w:t>
-      </w:r>
-    </w:fldSimple>
     <w:r>
       <w:rPr>
-        <w:rFonts w:ascii="Times New Roman" w:hAnsi="Times New Roman" w:eastAsia="宋体"/>
-        <w:sz w:val="21"/>
         <w:szCs w:val="21"/>
       </w:rPr>
-      <w:t xml:space="preserve">页）</w:t>
+      <w:fldChar w:fldCharType="end"/>
+    </w:r>
+    <w:r>
+      <w:rPr>
+        <w:szCs w:val="21"/>
+      </w:rPr>
+      <w:t>页（共</w:t>
+    </w:r>
+    <w:r>
+      <w:fldChar w:fldCharType="begin"/>
+    </w:r>
+    <w:r>
+      <w:instrText xml:space="preserve"> NUMPAGES </w:instrText>
+    </w:r>
+    <w:r>
+      <w:fldChar w:fldCharType="separate"/>
+    </w:r>
+    <w:r>
+      <w:rPr>
+        <w:szCs w:val="21"/>
+      </w:rPr>
+      <w:t>1</w:t>
+    </w:r>
+    <w:r>
+      <w:rPr>
+        <w:szCs w:val="21"/>
+      </w:rPr>
+      <w:fldChar w:fldCharType="end"/>
+    </w:r>
+    <w:r>
+      <w:rPr>
+        <w:szCs w:val="21"/>
+      </w:rPr>
+      <w:t>页）</w:t>
     </w:r>
   </w:p>
 </w:ftr>
@@ -9697,7 +9514,7 @@
     <w:lsdException w:name="Table Web 2" w:semiHidden="1" w:unhideWhenUsed="1"/>
     <w:lsdException w:name="Table Web 3" w:semiHidden="1" w:unhideWhenUsed="1"/>
     <w:lsdException w:name="Balloon Text" w:semiHidden="1" w:unhideWhenUsed="1"/>
-    <w:lsdException w:name="Table Grid" w:semiHidden="1" w:uiPriority="39" w:unhideWhenUsed="1"/>
+    <w:lsdException w:name="Table Grid" w:uiPriority="39"/>
     <w:lsdException w:name="Table Theme" w:semiHidden="1" w:unhideWhenUsed="1"/>
     <w:lsdException w:name="Placeholder Text" w:semiHidden="1"/>
     <w:lsdException w:name="No Spacing" w:uiPriority="1" w:qFormat="1"/>

--- a/高中物理/高中物理同步/人教版选必2 第3章 交变电流·知识清单（完成）.docx
+++ b/高中物理/高中物理同步/人教版选必2 第3章 交变电流·知识清单（完成）.docx
@@ -13,73 +13,64 @@
       </w:pPr>
       <w:r>
         <w:rPr>
-          <w:b/>
-          <w:szCs w:val="21"/>
-          <w:u w:val="thick"/>
+          <w:szCs w:val="21"/>
+          <w:bdr w:val="single" w:sz="8" w:space="0" w:color="auto"/>
         </w:rPr>
         <w:t>人教版选必</w:t>
       </w:r>
       <w:r>
         <w:rPr>
-          <w:b/>
-          <w:szCs w:val="21"/>
-          <w:u w:val="thick"/>
+          <w:szCs w:val="21"/>
+          <w:bdr w:val="single" w:sz="8" w:space="0" w:color="auto"/>
         </w:rPr>
         <w:t xml:space="preserve">2 </w:t>
       </w:r>
       <w:r>
         <w:rPr>
-          <w:b/>
-          <w:szCs w:val="21"/>
-          <w:u w:val="thick"/>
+          <w:szCs w:val="21"/>
+          <w:bdr w:val="single" w:sz="8" w:space="0" w:color="auto"/>
         </w:rPr>
         <w:t>第</w:t>
       </w:r>
       <w:r>
         <w:rPr>
-          <w:b/>
-          <w:szCs w:val="21"/>
-          <w:u w:val="thick"/>
+          <w:szCs w:val="21"/>
+          <w:bdr w:val="single" w:sz="8" w:space="0" w:color="auto"/>
         </w:rPr>
         <w:t>3</w:t>
       </w:r>
       <w:r>
         <w:rPr>
-          <w:b/>
-          <w:szCs w:val="21"/>
-          <w:u w:val="thick"/>
+          <w:szCs w:val="21"/>
+          <w:bdr w:val="single" w:sz="8" w:space="0" w:color="auto"/>
         </w:rPr>
         <w:t>章</w:t>
       </w:r>
       <w:r>
         <w:rPr>
-          <w:b/>
-          <w:szCs w:val="21"/>
-          <w:u w:val="thick"/>
+          <w:szCs w:val="21"/>
+          <w:bdr w:val="single" w:sz="8" w:space="0" w:color="auto"/>
         </w:rPr>
         <w:t xml:space="preserve"> </w:t>
       </w:r>
       <w:r>
         <w:rPr>
-          <w:b/>
-          <w:szCs w:val="21"/>
-          <w:u w:val="thick"/>
+          <w:szCs w:val="21"/>
+          <w:bdr w:val="single" w:sz="8" w:space="0" w:color="auto"/>
         </w:rPr>
         <w:t>交变电流</w:t>
       </w:r>
       <w:r>
         <w:rPr>
-          <w:b/>
-          <w:szCs w:val="21"/>
-          <w:u w:val="thick"/>
+          <w:szCs w:val="21"/>
+          <w:bdr w:val="single" w:sz="8" w:space="0" w:color="auto"/>
         </w:rPr>
         <w:t>·</w:t>
       </w:r>
       <w:r>
         <w:rPr>
-          <w:b/>
-          <w:szCs w:val="21"/>
-          <w:u w:val="thick"/>
+          <w:szCs w:val="21"/>
+          <w:bdr w:val="single" w:sz="8" w:space="0" w:color="auto"/>
         </w:rPr>
         <w:t>知识清单（完成）</w:t>
       </w:r>
@@ -208,17 +199,15 @@
       </w:pPr>
       <w:r>
         <w:rPr>
-          <w:b/>
-          <w:szCs w:val="21"/>
-          <w:u w:val="thick"/>
+          <w:szCs w:val="21"/>
+          <w:bdr w:val="single" w:sz="8" w:space="0" w:color="auto"/>
         </w:rPr>
         <w:t xml:space="preserve">3.1 </w:t>
       </w:r>
       <w:r>
         <w:rPr>
-          <w:b/>
-          <w:szCs w:val="21"/>
-          <w:u w:val="thick"/>
+          <w:szCs w:val="21"/>
+          <w:bdr w:val="single" w:sz="8" w:space="0" w:color="auto"/>
         </w:rPr>
         <w:t>交变电流</w:t>
       </w:r>
@@ -245,9 +234,8 @@
       </w:r>
       <w:r>
         <w:rPr>
-          <w:b/>
-          <w:szCs w:val="21"/>
-          <w:u w:val="thick"/>
+          <w:szCs w:val="21"/>
+          <w:bdr w:val="single" w:sz="8" w:space="0" w:color="auto"/>
         </w:rPr>
         <w:t>周期性</w:t>
       </w:r>
@@ -259,9 +247,8 @@
       </w:r>
       <w:r>
         <w:rPr>
-          <w:b/>
-          <w:szCs w:val="21"/>
-          <w:u w:val="thick"/>
+          <w:szCs w:val="21"/>
+          <w:bdr w:val="single" w:sz="8" w:space="0" w:color="auto"/>
         </w:rPr>
         <w:t>交流</w:t>
       </w:r>
@@ -347,9 +334,8 @@
       </w:r>
       <w:r>
         <w:rPr>
-          <w:b/>
-          <w:szCs w:val="21"/>
-          <w:u w:val="thick"/>
+          <w:szCs w:val="21"/>
+          <w:bdr w:val="single" w:sz="8" w:space="0" w:color="auto"/>
         </w:rPr>
         <w:t>方向</w:t>
       </w:r>
@@ -497,9 +483,8 @@
       </w:r>
       <w:r>
         <w:rPr>
-          <w:b/>
-          <w:szCs w:val="21"/>
-          <w:u w:val="thick"/>
+          <w:szCs w:val="21"/>
+          <w:bdr w:val="single" w:sz="8" w:space="0" w:color="auto"/>
         </w:rPr>
         <w:t>垂直</w:t>
       </w:r>
@@ -532,9 +517,8 @@
       </w:r>
       <w:r>
         <w:rPr>
-          <w:b/>
-          <w:szCs w:val="21"/>
-          <w:u w:val="thick"/>
+          <w:szCs w:val="21"/>
+          <w:bdr w:val="single" w:sz="8" w:space="0" w:color="auto"/>
         </w:rPr>
         <w:t>垂直</w:t>
       </w:r>
@@ -642,10 +626,9 @@
       </w:r>
       <w:r>
         <w:rPr>
-          <w:b/>
-          <w:i/>
-          <w:szCs w:val="21"/>
-          <w:u w:val="thick"/>
+          <w:i/>
+          <w:szCs w:val="21"/>
+          <w:bdr w:val="single" w:sz="8" w:space="0" w:color="auto"/>
         </w:rPr>
         <w:t>最大</w:t>
       </w:r>
@@ -661,19 +644,17 @@
             <m:ctrlPr>
               <w:rPr>
                 <w:rFonts w:ascii="Cambria Math" w:hAnsi="Cambria Math"/>
-                <w:b/>
-                <w:u w:val="thick"/>
+                <w:bdr w:val="single" w:sz="8" w:space="0" w:color="auto"/>
               </w:rPr>
             </m:ctrlPr>
           </m:fPr>
           <m:num>
             <m:r>
               <m:rPr>
-                <m:sty m:val="b"/>
+                <m:sty m:val="p"/>
               </m:rPr>
               <w:rPr>
                 <w:rFonts w:ascii="Cambria Math" w:hAnsi="Cambria Math" w:cs="Cambria Math"/>
-                <w:u w:val="thick"/>
               </w:rPr>
               <m:t>ΔΦ</m:t>
             </m:r>
@@ -681,21 +662,19 @@
           <m:den>
             <m:r>
               <m:rPr>
-                <m:sty m:val="b"/>
+                <m:sty m:val="p"/>
               </m:rPr>
               <w:rPr>
                 <w:rFonts w:ascii="Cambria Math" w:hAnsi="Cambria Math" w:cs="Cambria Math"/>
-                <w:u w:val="thick"/>
               </w:rPr>
               <m:t>Δ</m:t>
             </m:r>
             <m:r>
               <m:rPr>
-                <m:sty m:val="bi"/>
+                <m:sty m:val="i"/>
               </m:rPr>
               <w:rPr>
                 <w:rFonts w:ascii="Cambria Math" w:hAnsi="Cambria Math" w:cs="Cambria Math"/>
-                <w:u w:val="thick"/>
               </w:rPr>
               <m:t>t</m:t>
             </m:r>
@@ -710,9 +689,8 @@
       </w:r>
       <w:r>
         <w:rPr>
-          <w:b/>
-          <w:szCs w:val="21"/>
-          <w:u w:val="thick"/>
+          <w:szCs w:val="21"/>
+          <w:bdr w:val="single" w:sz="8" w:space="0" w:color="auto"/>
         </w:rPr>
         <w:t>0</w:t>
       </w:r>
@@ -837,9 +815,8 @@
       </w:r>
       <w:r>
         <w:rPr>
-          <w:b/>
-          <w:szCs w:val="21"/>
-          <w:u w:val="thick"/>
+          <w:szCs w:val="21"/>
+          <w:bdr w:val="single" w:sz="8" w:space="0" w:color="auto"/>
         </w:rPr>
         <w:t>中性面</w:t>
       </w:r>
@@ -851,9 +828,8 @@
       </w:r>
       <w:r>
         <w:rPr>
-          <w:b/>
-          <w:szCs w:val="21"/>
-          <w:u w:val="thick"/>
+          <w:szCs w:val="21"/>
+          <w:bdr w:val="single" w:sz="8" w:space="0" w:color="auto"/>
         </w:rPr>
         <w:t>两次</w:t>
       </w:r>
@@ -946,9 +922,8 @@
       </w:r>
       <w:r>
         <w:rPr>
-          <w:b/>
-          <w:szCs w:val="21"/>
-          <w:u w:val="thick"/>
+          <w:szCs w:val="21"/>
+          <w:bdr w:val="single" w:sz="8" w:space="0" w:color="auto"/>
         </w:rPr>
         <w:t>0</w:t>
       </w:r>
@@ -964,19 +939,17 @@
             <m:ctrlPr>
               <w:rPr>
                 <w:rFonts w:ascii="Cambria Math" w:hAnsi="Cambria Math"/>
-                <w:b/>
-                <w:u w:val="thick"/>
+                <w:bdr w:val="single" w:sz="8" w:space="0" w:color="auto"/>
               </w:rPr>
             </m:ctrlPr>
           </m:fPr>
           <m:num>
             <m:r>
               <m:rPr>
-                <m:sty m:val="b"/>
+                <m:sty m:val="p"/>
               </m:rPr>
               <w:rPr>
                 <w:rFonts w:ascii="Cambria Math" w:hAnsi="Cambria Math" w:cs="Cambria Math"/>
-                <w:u w:val="thick"/>
               </w:rPr>
               <m:t>ΔΦ</m:t>
             </m:r>
@@ -984,21 +957,19 @@
           <m:den>
             <m:r>
               <m:rPr>
-                <m:sty m:val="b"/>
+                <m:sty m:val="p"/>
               </m:rPr>
               <w:rPr>
                 <w:rFonts w:ascii="Cambria Math" w:hAnsi="Cambria Math" w:cs="Cambria Math"/>
-                <w:u w:val="thick"/>
               </w:rPr>
               <m:t>Δ</m:t>
             </m:r>
             <m:r>
               <m:rPr>
-                <m:sty m:val="bi"/>
+                <m:sty m:val="i"/>
               </m:rPr>
               <w:rPr>
                 <w:rFonts w:ascii="Cambria Math" w:hAnsi="Cambria Math" w:cs="Cambria Math"/>
-                <w:u w:val="thick"/>
               </w:rPr>
               <m:t>t</m:t>
             </m:r>
@@ -1007,9 +978,8 @@
       </m:oMath>
       <w:r>
         <w:rPr>
-          <w:b/>
-          <w:szCs w:val="21"/>
-          <w:u w:val="thick"/>
+          <w:szCs w:val="21"/>
+          <w:bdr w:val="single" w:sz="8" w:space="0" w:color="auto"/>
         </w:rPr>
         <w:t>最大</w:t>
       </w:r>
@@ -1065,17 +1035,15 @@
       </w:pPr>
       <w:r>
         <w:rPr>
-          <w:b/>
-          <w:szCs w:val="21"/>
-          <w:u w:val="thick"/>
+          <w:szCs w:val="21"/>
+          <w:bdr w:val="single" w:sz="8" w:space="0" w:color="auto"/>
         </w:rPr>
         <w:t xml:space="preserve">3.2 </w:t>
       </w:r>
       <w:r>
         <w:rPr>
-          <w:b/>
-          <w:szCs w:val="21"/>
-          <w:u w:val="thick"/>
+          <w:szCs w:val="21"/>
+          <w:bdr w:val="single" w:sz="8" w:space="0" w:color="auto"/>
         </w:rPr>
         <w:t>交变电流的描述</w:t>
       </w:r>
@@ -1102,9 +1070,8 @@
       </w:r>
       <w:r>
         <w:rPr>
-          <w:b/>
-          <w:szCs w:val="21"/>
-          <w:u w:val="thick"/>
+          <w:szCs w:val="21"/>
+          <w:bdr w:val="single" w:sz="8" w:space="0" w:color="auto"/>
         </w:rPr>
         <w:t>正弦</w:t>
       </w:r>
@@ -1116,9 +1083,8 @@
       </w:r>
       <w:r>
         <w:rPr>
-          <w:b/>
-          <w:szCs w:val="21"/>
-          <w:u w:val="thick"/>
+          <w:szCs w:val="21"/>
+          <w:bdr w:val="single" w:sz="8" w:space="0" w:color="auto"/>
         </w:rPr>
         <w:t>正弦式电流</w:t>
       </w:r>
@@ -1168,18 +1134,18 @@
             <m:ctrlPr>
               <w:rPr>
                 <w:rFonts w:ascii="Cambria Math" w:hAnsi="Cambria Math"/>
+                <w:bdr w:val="single" w:sz="8" w:space="0" w:color="auto"/>
               </w:rPr>
             </m:ctrlPr>
           </m:sSubPr>
           <m:e>
             <m:r>
               <m:rPr>
-                <m:sty m:val="bi"/>
+                <m:sty m:val="i"/>
               </m:rPr>
               <w:rPr>
                 <w:rFonts w:ascii="Cambria Math" w:hAnsi="Cambria Math"/>
                 <w:szCs w:val="21"/>
-                <w:u w:val="thick"/>
               </w:rPr>
               <m:t>E</m:t>
             </m:r>
@@ -1187,11 +1153,10 @@
           <m:sub>
             <m:r>
               <m:rPr>
-                <m:sty m:val="bi"/>
+                <m:sty m:val="i"/>
               </m:rPr>
               <w:rPr>
                 <w:rFonts w:ascii="Cambria Math" w:hAnsi="Cambria Math"/>
-                <w:u w:val="thick"/>
               </w:rPr>
               <m:t>m</m:t>
             </m:r>
@@ -1199,11 +1164,11 @@
         </m:sSub>
         <m:r>
           <m:rPr>
-            <m:sty m:val="bi"/>
+            <m:sty m:val="i"/>
           </m:rPr>
           <w:rPr>
             <w:rFonts w:ascii="Cambria Math" w:hAnsi="Cambria Math"/>
-            <w:u w:val="thick"/>
+            <w:bdr w:val="single" w:sz="8" w:space="0" w:color="auto"/>
           </w:rPr>
           <m:t>sin ωt</m:t>
         </m:r>
@@ -1238,12 +1203,12 @@
       <m:oMath>
         <m:r>
           <m:rPr>
-            <m:sty m:val="bi"/>
+            <m:sty m:val="i"/>
           </m:rPr>
           <w:rPr>
             <w:rFonts w:ascii="Cambria Math" w:hAnsi="Cambria Math"/>
             <w:szCs w:val="21"/>
-            <w:u w:val="thick"/>
+            <w:bdr w:val="single" w:sz="8" w:space="0" w:color="auto"/>
           </w:rPr>
           <m:t>NBSω</m:t>
         </m:r>
@@ -1283,10 +1248,9 @@
       </w:r>
       <w:r>
         <w:rPr>
-          <w:b/>
-          <w:i/>
-          <w:szCs w:val="21"/>
-          <w:u w:val="thick"/>
+          <w:i/>
+          <w:szCs w:val="21"/>
+          <w:bdr w:val="single" w:sz="8" w:space="0" w:color="auto"/>
         </w:rPr>
         <w:t>e</w:t>
       </w:r>
@@ -1359,10 +1323,9 @@
       </w:r>
       <w:r>
         <w:rPr>
-          <w:b/>
-          <w:i/>
-          <w:szCs w:val="21"/>
-          <w:u w:val="thick"/>
+          <w:i/>
+          <w:szCs w:val="21"/>
+          <w:bdr w:val="single" w:sz="8" w:space="0" w:color="auto"/>
         </w:rPr>
         <w:t>E</w:t>
       </w:r>
@@ -1702,17 +1665,17 @@
             <m:ctrlPr>
               <w:rPr>
                 <w:rFonts w:ascii="Cambria Math" w:hAnsi="Cambria Math"/>
+                <w:bdr w:val="single" w:sz="8" w:space="0" w:color="auto"/>
               </w:rPr>
             </m:ctrlPr>
           </m:sSubPr>
           <m:e>
             <m:r>
               <m:rPr>
-                <m:sty m:val="bi"/>
+                <m:sty m:val="i"/>
               </m:rPr>
               <w:rPr>
                 <w:rFonts w:ascii="Cambria Math" w:hAnsi="Cambria Math" w:cs="Cambria Math"/>
-                <w:u w:val="thick"/>
               </w:rPr>
               <m:t>I</m:t>
             </m:r>
@@ -1720,11 +1683,10 @@
           <m:sub>
             <m:r>
               <m:rPr>
-                <m:sty m:val="b"/>
+                <m:sty m:val="p"/>
               </m:rPr>
               <w:rPr>
                 <w:rFonts w:ascii="Cambria Math" w:hAnsi="Cambria Math" w:cs="Cambria Math"/>
-                <w:u w:val="thick"/>
               </w:rPr>
               <m:t>m</m:t>
             </m:r>
@@ -1732,11 +1694,11 @@
         </m:sSub>
         <m:r>
           <m:rPr>
-            <m:sty m:val="bi"/>
+            <m:sty m:val="i"/>
           </m:rPr>
           <w:rPr>
             <w:rFonts w:ascii="Cambria Math" w:hAnsi="Cambria Math" w:cs="Cambria Math"/>
-            <w:u w:val="thick"/>
+            <w:bdr w:val="single" w:sz="8" w:space="0" w:color="auto"/>
           </w:rPr>
           <m:t>=</m:t>
         </m:r>
@@ -1745,8 +1707,7 @@
             <m:ctrlPr>
               <w:rPr>
                 <w:rFonts w:ascii="Cambria Math" w:hAnsi="Cambria Math"/>
-                <w:b/>
-                <w:u w:val="thick"/>
+                <w:bdr w:val="single" w:sz="8" w:space="0" w:color="auto"/>
               </w:rPr>
             </m:ctrlPr>
           </m:fPr>
@@ -1762,11 +1723,10 @@
               <m:e>
                 <m:r>
                   <m:rPr>
-                    <m:sty m:val="bi"/>
+                    <m:sty m:val="i"/>
                   </m:rPr>
                   <w:rPr>
                     <w:rFonts w:ascii="Cambria Math" w:hAnsi="Cambria Math" w:cs="Cambria Math"/>
-                    <w:u w:val="thick"/>
                   </w:rPr>
                   <m:t>E</m:t>
                 </m:r>
@@ -1774,11 +1734,10 @@
               <m:sub>
                 <m:r>
                   <m:rPr>
-                    <m:sty m:val="b"/>
+                    <m:sty m:val="p"/>
                   </m:rPr>
                   <w:rPr>
                     <w:rFonts w:ascii="Cambria Math" w:hAnsi="Cambria Math" w:cs="Cambria Math"/>
-                    <w:u w:val="thick"/>
                   </w:rPr>
                   <m:t>m</m:t>
                 </m:r>
@@ -1788,11 +1747,10 @@
           <m:den>
             <m:r>
               <m:rPr>
-                <m:sty m:val="bi"/>
+                <m:sty m:val="i"/>
               </m:rPr>
               <w:rPr>
                 <w:rFonts w:ascii="Cambria Math" w:hAnsi="Cambria Math" w:cs="Cambria Math"/>
-                <w:u w:val="thick"/>
               </w:rPr>
               <m:t>R+r</m:t>
             </m:r>
@@ -1811,17 +1769,17 @@
             <m:ctrlPr>
               <w:rPr>
                 <w:rFonts w:ascii="Cambria Math" w:hAnsi="Cambria Math"/>
+                <w:bdr w:val="single" w:sz="8" w:space="0" w:color="auto"/>
               </w:rPr>
             </m:ctrlPr>
           </m:sSubPr>
           <m:e>
             <m:r>
               <m:rPr>
-                <m:sty m:val="bi"/>
+                <m:sty m:val="i"/>
               </m:rPr>
               <w:rPr>
                 <w:rFonts w:ascii="Cambria Math" w:hAnsi="Cambria Math" w:cs="Cambria Math"/>
-                <w:u w:val="thick"/>
               </w:rPr>
               <m:t>U</m:t>
             </m:r>
@@ -1829,11 +1787,10 @@
           <m:sub>
             <m:r>
               <m:rPr>
-                <m:sty m:val="b"/>
+                <m:sty m:val="p"/>
               </m:rPr>
               <w:rPr>
                 <w:rFonts w:ascii="Cambria Math" w:hAnsi="Cambria Math" w:cs="Cambria Math"/>
-                <w:u w:val="thick"/>
               </w:rPr>
               <m:t>m</m:t>
             </m:r>
@@ -1841,11 +1798,11 @@
         </m:sSub>
         <m:r>
           <m:rPr>
-            <m:sty m:val="bi"/>
+            <m:sty m:val="i"/>
           </m:rPr>
           <w:rPr>
             <w:rFonts w:ascii="Cambria Math" w:hAnsi="Cambria Math" w:cs="Cambria Math"/>
-            <w:u w:val="thick"/>
+            <w:bdr w:val="single" w:sz="8" w:space="0" w:color="auto"/>
           </w:rPr>
           <m:t>=</m:t>
         </m:r>
@@ -1854,8 +1811,7 @@
             <m:ctrlPr>
               <w:rPr>
                 <w:rFonts w:ascii="Cambria Math" w:hAnsi="Cambria Math"/>
-                <w:b/>
-                <w:u w:val="thick"/>
+                <w:bdr w:val="single" w:sz="8" w:space="0" w:color="auto"/>
               </w:rPr>
             </m:ctrlPr>
           </m:fPr>
@@ -1871,11 +1827,10 @@
               <m:e>
                 <m:r>
                   <m:rPr>
-                    <m:sty m:val="bi"/>
+                    <m:sty m:val="i"/>
                   </m:rPr>
                   <w:rPr>
                     <w:rFonts w:ascii="Cambria Math" w:hAnsi="Cambria Math" w:cs="Cambria Math"/>
-                    <w:u w:val="thick"/>
                   </w:rPr>
                   <m:t>E</m:t>
                 </m:r>
@@ -1883,11 +1838,10 @@
               <m:sub>
                 <m:r>
                   <m:rPr>
-                    <m:sty m:val="b"/>
+                    <m:sty m:val="p"/>
                   </m:rPr>
                   <w:rPr>
                     <w:rFonts w:ascii="Cambria Math" w:hAnsi="Cambria Math" w:cs="Cambria Math"/>
-                    <w:u w:val="thick"/>
                   </w:rPr>
                   <m:t>m</m:t>
                 </m:r>
@@ -1897,11 +1851,10 @@
           <m:den>
             <m:r>
               <m:rPr>
-                <m:sty m:val="bi"/>
+                <m:sty m:val="i"/>
               </m:rPr>
               <w:rPr>
                 <w:rFonts w:ascii="Cambria Math" w:hAnsi="Cambria Math" w:cs="Cambria Math"/>
-                <w:u w:val="thick"/>
               </w:rPr>
               <m:t>R+r</m:t>
             </m:r>
@@ -1909,11 +1862,11 @@
         </m:f>
         <m:r>
           <m:rPr>
-            <m:sty m:val="bi"/>
+            <m:sty m:val="i"/>
           </m:rPr>
           <w:rPr>
             <w:rFonts w:ascii="Cambria Math" w:hAnsi="Cambria Math" w:cs="Cambria Math"/>
-            <w:u w:val="thick"/>
+            <w:bdr w:val="single" w:sz="8" w:space="0" w:color="auto"/>
           </w:rPr>
           <m:t>R</m:t>
         </m:r>
@@ -2544,8 +2497,7 @@
                   <m:ctrlPr>
                     <w:rPr>
                       <w:rFonts w:ascii="Cambria Math" w:hAnsi="Cambria Math"/>
-                      <w:b/>
-                      <w:u w:val="thick"/>
+                      <w:bdr w:val="single" w:sz="8" w:space="0" w:color="auto"/>
                     </w:rPr>
                   </m:ctrlPr>
                 </m:fPr>
@@ -2561,11 +2513,10 @@
                     <m:e>
                       <m:r>
                         <m:rPr>
-                          <m:sty m:val="bi"/>
+                          <m:sty m:val="i"/>
                         </m:rPr>
                         <w:rPr>
                           <w:rFonts w:ascii="Cambria Math" w:hAnsi="Cambria Math" w:cs="Cambria Math"/>
-                          <w:u w:val="thick"/>
                         </w:rPr>
                         <m:t>E</m:t>
                       </m:r>
@@ -2573,11 +2524,10 @@
                     <m:sub>
                       <m:r>
                         <m:rPr>
-                          <m:sty m:val="bi"/>
+                          <m:sty m:val="i"/>
                         </m:rPr>
                         <w:rPr>
                           <w:rFonts w:ascii="Cambria Math" w:hAnsi="Cambria Math" w:cs="Cambria Math"/>
-                          <w:u w:val="thick"/>
                         </w:rPr>
                         <m:t>m</m:t>
                       </m:r>
@@ -2587,11 +2537,10 @@
                 <m:den>
                   <m:r>
                     <m:rPr>
-                      <m:sty m:val="bi"/>
+                      <m:sty m:val="i"/>
                     </m:rPr>
                     <w:rPr>
                       <w:rFonts w:ascii="Cambria Math" w:hAnsi="Cambria Math" w:cs="Cambria Math"/>
-                      <w:u w:val="thick"/>
                     </w:rPr>
                     <m:t>R+r</m:t>
                   </m:r>
@@ -2752,8 +2701,7 @@
                   <m:ctrlPr>
                     <w:rPr>
                       <w:rFonts w:ascii="Cambria Math" w:hAnsi="Cambria Math"/>
-                      <w:b/>
-                      <w:u w:val="thick"/>
+                      <w:bdr w:val="single" w:sz="8" w:space="0" w:color="auto"/>
                     </w:rPr>
                   </m:ctrlPr>
                 </m:fPr>
@@ -2769,11 +2717,10 @@
                     <m:e>
                       <m:r>
                         <m:rPr>
-                          <m:sty m:val="bi"/>
+                          <m:sty m:val="i"/>
                         </m:rPr>
                         <w:rPr>
                           <w:rFonts w:ascii="Cambria Math" w:hAnsi="Cambria Math" w:cs="Cambria Math"/>
-                          <w:u w:val="thick"/>
                         </w:rPr>
                         <m:t>E</m:t>
                       </m:r>
@@ -2781,11 +2728,10 @@
                     <m:sub>
                       <m:r>
                         <m:rPr>
-                          <m:sty m:val="bi"/>
+                          <m:sty m:val="i"/>
                         </m:rPr>
                         <w:rPr>
                           <w:rFonts w:ascii="Cambria Math" w:hAnsi="Cambria Math" w:cs="Cambria Math"/>
-                          <w:u w:val="thick"/>
                         </w:rPr>
                         <m:t>m</m:t>
                       </m:r>
@@ -2806,11 +2752,10 @@
                     <m:e>
                       <m:r>
                         <m:rPr>
-                          <m:sty m:val="bi"/>
+                          <m:sty m:val="i"/>
                         </m:rPr>
                         <w:rPr>
                           <w:rFonts w:ascii="Cambria Math" w:hAnsi="Cambria Math" w:cs="Cambria Math"/>
-                          <w:u w:val="thick"/>
                         </w:rPr>
                         <m:t>2</m:t>
                       </m:r>
@@ -2847,8 +2792,7 @@
                   <m:ctrlPr>
                     <w:rPr>
                       <w:rFonts w:ascii="Cambria Math" w:hAnsi="Cambria Math"/>
-                      <w:b/>
-                      <w:u w:val="thick"/>
+                      <w:bdr w:val="single" w:sz="8" w:space="0" w:color="auto"/>
                     </w:rPr>
                   </m:ctrlPr>
                 </m:fPr>
@@ -2864,11 +2808,10 @@
                     <m:e>
                       <m:r>
                         <m:rPr>
-                          <m:sty m:val="bi"/>
+                          <m:sty m:val="i"/>
                         </m:rPr>
                         <w:rPr>
                           <w:rFonts w:ascii="Cambria Math" w:hAnsi="Cambria Math" w:cs="Cambria Math"/>
-                          <w:u w:val="thick"/>
                         </w:rPr>
                         <m:t>U</m:t>
                       </m:r>
@@ -2876,11 +2819,10 @@
                     <m:sub>
                       <m:r>
                         <m:rPr>
-                          <m:sty m:val="bi"/>
+                          <m:sty m:val="i"/>
                         </m:rPr>
                         <w:rPr>
                           <w:rFonts w:ascii="Cambria Math" w:hAnsi="Cambria Math" w:cs="Cambria Math"/>
-                          <w:u w:val="thick"/>
                         </w:rPr>
                         <m:t>m</m:t>
                       </m:r>
@@ -2901,11 +2843,10 @@
                     <m:e>
                       <m:r>
                         <m:rPr>
-                          <m:sty m:val="bi"/>
+                          <m:sty m:val="i"/>
                         </m:rPr>
                         <w:rPr>
                           <w:rFonts w:ascii="Cambria Math" w:hAnsi="Cambria Math" w:cs="Cambria Math"/>
-                          <w:u w:val="thick"/>
                         </w:rPr>
                         <m:t>2</m:t>
                       </m:r>
@@ -2942,8 +2883,7 @@
                   <m:ctrlPr>
                     <w:rPr>
                       <w:rFonts w:ascii="Cambria Math" w:hAnsi="Cambria Math"/>
-                      <w:b/>
-                      <w:u w:val="thick"/>
+                      <w:bdr w:val="single" w:sz="8" w:space="0" w:color="auto"/>
                     </w:rPr>
                   </m:ctrlPr>
                 </m:fPr>
@@ -2959,11 +2899,10 @@
                     <m:e>
                       <m:r>
                         <m:rPr>
-                          <m:sty m:val="bi"/>
+                          <m:sty m:val="i"/>
                         </m:rPr>
                         <w:rPr>
                           <w:rFonts w:ascii="Cambria Math" w:hAnsi="Cambria Math" w:cs="Cambria Math"/>
-                          <w:u w:val="thick"/>
                         </w:rPr>
                         <m:t>I</m:t>
                       </m:r>
@@ -2971,11 +2910,10 @@
                     <m:sub>
                       <m:r>
                         <m:rPr>
-                          <m:sty m:val="bi"/>
+                          <m:sty m:val="i"/>
                         </m:rPr>
                         <w:rPr>
                           <w:rFonts w:ascii="Cambria Math" w:hAnsi="Cambria Math" w:cs="Cambria Math"/>
-                          <w:u w:val="thick"/>
                         </w:rPr>
                         <m:t>m</m:t>
                       </m:r>
@@ -2996,11 +2934,10 @@
                     <m:e>
                       <m:r>
                         <m:rPr>
-                          <m:sty m:val="bi"/>
+                          <m:sty m:val="i"/>
                         </m:rPr>
                         <w:rPr>
                           <w:rFonts w:ascii="Cambria Math" w:hAnsi="Cambria Math" w:cs="Cambria Math"/>
-                          <w:u w:val="thick"/>
                         </w:rPr>
                         <m:t>2</m:t>
                       </m:r>
@@ -3293,29 +3230,26 @@
                   <m:ctrlPr>
                     <w:rPr>
                       <w:rFonts w:ascii="Cambria Math" w:hAnsi="Cambria Math"/>
-                      <w:b/>
-                      <w:u w:val="thick"/>
+                      <w:bdr w:val="single" w:sz="8" w:space="0" w:color="auto"/>
                     </w:rPr>
                   </m:ctrlPr>
                 </m:fPr>
                 <m:num>
                   <m:r>
                     <m:rPr>
-                      <m:sty m:val="b"/>
+                      <m:sty m:val="p"/>
                     </m:rPr>
                     <w:rPr>
                       <w:rFonts w:ascii="Cambria Math" w:hAnsi="Cambria Math" w:cs="Cambria Math"/>
-                      <w:u w:val="thick"/>
                     </w:rPr>
                     <m:t>Δ</m:t>
                   </m:r>
                   <m:r>
                     <m:rPr>
-                      <m:sty m:val="bi"/>
+                      <m:sty m:val="i"/>
                     </m:rPr>
                     <w:rPr>
                       <w:rFonts w:ascii="Cambria Math" w:hAnsi="Cambria Math" w:cs="Cambria Math"/>
-                      <w:u w:val="thick"/>
                     </w:rPr>
                     <m:t>φ</m:t>
                   </m:r>
@@ -3323,21 +3257,19 @@
                 <m:den>
                   <m:r>
                     <m:rPr>
-                      <m:sty m:val="b"/>
+                      <m:sty m:val="p"/>
                     </m:rPr>
                     <w:rPr>
                       <w:rFonts w:ascii="Cambria Math" w:hAnsi="Cambria Math" w:cs="Cambria Math"/>
-                      <w:u w:val="thick"/>
                     </w:rPr>
                     <m:t>Δ</m:t>
                   </m:r>
                   <m:r>
                     <m:rPr>
-                      <m:sty m:val="bi"/>
+                      <m:sty m:val="i"/>
                     </m:rPr>
                     <w:rPr>
                       <w:rFonts w:ascii="Cambria Math" w:hAnsi="Cambria Math" w:cs="Cambria Math"/>
-                      <w:u w:val="thick"/>
                     </w:rPr>
                     <m:t>t</m:t>
                   </m:r>
@@ -3410,8 +3342,7 @@
                   <m:ctrlPr>
                     <w:rPr>
                       <w:rFonts w:ascii="Cambria Math" w:hAnsi="Cambria Math"/>
-                      <w:b/>
-                      <w:u w:val="thick"/>
+                      <w:bdr w:val="single" w:sz="8" w:space="0" w:color="auto"/>
                     </w:rPr>
                   </m:ctrlPr>
                 </m:fPr>
@@ -3428,11 +3359,10 @@
                     <m:e>
                       <m:r>
                         <m:rPr>
-                          <m:sty m:val="bi"/>
+                          <m:sty m:val="i"/>
                         </m:rPr>
                         <w:rPr>
                           <w:rFonts w:ascii="Cambria Math" w:hAnsi="Cambria Math" w:cs="Cambria Math"/>
-                          <w:u w:val="thick"/>
                         </w:rPr>
                         <m:t>E</m:t>
                       </m:r>
@@ -3442,11 +3372,10 @@
                 <m:den>
                   <m:r>
                     <m:rPr>
-                      <m:sty m:val="bi"/>
+                      <m:sty m:val="i"/>
                     </m:rPr>
                     <w:rPr>
                       <w:rFonts w:ascii="Cambria Math" w:hAnsi="Cambria Math" w:cs="Cambria Math"/>
-                      <w:u w:val="thick"/>
                     </w:rPr>
                     <m:t>R+r</m:t>
                   </m:r>
@@ -3584,29 +3513,26 @@
                   <m:ctrlPr>
                     <w:rPr>
                       <w:rFonts w:ascii="Cambria Math" w:hAnsi="Cambria Math"/>
-                      <w:b/>
-                      <w:u w:val="thick"/>
+                      <w:bdr w:val="single" w:sz="8" w:space="0" w:color="auto"/>
                     </w:rPr>
                   </m:ctrlPr>
                 </m:fPr>
                 <m:num>
                   <m:r>
                     <m:rPr>
-                      <m:sty m:val="b"/>
+                      <m:sty m:val="p"/>
                     </m:rPr>
                     <w:rPr>
                       <w:rFonts w:ascii="Cambria Math" w:hAnsi="Cambria Math" w:cs="Cambria Math"/>
-                      <w:u w:val="thick"/>
                     </w:rPr>
                     <m:t>Δ</m:t>
                   </m:r>
                   <m:r>
                     <m:rPr>
-                      <m:sty m:val="bi"/>
+                      <m:sty m:val="i"/>
                     </m:rPr>
                     <w:rPr>
                       <w:rFonts w:ascii="Cambria Math" w:hAnsi="Cambria Math" w:cs="Cambria Math"/>
-                      <w:u w:val="thick"/>
                     </w:rPr>
                     <m:t>φ</m:t>
                   </m:r>
@@ -3614,11 +3540,10 @@
                 <m:den>
                   <m:r>
                     <m:rPr>
-                      <m:sty m:val="bi"/>
+                      <m:sty m:val="i"/>
                     </m:rPr>
                     <w:rPr>
                       <w:rFonts w:ascii="Cambria Math" w:hAnsi="Cambria Math" w:cs="Cambria Math"/>
-                      <w:u w:val="thick"/>
                     </w:rPr>
                     <m:t>R+r</m:t>
                   </m:r>
@@ -3648,17 +3573,15 @@
       </w:pPr>
       <w:r>
         <w:rPr>
-          <w:b/>
-          <w:szCs w:val="21"/>
-          <w:u w:val="thick"/>
+          <w:szCs w:val="21"/>
+          <w:bdr w:val="single" w:sz="8" w:space="0" w:color="auto"/>
         </w:rPr>
         <w:t xml:space="preserve">3.3 </w:t>
       </w:r>
       <w:r>
         <w:rPr>
-          <w:b/>
-          <w:szCs w:val="21"/>
-          <w:u w:val="thick"/>
+          <w:szCs w:val="21"/>
+          <w:bdr w:val="single" w:sz="8" w:space="0" w:color="auto"/>
         </w:rPr>
         <w:t>变压器</w:t>
       </w:r>
@@ -3700,9 +3623,8 @@
       </w:r>
       <w:r>
         <w:rPr>
-          <w:b/>
-          <w:szCs w:val="21"/>
-          <w:u w:val="thick"/>
+          <w:szCs w:val="21"/>
+          <w:bdr w:val="single" w:sz="8" w:space="0" w:color="auto"/>
         </w:rPr>
         <w:t>闭合铁芯</w:t>
       </w:r>
@@ -3714,9 +3636,8 @@
       </w:r>
       <w:r>
         <w:rPr>
-          <w:b/>
-          <w:szCs w:val="21"/>
-          <w:u w:val="thick"/>
+          <w:szCs w:val="21"/>
+          <w:bdr w:val="single" w:sz="8" w:space="0" w:color="auto"/>
         </w:rPr>
         <w:t>原线圈</w:t>
       </w:r>
@@ -3728,9 +3649,8 @@
       </w:r>
       <w:r>
         <w:rPr>
-          <w:b/>
-          <w:szCs w:val="21"/>
-          <w:u w:val="thick"/>
+          <w:szCs w:val="21"/>
+          <w:bdr w:val="single" w:sz="8" w:space="0" w:color="auto"/>
         </w:rPr>
         <w:t>副线圈</w:t>
       </w:r>
@@ -3825,9 +3745,8 @@
       </w:pPr>
       <w:r>
         <w:rPr>
-          <w:b/>
-          <w:szCs w:val="21"/>
-          <w:u w:val="thick"/>
+          <w:szCs w:val="21"/>
+          <w:bdr w:val="single" w:sz="8" w:space="0" w:color="auto"/>
         </w:rPr>
         <w:t>互感</w:t>
       </w:r>
@@ -3839,9 +3758,8 @@
       </w:r>
       <w:r>
         <w:rPr>
-          <w:b/>
-          <w:szCs w:val="21"/>
-          <w:u w:val="thick"/>
+          <w:szCs w:val="21"/>
+          <w:bdr w:val="single" w:sz="8" w:space="0" w:color="auto"/>
         </w:rPr>
         <w:t>电流</w:t>
       </w:r>
@@ -3865,9 +3783,8 @@
       </w:r>
       <w:r>
         <w:rPr>
-          <w:b/>
-          <w:szCs w:val="21"/>
-          <w:u w:val="thick"/>
+          <w:szCs w:val="21"/>
+          <w:bdr w:val="single" w:sz="8" w:space="0" w:color="auto"/>
         </w:rPr>
         <w:t>磁场</w:t>
       </w:r>
@@ -3879,9 +3796,8 @@
       </w:r>
       <w:r>
         <w:rPr>
-          <w:b/>
-          <w:szCs w:val="21"/>
-          <w:u w:val="thick"/>
+          <w:szCs w:val="21"/>
+          <w:bdr w:val="single" w:sz="8" w:space="0" w:color="auto"/>
         </w:rPr>
         <w:t>感应电动势</w:t>
       </w:r>
@@ -3893,9 +3809,8 @@
       </w:r>
       <w:r>
         <w:rPr>
-          <w:b/>
-          <w:szCs w:val="21"/>
-          <w:u w:val="thick"/>
+          <w:szCs w:val="21"/>
+          <w:bdr w:val="single" w:sz="8" w:space="0" w:color="auto"/>
         </w:rPr>
         <w:t>输出电流</w:t>
       </w:r>
@@ -3922,9 +3837,8 @@
       </w:r>
       <w:r>
         <w:rPr>
-          <w:b/>
-          <w:szCs w:val="21"/>
-          <w:u w:val="thick"/>
+          <w:szCs w:val="21"/>
+          <w:bdr w:val="single" w:sz="8" w:space="0" w:color="auto"/>
         </w:rPr>
         <w:t>变压器不改变交变电流的周期和频率</w:t>
       </w:r>
@@ -3972,9 +3886,8 @@
       </w:r>
       <w:r>
         <w:rPr>
-          <w:b/>
-          <w:szCs w:val="21"/>
-          <w:u w:val="thick"/>
+          <w:szCs w:val="21"/>
+          <w:bdr w:val="single" w:sz="8" w:space="0" w:color="auto"/>
         </w:rPr>
         <w:t>磁场</w:t>
       </w:r>
@@ -3986,9 +3899,8 @@
       </w:r>
       <w:r>
         <w:rPr>
-          <w:b/>
-          <w:szCs w:val="21"/>
-          <w:u w:val="thick"/>
+          <w:szCs w:val="21"/>
+          <w:bdr w:val="single" w:sz="8" w:space="0" w:color="auto"/>
         </w:rPr>
         <w:t>电场</w:t>
       </w:r>
@@ -4061,8 +3973,7 @@
             <m:ctrlPr>
               <w:rPr>
                 <w:rFonts w:ascii="Cambria Math" w:hAnsi="Cambria Math"/>
-                <w:b/>
-                <w:u w:val="thick"/>
+                <w:bdr w:val="single" w:sz="8" w:space="0" w:color="auto"/>
               </w:rPr>
             </m:ctrlPr>
           </m:fPr>
@@ -4078,11 +3989,10 @@
               <m:e>
                 <m:r>
                   <m:rPr>
-                    <m:sty m:val="bi"/>
+                    <m:sty m:val="i"/>
                   </m:rPr>
                   <w:rPr>
                     <w:rFonts w:ascii="Cambria Math" w:hAnsi="Cambria Math" w:cs="Cambria Math"/>
-                    <w:u w:val="thick"/>
                   </w:rPr>
                   <m:t>U</m:t>
                 </m:r>
@@ -4090,11 +4000,10 @@
               <m:sub>
                 <m:r>
                   <m:rPr>
-                    <m:sty m:val="bi"/>
+                    <m:sty m:val="i"/>
                   </m:rPr>
                   <w:rPr>
                     <w:rFonts w:ascii="Cambria Math" w:hAnsi="Cambria Math" w:cs="Cambria Math"/>
-                    <w:u w:val="thick"/>
                   </w:rPr>
                   <m:t>1</m:t>
                 </m:r>
@@ -4113,11 +4022,10 @@
               <m:e>
                 <m:r>
                   <m:rPr>
-                    <m:sty m:val="bi"/>
+                    <m:sty m:val="i"/>
                   </m:rPr>
                   <w:rPr>
                     <w:rFonts w:ascii="Cambria Math" w:hAnsi="Cambria Math" w:cs="Cambria Math"/>
-                    <w:u w:val="thick"/>
                   </w:rPr>
                   <m:t>U</m:t>
                 </m:r>
@@ -4125,11 +4033,10 @@
               <m:sub>
                 <m:r>
                   <m:rPr>
-                    <m:sty m:val="bi"/>
+                    <m:sty m:val="i"/>
                   </m:rPr>
                   <w:rPr>
                     <w:rFonts w:ascii="Cambria Math" w:hAnsi="Cambria Math" w:cs="Cambria Math"/>
-                    <w:u w:val="thick"/>
                   </w:rPr>
                   <m:t>2</m:t>
                 </m:r>
@@ -4139,11 +4046,11 @@
         </m:f>
         <m:r>
           <m:rPr>
-            <m:sty m:val="bi"/>
+            <m:sty m:val="i"/>
           </m:rPr>
           <w:rPr>
             <w:rFonts w:ascii="Cambria Math" w:hAnsi="Cambria Math" w:cs="Cambria Math"/>
-            <w:u w:val="thick"/>
+            <w:bdr w:val="single" w:sz="8" w:space="0" w:color="auto"/>
           </w:rPr>
           <m:t>=</m:t>
         </m:r>
@@ -4152,9 +4059,8 @@
             <m:ctrlPr>
               <w:rPr>
                 <w:rFonts w:ascii="Cambria Math" w:hAnsi="Cambria Math"/>
-                <w:b/>
-                <w:szCs w:val="21"/>
-                <w:u w:val="thick"/>
+                <w:szCs w:val="21"/>
+                <w:bdr w:val="single" w:sz="8" w:space="0" w:color="auto"/>
               </w:rPr>
             </m:ctrlPr>
           </m:fPr>
@@ -4170,11 +4076,10 @@
               <m:e>
                 <m:r>
                   <m:rPr>
-                    <m:sty m:val="bi"/>
+                    <m:sty m:val="i"/>
                   </m:rPr>
                   <w:rPr>
                     <w:rFonts w:ascii="Cambria Math" w:hAnsi="Cambria Math" w:cs="Cambria Math"/>
-                    <w:u w:val="thick"/>
                   </w:rPr>
                   <m:t>n</m:t>
                 </m:r>
@@ -4182,11 +4087,10 @@
               <m:sub>
                 <m:r>
                   <m:rPr>
-                    <m:sty m:val="bi"/>
+                    <m:sty m:val="i"/>
                   </m:rPr>
                   <w:rPr>
                     <w:rFonts w:ascii="Cambria Math" w:hAnsi="Cambria Math" w:cs="Cambria Math"/>
-                    <w:u w:val="thick"/>
                   </w:rPr>
                   <m:t>1</m:t>
                 </m:r>
@@ -4205,11 +4109,10 @@
               <m:e>
                 <m:r>
                   <m:rPr>
-                    <m:sty m:val="bi"/>
+                    <m:sty m:val="i"/>
                   </m:rPr>
                   <w:rPr>
                     <w:rFonts w:ascii="Cambria Math" w:hAnsi="Cambria Math" w:cs="Cambria Math"/>
-                    <w:u w:val="thick"/>
                   </w:rPr>
                   <m:t>n</m:t>
                 </m:r>
@@ -4217,11 +4120,10 @@
               <m:sub>
                 <m:r>
                   <m:rPr>
-                    <m:sty m:val="bi"/>
+                    <m:sty m:val="i"/>
                   </m:rPr>
                   <w:rPr>
                     <w:rFonts w:ascii="Cambria Math" w:hAnsi="Cambria Math" w:cs="Cambria Math"/>
-                    <w:u w:val="thick"/>
                   </w:rPr>
                   <m:t>2</m:t>
                 </m:r>
@@ -4310,10 +4212,9 @@
       </w:r>
       <w:r>
         <w:rPr>
-          <w:b/>
-          <w:i/>
-          <w:szCs w:val="21"/>
-          <w:u w:val="thick"/>
+          <w:i/>
+          <w:szCs w:val="21"/>
+          <w:bdr w:val="single" w:sz="8" w:space="0" w:color="auto"/>
         </w:rPr>
         <w:t>&gt;</w:t>
       </w:r>
@@ -4412,10 +4313,9 @@
       </w:r>
       <w:r>
         <w:rPr>
-          <w:b/>
-          <w:i/>
-          <w:szCs w:val="21"/>
-          <w:u w:val="thick"/>
+          <w:i/>
+          <w:szCs w:val="21"/>
+          <w:bdr w:val="single" w:sz="8" w:space="0" w:color="auto"/>
         </w:rPr>
         <w:t>&lt;</w:t>
       </w:r>
@@ -4473,8 +4373,7 @@
             <m:ctrlPr>
               <w:rPr>
                 <w:rFonts w:ascii="Cambria Math" w:hAnsi="Cambria Math"/>
-                <w:b/>
-                <w:u w:val="thick"/>
+                <w:bdr w:val="single" w:sz="8" w:space="0" w:color="auto"/>
               </w:rPr>
             </m:ctrlPr>
           </m:fPr>
@@ -4490,11 +4389,10 @@
               <m:e>
                 <m:r>
                   <m:rPr>
-                    <m:sty m:val="bi"/>
+                    <m:sty m:val="i"/>
                   </m:rPr>
                   <w:rPr>
                     <w:rFonts w:ascii="Cambria Math" w:hAnsi="Cambria Math" w:cs="Cambria Math"/>
-                    <w:u w:val="thick"/>
                   </w:rPr>
                   <m:t>U</m:t>
                 </m:r>
@@ -4502,11 +4400,10 @@
               <m:sub>
                 <m:r>
                   <m:rPr>
-                    <m:sty m:val="bi"/>
+                    <m:sty m:val="i"/>
                   </m:rPr>
                   <w:rPr>
                     <w:rFonts w:ascii="Cambria Math" w:hAnsi="Cambria Math" w:cs="Cambria Math"/>
-                    <w:u w:val="thick"/>
                   </w:rPr>
                   <m:t>1</m:t>
                 </m:r>
@@ -4525,11 +4422,10 @@
               <m:e>
                 <m:r>
                   <m:rPr>
-                    <m:sty m:val="bi"/>
+                    <m:sty m:val="i"/>
                   </m:rPr>
                   <w:rPr>
                     <w:rFonts w:ascii="Cambria Math" w:hAnsi="Cambria Math" w:cs="Cambria Math"/>
-                    <w:u w:val="thick"/>
                   </w:rPr>
                   <m:t>n</m:t>
                 </m:r>
@@ -4537,11 +4433,10 @@
               <m:sub>
                 <m:r>
                   <m:rPr>
-                    <m:sty m:val="bi"/>
+                    <m:sty m:val="i"/>
                   </m:rPr>
                   <w:rPr>
                     <w:rFonts w:ascii="Cambria Math" w:hAnsi="Cambria Math" w:cs="Cambria Math"/>
-                    <w:u w:val="thick"/>
                   </w:rPr>
                   <m:t>1</m:t>
                 </m:r>
@@ -4551,11 +4446,11 @@
         </m:f>
         <m:r>
           <m:rPr>
-            <m:sty m:val="bi"/>
+            <m:sty m:val="i"/>
           </m:rPr>
           <w:rPr>
             <w:rFonts w:ascii="Cambria Math" w:hAnsi="Cambria Math" w:cs="Cambria Math"/>
-            <w:u w:val="thick"/>
+            <w:bdr w:val="single" w:sz="8" w:space="0" w:color="auto"/>
           </w:rPr>
           <m:t>=</m:t>
         </m:r>
@@ -4564,8 +4459,7 @@
             <m:ctrlPr>
               <w:rPr>
                 <w:rFonts w:ascii="Cambria Math" w:hAnsi="Cambria Math"/>
-                <w:b/>
-                <w:u w:val="thick"/>
+                <w:bdr w:val="single" w:sz="8" w:space="0" w:color="auto"/>
               </w:rPr>
             </m:ctrlPr>
           </m:fPr>
@@ -4581,11 +4475,10 @@
               <m:e>
                 <m:r>
                   <m:rPr>
-                    <m:sty m:val="bi"/>
+                    <m:sty m:val="i"/>
                   </m:rPr>
                   <w:rPr>
                     <w:rFonts w:ascii="Cambria Math" w:hAnsi="Cambria Math" w:cs="Cambria Math"/>
-                    <w:u w:val="thick"/>
                   </w:rPr>
                   <m:t>U</m:t>
                 </m:r>
@@ -4593,11 +4486,10 @@
               <m:sub>
                 <m:r>
                   <m:rPr>
-                    <m:sty m:val="bi"/>
+                    <m:sty m:val="i"/>
                   </m:rPr>
                   <w:rPr>
                     <w:rFonts w:ascii="Cambria Math" w:hAnsi="Cambria Math" w:cs="Cambria Math"/>
-                    <w:u w:val="thick"/>
                   </w:rPr>
                   <m:t>2</m:t>
                 </m:r>
@@ -4616,11 +4508,10 @@
               <m:e>
                 <m:r>
                   <m:rPr>
-                    <m:sty m:val="bi"/>
+                    <m:sty m:val="i"/>
                   </m:rPr>
                   <w:rPr>
                     <w:rFonts w:ascii="Cambria Math" w:hAnsi="Cambria Math" w:cs="Cambria Math"/>
-                    <w:u w:val="thick"/>
                   </w:rPr>
                   <m:t>n</m:t>
                 </m:r>
@@ -4628,11 +4519,10 @@
               <m:sub>
                 <m:r>
                   <m:rPr>
-                    <m:sty m:val="bi"/>
+                    <m:sty m:val="i"/>
                   </m:rPr>
                   <w:rPr>
                     <w:rFonts w:ascii="Cambria Math" w:hAnsi="Cambria Math" w:cs="Cambria Math"/>
-                    <w:u w:val="thick"/>
                   </w:rPr>
                   <m:t>2</m:t>
                 </m:r>
@@ -4642,11 +4532,11 @@
         </m:f>
         <m:r>
           <m:rPr>
-            <m:sty m:val="bi"/>
+            <m:sty m:val="i"/>
           </m:rPr>
           <w:rPr>
             <w:rFonts w:ascii="Cambria Math" w:hAnsi="Cambria Math" w:cs="Cambria Math"/>
-            <w:u w:val="thick"/>
+            <w:bdr w:val="single" w:sz="8" w:space="0" w:color="auto"/>
           </w:rPr>
           <m:t>=</m:t>
         </m:r>
@@ -4655,8 +4545,7 @@
             <m:ctrlPr>
               <w:rPr>
                 <w:rFonts w:ascii="Cambria Math" w:hAnsi="Cambria Math"/>
-                <w:b/>
-                <w:u w:val="thick"/>
+                <w:bdr w:val="single" w:sz="8" w:space="0" w:color="auto"/>
               </w:rPr>
             </m:ctrlPr>
           </m:fPr>
@@ -4672,11 +4561,10 @@
               <m:e>
                 <m:r>
                   <m:rPr>
-                    <m:sty m:val="bi"/>
+                    <m:sty m:val="i"/>
                   </m:rPr>
                   <w:rPr>
                     <w:rFonts w:ascii="Cambria Math" w:hAnsi="Cambria Math" w:cs="Cambria Math"/>
-                    <w:u w:val="thick"/>
                   </w:rPr>
                   <m:t>U</m:t>
                 </m:r>
@@ -4684,11 +4572,10 @@
               <m:sub>
                 <m:r>
                   <m:rPr>
-                    <m:sty m:val="bi"/>
+                    <m:sty m:val="i"/>
                   </m:rPr>
                   <w:rPr>
                     <w:rFonts w:ascii="Cambria Math" w:hAnsi="Cambria Math" w:cs="Cambria Math"/>
-                    <w:u w:val="thick"/>
                   </w:rPr>
                   <m:t>3</m:t>
                 </m:r>
@@ -4707,11 +4594,10 @@
               <m:e>
                 <m:r>
                   <m:rPr>
-                    <m:sty m:val="bi"/>
+                    <m:sty m:val="i"/>
                   </m:rPr>
                   <w:rPr>
                     <w:rFonts w:ascii="Cambria Math" w:hAnsi="Cambria Math" w:cs="Cambria Math"/>
-                    <w:u w:val="thick"/>
                   </w:rPr>
                   <m:t>n</m:t>
                 </m:r>
@@ -4719,11 +4605,10 @@
               <m:sub>
                 <m:r>
                   <m:rPr>
-                    <m:sty m:val="bi"/>
+                    <m:sty m:val="i"/>
                   </m:rPr>
                   <w:rPr>
                     <w:rFonts w:ascii="Cambria Math" w:hAnsi="Cambria Math" w:cs="Cambria Math"/>
-                    <w:u w:val="thick"/>
                   </w:rPr>
                   <m:t>3</m:t>
                 </m:r>
@@ -4733,11 +4618,11 @@
         </m:f>
         <m:r>
           <m:rPr>
-            <m:sty m:val="bi"/>
+            <m:sty m:val="i"/>
           </m:rPr>
           <w:rPr>
             <w:rFonts w:ascii="Cambria Math" w:hAnsi="Cambria Math" w:cs="Cambria Math"/>
-            <w:u w:val="thick"/>
+            <w:bdr w:val="single" w:sz="8" w:space="0" w:color="auto"/>
           </w:rPr>
           <m:t>=…</m:t>
         </m:r>
@@ -4780,9 +4665,8 @@
       </w:r>
       <w:r>
         <w:rPr>
-          <w:b/>
-          <w:szCs w:val="21"/>
-          <w:u w:val="thick"/>
+          <w:szCs w:val="21"/>
+          <w:bdr w:val="single" w:sz="8" w:space="0" w:color="auto"/>
         </w:rPr>
         <w:t>等于</w:t>
       </w:r>
@@ -4794,10 +4678,9 @@
       </w:r>
       <w:r>
         <w:rPr>
-          <w:b/>
-          <w:i/>
-          <w:szCs w:val="21"/>
-          <w:u w:val="thick"/>
+          <w:i/>
+          <w:szCs w:val="21"/>
+          <w:bdr w:val="single" w:sz="8" w:space="0" w:color="auto"/>
         </w:rPr>
         <w:t>P</w:t>
       </w:r>
@@ -4886,10 +4769,9 @@
       </w:r>
       <w:r>
         <w:rPr>
-          <w:b/>
-          <w:i/>
-          <w:szCs w:val="21"/>
-          <w:u w:val="thick"/>
+          <w:i/>
+          <w:szCs w:val="21"/>
+          <w:bdr w:val="single" w:sz="8" w:space="0" w:color="auto"/>
         </w:rPr>
         <w:t>U</w:t>
       </w:r>
@@ -4964,8 +4846,7 @@
             <m:ctrlPr>
               <w:rPr>
                 <w:rFonts w:ascii="Cambria Math" w:hAnsi="Cambria Math"/>
-                <w:b/>
-                <w:u w:val="thick"/>
+                <w:bdr w:val="single" w:sz="8" w:space="0" w:color="auto"/>
               </w:rPr>
             </m:ctrlPr>
           </m:fPr>
@@ -4981,11 +4862,10 @@
               <m:e>
                 <m:r>
                   <m:rPr>
-                    <m:sty m:val="bi"/>
+                    <m:sty m:val="i"/>
                   </m:rPr>
                   <w:rPr>
                     <w:rFonts w:ascii="Cambria Math" w:hAnsi="Cambria Math" w:cs="Cambria Math"/>
-                    <w:u w:val="thick"/>
                   </w:rPr>
                   <m:t>I</m:t>
                 </m:r>
@@ -4993,11 +4873,10 @@
               <m:sub>
                 <m:r>
                   <m:rPr>
-                    <m:sty m:val="bi"/>
+                    <m:sty m:val="i"/>
                   </m:rPr>
                   <w:rPr>
                     <w:rFonts w:ascii="Cambria Math" w:hAnsi="Cambria Math" w:cs="Cambria Math"/>
-                    <w:u w:val="thick"/>
                   </w:rPr>
                   <m:t>1</m:t>
                 </m:r>
@@ -5016,11 +4895,10 @@
               <m:e>
                 <m:r>
                   <m:rPr>
-                    <m:sty m:val="bi"/>
+                    <m:sty m:val="i"/>
                   </m:rPr>
                   <w:rPr>
                     <w:rFonts w:ascii="Cambria Math" w:hAnsi="Cambria Math" w:cs="Cambria Math"/>
-                    <w:u w:val="thick"/>
                   </w:rPr>
                   <m:t>I</m:t>
                 </m:r>
@@ -5028,11 +4906,10 @@
               <m:sub>
                 <m:r>
                   <m:rPr>
-                    <m:sty m:val="bi"/>
+                    <m:sty m:val="i"/>
                   </m:rPr>
                   <w:rPr>
                     <w:rFonts w:ascii="Cambria Math" w:hAnsi="Cambria Math" w:cs="Cambria Math"/>
-                    <w:u w:val="thick"/>
                   </w:rPr>
                   <m:t>2</m:t>
                 </m:r>
@@ -5042,11 +4919,11 @@
         </m:f>
         <m:r>
           <m:rPr>
-            <m:sty m:val="bi"/>
+            <m:sty m:val="i"/>
           </m:rPr>
           <w:rPr>
             <w:rFonts w:ascii="Cambria Math" w:hAnsi="Cambria Math" w:cs="Cambria Math"/>
-            <w:u w:val="thick"/>
+            <w:bdr w:val="single" w:sz="8" w:space="0" w:color="auto"/>
           </w:rPr>
           <m:t>=</m:t>
         </m:r>
@@ -5055,8 +4932,7 @@
             <m:ctrlPr>
               <w:rPr>
                 <w:rFonts w:ascii="Cambria Math" w:hAnsi="Cambria Math"/>
-                <w:b/>
-                <w:u w:val="thick"/>
+                <w:bdr w:val="single" w:sz="8" w:space="0" w:color="auto"/>
               </w:rPr>
             </m:ctrlPr>
           </m:fPr>
@@ -5072,11 +4948,10 @@
               <m:e>
                 <m:r>
                   <m:rPr>
-                    <m:sty m:val="bi"/>
+                    <m:sty m:val="i"/>
                   </m:rPr>
                   <w:rPr>
                     <w:rFonts w:ascii="Cambria Math" w:hAnsi="Cambria Math" w:cs="Cambria Math"/>
-                    <w:u w:val="thick"/>
                   </w:rPr>
                   <m:t>n</m:t>
                 </m:r>
@@ -5084,11 +4959,10 @@
               <m:sub>
                 <m:r>
                   <m:rPr>
-                    <m:sty m:val="bi"/>
+                    <m:sty m:val="i"/>
                   </m:rPr>
                   <w:rPr>
                     <w:rFonts w:ascii="Cambria Math" w:hAnsi="Cambria Math" w:cs="Cambria Math"/>
-                    <w:u w:val="thick"/>
                   </w:rPr>
                   <m:t>2</m:t>
                 </m:r>
@@ -5107,11 +4981,10 @@
               <m:e>
                 <m:r>
                   <m:rPr>
-                    <m:sty m:val="bi"/>
+                    <m:sty m:val="i"/>
                   </m:rPr>
                   <w:rPr>
                     <w:rFonts w:ascii="Cambria Math" w:hAnsi="Cambria Math" w:cs="Cambria Math"/>
-                    <w:u w:val="thick"/>
                   </w:rPr>
                   <m:t>n</m:t>
                 </m:r>
@@ -5119,11 +4992,10 @@
               <m:sub>
                 <m:r>
                   <m:rPr>
-                    <m:sty m:val="bi"/>
+                    <m:sty m:val="i"/>
                   </m:rPr>
                   <w:rPr>
                     <w:rFonts w:ascii="Cambria Math" w:hAnsi="Cambria Math" w:cs="Cambria Math"/>
-                    <w:u w:val="thick"/>
                   </w:rPr>
                   <m:t>1</m:t>
                 </m:r>
@@ -5167,10 +5039,9 @@
       </w:r>
       <w:r>
         <w:rPr>
-          <w:b/>
-          <w:i/>
-          <w:szCs w:val="21"/>
-          <w:u w:val="thick"/>
+          <w:i/>
+          <w:szCs w:val="21"/>
+          <w:bdr w:val="single" w:sz="8" w:space="0" w:color="auto"/>
         </w:rPr>
         <w:t>I</w:t>
       </w:r>
@@ -5415,17 +5286,15 @@
       </w:pPr>
       <w:r>
         <w:rPr>
-          <w:b/>
-          <w:szCs w:val="21"/>
-          <w:u w:val="thick"/>
+          <w:szCs w:val="21"/>
+          <w:bdr w:val="single" w:sz="8" w:space="0" w:color="auto"/>
         </w:rPr>
         <w:t xml:space="preserve">3.4 </w:t>
       </w:r>
       <w:r>
         <w:rPr>
-          <w:b/>
-          <w:szCs w:val="21"/>
-          <w:u w:val="thick"/>
+          <w:szCs w:val="21"/>
+          <w:bdr w:val="single" w:sz="8" w:space="0" w:color="auto"/>
         </w:rPr>
         <w:t>电能的输送</w:t>
       </w:r>
@@ -5452,9 +5321,8 @@
       </w:r>
       <w:r>
         <w:rPr>
-          <w:b/>
-          <w:szCs w:val="21"/>
-          <w:u w:val="thick"/>
+          <w:szCs w:val="21"/>
+          <w:bdr w:val="single" w:sz="8" w:space="0" w:color="auto"/>
         </w:rPr>
         <w:t>升压</w:t>
       </w:r>
@@ -5466,9 +5334,8 @@
       </w:r>
       <w:r>
         <w:rPr>
-          <w:b/>
-          <w:szCs w:val="21"/>
-          <w:u w:val="thick"/>
+          <w:szCs w:val="21"/>
+          <w:bdr w:val="single" w:sz="8" w:space="0" w:color="auto"/>
         </w:rPr>
         <w:t>降压</w:t>
       </w:r>
@@ -5502,9 +5369,8 @@
       </w:r>
       <w:r>
         <w:rPr>
-          <w:b/>
-          <w:szCs w:val="21"/>
-          <w:u w:val="thick"/>
+          <w:szCs w:val="21"/>
+          <w:bdr w:val="single" w:sz="8" w:space="0" w:color="auto"/>
         </w:rPr>
         <w:t>变电站</w:t>
       </w:r>
@@ -5516,9 +5382,8 @@
       </w:r>
       <w:r>
         <w:rPr>
-          <w:b/>
-          <w:szCs w:val="21"/>
-          <w:u w:val="thick"/>
+          <w:szCs w:val="21"/>
+          <w:bdr w:val="single" w:sz="8" w:space="0" w:color="auto"/>
         </w:rPr>
         <w:t>网络</w:t>
       </w:r>
@@ -5578,9 +5443,8 @@
       </w:r>
       <w:r>
         <w:rPr>
-          <w:b/>
-          <w:szCs w:val="21"/>
-          <w:u w:val="thick"/>
+          <w:szCs w:val="21"/>
+          <w:bdr w:val="single" w:sz="8" w:space="0" w:color="auto"/>
         </w:rPr>
         <w:t>经济效益</w:t>
       </w:r>
@@ -5619,9 +5483,8 @@
       </w:r>
       <w:r>
         <w:rPr>
-          <w:b/>
-          <w:szCs w:val="21"/>
-          <w:u w:val="thick"/>
+          <w:szCs w:val="21"/>
+          <w:bdr w:val="single" w:sz="8" w:space="0" w:color="auto"/>
         </w:rPr>
         <w:t>电力供需</w:t>
       </w:r>
@@ -5660,9 +5523,8 @@
       </w:r>
       <w:r>
         <w:rPr>
-          <w:b/>
-          <w:szCs w:val="21"/>
-          <w:u w:val="thick"/>
+          <w:szCs w:val="21"/>
+          <w:bdr w:val="single" w:sz="8" w:space="0" w:color="auto"/>
         </w:rPr>
         <w:t>电力</w:t>
       </w:r>
@@ -5831,10 +5693,9 @@
       </w:r>
       <w:r>
         <w:rPr>
-          <w:b/>
-          <w:i/>
-          <w:szCs w:val="21"/>
-          <w:u w:val="thick"/>
+          <w:i/>
+          <w:szCs w:val="21"/>
+          <w:bdr w:val="single" w:sz="8" w:space="0" w:color="auto"/>
         </w:rPr>
         <w:t>P</w:t>
       </w:r>
@@ -5913,10 +5774,9 @@
       </w:r>
       <w:r>
         <w:rPr>
-          <w:b/>
-          <w:i/>
-          <w:szCs w:val="21"/>
-          <w:u w:val="thick"/>
+          <w:i/>
+          <w:szCs w:val="21"/>
+          <w:bdr w:val="single" w:sz="8" w:space="0" w:color="auto"/>
         </w:rPr>
         <w:t>U</w:t>
       </w:r>
@@ -5970,10 +5830,9 @@
       </w:r>
       <w:r>
         <w:rPr>
-          <w:b/>
-          <w:i/>
-          <w:szCs w:val="21"/>
-          <w:u w:val="thick"/>
+          <w:i/>
+          <w:szCs w:val="21"/>
+          <w:bdr w:val="single" w:sz="8" w:space="0" w:color="auto"/>
         </w:rPr>
         <w:t>P</w:t>
       </w:r>
@@ -6131,10 +5990,9 @@
       </w:r>
       <w:r>
         <w:rPr>
-          <w:b/>
-          <w:i/>
-          <w:szCs w:val="21"/>
-          <w:u w:val="thick"/>
+          <w:i/>
+          <w:szCs w:val="21"/>
+          <w:bdr w:val="single" w:sz="8" w:space="0" w:color="auto"/>
         </w:rPr>
         <w:t>P</w:t>
       </w:r>
@@ -6238,10 +6096,9 @@
       </w:r>
       <w:r>
         <w:rPr>
-          <w:b/>
-          <w:i/>
-          <w:szCs w:val="21"/>
-          <w:u w:val="thick"/>
+          <w:i/>
+          <w:szCs w:val="21"/>
+          <w:bdr w:val="single" w:sz="8" w:space="0" w:color="auto"/>
         </w:rPr>
         <w:t>P</w:t>
       </w:r>
@@ -6404,8 +6261,7 @@
             <m:ctrlPr>
               <w:rPr>
                 <w:rFonts w:ascii="Cambria Math" w:hAnsi="Cambria Math"/>
-                <w:b/>
-                <w:u w:val="thick"/>
+                <w:bdr w:val="single" w:sz="8" w:space="0" w:color="auto"/>
               </w:rPr>
             </m:ctrlPr>
           </m:fPr>
@@ -6421,11 +6277,10 @@
               <m:e>
                 <m:r>
                   <m:rPr>
-                    <m:sty m:val="bi"/>
+                    <m:sty m:val="i"/>
                   </m:rPr>
                   <w:rPr>
                     <w:rFonts w:ascii="Cambria Math" w:hAnsi="Cambria Math" w:cs="Cambria Math"/>
-                    <w:u w:val="thick"/>
                   </w:rPr>
                   <m:t>U</m:t>
                 </m:r>
@@ -6433,11 +6288,10 @@
               <m:sub>
                 <m:r>
                   <m:rPr>
-                    <m:sty m:val="bi"/>
+                    <m:sty m:val="i"/>
                   </m:rPr>
                   <w:rPr>
                     <w:rFonts w:ascii="Cambria Math" w:hAnsi="Cambria Math" w:cs="Cambria Math"/>
-                    <w:u w:val="thick"/>
                   </w:rPr>
                   <m:t>1</m:t>
                 </m:r>
@@ -6456,11 +6310,10 @@
               <m:e>
                 <m:r>
                   <m:rPr>
-                    <m:sty m:val="bi"/>
+                    <m:sty m:val="i"/>
                   </m:rPr>
                   <w:rPr>
                     <w:rFonts w:ascii="Cambria Math" w:hAnsi="Cambria Math" w:cs="Cambria Math"/>
-                    <w:u w:val="thick"/>
                   </w:rPr>
                   <m:t>U</m:t>
                 </m:r>
@@ -6468,11 +6321,10 @@
               <m:sub>
                 <m:r>
                   <m:rPr>
-                    <m:sty m:val="bi"/>
+                    <m:sty m:val="i"/>
                   </m:rPr>
                   <w:rPr>
                     <w:rFonts w:ascii="Cambria Math" w:hAnsi="Cambria Math" w:cs="Cambria Math"/>
-                    <w:u w:val="thick"/>
                   </w:rPr>
                   <m:t>2</m:t>
                 </m:r>
@@ -6482,11 +6334,11 @@
         </m:f>
         <m:r>
           <m:rPr>
-            <m:sty m:val="bi"/>
+            <m:sty m:val="i"/>
           </m:rPr>
           <w:rPr>
             <w:rFonts w:ascii="Cambria Math" w:hAnsi="Cambria Math" w:cs="Cambria Math"/>
-            <w:u w:val="thick"/>
+            <w:bdr w:val="single" w:sz="8" w:space="0" w:color="auto"/>
           </w:rPr>
           <m:t>=</m:t>
         </m:r>
@@ -6495,8 +6347,7 @@
             <m:ctrlPr>
               <w:rPr>
                 <w:rFonts w:ascii="Cambria Math" w:hAnsi="Cambria Math"/>
-                <w:b/>
-                <w:u w:val="thick"/>
+                <w:bdr w:val="single" w:sz="8" w:space="0" w:color="auto"/>
               </w:rPr>
             </m:ctrlPr>
           </m:fPr>
@@ -6512,11 +6363,10 @@
               <m:e>
                 <m:r>
                   <m:rPr>
-                    <m:sty m:val="bi"/>
+                    <m:sty m:val="i"/>
                   </m:rPr>
                   <w:rPr>
                     <w:rFonts w:ascii="Cambria Math" w:hAnsi="Cambria Math" w:cs="Cambria Math"/>
-                    <w:u w:val="thick"/>
                   </w:rPr>
                   <m:t>n</m:t>
                 </m:r>
@@ -6524,11 +6374,10 @@
               <m:sub>
                 <m:r>
                   <m:rPr>
-                    <m:sty m:val="bi"/>
+                    <m:sty m:val="i"/>
                   </m:rPr>
                   <w:rPr>
                     <w:rFonts w:ascii="Cambria Math" w:hAnsi="Cambria Math" w:cs="Cambria Math"/>
-                    <w:u w:val="thick"/>
                   </w:rPr>
                   <m:t>1</m:t>
                 </m:r>
@@ -6547,11 +6396,10 @@
               <m:e>
                 <m:r>
                   <m:rPr>
-                    <m:sty m:val="bi"/>
+                    <m:sty m:val="i"/>
                   </m:rPr>
                   <w:rPr>
                     <w:rFonts w:ascii="Cambria Math" w:hAnsi="Cambria Math" w:cs="Cambria Math"/>
-                    <w:u w:val="thick"/>
                   </w:rPr>
                   <m:t>n</m:t>
                 </m:r>
@@ -6559,11 +6407,10 @@
               <m:sub>
                 <m:r>
                   <m:rPr>
-                    <m:sty m:val="bi"/>
+                    <m:sty m:val="i"/>
                   </m:rPr>
                   <w:rPr>
                     <w:rFonts w:ascii="Cambria Math" w:hAnsi="Cambria Math" w:cs="Cambria Math"/>
-                    <w:u w:val="thick"/>
                   </w:rPr>
                   <m:t>2</m:t>
                 </m:r>
@@ -6639,8 +6486,7 @@
             <m:ctrlPr>
               <w:rPr>
                 <w:rFonts w:ascii="Cambria Math" w:hAnsi="Cambria Math"/>
-                <w:b/>
-                <w:u w:val="thick"/>
+                <w:bdr w:val="single" w:sz="8" w:space="0" w:color="auto"/>
               </w:rPr>
             </m:ctrlPr>
           </m:fPr>
@@ -6656,11 +6502,10 @@
               <m:e>
                 <m:r>
                   <m:rPr>
-                    <m:sty m:val="bi"/>
+                    <m:sty m:val="i"/>
                   </m:rPr>
                   <w:rPr>
                     <w:rFonts w:ascii="Cambria Math" w:hAnsi="Cambria Math" w:cs="Cambria Math"/>
-                    <w:u w:val="thick"/>
                   </w:rPr>
                   <m:t>U</m:t>
                 </m:r>
@@ -6668,11 +6513,10 @@
               <m:sub>
                 <m:r>
                   <m:rPr>
-                    <m:sty m:val="bi"/>
+                    <m:sty m:val="i"/>
                   </m:rPr>
                   <w:rPr>
                     <w:rFonts w:ascii="Cambria Math" w:hAnsi="Cambria Math" w:cs="Cambria Math"/>
-                    <w:u w:val="thick"/>
                   </w:rPr>
                   <m:t>3</m:t>
                 </m:r>
@@ -6691,11 +6535,10 @@
               <m:e>
                 <m:r>
                   <m:rPr>
-                    <m:sty m:val="bi"/>
+                    <m:sty m:val="i"/>
                   </m:rPr>
                   <w:rPr>
                     <w:rFonts w:ascii="Cambria Math" w:hAnsi="Cambria Math" w:cs="Cambria Math"/>
-                    <w:u w:val="thick"/>
                   </w:rPr>
                   <m:t>U</m:t>
                 </m:r>
@@ -6703,11 +6546,10 @@
               <m:sub>
                 <m:r>
                   <m:rPr>
-                    <m:sty m:val="bi"/>
+                    <m:sty m:val="i"/>
                   </m:rPr>
                   <w:rPr>
                     <w:rFonts w:ascii="Cambria Math" w:hAnsi="Cambria Math" w:cs="Cambria Math"/>
-                    <w:u w:val="thick"/>
                   </w:rPr>
                   <m:t>4</m:t>
                 </m:r>
@@ -6717,11 +6559,11 @@
         </m:f>
         <m:r>
           <m:rPr>
-            <m:sty m:val="bi"/>
+            <m:sty m:val="i"/>
           </m:rPr>
           <w:rPr>
             <w:rFonts w:ascii="Cambria Math" w:hAnsi="Cambria Math" w:cs="Cambria Math"/>
-            <w:u w:val="thick"/>
+            <w:bdr w:val="single" w:sz="8" w:space="0" w:color="auto"/>
           </w:rPr>
           <m:t>=</m:t>
         </m:r>
@@ -6730,8 +6572,7 @@
             <m:ctrlPr>
               <w:rPr>
                 <w:rFonts w:ascii="Cambria Math" w:hAnsi="Cambria Math"/>
-                <w:b/>
-                <w:u w:val="thick"/>
+                <w:bdr w:val="single" w:sz="8" w:space="0" w:color="auto"/>
               </w:rPr>
             </m:ctrlPr>
           </m:fPr>
@@ -6747,11 +6588,10 @@
               <m:e>
                 <m:r>
                   <m:rPr>
-                    <m:sty m:val="bi"/>
+                    <m:sty m:val="i"/>
                   </m:rPr>
                   <w:rPr>
                     <w:rFonts w:ascii="Cambria Math" w:hAnsi="Cambria Math" w:cs="Cambria Math"/>
-                    <w:u w:val="thick"/>
                   </w:rPr>
                   <m:t>n</m:t>
                 </m:r>
@@ -6759,11 +6599,10 @@
               <m:sub>
                 <m:r>
                   <m:rPr>
-                    <m:sty m:val="bi"/>
+                    <m:sty m:val="i"/>
                   </m:rPr>
                   <w:rPr>
                     <w:rFonts w:ascii="Cambria Math" w:hAnsi="Cambria Math" w:cs="Cambria Math"/>
-                    <w:u w:val="thick"/>
                   </w:rPr>
                   <m:t>3</m:t>
                 </m:r>
@@ -6782,11 +6621,10 @@
               <m:e>
                 <m:r>
                   <m:rPr>
-                    <m:sty m:val="bi"/>
+                    <m:sty m:val="i"/>
                   </m:rPr>
                   <w:rPr>
                     <w:rFonts w:ascii="Cambria Math" w:hAnsi="Cambria Math" w:cs="Cambria Math"/>
-                    <w:u w:val="thick"/>
                   </w:rPr>
                   <m:t>n</m:t>
                 </m:r>
@@ -6794,11 +6632,10 @@
               <m:sub>
                 <m:r>
                   <m:rPr>
-                    <m:sty m:val="bi"/>
+                    <m:sty m:val="i"/>
                   </m:rPr>
                   <w:rPr>
                     <w:rFonts w:ascii="Cambria Math" w:hAnsi="Cambria Math" w:cs="Cambria Math"/>
-                    <w:u w:val="thick"/>
                   </w:rPr>
                   <m:t>4</m:t>
                 </m:r>
@@ -6840,8 +6677,7 @@
             <m:ctrlPr>
               <w:rPr>
                 <w:rFonts w:ascii="Cambria Math" w:hAnsi="Cambria Math"/>
-                <w:b/>
-                <w:u w:val="thick"/>
+                <w:bdr w:val="single" w:sz="8" w:space="0" w:color="auto"/>
               </w:rPr>
             </m:ctrlPr>
           </m:fPr>
@@ -6857,11 +6693,10 @@
               <m:e>
                 <m:r>
                   <m:rPr>
-                    <m:sty m:val="bi"/>
+                    <m:sty m:val="i"/>
                   </m:rPr>
                   <w:rPr>
                     <w:rFonts w:ascii="Cambria Math" w:hAnsi="Cambria Math" w:cs="Cambria Math"/>
-                    <w:u w:val="thick"/>
                   </w:rPr>
                   <m:t>I</m:t>
                 </m:r>
@@ -6869,11 +6704,10 @@
               <m:sub>
                 <m:r>
                   <m:rPr>
-                    <m:sty m:val="bi"/>
+                    <m:sty m:val="i"/>
                   </m:rPr>
                   <w:rPr>
                     <w:rFonts w:ascii="Cambria Math" w:hAnsi="Cambria Math" w:cs="Cambria Math"/>
-                    <w:u w:val="thick"/>
                   </w:rPr>
                   <m:t>1</m:t>
                 </m:r>
@@ -6892,11 +6726,10 @@
               <m:e>
                 <m:r>
                   <m:rPr>
-                    <m:sty m:val="bi"/>
+                    <m:sty m:val="i"/>
                   </m:rPr>
                   <w:rPr>
                     <w:rFonts w:ascii="Cambria Math" w:hAnsi="Cambria Math" w:cs="Cambria Math"/>
-                    <w:u w:val="thick"/>
                   </w:rPr>
                   <m:t>I</m:t>
                 </m:r>
@@ -6904,11 +6737,10 @@
               <m:sub>
                 <m:r>
                   <m:rPr>
-                    <m:sty m:val="bi"/>
+                    <m:sty m:val="i"/>
                   </m:rPr>
                   <w:rPr>
                     <w:rFonts w:ascii="Cambria Math" w:hAnsi="Cambria Math" w:cs="Cambria Math"/>
-                    <w:u w:val="thick"/>
                   </w:rPr>
                   <m:t>2</m:t>
                 </m:r>
@@ -6918,11 +6750,11 @@
         </m:f>
         <m:r>
           <m:rPr>
-            <m:sty m:val="bi"/>
+            <m:sty m:val="i"/>
           </m:rPr>
           <w:rPr>
             <w:rFonts w:ascii="Cambria Math" w:hAnsi="Cambria Math" w:cs="Cambria Math"/>
-            <w:u w:val="thick"/>
+            <w:bdr w:val="single" w:sz="8" w:space="0" w:color="auto"/>
           </w:rPr>
           <m:t>=</m:t>
         </m:r>
@@ -6931,8 +6763,7 @@
             <m:ctrlPr>
               <w:rPr>
                 <w:rFonts w:ascii="Cambria Math" w:hAnsi="Cambria Math"/>
-                <w:b/>
-                <w:u w:val="thick"/>
+                <w:bdr w:val="single" w:sz="8" w:space="0" w:color="auto"/>
               </w:rPr>
             </m:ctrlPr>
           </m:fPr>
@@ -6948,11 +6779,10 @@
               <m:e>
                 <m:r>
                   <m:rPr>
-                    <m:sty m:val="bi"/>
+                    <m:sty m:val="i"/>
                   </m:rPr>
                   <w:rPr>
                     <w:rFonts w:ascii="Cambria Math" w:hAnsi="Cambria Math" w:cs="Cambria Math"/>
-                    <w:u w:val="thick"/>
                   </w:rPr>
                   <m:t>n</m:t>
                 </m:r>
@@ -6960,11 +6790,10 @@
               <m:sub>
                 <m:r>
                   <m:rPr>
-                    <m:sty m:val="bi"/>
+                    <m:sty m:val="i"/>
                   </m:rPr>
                   <w:rPr>
                     <w:rFonts w:ascii="Cambria Math" w:hAnsi="Cambria Math" w:cs="Cambria Math"/>
-                    <w:u w:val="thick"/>
                   </w:rPr>
                   <m:t>2</m:t>
                 </m:r>
@@ -6983,11 +6812,10 @@
               <m:e>
                 <m:r>
                   <m:rPr>
-                    <m:sty m:val="bi"/>
+                    <m:sty m:val="i"/>
                   </m:rPr>
                   <w:rPr>
                     <w:rFonts w:ascii="Cambria Math" w:hAnsi="Cambria Math" w:cs="Cambria Math"/>
-                    <w:u w:val="thick"/>
                   </w:rPr>
                   <m:t>n</m:t>
                 </m:r>
@@ -6995,11 +6823,10 @@
               <m:sub>
                 <m:r>
                   <m:rPr>
-                    <m:sty m:val="bi"/>
+                    <m:sty m:val="i"/>
                   </m:rPr>
                   <w:rPr>
                     <w:rFonts w:ascii="Cambria Math" w:hAnsi="Cambria Math" w:cs="Cambria Math"/>
-                    <w:u w:val="thick"/>
                   </w:rPr>
                   <m:t>1</m:t>
                 </m:r>
@@ -7083,8 +6910,7 @@
             <m:ctrlPr>
               <w:rPr>
                 <w:rFonts w:ascii="Cambria Math" w:hAnsi="Cambria Math"/>
-                <w:b/>
-                <w:u w:val="thick"/>
+                <w:bdr w:val="single" w:sz="8" w:space="0" w:color="auto"/>
               </w:rPr>
             </m:ctrlPr>
           </m:fPr>
@@ -7100,11 +6926,10 @@
               <m:e>
                 <m:r>
                   <m:rPr>
-                    <m:sty m:val="bi"/>
+                    <m:sty m:val="i"/>
                   </m:rPr>
                   <w:rPr>
                     <w:rFonts w:ascii="Cambria Math" w:hAnsi="Cambria Math" w:cs="Cambria Math"/>
-                    <w:u w:val="thick"/>
                   </w:rPr>
                   <m:t>I</m:t>
                 </m:r>
@@ -7112,11 +6937,10 @@
               <m:sub>
                 <m:r>
                   <m:rPr>
-                    <m:sty m:val="bi"/>
+                    <m:sty m:val="i"/>
                   </m:rPr>
                   <w:rPr>
                     <w:rFonts w:ascii="Cambria Math" w:hAnsi="Cambria Math" w:cs="Cambria Math"/>
-                    <w:u w:val="thick"/>
                   </w:rPr>
                   <m:t>3</m:t>
                 </m:r>
@@ -7135,11 +6959,10 @@
               <m:e>
                 <m:r>
                   <m:rPr>
-                    <m:sty m:val="bi"/>
+                    <m:sty m:val="i"/>
                   </m:rPr>
                   <w:rPr>
                     <w:rFonts w:ascii="Cambria Math" w:hAnsi="Cambria Math" w:cs="Cambria Math"/>
-                    <w:u w:val="thick"/>
                   </w:rPr>
                   <m:t>I</m:t>
                 </m:r>
@@ -7147,11 +6970,10 @@
               <m:sub>
                 <m:r>
                   <m:rPr>
-                    <m:sty m:val="bi"/>
+                    <m:sty m:val="i"/>
                   </m:rPr>
                   <w:rPr>
                     <w:rFonts w:ascii="Cambria Math" w:hAnsi="Cambria Math" w:cs="Cambria Math"/>
-                    <w:u w:val="thick"/>
                   </w:rPr>
                   <m:t>4</m:t>
                 </m:r>
@@ -7161,11 +6983,11 @@
         </m:f>
         <m:r>
           <m:rPr>
-            <m:sty m:val="bi"/>
+            <m:sty m:val="i"/>
           </m:rPr>
           <w:rPr>
             <w:rFonts w:ascii="Cambria Math" w:hAnsi="Cambria Math" w:cs="Cambria Math"/>
-            <w:u w:val="thick"/>
+            <w:bdr w:val="single" w:sz="8" w:space="0" w:color="auto"/>
           </w:rPr>
           <m:t>=</m:t>
         </m:r>
@@ -7174,8 +6996,7 @@
             <m:ctrlPr>
               <w:rPr>
                 <w:rFonts w:ascii="Cambria Math" w:hAnsi="Cambria Math"/>
-                <w:b/>
-                <w:u w:val="thick"/>
+                <w:bdr w:val="single" w:sz="8" w:space="0" w:color="auto"/>
               </w:rPr>
             </m:ctrlPr>
           </m:fPr>
@@ -7191,11 +7012,10 @@
               <m:e>
                 <m:r>
                   <m:rPr>
-                    <m:sty m:val="bi"/>
+                    <m:sty m:val="i"/>
                   </m:rPr>
                   <w:rPr>
                     <w:rFonts w:ascii="Cambria Math" w:hAnsi="Cambria Math" w:cs="Cambria Math"/>
-                    <w:u w:val="thick"/>
                   </w:rPr>
                   <m:t>n</m:t>
                 </m:r>
@@ -7203,11 +7023,10 @@
               <m:sub>
                 <m:r>
                   <m:rPr>
-                    <m:sty m:val="bi"/>
+                    <m:sty m:val="i"/>
                   </m:rPr>
                   <w:rPr>
                     <w:rFonts w:ascii="Cambria Math" w:hAnsi="Cambria Math" w:cs="Cambria Math"/>
-                    <w:u w:val="thick"/>
                   </w:rPr>
                   <m:t>4</m:t>
                 </m:r>
@@ -7226,11 +7045,10 @@
               <m:e>
                 <m:r>
                   <m:rPr>
-                    <m:sty m:val="bi"/>
+                    <m:sty m:val="i"/>
                   </m:rPr>
                   <w:rPr>
                     <w:rFonts w:ascii="Cambria Math" w:hAnsi="Cambria Math" w:cs="Cambria Math"/>
-                    <w:u w:val="thick"/>
                   </w:rPr>
                   <m:t>n</m:t>
                 </m:r>
@@ -7238,11 +7056,10 @@
               <m:sub>
                 <m:r>
                   <m:rPr>
-                    <m:sty m:val="bi"/>
+                    <m:sty m:val="i"/>
                   </m:rPr>
                   <w:rPr>
                     <w:rFonts w:ascii="Cambria Math" w:hAnsi="Cambria Math" w:cs="Cambria Math"/>
-                    <w:u w:val="thick"/>
                   </w:rPr>
                   <m:t>3</m:t>
                 </m:r>
@@ -7284,17 +7101,17 @@
             <m:ctrlPr>
               <w:rPr>
                 <w:rFonts w:ascii="Cambria Math" w:hAnsi="Cambria Math"/>
+                <w:bdr w:val="single" w:sz="8" w:space="0" w:color="auto"/>
               </w:rPr>
             </m:ctrlPr>
           </m:sSubPr>
           <m:e>
             <m:r>
               <m:rPr>
-                <m:sty m:val="bi"/>
+                <m:sty m:val="i"/>
               </m:rPr>
               <w:rPr>
                 <w:rFonts w:ascii="Cambria Math" w:hAnsi="Cambria Math" w:cs="Cambria Math"/>
-                <w:u w:val="thick"/>
               </w:rPr>
               <m:t>I</m:t>
             </m:r>
@@ -7302,11 +7119,10 @@
           <m:sub>
             <m:r>
               <m:rPr>
-                <m:sty m:val="b"/>
+                <m:sty m:val="p"/>
               </m:rPr>
               <w:rPr>
                 <w:rFonts w:ascii="Cambria Math" w:hAnsi="Cambria Math" w:cs="Cambria Math"/>
-                <w:u w:val="thick"/>
               </w:rPr>
               <m:t>线</m:t>
             </m:r>
@@ -7314,11 +7130,11 @@
         </m:sSub>
         <m:r>
           <m:rPr>
-            <m:sty m:val="bi"/>
+            <m:sty m:val="i"/>
           </m:rPr>
           <w:rPr>
             <w:rFonts w:ascii="Cambria Math" w:hAnsi="Cambria Math" w:cs="Cambria Math"/>
-            <w:u w:val="thick"/>
+            <w:bdr w:val="single" w:sz="8" w:space="0" w:color="auto"/>
           </w:rPr>
           <m:t>=</m:t>
         </m:r>
@@ -7327,8 +7143,7 @@
             <m:ctrlPr>
               <w:rPr>
                 <w:rFonts w:ascii="Cambria Math" w:hAnsi="Cambria Math"/>
-                <w:b/>
-                <w:u w:val="thick"/>
+                <w:bdr w:val="single" w:sz="8" w:space="0" w:color="auto"/>
               </w:rPr>
             </m:ctrlPr>
           </m:fPr>
@@ -7344,11 +7159,10 @@
               <m:e>
                 <m:r>
                   <m:rPr>
-                    <m:sty m:val="bi"/>
+                    <m:sty m:val="i"/>
                   </m:rPr>
                   <w:rPr>
                     <w:rFonts w:ascii="Cambria Math" w:hAnsi="Cambria Math" w:cs="Cambria Math"/>
-                    <w:u w:val="thick"/>
                   </w:rPr>
                   <m:t>P</m:t>
                 </m:r>
@@ -7356,11 +7170,10 @@
               <m:sub>
                 <m:r>
                   <m:rPr>
-                    <m:sty m:val="bi"/>
+                    <m:sty m:val="i"/>
                   </m:rPr>
                   <w:rPr>
                     <w:rFonts w:ascii="Cambria Math" w:hAnsi="Cambria Math" w:cs="Cambria Math"/>
-                    <w:u w:val="thick"/>
                   </w:rPr>
                   <m:t>2</m:t>
                 </m:r>
@@ -7379,11 +7192,10 @@
               <m:e>
                 <m:r>
                   <m:rPr>
-                    <m:sty m:val="bi"/>
+                    <m:sty m:val="i"/>
                   </m:rPr>
                   <w:rPr>
                     <w:rFonts w:ascii="Cambria Math" w:hAnsi="Cambria Math" w:cs="Cambria Math"/>
-                    <w:u w:val="thick"/>
                   </w:rPr>
                   <m:t>U</m:t>
                 </m:r>
@@ -7391,11 +7203,10 @@
               <m:sub>
                 <m:r>
                   <m:rPr>
-                    <m:sty m:val="bi"/>
+                    <m:sty m:val="i"/>
                   </m:rPr>
                   <w:rPr>
                     <w:rFonts w:ascii="Cambria Math" w:hAnsi="Cambria Math" w:cs="Cambria Math"/>
-                    <w:u w:val="thick"/>
                   </w:rPr>
                   <m:t>2</m:t>
                 </m:r>
@@ -7405,11 +7216,11 @@
         </m:f>
         <m:r>
           <m:rPr>
-            <m:sty m:val="bi"/>
+            <m:sty m:val="i"/>
           </m:rPr>
           <w:rPr>
             <w:rFonts w:ascii="Cambria Math" w:hAnsi="Cambria Math" w:cs="Cambria Math"/>
-            <w:u w:val="thick"/>
+            <w:bdr w:val="single" w:sz="8" w:space="0" w:color="auto"/>
           </w:rPr>
           <m:t>=</m:t>
         </m:r>
@@ -7418,8 +7229,7 @@
             <m:ctrlPr>
               <w:rPr>
                 <w:rFonts w:ascii="Cambria Math" w:hAnsi="Cambria Math"/>
-                <w:b/>
-                <w:u w:val="thick"/>
+                <w:bdr w:val="single" w:sz="8" w:space="0" w:color="auto"/>
               </w:rPr>
             </m:ctrlPr>
           </m:fPr>
@@ -7435,11 +7245,10 @@
               <m:e>
                 <m:r>
                   <m:rPr>
-                    <m:sty m:val="bi"/>
+                    <m:sty m:val="i"/>
                   </m:rPr>
                   <w:rPr>
                     <w:rFonts w:ascii="Cambria Math" w:hAnsi="Cambria Math" w:cs="Cambria Math"/>
-                    <w:u w:val="thick"/>
                   </w:rPr>
                   <m:t>P</m:t>
                 </m:r>
@@ -7447,11 +7256,10 @@
               <m:sub>
                 <m:r>
                   <m:rPr>
-                    <m:sty m:val="bi"/>
+                    <m:sty m:val="i"/>
                   </m:rPr>
                   <w:rPr>
                     <w:rFonts w:ascii="Cambria Math" w:hAnsi="Cambria Math" w:cs="Cambria Math"/>
-                    <w:u w:val="thick"/>
                   </w:rPr>
                   <m:t>3</m:t>
                 </m:r>
@@ -7470,11 +7278,10 @@
               <m:e>
                 <m:r>
                   <m:rPr>
-                    <m:sty m:val="bi"/>
+                    <m:sty m:val="i"/>
                   </m:rPr>
                   <w:rPr>
                     <w:rFonts w:ascii="Cambria Math" w:hAnsi="Cambria Math" w:cs="Cambria Math"/>
-                    <w:u w:val="thick"/>
                   </w:rPr>
                   <m:t>U</m:t>
                 </m:r>
@@ -7482,11 +7289,10 @@
               <m:sub>
                 <m:r>
                   <m:rPr>
-                    <m:sty m:val="bi"/>
+                    <m:sty m:val="i"/>
                   </m:rPr>
                   <w:rPr>
                     <w:rFonts w:ascii="Cambria Math" w:hAnsi="Cambria Math" w:cs="Cambria Math"/>
-                    <w:u w:val="thick"/>
                   </w:rPr>
                   <m:t>3</m:t>
                 </m:r>
@@ -7496,11 +7302,11 @@
         </m:f>
         <m:r>
           <m:rPr>
-            <m:sty m:val="bi"/>
+            <m:sty m:val="i"/>
           </m:rPr>
           <w:rPr>
             <w:rFonts w:ascii="Cambria Math" w:hAnsi="Cambria Math" w:cs="Cambria Math"/>
-            <w:u w:val="thick"/>
+            <w:bdr w:val="single" w:sz="8" w:space="0" w:color="auto"/>
           </w:rPr>
           <m:t>=</m:t>
         </m:r>
@@ -7509,29 +7315,26 @@
             <m:ctrlPr>
               <w:rPr>
                 <w:rFonts w:ascii="Cambria Math" w:hAnsi="Cambria Math"/>
-                <w:b/>
-                <w:u w:val="thick"/>
+                <w:bdr w:val="single" w:sz="8" w:space="0" w:color="auto"/>
               </w:rPr>
             </m:ctrlPr>
           </m:fPr>
           <m:num>
             <m:r>
               <m:rPr>
-                <m:sty m:val="b"/>
+                <m:sty m:val="p"/>
               </m:rPr>
               <w:rPr>
                 <w:rFonts w:ascii="Cambria Math" w:hAnsi="Cambria Math" w:cs="Cambria Math"/>
-                <w:u w:val="thick"/>
               </w:rPr>
               <m:t>Δ</m:t>
             </m:r>
             <m:r>
               <m:rPr>
-                <m:sty m:val="bi"/>
+                <m:sty m:val="i"/>
               </m:rPr>
               <w:rPr>
                 <w:rFonts w:ascii="Cambria Math" w:hAnsi="Cambria Math" w:cs="Cambria Math"/>
-                <w:u w:val="thick"/>
               </w:rPr>
               <m:t>U</m:t>
             </m:r>
@@ -7539,11 +7342,10 @@
           <m:den>
             <m:r>
               <m:rPr>
-                <m:sty m:val="bi"/>
+                <m:sty m:val="i"/>
               </m:rPr>
               <w:rPr>
                 <w:rFonts w:ascii="Cambria Math" w:hAnsi="Cambria Math" w:cs="Cambria Math"/>
-                <w:u w:val="thick"/>
               </w:rPr>
               <m:t>R</m:t>
             </m:r>
@@ -7580,21 +7382,21 @@
       <m:oMath>
         <m:r>
           <m:rPr>
-            <m:sty m:val="b"/>
+            <m:sty m:val="p"/>
           </m:rPr>
           <w:rPr>
             <w:rFonts w:ascii="Cambria Math" w:hAnsi="Cambria Math" w:cs="Cambria Math"/>
-            <w:u w:val="thick"/>
+            <w:bdr w:val="single" w:sz="8" w:space="0" w:color="auto"/>
           </w:rPr>
           <m:t>Δ</m:t>
         </m:r>
         <m:r>
           <m:rPr>
-            <m:sty m:val="bi"/>
+            <m:sty m:val="i"/>
           </m:rPr>
           <w:rPr>
             <w:rFonts w:ascii="Cambria Math" w:hAnsi="Cambria Math" w:cs="Cambria Math"/>
-            <w:u w:val="thick"/>
+            <w:bdr w:val="single" w:sz="8" w:space="0" w:color="auto"/>
           </w:rPr>
           <m:t>P=</m:t>
         </m:r>
@@ -7603,17 +7405,17 @@
             <m:ctrlPr>
               <w:rPr>
                 <w:rFonts w:ascii="Cambria Math" w:hAnsi="Cambria Math"/>
+                <w:bdr w:val="single" w:sz="8" w:space="0" w:color="auto"/>
               </w:rPr>
             </m:ctrlPr>
           </m:sSubPr>
           <m:e>
             <m:r>
               <m:rPr>
-                <m:sty m:val="bi"/>
+                <m:sty m:val="i"/>
               </m:rPr>
               <w:rPr>
                 <w:rFonts w:ascii="Cambria Math" w:hAnsi="Cambria Math" w:cs="Cambria Math"/>
-                <w:u w:val="thick"/>
               </w:rPr>
               <m:t>P</m:t>
             </m:r>
@@ -7621,11 +7423,10 @@
           <m:sub>
             <m:r>
               <m:rPr>
-                <m:sty m:val="bi"/>
+                <m:sty m:val="i"/>
               </m:rPr>
               <w:rPr>
                 <w:rFonts w:ascii="Cambria Math" w:hAnsi="Cambria Math" w:cs="Cambria Math"/>
-                <w:u w:val="thick"/>
               </w:rPr>
               <m:t>2</m:t>
             </m:r>
@@ -7633,11 +7434,11 @@
         </m:sSub>
         <m:r>
           <m:rPr>
-            <m:sty m:val="bi"/>
+            <m:sty m:val="i"/>
           </m:rPr>
           <w:rPr>
             <w:rFonts w:ascii="Cambria Math" w:hAnsi="Cambria Math" w:cs="Cambria Math"/>
-            <w:u w:val="thick"/>
+            <w:bdr w:val="single" w:sz="8" w:space="0" w:color="auto"/>
           </w:rPr>
           <m:t>-</m:t>
         </m:r>
@@ -7646,17 +7447,17 @@
             <m:ctrlPr>
               <w:rPr>
                 <w:rFonts w:ascii="Cambria Math" w:hAnsi="Cambria Math"/>
+                <w:bdr w:val="single" w:sz="8" w:space="0" w:color="auto"/>
               </w:rPr>
             </m:ctrlPr>
           </m:sSubPr>
           <m:e>
             <m:r>
               <m:rPr>
-                <m:sty m:val="bi"/>
+                <m:sty m:val="i"/>
               </m:rPr>
               <w:rPr>
                 <w:rFonts w:ascii="Cambria Math" w:hAnsi="Cambria Math" w:cs="Cambria Math"/>
-                <w:u w:val="thick"/>
               </w:rPr>
               <m:t>P</m:t>
             </m:r>
@@ -7664,11 +7465,10 @@
           <m:sub>
             <m:r>
               <m:rPr>
-                <m:sty m:val="bi"/>
+                <m:sty m:val="i"/>
               </m:rPr>
               <w:rPr>
                 <w:rFonts w:ascii="Cambria Math" w:hAnsi="Cambria Math" w:cs="Cambria Math"/>
-                <w:u w:val="thick"/>
               </w:rPr>
               <m:t>3</m:t>
             </m:r>
@@ -7676,11 +7476,11 @@
         </m:sSub>
         <m:r>
           <m:rPr>
-            <m:sty m:val="bi"/>
+            <m:sty m:val="i"/>
           </m:rPr>
           <w:rPr>
             <w:rFonts w:ascii="Cambria Math" w:hAnsi="Cambria Math" w:cs="Cambria Math"/>
-            <w:u w:val="thick"/>
+            <w:bdr w:val="single" w:sz="8" w:space="0" w:color="auto"/>
           </w:rPr>
           <m:t>=</m:t>
         </m:r>
@@ -7689,6 +7489,7 @@
             <m:ctrlPr>
               <w:rPr>
                 <w:rFonts w:ascii="Cambria Math" w:hAnsi="Cambria Math"/>
+                <w:bdr w:val="single" w:sz="8" w:space="0" w:color="auto"/>
               </w:rPr>
             </m:ctrlPr>
           </m:sSupPr>
@@ -7704,11 +7505,10 @@
               <m:e>
                 <m:r>
                   <m:rPr>
-                    <m:sty m:val="bi"/>
+                    <m:sty m:val="i"/>
                   </m:rPr>
                   <w:rPr>
                     <w:rFonts w:ascii="Cambria Math" w:hAnsi="Cambria Math" w:cs="Cambria Math"/>
-                    <w:u w:val="thick"/>
                   </w:rPr>
                   <m:t>I</m:t>
                 </m:r>
@@ -7716,11 +7516,10 @@
               <m:sub>
                 <m:r>
                   <m:rPr>
-                    <m:sty m:val="b"/>
+                    <m:sty m:val="p"/>
                   </m:rPr>
                   <w:rPr>
                     <w:rFonts w:ascii="Cambria Math" w:hAnsi="Cambria Math" w:cs="Cambria Math"/>
-                    <w:u w:val="thick"/>
                   </w:rPr>
                   <m:t>线</m:t>
                 </m:r>
@@ -7730,11 +7529,10 @@
           <m:sup>
             <m:r>
               <m:rPr>
-                <m:sty m:val="bi"/>
+                <m:sty m:val="i"/>
               </m:rPr>
               <w:rPr>
                 <w:rFonts w:ascii="Cambria Math" w:hAnsi="Cambria Math" w:cs="Cambria Math"/>
-                <w:u w:val="thick"/>
               </w:rPr>
               <m:t>2</m:t>
             </m:r>
@@ -7745,17 +7543,17 @@
             <m:ctrlPr>
               <w:rPr>
                 <w:rFonts w:ascii="Cambria Math" w:hAnsi="Cambria Math"/>
+                <w:bdr w:val="single" w:sz="8" w:space="0" w:color="auto"/>
               </w:rPr>
             </m:ctrlPr>
           </m:sSubPr>
           <m:e>
             <m:r>
               <m:rPr>
-                <m:sty m:val="bi"/>
+                <m:sty m:val="i"/>
               </m:rPr>
               <w:rPr>
                 <w:rFonts w:ascii="Cambria Math" w:hAnsi="Cambria Math" w:cs="Cambria Math"/>
-                <w:u w:val="thick"/>
               </w:rPr>
               <m:t>R</m:t>
             </m:r>
@@ -7763,11 +7561,10 @@
           <m:sub>
             <m:r>
               <m:rPr>
-                <m:sty m:val="b"/>
+                <m:sty m:val="p"/>
               </m:rPr>
               <w:rPr>
                 <w:rFonts w:ascii="Cambria Math" w:hAnsi="Cambria Math" w:cs="Cambria Math"/>
-                <w:u w:val="thick"/>
               </w:rPr>
               <m:t>线</m:t>
             </m:r>
@@ -7775,11 +7572,11 @@
         </m:sSub>
         <m:r>
           <m:rPr>
-            <m:sty m:val="bi"/>
+            <m:sty m:val="i"/>
           </m:rPr>
           <w:rPr>
             <w:rFonts w:ascii="Cambria Math" w:hAnsi="Cambria Math" w:cs="Cambria Math"/>
-            <w:u w:val="thick"/>
+            <w:bdr w:val="single" w:sz="8" w:space="0" w:color="auto"/>
           </w:rPr>
           <m:t>=</m:t>
         </m:r>
@@ -7788,8 +7585,7 @@
             <m:ctrlPr>
               <w:rPr>
                 <w:rFonts w:ascii="Cambria Math" w:hAnsi="Cambria Math"/>
-                <w:b/>
-                <w:u w:val="thick"/>
+                <w:bdr w:val="single" w:sz="8" w:space="0" w:color="auto"/>
               </w:rPr>
             </m:ctrlPr>
           </m:fPr>
@@ -7814,21 +7610,19 @@
                   <m:e>
                     <m:r>
                       <m:rPr>
-                        <m:sty m:val="b"/>
+                        <m:sty m:val="p"/>
                       </m:rPr>
                       <w:rPr>
                         <w:rFonts w:ascii="Cambria Math" w:hAnsi="Cambria Math" w:cs="Cambria Math"/>
-                        <w:u w:val="thick"/>
                       </w:rPr>
                       <m:t>Δ</m:t>
                     </m:r>
                     <m:r>
                       <m:rPr>
-                        <m:sty m:val="bi"/>
+                        <m:sty m:val="i"/>
                       </m:rPr>
                       <w:rPr>
                         <w:rFonts w:ascii="Cambria Math" w:hAnsi="Cambria Math" w:cs="Cambria Math"/>
-                        <w:u w:val="thick"/>
                       </w:rPr>
                       <m:t>U</m:t>
                     </m:r>
@@ -7838,11 +7632,10 @@
               <m:sup>
                 <m:r>
                   <m:rPr>
-                    <m:sty m:val="bi"/>
+                    <m:sty m:val="i"/>
                   </m:rPr>
                   <w:rPr>
                     <w:rFonts w:ascii="Cambria Math" w:hAnsi="Cambria Math" w:cs="Cambria Math"/>
-                    <w:u w:val="thick"/>
                   </w:rPr>
                   <m:t>2</m:t>
                 </m:r>
@@ -7852,11 +7645,10 @@
           <m:den>
             <m:r>
               <m:rPr>
-                <m:sty m:val="bi"/>
+                <m:sty m:val="i"/>
               </m:rPr>
               <w:rPr>
                 <w:rFonts w:ascii="Cambria Math" w:hAnsi="Cambria Math" w:cs="Cambria Math"/>
-                <w:u w:val="thick"/>
               </w:rPr>
               <m:t>R</m:t>
             </m:r>
@@ -7864,31 +7656,31 @@
         </m:f>
         <m:r>
           <m:rPr>
-            <m:sty m:val="bi"/>
+            <m:sty m:val="i"/>
           </m:rPr>
           <w:rPr>
             <w:rFonts w:ascii="Cambria Math" w:hAnsi="Cambria Math" w:cs="Cambria Math"/>
-            <w:u w:val="thick"/>
+            <w:bdr w:val="single" w:sz="8" w:space="0" w:color="auto"/>
           </w:rPr>
           <m:t>=</m:t>
         </m:r>
         <m:r>
           <m:rPr>
-            <m:sty m:val="b"/>
+            <m:sty m:val="p"/>
           </m:rPr>
           <w:rPr>
             <w:rFonts w:ascii="Cambria Math" w:hAnsi="Cambria Math" w:cs="Cambria Math"/>
-            <w:u w:val="thick"/>
+            <w:bdr w:val="single" w:sz="8" w:space="0" w:color="auto"/>
           </w:rPr>
           <m:t>Δ</m:t>
         </m:r>
         <m:r>
           <m:rPr>
-            <m:sty m:val="bi"/>
+            <m:sty m:val="i"/>
           </m:rPr>
           <w:rPr>
             <w:rFonts w:ascii="Cambria Math" w:hAnsi="Cambria Math" w:cs="Cambria Math"/>
-            <w:u w:val="thick"/>
+            <w:bdr w:val="single" w:sz="8" w:space="0" w:color="auto"/>
           </w:rPr>
           <m:t>U</m:t>
         </m:r>
@@ -7897,17 +7689,17 @@
             <m:ctrlPr>
               <w:rPr>
                 <w:rFonts w:ascii="Cambria Math" w:hAnsi="Cambria Math"/>
+                <w:bdr w:val="single" w:sz="8" w:space="0" w:color="auto"/>
               </w:rPr>
             </m:ctrlPr>
           </m:sSubPr>
           <m:e>
             <m:r>
               <m:rPr>
-                <m:sty m:val="bi"/>
+                <m:sty m:val="i"/>
               </m:rPr>
               <w:rPr>
                 <w:rFonts w:ascii="Cambria Math" w:hAnsi="Cambria Math" w:cs="Cambria Math"/>
-                <w:u w:val="thick"/>
               </w:rPr>
               <m:t>I</m:t>
             </m:r>
@@ -7915,11 +7707,10 @@
           <m:sub>
             <m:r>
               <m:rPr>
-                <m:sty m:val="b"/>
+                <m:sty m:val="p"/>
               </m:rPr>
               <w:rPr>
                 <w:rFonts w:ascii="Cambria Math" w:hAnsi="Cambria Math" w:cs="Cambria Math"/>
-                <w:u w:val="thick"/>
               </w:rPr>
               <m:t>线</m:t>
             </m:r>
@@ -7955,9 +7746,8 @@
       </w:r>
       <w:r>
         <w:rPr>
-          <w:b/>
-          <w:szCs w:val="21"/>
-          <w:u w:val="thick"/>
+          <w:szCs w:val="21"/>
+          <w:bdr w:val="single" w:sz="8" w:space="0" w:color="auto"/>
         </w:rPr>
         <w:t>Δ</w:t>
       </w:r>
@@ -8076,11 +7866,11 @@
       <m:oMath>
         <m:r>
           <m:rPr>
-            <m:sty m:val="bi"/>
+            <m:sty m:val="i"/>
           </m:rPr>
           <w:rPr>
             <w:rFonts w:ascii="Cambria Math" w:hAnsi="Cambria Math" w:cs="Cambria Math"/>
-            <w:u w:val="thick"/>
+            <w:bdr w:val="single" w:sz="8" w:space="0" w:color="auto"/>
           </w:rPr>
           <m:t>η=</m:t>
         </m:r>
@@ -8089,8 +7879,7 @@
             <m:ctrlPr>
               <w:rPr>
                 <w:rFonts w:ascii="Cambria Math" w:hAnsi="Cambria Math"/>
-                <w:b/>
-                <w:u w:val="thick"/>
+                <w:bdr w:val="single" w:sz="8" w:space="0" w:color="auto"/>
               </w:rPr>
             </m:ctrlPr>
           </m:fPr>
@@ -8106,11 +7895,10 @@
               <m:e>
                 <m:r>
                   <m:rPr>
-                    <m:sty m:val="bi"/>
+                    <m:sty m:val="i"/>
                   </m:rPr>
                   <w:rPr>
                     <w:rFonts w:ascii="Cambria Math" w:hAnsi="Cambria Math" w:cs="Cambria Math"/>
-                    <w:u w:val="thick"/>
                   </w:rPr>
                   <m:t>P</m:t>
                 </m:r>
@@ -8118,11 +7906,10 @@
               <m:sub>
                 <m:r>
                   <m:rPr>
-                    <m:sty m:val="bi"/>
+                    <m:sty m:val="i"/>
                   </m:rPr>
                   <w:rPr>
                     <w:rFonts w:ascii="Cambria Math" w:hAnsi="Cambria Math" w:cs="Cambria Math"/>
-                    <w:u w:val="thick"/>
                   </w:rPr>
                   <m:t>3</m:t>
                 </m:r>
@@ -8141,11 +7928,10 @@
               <m:e>
                 <m:r>
                   <m:rPr>
-                    <m:sty m:val="bi"/>
+                    <m:sty m:val="i"/>
                   </m:rPr>
                   <w:rPr>
                     <w:rFonts w:ascii="Cambria Math" w:hAnsi="Cambria Math" w:cs="Cambria Math"/>
-                    <w:u w:val="thick"/>
                   </w:rPr>
                   <m:t>P</m:t>
                 </m:r>
@@ -8153,11 +7939,10 @@
               <m:sub>
                 <m:r>
                   <m:rPr>
-                    <m:sty m:val="bi"/>
+                    <m:sty m:val="i"/>
                   </m:rPr>
                   <w:rPr>
                     <w:rFonts w:ascii="Cambria Math" w:hAnsi="Cambria Math" w:cs="Cambria Math"/>
-                    <w:u w:val="thick"/>
                   </w:rPr>
                   <m:t>2</m:t>
                 </m:r>
@@ -8167,21 +7952,21 @@
         </m:f>
         <m:r>
           <m:rPr>
-            <m:sty m:val="bi"/>
+            <m:sty m:val="i"/>
           </m:rPr>
           <w:rPr>
             <w:rFonts w:ascii="Cambria Math" w:hAnsi="Cambria Math" w:cs="Cambria Math"/>
-            <w:u w:val="thick"/>
+            <w:bdr w:val="single" w:sz="8" w:space="0" w:color="auto"/>
           </w:rPr>
           <m:t>×100</m:t>
         </m:r>
         <m:r>
           <m:rPr>
-            <m:sty m:val="b"/>
+            <m:sty m:val="p"/>
           </m:rPr>
           <w:rPr>
             <w:rFonts w:ascii="Cambria Math" w:hAnsi="Cambria Math" w:cs="Cambria Math"/>
-            <w:u w:val="thick"/>
+            <w:bdr w:val="single" w:sz="8" w:space="0" w:color="auto"/>
           </w:rPr>
           <m:t>%</m:t>
         </m:r>
@@ -8251,9 +8036,8 @@
       </w:r>
       <w:r>
         <w:rPr>
-          <w:b/>
-          <w:szCs w:val="21"/>
-          <w:u w:val="thick"/>
+          <w:szCs w:val="21"/>
+          <w:bdr w:val="single" w:sz="8" w:space="0" w:color="auto"/>
         </w:rPr>
         <w:t>供电线路</w:t>
       </w:r>
@@ -8292,9 +8076,8 @@
       </w:r>
       <w:r>
         <w:rPr>
-          <w:b/>
-          <w:szCs w:val="21"/>
-          <w:u w:val="thick"/>
+          <w:szCs w:val="21"/>
+          <w:bdr w:val="single" w:sz="8" w:space="0" w:color="auto"/>
         </w:rPr>
         <w:t>电压</w:t>
       </w:r>
@@ -8306,9 +8089,8 @@
       </w:r>
       <w:r>
         <w:rPr>
-          <w:b/>
-          <w:szCs w:val="21"/>
-          <w:u w:val="thick"/>
+          <w:szCs w:val="21"/>
+          <w:bdr w:val="single" w:sz="8" w:space="0" w:color="auto"/>
         </w:rPr>
         <w:t>频率</w:t>
       </w:r>
@@ -8347,9 +8129,8 @@
       </w:r>
       <w:r>
         <w:rPr>
-          <w:b/>
-          <w:szCs w:val="21"/>
-          <w:u w:val="thick"/>
+          <w:szCs w:val="21"/>
+          <w:bdr w:val="single" w:sz="8" w:space="0" w:color="auto"/>
         </w:rPr>
         <w:t>低</w:t>
       </w:r>
@@ -8361,9 +8142,8 @@
       </w:r>
       <w:r>
         <w:rPr>
-          <w:b/>
-          <w:szCs w:val="21"/>
-          <w:u w:val="thick"/>
+          <w:szCs w:val="21"/>
+          <w:bdr w:val="single" w:sz="8" w:space="0" w:color="auto"/>
         </w:rPr>
         <w:t>少</w:t>
       </w:r>
@@ -8505,19 +8285,17 @@
             <m:ctrlPr>
               <w:rPr>
                 <w:rFonts w:ascii="Cambria Math" w:hAnsi="Cambria Math"/>
-                <w:b/>
-                <w:u w:val="thick"/>
+                <w:bdr w:val="single" w:sz="8" w:space="0" w:color="auto"/>
               </w:rPr>
             </m:ctrlPr>
           </m:fPr>
           <m:num>
             <m:r>
               <m:rPr>
-                <m:sty m:val="bi"/>
+                <m:sty m:val="i"/>
               </m:rPr>
               <w:rPr>
                 <w:rFonts w:ascii="Cambria Math" w:hAnsi="Cambria Math" w:cs="Cambria Math"/>
-                <w:u w:val="thick"/>
               </w:rPr>
               <m:t>P</m:t>
             </m:r>
@@ -8525,11 +8303,10 @@
           <m:den>
             <m:r>
               <m:rPr>
-                <m:sty m:val="bi"/>
+                <m:sty m:val="i"/>
               </m:rPr>
               <w:rPr>
                 <w:rFonts w:ascii="Cambria Math" w:hAnsi="Cambria Math" w:cs="Cambria Math"/>
-                <w:u w:val="thick"/>
               </w:rPr>
               <m:t>U</m:t>
             </m:r>
@@ -8706,8 +8483,7 @@
             <m:ctrlPr>
               <w:rPr>
                 <w:rFonts w:ascii="Cambria Math" w:hAnsi="Cambria Math"/>
-                <w:b/>
-                <w:u w:val="thick"/>
+                <w:bdr w:val="single" w:sz="8" w:space="0" w:color="auto"/>
               </w:rPr>
             </m:ctrlPr>
           </m:fPr>
@@ -8723,31 +8499,28 @@
               <m:e>
                 <m:r>
                   <m:rPr>
-                    <m:sty m:val="bi"/>
+                    <m:sty m:val="i"/>
                   </m:rPr>
                   <w:rPr>
                     <w:rFonts w:ascii="Cambria Math" w:hAnsi="Cambria Math" w:cs="Cambria Math"/>
-                    <w:u w:val="thick"/>
                   </w:rPr>
                   <m:t>(</m:t>
                 </m:r>
                 <m:r>
                   <m:rPr>
-                    <m:sty m:val="b"/>
+                    <m:sty m:val="p"/>
                   </m:rPr>
                   <w:rPr>
                     <w:rFonts w:ascii="Cambria Math" w:hAnsi="Cambria Math" w:cs="Cambria Math"/>
-                    <w:u w:val="thick"/>
                   </w:rPr>
                   <m:t>Δ</m:t>
                 </m:r>
                 <m:r>
                   <m:rPr>
-                    <m:sty m:val="bi"/>
+                    <m:sty m:val="i"/>
                   </m:rPr>
                   <w:rPr>
                     <w:rFonts w:ascii="Cambria Math" w:hAnsi="Cambria Math" w:cs="Cambria Math"/>
-                    <w:u w:val="thick"/>
                   </w:rPr>
                   <m:t>U)</m:t>
                 </m:r>
@@ -8755,11 +8528,10 @@
               <m:sup>
                 <m:r>
                   <m:rPr>
-                    <m:sty m:val="bi"/>
+                    <m:sty m:val="i"/>
                   </m:rPr>
                   <w:rPr>
                     <w:rFonts w:ascii="Cambria Math" w:hAnsi="Cambria Math" w:cs="Cambria Math"/>
-                    <w:u w:val="thick"/>
                   </w:rPr>
                   <m:t>2</m:t>
                 </m:r>
@@ -8769,11 +8541,10 @@
           <m:den>
             <m:r>
               <m:rPr>
-                <m:sty m:val="bi"/>
+                <m:sty m:val="i"/>
               </m:rPr>
               <w:rPr>
                 <w:rFonts w:ascii="Cambria Math" w:hAnsi="Cambria Math" w:cs="Cambria Math"/>
-                <w:u w:val="thick"/>
               </w:rPr>
               <m:t>r</m:t>
             </m:r>
@@ -8921,19 +8692,17 @@
             <m:ctrlPr>
               <w:rPr>
                 <w:rFonts w:ascii="Cambria Math" w:hAnsi="Cambria Math"/>
-                <w:b/>
-                <w:u w:val="thick"/>
+                <w:bdr w:val="single" w:sz="8" w:space="0" w:color="auto"/>
               </w:rPr>
             </m:ctrlPr>
           </m:fPr>
           <m:num>
             <m:r>
               <m:rPr>
-                <m:sty m:val="bi"/>
+                <m:sty m:val="i"/>
               </m:rPr>
               <w:rPr>
                 <w:rFonts w:ascii="Cambria Math" w:hAnsi="Cambria Math" w:cs="Cambria Math"/>
-                <w:u w:val="thick"/>
               </w:rPr>
               <m:t>l</m:t>
             </m:r>
@@ -8941,11 +8710,10 @@
           <m:den>
             <m:r>
               <m:rPr>
-                <m:sty m:val="bi"/>
+                <m:sty m:val="i"/>
               </m:rPr>
               <w:rPr>
                 <w:rFonts w:ascii="Cambria Math" w:hAnsi="Cambria Math" w:cs="Cambria Math"/>
-                <w:u w:val="thick"/>
               </w:rPr>
               <m:t>S</m:t>
             </m:r>
@@ -9039,19 +8807,17 @@
             <m:ctrlPr>
               <w:rPr>
                 <w:rFonts w:ascii="Cambria Math" w:hAnsi="Cambria Math"/>
-                <w:b/>
-                <w:u w:val="thick"/>
+                <w:bdr w:val="single" w:sz="8" w:space="0" w:color="auto"/>
               </w:rPr>
             </m:ctrlPr>
           </m:fPr>
           <m:num>
             <m:r>
               <m:rPr>
-                <m:sty m:val="bi"/>
+                <m:sty m:val="i"/>
               </m:rPr>
               <w:rPr>
                 <w:rFonts w:ascii="Cambria Math" w:hAnsi="Cambria Math" w:cs="Cambria Math"/>
-                <w:u w:val="thick"/>
               </w:rPr>
               <m:t>P</m:t>
             </m:r>
@@ -9059,11 +8825,10 @@
           <m:den>
             <m:r>
               <m:rPr>
-                <m:sty m:val="bi"/>
+                <m:sty m:val="i"/>
               </m:rPr>
               <w:rPr>
                 <w:rFonts w:ascii="Cambria Math" w:hAnsi="Cambria Math" w:cs="Cambria Math"/>
-                <w:u w:val="thick"/>
               </w:rPr>
               <m:t>U</m:t>
             </m:r>
@@ -9121,19 +8886,17 @@
             <m:ctrlPr>
               <w:rPr>
                 <w:rFonts w:ascii="Cambria Math" w:hAnsi="Cambria Math"/>
-                <w:b/>
-                <w:u w:val="thick"/>
+                <w:bdr w:val="single" w:sz="8" w:space="0" w:color="auto"/>
               </w:rPr>
             </m:ctrlPr>
           </m:fPr>
           <m:num>
             <m:r>
               <m:rPr>
-                <m:sty m:val="bi"/>
+                <m:sty m:val="i"/>
               </m:rPr>
               <w:rPr>
                 <w:rFonts w:ascii="Cambria Math" w:hAnsi="Cambria Math" w:cs="Cambria Math"/>
-                <w:u w:val="thick"/>
               </w:rPr>
               <m:t>1</m:t>
             </m:r>
@@ -9141,11 +8904,10 @@
           <m:den>
             <m:r>
               <m:rPr>
-                <m:sty m:val="bi"/>
+                <m:sty m:val="i"/>
               </m:rPr>
               <w:rPr>
                 <w:rFonts w:ascii="Cambria Math" w:hAnsi="Cambria Math" w:cs="Cambria Math"/>
-                <w:u w:val="thick"/>
               </w:rPr>
               <m:t>n</m:t>
             </m:r>
@@ -9164,19 +8926,17 @@
             <m:ctrlPr>
               <w:rPr>
                 <w:rFonts w:ascii="Cambria Math" w:hAnsi="Cambria Math"/>
-                <w:b/>
-                <w:u w:val="thick"/>
+                <w:bdr w:val="single" w:sz="8" w:space="0" w:color="auto"/>
               </w:rPr>
             </m:ctrlPr>
           </m:fPr>
           <m:num>
             <m:r>
               <m:rPr>
-                <m:sty m:val="bi"/>
+                <m:sty m:val="i"/>
               </m:rPr>
               <w:rPr>
                 <w:rFonts w:ascii="Cambria Math" w:hAnsi="Cambria Math" w:cs="Cambria Math"/>
-                <w:u w:val="thick"/>
               </w:rPr>
               <m:t>1</m:t>
             </m:r>
@@ -9193,11 +8953,10 @@
               <m:e>
                 <m:r>
                   <m:rPr>
-                    <m:sty m:val="bi"/>
+                    <m:sty m:val="i"/>
                   </m:rPr>
                   <w:rPr>
                     <w:rFonts w:ascii="Cambria Math" w:hAnsi="Cambria Math" w:cs="Cambria Math"/>
-                    <w:u w:val="thick"/>
                   </w:rPr>
                   <m:t>n</m:t>
                 </m:r>
@@ -9205,11 +8964,10 @@
               <m:sup>
                 <m:r>
                   <m:rPr>
-                    <m:sty m:val="bi"/>
+                    <m:sty m:val="i"/>
                   </m:rPr>
                   <w:rPr>
                     <w:rFonts w:ascii="Cambria Math" w:hAnsi="Cambria Math" w:cs="Cambria Math"/>
-                    <w:u w:val="thick"/>
                   </w:rPr>
                   <m:t>2</m:t>
                 </m:r>
@@ -9228,7 +8986,7 @@
     <w:sectPr>
       <w:footerReference w:type="default" r:id="rId18"/>
       <w:pgSz w:w="11906" w:h="16838"/>
-      <w:pgMar w:top="720" w:right="720" w:bottom="720" w:left="720" w:header="567" w:footer="720" w:gutter="0"/>
+      <w:pgMar w:top="850" w:right="850" w:bottom="850" w:left="850" w:header="850" w:footer="850" w:gutter="0"/>
       <w:pgNumType w:start="1"/>
       <w:cols w:sep="1" w:space="425"/>
       <w:docGrid w:type="lines" w:linePitch="312"/>
@@ -9257,70 +9015,62 @@
 </file>
 
 <file path=word/footer1.xml><?xml version="1.0" encoding="utf-8"?>
-<w:ftr xmlns:wpc="http://schemas.microsoft.com/office/word/2010/wordprocessingCanvas" xmlns:cx="http://schemas.microsoft.com/office/drawing/2014/chartex" xmlns:cx1="http://schemas.microsoft.com/office/drawing/2015/9/8/chartex" xmlns:cx2="http://schemas.microsoft.com/office/drawing/2015/10/21/chartex" xmlns:cx3="http://schemas.microsoft.com/office/drawing/2016/5/9/chartex" xmlns:cx4="http://schemas.microsoft.com/office/drawing/2016/5/10/chartex" xmlns:cx5="http://schemas.microsoft.com/office/drawing/2016/5/11/chartex" xmlns:cx6="http://schemas.microsoft.com/office/drawing/2016/5/12/chartex" xmlns:cx7="http://schemas.microsoft.com/office/drawing/2016/5/13/chartex" xmlns:cx8="http://schemas.microsoft.com/office/drawing/2016/5/14/chartex" xmlns:mc="http://schemas.openxmlformats.org/markup-compatibility/2006" xmlns:aink="http://schemas.microsoft.com/office/drawing/2016/ink" xmlns:am3d="http://schemas.microsoft.com/office/drawing/2017/model3d" xmlns:o="urn:schemas-microsoft-com:office:office" xmlns:r="http://schemas.openxmlformats.org/officeDocument/2006/relationships" xmlns:m="http://schemas.openxmlformats.org/officeDocument/2006/math" xmlns:v="urn:schemas-microsoft-com:vml" xmlns:wp14="http://schemas.microsoft.com/office/word/2010/wordprocessingDrawing" xmlns:wp="http://schemas.openxmlformats.org/drawingml/2006/wordprocessingDrawing" xmlns:w10="urn:schemas-microsoft-com:office:word" xmlns:w="http://schemas.openxmlformats.org/wordprocessingml/2006/main" xmlns:w14="http://schemas.microsoft.com/office/word/2010/wordml" xmlns:w15="http://schemas.microsoft.com/office/word/2012/wordml" xmlns:w16cex="http://schemas.microsoft.com/office/word/2018/wordml/cex" xmlns:w16cid="http://schemas.microsoft.com/office/word/2016/wordml/cid" xmlns:w16="http://schemas.microsoft.com/office/word/2018/wordml" xmlns:w16sdtdh="http://schemas.microsoft.com/office/word/2020/wordml/sdtdatahash" xmlns:w16se="http://schemas.microsoft.com/office/word/2015/wordml/symex" xmlns:wpg="http://schemas.microsoft.com/office/word/2010/wordprocessingGroup" xmlns:wpi="http://schemas.microsoft.com/office/word/2010/wordprocessingInk" xmlns:wne="http://schemas.microsoft.com/office/word/2006/wordml" xmlns:wps="http://schemas.microsoft.com/office/word/2010/wordprocessingShape" mc:Ignorable="w14 w15 w16se w16cid w16 w16cex w16sdtdh wp14">
+<w:ftr xmlns:w="http://schemas.openxmlformats.org/wordprocessingml/2006/main" xmlns:r="http://schemas.openxmlformats.org/officeDocument/2006/relationships">
   <w:p>
     <w:pPr>
       <w:jc w:val="center"/>
     </w:pPr>
     <w:r>
       <w:rPr>
+        <w:rFonts w:ascii="Times New Roman" w:hAnsi="Times New Roman" w:eastAsia="宋体"/>
+        <w:sz w:val="21"/>
         <w:szCs w:val="21"/>
       </w:rPr>
-      <w:t>第</w:t>
-    </w:r>
-    <w:r>
-      <w:fldChar w:fldCharType="begin"/>
-    </w:r>
-    <w:r>
-      <w:instrText xml:space="preserve"> PAGE </w:instrText>
-    </w:r>
-    <w:r>
-      <w:fldChar w:fldCharType="separate"/>
+      <w:t xml:space="preserve">第3章·清单　</w:t>
     </w:r>
     <w:r>
       <w:rPr>
+        <w:rFonts w:ascii="Times New Roman" w:hAnsi="Times New Roman" w:eastAsia="宋体"/>
+        <w:sz w:val="21"/>
         <w:szCs w:val="21"/>
       </w:rPr>
-      <w:t>1</w:t>
+      <w:t xml:space="preserve">第</w:t>
     </w:r>
+    <w:fldSimple w:instr=" PAGE ">
+      <w:r>
+        <w:rPr>
+          <w:rFonts w:ascii="Times New Roman" w:hAnsi="Times New Roman" w:eastAsia="宋体"/>
+          <w:sz w:val="21"/>
+          <w:szCs w:val="21"/>
+        </w:rPr>
+        <w:t xml:space="preserve">1</w:t>
+      </w:r>
+    </w:fldSimple>
     <w:r>
       <w:rPr>
+        <w:rFonts w:ascii="Times New Roman" w:hAnsi="Times New Roman" w:eastAsia="宋体"/>
+        <w:sz w:val="21"/>
         <w:szCs w:val="21"/>
       </w:rPr>
-      <w:fldChar w:fldCharType="end"/>
+      <w:t xml:space="preserve">页（共</w:t>
     </w:r>
+    <w:fldSimple w:instr=" NUMPAGES ">
+      <w:r>
+        <w:rPr>
+          <w:rFonts w:ascii="Times New Roman" w:hAnsi="Times New Roman" w:eastAsia="宋体"/>
+          <w:sz w:val="21"/>
+          <w:szCs w:val="21"/>
+        </w:rPr>
+        <w:t xml:space="preserve">1</w:t>
+      </w:r>
+    </w:fldSimple>
     <w:r>
       <w:rPr>
+        <w:rFonts w:ascii="Times New Roman" w:hAnsi="Times New Roman" w:eastAsia="宋体"/>
+        <w:sz w:val="21"/>
         <w:szCs w:val="21"/>
       </w:rPr>
-      <w:t>页（共</w:t>
-    </w:r>
-    <w:r>
-      <w:fldChar w:fldCharType="begin"/>
-    </w:r>
-    <w:r>
-      <w:instrText xml:space="preserve"> NUMPAGES </w:instrText>
-    </w:r>
-    <w:r>
-      <w:fldChar w:fldCharType="separate"/>
-    </w:r>
-    <w:r>
-      <w:rPr>
-        <w:szCs w:val="21"/>
-      </w:rPr>
-      <w:t>1</w:t>
-    </w:r>
-    <w:r>
-      <w:rPr>
-        <w:szCs w:val="21"/>
-      </w:rPr>
-      <w:fldChar w:fldCharType="end"/>
-    </w:r>
-    <w:r>
-      <w:rPr>
-        <w:szCs w:val="21"/>
-      </w:rPr>
-      <w:t>页）</w:t>
+      <w:t xml:space="preserve">页）</w:t>
     </w:r>
   </w:p>
 </w:ftr>

--- a/高中物理/高中物理同步/人教版选必2 第3章 交变电流·知识清单（完成）.docx
+++ b/高中物理/高中物理同步/人教版选必2 第3章 交变电流·知识清单（完成）.docx
@@ -13,35 +13,45 @@
       </w:pPr>
       <w:r>
         <w:rPr>
-          <w:szCs w:val="21"/>
+          <w:rFonts w:ascii="Times New Roman" w:hAnsi="Times New Roman" w:eastAsia="宋体" w:cs="Times New Roman"/>
+          <w:szCs w:val="21"/>
+          <w:sz w:val="21"/>
           <w:bdr w:val="single" w:sz="8" w:space="0" w:color="auto"/>
         </w:rPr>
         <w:t>人教版选必</w:t>
       </w:r>
       <w:r>
         <w:rPr>
-          <w:szCs w:val="21"/>
+          <w:rFonts w:ascii="Times New Roman" w:hAnsi="Times New Roman" w:eastAsia="宋体" w:cs="Times New Roman"/>
+          <w:szCs w:val="21"/>
+          <w:sz w:val="21"/>
           <w:bdr w:val="single" w:sz="8" w:space="0" w:color="auto"/>
         </w:rPr>
         <w:t xml:space="preserve">2 </w:t>
       </w:r>
       <w:r>
         <w:rPr>
-          <w:szCs w:val="21"/>
+          <w:rFonts w:ascii="Times New Roman" w:hAnsi="Times New Roman" w:eastAsia="宋体" w:cs="Times New Roman"/>
+          <w:szCs w:val="21"/>
+          <w:sz w:val="21"/>
           <w:bdr w:val="single" w:sz="8" w:space="0" w:color="auto"/>
         </w:rPr>
         <w:t>第</w:t>
       </w:r>
       <w:r>
         <w:rPr>
-          <w:szCs w:val="21"/>
+          <w:rFonts w:ascii="Times New Roman" w:hAnsi="Times New Roman" w:eastAsia="宋体" w:cs="Times New Roman"/>
+          <w:szCs w:val="21"/>
+          <w:sz w:val="21"/>
           <w:bdr w:val="single" w:sz="8" w:space="0" w:color="auto"/>
         </w:rPr>
         <w:t>3</w:t>
       </w:r>
       <w:r>
         <w:rPr>
-          <w:szCs w:val="21"/>
+          <w:rFonts w:ascii="Times New Roman" w:hAnsi="Times New Roman" w:eastAsia="宋体" w:cs="Times New Roman"/>
+          <w:szCs w:val="21"/>
+          <w:sz w:val="21"/>
           <w:bdr w:val="single" w:sz="8" w:space="0" w:color="auto"/>
         </w:rPr>
         <w:t>章</w:t>
@@ -55,21 +65,27 @@
       </w:r>
       <w:r>
         <w:rPr>
-          <w:szCs w:val="21"/>
+          <w:rFonts w:ascii="Times New Roman" w:hAnsi="Times New Roman" w:eastAsia="宋体" w:cs="Times New Roman"/>
+          <w:szCs w:val="21"/>
+          <w:sz w:val="21"/>
           <w:bdr w:val="single" w:sz="8" w:space="0" w:color="auto"/>
         </w:rPr>
         <w:t>交变电流</w:t>
       </w:r>
       <w:r>
         <w:rPr>
-          <w:szCs w:val="21"/>
+          <w:rFonts w:ascii="Times New Roman" w:hAnsi="Times New Roman" w:eastAsia="宋体" w:cs="Times New Roman"/>
+          <w:szCs w:val="21"/>
+          <w:sz w:val="21"/>
           <w:bdr w:val="single" w:sz="8" w:space="0" w:color="auto"/>
         </w:rPr>
         <w:t>·</w:t>
       </w:r>
       <w:r>
         <w:rPr>
-          <w:szCs w:val="21"/>
+          <w:rFonts w:ascii="Times New Roman" w:hAnsi="Times New Roman" w:eastAsia="宋体" w:cs="Times New Roman"/>
+          <w:szCs w:val="21"/>
+          <w:sz w:val="21"/>
           <w:bdr w:val="single" w:sz="8" w:space="0" w:color="auto"/>
         </w:rPr>
         <w:t>知识清单（完成）</w:t>
@@ -199,14 +215,18 @@
       </w:pPr>
       <w:r>
         <w:rPr>
-          <w:szCs w:val="21"/>
+          <w:rFonts w:ascii="Times New Roman" w:hAnsi="Times New Roman" w:eastAsia="宋体" w:cs="Times New Roman"/>
+          <w:szCs w:val="21"/>
+          <w:sz w:val="21"/>
           <w:bdr w:val="single" w:sz="8" w:space="0" w:color="auto"/>
         </w:rPr>
         <w:t xml:space="preserve">3.1 </w:t>
       </w:r>
       <w:r>
         <w:rPr>
-          <w:szCs w:val="21"/>
+          <w:rFonts w:ascii="Times New Roman" w:hAnsi="Times New Roman" w:eastAsia="宋体" w:cs="Times New Roman"/>
+          <w:szCs w:val="21"/>
+          <w:sz w:val="21"/>
           <w:bdr w:val="single" w:sz="8" w:space="0" w:color="auto"/>
         </w:rPr>
         <w:t>交变电流</w:t>
@@ -222,39 +242,51 @@
       </w:pPr>
       <w:r>
         <w:rPr>
-          <w:szCs w:val="21"/>
+          <w:rFonts w:ascii="Times New Roman" w:hAnsi="Times New Roman" w:eastAsia="宋体" w:cs="Times New Roman"/>
+          <w:szCs w:val="21"/>
+          <w:sz w:val="21"/>
         </w:rPr>
         <w:t>1</w:t>
       </w:r>
       <w:r>
         <w:rPr>
-          <w:szCs w:val="21"/>
+          <w:rFonts w:ascii="Times New Roman" w:hAnsi="Times New Roman" w:eastAsia="宋体" w:cs="Times New Roman"/>
+          <w:szCs w:val="21"/>
+          <w:sz w:val="21"/>
         </w:rPr>
         <w:t>．交变电流：大小和方向随时间做</w:t>
       </w:r>
       <w:r>
         <w:rPr>
-          <w:szCs w:val="21"/>
+          <w:rFonts w:ascii="Times New Roman" w:hAnsi="Times New Roman" w:eastAsia="宋体" w:cs="Times New Roman"/>
+          <w:szCs w:val="21"/>
+          <w:sz w:val="21"/>
           <w:bdr w:val="single" w:sz="8" w:space="0" w:color="auto"/>
         </w:rPr>
         <w:t>周期性</w:t>
       </w:r>
       <w:r>
         <w:rPr>
-          <w:szCs w:val="21"/>
+          <w:rFonts w:ascii="Times New Roman" w:hAnsi="Times New Roman" w:eastAsia="宋体" w:cs="Times New Roman"/>
+          <w:szCs w:val="21"/>
+          <w:sz w:val="21"/>
         </w:rPr>
         <w:t>变化的电流叫作交变电流，简称</w:t>
       </w:r>
       <w:r>
         <w:rPr>
-          <w:szCs w:val="21"/>
+          <w:rFonts w:ascii="Times New Roman" w:hAnsi="Times New Roman" w:eastAsia="宋体" w:cs="Times New Roman"/>
+          <w:szCs w:val="21"/>
+          <w:sz w:val="21"/>
           <w:bdr w:val="single" w:sz="8" w:space="0" w:color="auto"/>
         </w:rPr>
         <w:t>交流</w:t>
       </w:r>
       <w:r>
         <w:rPr>
-          <w:szCs w:val="21"/>
+          <w:rFonts w:ascii="Times New Roman" w:hAnsi="Times New Roman" w:eastAsia="宋体" w:cs="Times New Roman"/>
+          <w:szCs w:val="21"/>
+          <w:sz w:val="21"/>
         </w:rPr>
         <w:t>。</w:t>
       </w:r>
@@ -322,26 +354,34 @@
       </w:pPr>
       <w:r>
         <w:rPr>
-          <w:szCs w:val="21"/>
+          <w:rFonts w:ascii="Times New Roman" w:hAnsi="Times New Roman" w:eastAsia="宋体" w:cs="Times New Roman"/>
+          <w:szCs w:val="21"/>
+          <w:sz w:val="21"/>
         </w:rPr>
         <w:t>2</w:t>
       </w:r>
       <w:r>
         <w:rPr>
-          <w:szCs w:val="21"/>
+          <w:rFonts w:ascii="Times New Roman" w:hAnsi="Times New Roman" w:eastAsia="宋体" w:cs="Times New Roman"/>
+          <w:szCs w:val="21"/>
+          <w:sz w:val="21"/>
         </w:rPr>
         <w:t>．直流：</w:t>
       </w:r>
       <w:r>
         <w:rPr>
-          <w:szCs w:val="21"/>
+          <w:rFonts w:ascii="Times New Roman" w:hAnsi="Times New Roman" w:eastAsia="宋体" w:cs="Times New Roman"/>
+          <w:szCs w:val="21"/>
+          <w:sz w:val="21"/>
           <w:bdr w:val="single" w:sz="8" w:space="0" w:color="auto"/>
         </w:rPr>
         <w:t>方向</w:t>
       </w:r>
       <w:r>
         <w:rPr>
-          <w:szCs w:val="21"/>
+          <w:rFonts w:ascii="Times New Roman" w:hAnsi="Times New Roman" w:eastAsia="宋体" w:cs="Times New Roman"/>
+          <w:szCs w:val="21"/>
+          <w:sz w:val="21"/>
         </w:rPr>
         <w:t>不随时间变化的电流称为直流。大小和方向都不随时间变化的电流叫作恒定电流。</w:t>
       </w:r>
@@ -471,26 +511,34 @@
       </w:pPr>
       <w:r>
         <w:rPr>
-          <w:szCs w:val="21"/>
+          <w:rFonts w:ascii="Times New Roman" w:hAnsi="Times New Roman" w:eastAsia="宋体" w:cs="Times New Roman"/>
+          <w:szCs w:val="21"/>
+          <w:sz w:val="21"/>
         </w:rPr>
         <w:t>3</w:t>
       </w:r>
       <w:r>
         <w:rPr>
-          <w:szCs w:val="21"/>
+          <w:rFonts w:ascii="Times New Roman" w:hAnsi="Times New Roman" w:eastAsia="宋体" w:cs="Times New Roman"/>
+          <w:szCs w:val="21"/>
+          <w:sz w:val="21"/>
         </w:rPr>
         <w:t>．交流发电机的线圈在磁场中转动时，转轴与磁场方向</w:t>
       </w:r>
       <w:r>
         <w:rPr>
-          <w:szCs w:val="21"/>
+          <w:rFonts w:ascii="Times New Roman" w:hAnsi="Times New Roman" w:eastAsia="宋体" w:cs="Times New Roman"/>
+          <w:szCs w:val="21"/>
+          <w:sz w:val="21"/>
           <w:bdr w:val="single" w:sz="8" w:space="0" w:color="auto"/>
         </w:rPr>
         <w:t>垂直</w:t>
       </w:r>
       <w:r>
         <w:rPr>
-          <w:szCs w:val="21"/>
+          <w:rFonts w:ascii="Times New Roman" w:hAnsi="Times New Roman" w:eastAsia="宋体" w:cs="Times New Roman"/>
+          <w:szCs w:val="21"/>
+          <w:sz w:val="21"/>
         </w:rPr>
         <w:t>。</w:t>
       </w:r>
@@ -505,26 +553,34 @@
       </w:pPr>
       <w:r>
         <w:rPr>
-          <w:szCs w:val="21"/>
+          <w:rFonts w:ascii="Times New Roman" w:hAnsi="Times New Roman" w:eastAsia="宋体" w:cs="Times New Roman"/>
+          <w:szCs w:val="21"/>
+          <w:sz w:val="21"/>
         </w:rPr>
         <w:t>4</w:t>
       </w:r>
       <w:r>
         <w:rPr>
-          <w:szCs w:val="21"/>
+          <w:rFonts w:ascii="Times New Roman" w:hAnsi="Times New Roman" w:eastAsia="宋体" w:cs="Times New Roman"/>
+          <w:szCs w:val="21"/>
+          <w:sz w:val="21"/>
         </w:rPr>
         <w:t>．中性面：与磁场方向</w:t>
       </w:r>
       <w:r>
         <w:rPr>
-          <w:szCs w:val="21"/>
+          <w:rFonts w:ascii="Times New Roman" w:hAnsi="Times New Roman" w:eastAsia="宋体" w:cs="Times New Roman"/>
+          <w:szCs w:val="21"/>
+          <w:sz w:val="21"/>
           <w:bdr w:val="single" w:sz="8" w:space="0" w:color="auto"/>
         </w:rPr>
         <w:t>垂直</w:t>
       </w:r>
       <w:r>
         <w:rPr>
-          <w:szCs w:val="21"/>
+          <w:rFonts w:ascii="Times New Roman" w:hAnsi="Times New Roman" w:eastAsia="宋体" w:cs="Times New Roman"/>
+          <w:szCs w:val="21"/>
+          <w:sz w:val="21"/>
         </w:rPr>
         <w:t>的平面。</w:t>
       </w:r>
@@ -539,13 +595,17 @@
       </w:pPr>
       <w:r>
         <w:rPr>
-          <w:szCs w:val="21"/>
+          <w:rFonts w:ascii="Times New Roman" w:hAnsi="Times New Roman" w:eastAsia="宋体" w:cs="Times New Roman"/>
+          <w:szCs w:val="21"/>
+          <w:sz w:val="21"/>
         </w:rPr>
         <w:t>5</w:t>
       </w:r>
       <w:r>
         <w:rPr>
-          <w:szCs w:val="21"/>
+          <w:rFonts w:ascii="Times New Roman" w:hAnsi="Times New Roman" w:eastAsia="宋体" w:cs="Times New Roman"/>
+          <w:szCs w:val="21"/>
+          <w:sz w:val="21"/>
         </w:rPr>
         <w:t>．两个特殊位置</w:t>
       </w:r>
@@ -560,45 +620,59 @@
       </w:pPr>
       <w:r>
         <w:rPr>
-          <w:szCs w:val="21"/>
+          <w:rFonts w:ascii="Times New Roman" w:hAnsi="Times New Roman" w:eastAsia="宋体" w:cs="Times New Roman"/>
+          <w:szCs w:val="21"/>
+          <w:sz w:val="21"/>
         </w:rPr>
         <w:t>（</w:t>
       </w:r>
       <w:r>
         <w:rPr>
-          <w:szCs w:val="21"/>
+          <w:rFonts w:ascii="Times New Roman" w:hAnsi="Times New Roman" w:eastAsia="宋体" w:cs="Times New Roman"/>
+          <w:szCs w:val="21"/>
+          <w:sz w:val="21"/>
         </w:rPr>
         <w:t>1</w:t>
       </w:r>
       <w:r>
         <w:rPr>
-          <w:szCs w:val="21"/>
+          <w:rFonts w:ascii="Times New Roman" w:hAnsi="Times New Roman" w:eastAsia="宋体" w:cs="Times New Roman"/>
+          <w:szCs w:val="21"/>
+          <w:sz w:val="21"/>
         </w:rPr>
         <w:t>）中性面位置（</w:t>
       </w:r>
       <w:r>
         <w:rPr>
-          <w:i/>
-          <w:szCs w:val="21"/>
+          <w:rFonts w:ascii="Times New Roman" w:hAnsi="Times New Roman" w:eastAsia="宋体" w:cs="Times New Roman"/>
+          <w:i/>
+          <w:szCs w:val="21"/>
+          <w:sz w:val="21"/>
         </w:rPr>
         <w:t>S</w:t>
       </w:r>
       <w:r>
         <w:rPr>
-          <w:szCs w:val="21"/>
+          <w:rFonts w:ascii="Times New Roman" w:hAnsi="Times New Roman" w:eastAsia="宋体" w:cs="Times New Roman"/>
+          <w:szCs w:val="21"/>
+          <w:sz w:val="21"/>
         </w:rPr>
         <w:t>⊥</w:t>
       </w:r>
       <w:r>
         <w:rPr>
-          <w:i/>
-          <w:szCs w:val="21"/>
+          <w:rFonts w:ascii="Times New Roman" w:hAnsi="Times New Roman" w:eastAsia="宋体" w:cs="Times New Roman"/>
+          <w:i/>
+          <w:szCs w:val="21"/>
+          <w:sz w:val="21"/>
         </w:rPr>
         <w:t>B</w:t>
       </w:r>
       <w:r>
         <w:rPr>
-          <w:szCs w:val="21"/>
+          <w:rFonts w:ascii="Times New Roman" w:hAnsi="Times New Roman" w:eastAsia="宋体" w:cs="Times New Roman"/>
+          <w:szCs w:val="21"/>
+          <w:sz w:val="21"/>
         </w:rPr>
         <w:t>，如图中的甲、丙）</w:t>
       </w:r>
@@ -613,28 +687,36 @@
       </w:pPr>
       <w:r>
         <w:rPr>
-          <w:szCs w:val="21"/>
+          <w:rFonts w:ascii="Times New Roman" w:hAnsi="Times New Roman" w:eastAsia="宋体" w:cs="Times New Roman"/>
+          <w:szCs w:val="21"/>
+          <w:sz w:val="21"/>
         </w:rPr>
         <w:t>此时</w:t>
       </w:r>
       <w:r>
         <w:rPr>
-          <w:i/>
-          <w:szCs w:val="21"/>
+          <w:rFonts w:ascii="Times New Roman" w:hAnsi="Times New Roman" w:eastAsia="宋体" w:cs="Times New Roman"/>
+          <w:i/>
+          <w:szCs w:val="21"/>
+          <w:sz w:val="21"/>
         </w:rPr>
         <w:t>Φ</w:t>
       </w:r>
       <w:r>
         <w:rPr>
-          <w:i/>
-          <w:szCs w:val="21"/>
+          <w:rFonts w:ascii="Times New Roman" w:hAnsi="Times New Roman" w:eastAsia="宋体" w:cs="Times New Roman"/>
+          <w:i/>
+          <w:szCs w:val="21"/>
+          <w:sz w:val="21"/>
           <w:bdr w:val="single" w:sz="8" w:space="0" w:color="auto"/>
         </w:rPr>
         <w:t>最大</w:t>
       </w:r>
       <w:r>
         <w:rPr>
-          <w:szCs w:val="21"/>
+          <w:rFonts w:ascii="Times New Roman" w:hAnsi="Times New Roman" w:eastAsia="宋体" w:cs="Times New Roman"/>
+          <w:szCs w:val="21"/>
+          <w:sz w:val="21"/>
         </w:rPr>
         <w:t>，</w:t>
       </w:r>
@@ -683,118 +765,156 @@
       </m:oMath>
       <w:r>
         <w:rPr>
-          <w:szCs w:val="21"/>
+          <w:rFonts w:ascii="Times New Roman" w:hAnsi="Times New Roman" w:eastAsia="宋体" w:cs="Times New Roman"/>
+          <w:szCs w:val="21"/>
+          <w:sz w:val="21"/>
         </w:rPr>
         <w:t>为</w:t>
       </w:r>
       <w:r>
         <w:rPr>
-          <w:szCs w:val="21"/>
+          <w:rFonts w:ascii="Times New Roman" w:hAnsi="Times New Roman" w:eastAsia="宋体" w:cs="Times New Roman"/>
+          <w:szCs w:val="21"/>
+          <w:sz w:val="21"/>
           <w:bdr w:val="single" w:sz="8" w:space="0" w:color="auto"/>
         </w:rPr>
         <w:t>0</w:t>
       </w:r>
       <w:r>
         <w:rPr>
-          <w:szCs w:val="21"/>
+          <w:rFonts w:ascii="Times New Roman" w:hAnsi="Times New Roman" w:eastAsia="宋体" w:cs="Times New Roman"/>
+          <w:szCs w:val="21"/>
+          <w:sz w:val="21"/>
         </w:rPr>
         <w:t>，</w:t>
       </w:r>
       <w:r>
         <w:rPr>
-          <w:i/>
-          <w:szCs w:val="21"/>
+          <w:rFonts w:ascii="Times New Roman" w:hAnsi="Times New Roman" w:eastAsia="宋体" w:cs="Times New Roman"/>
+          <w:i/>
+          <w:szCs w:val="21"/>
+          <w:sz w:val="21"/>
         </w:rPr>
         <w:t>e</w:t>
       </w:r>
       <w:r>
         <w:rPr>
-          <w:szCs w:val="21"/>
+          <w:rFonts w:ascii="Times New Roman" w:hAnsi="Times New Roman" w:eastAsia="宋体" w:cs="Times New Roman"/>
+          <w:szCs w:val="21"/>
+          <w:sz w:val="21"/>
         </w:rPr>
         <w:t>为</w:t>
       </w:r>
       <w:r>
         <w:rPr>
-          <w:szCs w:val="21"/>
+          <w:rFonts w:ascii="Times New Roman" w:hAnsi="Times New Roman" w:eastAsia="宋体" w:cs="Times New Roman"/>
+          <w:szCs w:val="21"/>
+          <w:sz w:val="21"/>
         </w:rPr>
         <w:t>0</w:t>
       </w:r>
       <w:r>
         <w:rPr>
-          <w:szCs w:val="21"/>
+          <w:rFonts w:ascii="Times New Roman" w:hAnsi="Times New Roman" w:eastAsia="宋体" w:cs="Times New Roman"/>
+          <w:szCs w:val="21"/>
+          <w:sz w:val="21"/>
         </w:rPr>
         <w:t>，</w:t>
       </w:r>
       <w:r>
         <w:rPr>
-          <w:i/>
-          <w:szCs w:val="21"/>
+          <w:rFonts w:ascii="Times New Roman" w:hAnsi="Times New Roman" w:eastAsia="宋体" w:cs="Times New Roman"/>
+          <w:i/>
+          <w:szCs w:val="21"/>
+          <w:sz w:val="21"/>
         </w:rPr>
         <w:t>i</w:t>
       </w:r>
       <w:r>
         <w:rPr>
-          <w:szCs w:val="21"/>
+          <w:rFonts w:ascii="Times New Roman" w:hAnsi="Times New Roman" w:eastAsia="宋体" w:cs="Times New Roman"/>
+          <w:szCs w:val="21"/>
+          <w:sz w:val="21"/>
         </w:rPr>
         <w:t>为</w:t>
       </w:r>
       <w:r>
         <w:rPr>
-          <w:szCs w:val="21"/>
+          <w:rFonts w:ascii="Times New Roman" w:hAnsi="Times New Roman" w:eastAsia="宋体" w:cs="Times New Roman"/>
+          <w:szCs w:val="21"/>
+          <w:sz w:val="21"/>
         </w:rPr>
         <w:t>0</w:t>
       </w:r>
       <w:r>
         <w:rPr>
-          <w:szCs w:val="21"/>
+          <w:rFonts w:ascii="Times New Roman" w:hAnsi="Times New Roman" w:eastAsia="宋体" w:cs="Times New Roman"/>
+          <w:szCs w:val="21"/>
+          <w:sz w:val="21"/>
         </w:rPr>
         <w:t>（均选填</w:t>
       </w:r>
       <w:r>
         <w:rPr>
-          <w:szCs w:val="21"/>
+          <w:rFonts w:ascii="Times New Roman" w:hAnsi="Times New Roman" w:eastAsia="宋体" w:cs="Times New Roman"/>
+          <w:szCs w:val="21"/>
+          <w:sz w:val="21"/>
         </w:rPr>
         <w:t>“</w:t>
       </w:r>
       <w:r>
         <w:rPr>
-          <w:szCs w:val="21"/>
+          <w:rFonts w:ascii="Times New Roman" w:hAnsi="Times New Roman" w:eastAsia="宋体" w:cs="Times New Roman"/>
+          <w:szCs w:val="21"/>
+          <w:sz w:val="21"/>
         </w:rPr>
         <w:t>最大</w:t>
       </w:r>
       <w:r>
         <w:rPr>
-          <w:szCs w:val="21"/>
+          <w:rFonts w:ascii="Times New Roman" w:hAnsi="Times New Roman" w:eastAsia="宋体" w:cs="Times New Roman"/>
+          <w:szCs w:val="21"/>
+          <w:sz w:val="21"/>
         </w:rPr>
         <w:t>”“</w:t>
       </w:r>
       <w:r>
         <w:rPr>
-          <w:szCs w:val="21"/>
+          <w:rFonts w:ascii="Times New Roman" w:hAnsi="Times New Roman" w:eastAsia="宋体" w:cs="Times New Roman"/>
+          <w:szCs w:val="21"/>
+          <w:sz w:val="21"/>
         </w:rPr>
         <w:t>最小</w:t>
       </w:r>
       <w:r>
         <w:rPr>
-          <w:szCs w:val="21"/>
+          <w:rFonts w:ascii="Times New Roman" w:hAnsi="Times New Roman" w:eastAsia="宋体" w:cs="Times New Roman"/>
+          <w:szCs w:val="21"/>
+          <w:sz w:val="21"/>
         </w:rPr>
         <w:t>”</w:t>
       </w:r>
       <w:r>
         <w:rPr>
-          <w:szCs w:val="21"/>
+          <w:rFonts w:ascii="Times New Roman" w:hAnsi="Times New Roman" w:eastAsia="宋体" w:cs="Times New Roman"/>
+          <w:szCs w:val="21"/>
+          <w:sz w:val="21"/>
         </w:rPr>
         <w:t>或</w:t>
       </w:r>
       <w:r>
         <w:rPr>
-          <w:szCs w:val="21"/>
+          <w:rFonts w:ascii="Times New Roman" w:hAnsi="Times New Roman" w:eastAsia="宋体" w:cs="Times New Roman"/>
+          <w:szCs w:val="21"/>
+          <w:sz w:val="21"/>
         </w:rPr>
         <w:t>“0”</w:t>
       </w:r>
       <w:r>
         <w:rPr>
-          <w:szCs w:val="21"/>
+          <w:rFonts w:ascii="Times New Roman" w:hAnsi="Times New Roman" w:eastAsia="宋体" w:cs="Times New Roman"/>
+          <w:szCs w:val="21"/>
+          <w:sz w:val="21"/>
         </w:rPr>
         <w:t>）；</w:t>
       </w:r>
@@ -809,33 +929,43 @@
       </w:pPr>
       <w:r>
         <w:rPr>
-          <w:szCs w:val="21"/>
+          <w:rFonts w:ascii="Times New Roman" w:hAnsi="Times New Roman" w:eastAsia="宋体" w:cs="Times New Roman"/>
+          <w:szCs w:val="21"/>
+          <w:sz w:val="21"/>
         </w:rPr>
         <w:t>线圈经过</w:t>
       </w:r>
       <w:r>
         <w:rPr>
-          <w:szCs w:val="21"/>
+          <w:rFonts w:ascii="Times New Roman" w:hAnsi="Times New Roman" w:eastAsia="宋体" w:cs="Times New Roman"/>
+          <w:szCs w:val="21"/>
+          <w:sz w:val="21"/>
           <w:bdr w:val="single" w:sz="8" w:space="0" w:color="auto"/>
         </w:rPr>
         <w:t>中性面</w:t>
       </w:r>
       <w:r>
         <w:rPr>
-          <w:szCs w:val="21"/>
+          <w:rFonts w:ascii="Times New Roman" w:hAnsi="Times New Roman" w:eastAsia="宋体" w:cs="Times New Roman"/>
+          <w:szCs w:val="21"/>
+          <w:sz w:val="21"/>
         </w:rPr>
         <w:t>时，电流方向发生改变，线圈转一圈电流方向改变</w:t>
       </w:r>
       <w:r>
         <w:rPr>
-          <w:szCs w:val="21"/>
+          <w:rFonts w:ascii="Times New Roman" w:hAnsi="Times New Roman" w:eastAsia="宋体" w:cs="Times New Roman"/>
+          <w:szCs w:val="21"/>
+          <w:sz w:val="21"/>
           <w:bdr w:val="single" w:sz="8" w:space="0" w:color="auto"/>
         </w:rPr>
         <w:t>两次</w:t>
       </w:r>
       <w:r>
         <w:rPr>
-          <w:szCs w:val="21"/>
+          <w:rFonts w:ascii="Times New Roman" w:hAnsi="Times New Roman" w:eastAsia="宋体" w:cs="Times New Roman"/>
+          <w:szCs w:val="21"/>
+          <w:sz w:val="21"/>
         </w:rPr>
         <w:t>。</w:t>
       </w:r>
@@ -850,45 +980,59 @@
       </w:pPr>
       <w:r>
         <w:rPr>
-          <w:szCs w:val="21"/>
+          <w:rFonts w:ascii="Times New Roman" w:hAnsi="Times New Roman" w:eastAsia="宋体" w:cs="Times New Roman"/>
+          <w:szCs w:val="21"/>
+          <w:sz w:val="21"/>
         </w:rPr>
         <w:t>（</w:t>
       </w:r>
       <w:r>
         <w:rPr>
-          <w:szCs w:val="21"/>
+          <w:rFonts w:ascii="Times New Roman" w:hAnsi="Times New Roman" w:eastAsia="宋体" w:cs="Times New Roman"/>
+          <w:szCs w:val="21"/>
+          <w:sz w:val="21"/>
         </w:rPr>
         <w:t>2</w:t>
       </w:r>
       <w:r>
         <w:rPr>
-          <w:szCs w:val="21"/>
+          <w:rFonts w:ascii="Times New Roman" w:hAnsi="Times New Roman" w:eastAsia="宋体" w:cs="Times New Roman"/>
+          <w:szCs w:val="21"/>
+          <w:sz w:val="21"/>
         </w:rPr>
         <w:t>）垂直中性面位置（</w:t>
       </w:r>
       <w:r>
         <w:rPr>
-          <w:i/>
-          <w:szCs w:val="21"/>
+          <w:rFonts w:ascii="Times New Roman" w:hAnsi="Times New Roman" w:eastAsia="宋体" w:cs="Times New Roman"/>
+          <w:i/>
+          <w:szCs w:val="21"/>
+          <w:sz w:val="21"/>
         </w:rPr>
         <w:t>S</w:t>
       </w:r>
       <w:r>
         <w:rPr>
-          <w:szCs w:val="21"/>
+          <w:rFonts w:ascii="Times New Roman" w:hAnsi="Times New Roman" w:eastAsia="宋体" w:cs="Times New Roman"/>
+          <w:szCs w:val="21"/>
+          <w:sz w:val="21"/>
         </w:rPr>
         <w:t>∥</w:t>
       </w:r>
       <w:r>
         <w:rPr>
-          <w:i/>
-          <w:szCs w:val="21"/>
+          <w:rFonts w:ascii="Times New Roman" w:hAnsi="Times New Roman" w:eastAsia="宋体" w:cs="Times New Roman"/>
+          <w:i/>
+          <w:szCs w:val="21"/>
+          <w:sz w:val="21"/>
         </w:rPr>
         <w:t>B</w:t>
       </w:r>
       <w:r>
         <w:rPr>
-          <w:szCs w:val="21"/>
+          <w:rFonts w:ascii="Times New Roman" w:hAnsi="Times New Roman" w:eastAsia="宋体" w:cs="Times New Roman"/>
+          <w:szCs w:val="21"/>
+          <w:sz w:val="21"/>
         </w:rPr>
         <w:t>，如图中的乙、丁）</w:t>
       </w:r>
@@ -903,33 +1047,43 @@
       </w:pPr>
       <w:r>
         <w:rPr>
-          <w:szCs w:val="21"/>
+          <w:rFonts w:ascii="Times New Roman" w:hAnsi="Times New Roman" w:eastAsia="宋体" w:cs="Times New Roman"/>
+          <w:szCs w:val="21"/>
+          <w:sz w:val="21"/>
         </w:rPr>
         <w:t>此时</w:t>
       </w:r>
       <w:r>
         <w:rPr>
-          <w:i/>
-          <w:szCs w:val="21"/>
+          <w:rFonts w:ascii="Times New Roman" w:hAnsi="Times New Roman" w:eastAsia="宋体" w:cs="Times New Roman"/>
+          <w:i/>
+          <w:szCs w:val="21"/>
+          <w:sz w:val="21"/>
         </w:rPr>
         <w:t>Φ</w:t>
       </w:r>
       <w:r>
         <w:rPr>
-          <w:szCs w:val="21"/>
+          <w:rFonts w:ascii="Times New Roman" w:hAnsi="Times New Roman" w:eastAsia="宋体" w:cs="Times New Roman"/>
+          <w:szCs w:val="21"/>
+          <w:sz w:val="21"/>
         </w:rPr>
         <w:t>为</w:t>
       </w:r>
       <w:r>
         <w:rPr>
-          <w:szCs w:val="21"/>
+          <w:rFonts w:ascii="Times New Roman" w:hAnsi="Times New Roman" w:eastAsia="宋体" w:cs="Times New Roman"/>
+          <w:szCs w:val="21"/>
+          <w:sz w:val="21"/>
           <w:bdr w:val="single" w:sz="8" w:space="0" w:color="auto"/>
         </w:rPr>
         <w:t>0</w:t>
       </w:r>
       <w:r>
         <w:rPr>
-          <w:szCs w:val="21"/>
+          <w:rFonts w:ascii="Times New Roman" w:hAnsi="Times New Roman" w:eastAsia="宋体" w:cs="Times New Roman"/>
+          <w:szCs w:val="21"/>
+          <w:sz w:val="21"/>
         </w:rPr>
         <w:t>，</w:t>
       </w:r>
@@ -978,40 +1132,52 @@
       </m:oMath>
       <w:r>
         <w:rPr>
-          <w:szCs w:val="21"/>
+          <w:rFonts w:ascii="Times New Roman" w:hAnsi="Times New Roman" w:eastAsia="宋体" w:cs="Times New Roman"/>
+          <w:szCs w:val="21"/>
+          <w:sz w:val="21"/>
           <w:bdr w:val="single" w:sz="8" w:space="0" w:color="auto"/>
         </w:rPr>
         <w:t>最大</w:t>
       </w:r>
       <w:r>
         <w:rPr>
-          <w:szCs w:val="21"/>
+          <w:rFonts w:ascii="Times New Roman" w:hAnsi="Times New Roman" w:eastAsia="宋体" w:cs="Times New Roman"/>
+          <w:szCs w:val="21"/>
+          <w:sz w:val="21"/>
         </w:rPr>
         <w:t>，</w:t>
       </w:r>
       <w:r>
         <w:rPr>
-          <w:i/>
-          <w:szCs w:val="21"/>
+          <w:rFonts w:ascii="Times New Roman" w:hAnsi="Times New Roman" w:eastAsia="宋体" w:cs="Times New Roman"/>
+          <w:i/>
+          <w:szCs w:val="21"/>
+          <w:sz w:val="21"/>
         </w:rPr>
         <w:t>e</w:t>
       </w:r>
       <w:r>
         <w:rPr>
-          <w:szCs w:val="21"/>
+          <w:rFonts w:ascii="Times New Roman" w:hAnsi="Times New Roman" w:eastAsia="宋体" w:cs="Times New Roman"/>
+          <w:szCs w:val="21"/>
+          <w:sz w:val="21"/>
         </w:rPr>
         <w:t>最大，</w:t>
       </w:r>
       <w:r>
         <w:rPr>
-          <w:i/>
-          <w:szCs w:val="21"/>
+          <w:rFonts w:ascii="Times New Roman" w:hAnsi="Times New Roman" w:eastAsia="宋体" w:cs="Times New Roman"/>
+          <w:i/>
+          <w:szCs w:val="21"/>
+          <w:sz w:val="21"/>
         </w:rPr>
         <w:t>i</w:t>
       </w:r>
       <w:r>
         <w:rPr>
-          <w:szCs w:val="21"/>
+          <w:rFonts w:ascii="Times New Roman" w:hAnsi="Times New Roman" w:eastAsia="宋体" w:cs="Times New Roman"/>
+          <w:szCs w:val="21"/>
+          <w:sz w:val="21"/>
         </w:rPr>
         <w:t>最大。</w:t>
       </w:r>
@@ -1035,14 +1201,18 @@
       </w:pPr>
       <w:r>
         <w:rPr>
-          <w:szCs w:val="21"/>
+          <w:rFonts w:ascii="Times New Roman" w:hAnsi="Times New Roman" w:eastAsia="宋体" w:cs="Times New Roman"/>
+          <w:szCs w:val="21"/>
+          <w:sz w:val="21"/>
           <w:bdr w:val="single" w:sz="8" w:space="0" w:color="auto"/>
         </w:rPr>
         <w:t xml:space="preserve">3.2 </w:t>
       </w:r>
       <w:r>
         <w:rPr>
-          <w:szCs w:val="21"/>
+          <w:rFonts w:ascii="Times New Roman" w:hAnsi="Times New Roman" w:eastAsia="宋体" w:cs="Times New Roman"/>
+          <w:szCs w:val="21"/>
+          <w:sz w:val="21"/>
           <w:bdr w:val="single" w:sz="8" w:space="0" w:color="auto"/>
         </w:rPr>
         <w:t>交变电流的描述</w:t>
@@ -1058,39 +1228,51 @@
       </w:pPr>
       <w:r>
         <w:rPr>
-          <w:szCs w:val="21"/>
+          <w:rFonts w:ascii="Times New Roman" w:hAnsi="Times New Roman" w:eastAsia="宋体" w:cs="Times New Roman"/>
+          <w:szCs w:val="21"/>
+          <w:sz w:val="21"/>
         </w:rPr>
         <w:t>6</w:t>
       </w:r>
       <w:r>
         <w:rPr>
-          <w:szCs w:val="21"/>
+          <w:rFonts w:ascii="Times New Roman" w:hAnsi="Times New Roman" w:eastAsia="宋体" w:cs="Times New Roman"/>
+          <w:szCs w:val="21"/>
+          <w:sz w:val="21"/>
         </w:rPr>
         <w:t>．正弦式交变电流：按</w:t>
       </w:r>
       <w:r>
         <w:rPr>
-          <w:szCs w:val="21"/>
+          <w:rFonts w:ascii="Times New Roman" w:hAnsi="Times New Roman" w:eastAsia="宋体" w:cs="Times New Roman"/>
+          <w:szCs w:val="21"/>
+          <w:sz w:val="21"/>
           <w:bdr w:val="single" w:sz="8" w:space="0" w:color="auto"/>
         </w:rPr>
         <w:t>正弦</w:t>
       </w:r>
       <w:r>
         <w:rPr>
-          <w:szCs w:val="21"/>
+          <w:rFonts w:ascii="Times New Roman" w:hAnsi="Times New Roman" w:eastAsia="宋体" w:cs="Times New Roman"/>
+          <w:szCs w:val="21"/>
+          <w:sz w:val="21"/>
         </w:rPr>
         <w:t>规律变化的电流叫作正弦式交变电流，简称</w:t>
       </w:r>
       <w:r>
         <w:rPr>
-          <w:szCs w:val="21"/>
+          <w:rFonts w:ascii="Times New Roman" w:hAnsi="Times New Roman" w:eastAsia="宋体" w:cs="Times New Roman"/>
+          <w:szCs w:val="21"/>
+          <w:sz w:val="21"/>
           <w:bdr w:val="single" w:sz="8" w:space="0" w:color="auto"/>
         </w:rPr>
         <w:t>正弦式电流</w:t>
       </w:r>
       <w:r>
         <w:rPr>
-          <w:szCs w:val="21"/>
+          <w:rFonts w:ascii="Times New Roman" w:hAnsi="Times New Roman" w:eastAsia="宋体" w:cs="Times New Roman"/>
+          <w:szCs w:val="21"/>
+          <w:sz w:val="21"/>
         </w:rPr>
         <w:t>。</w:t>
       </w:r>
@@ -1105,26 +1287,34 @@
       </w:pPr>
       <w:r>
         <w:rPr>
-          <w:szCs w:val="21"/>
+          <w:rFonts w:ascii="Times New Roman" w:hAnsi="Times New Roman" w:eastAsia="宋体" w:cs="Times New Roman"/>
+          <w:szCs w:val="21"/>
+          <w:sz w:val="21"/>
         </w:rPr>
         <w:t>7</w:t>
       </w:r>
       <w:r>
         <w:rPr>
-          <w:szCs w:val="21"/>
+          <w:rFonts w:ascii="Times New Roman" w:hAnsi="Times New Roman" w:eastAsia="宋体" w:cs="Times New Roman"/>
+          <w:szCs w:val="21"/>
+          <w:sz w:val="21"/>
         </w:rPr>
         <w:t>．从中性面开始计时，线圈中产生的电动势的瞬时值表达式</w:t>
       </w:r>
       <w:r>
         <w:rPr>
-          <w:i/>
-          <w:szCs w:val="21"/>
+          <w:rFonts w:ascii="Times New Roman" w:hAnsi="Times New Roman" w:eastAsia="宋体" w:cs="Times New Roman"/>
+          <w:i/>
+          <w:szCs w:val="21"/>
+          <w:sz w:val="21"/>
         </w:rPr>
         <w:t>e</w:t>
       </w:r>
       <w:r>
         <w:rPr>
-          <w:szCs w:val="21"/>
+          <w:rFonts w:ascii="Times New Roman" w:hAnsi="Times New Roman" w:eastAsia="宋体" w:cs="Times New Roman"/>
+          <w:szCs w:val="21"/>
+          <w:sz w:val="21"/>
         </w:rPr>
         <w:t>=</w:t>
       </w:r>
@@ -1175,28 +1365,36 @@
       </m:oMath>
       <w:r>
         <w:rPr>
-          <w:szCs w:val="21"/>
+          <w:rFonts w:ascii="Times New Roman" w:hAnsi="Times New Roman" w:eastAsia="宋体" w:cs="Times New Roman"/>
+          <w:szCs w:val="21"/>
+          <w:sz w:val="21"/>
         </w:rPr>
         <w:t>，其中</w:t>
       </w:r>
       <w:r>
         <w:rPr>
-          <w:i/>
-          <w:szCs w:val="21"/>
+          <w:rFonts w:ascii="Times New Roman" w:hAnsi="Times New Roman" w:eastAsia="宋体" w:cs="Times New Roman"/>
+          <w:i/>
+          <w:szCs w:val="21"/>
+          <w:sz w:val="21"/>
         </w:rPr>
         <w:t>E</w:t>
       </w:r>
       <w:r>
         <w:rPr>
-          <w:i/>
-          <w:szCs w:val="21"/>
+          <w:rFonts w:ascii="Times New Roman" w:hAnsi="Times New Roman" w:eastAsia="宋体" w:cs="Times New Roman"/>
+          <w:i/>
+          <w:szCs w:val="21"/>
+          <w:sz w:val="21"/>
           <w:vertAlign w:val="subscript"/>
         </w:rPr>
         <w:t>m</w:t>
       </w:r>
       <w:r>
         <w:rPr>
-          <w:szCs w:val="21"/>
+          <w:rFonts w:ascii="Times New Roman" w:hAnsi="Times New Roman" w:eastAsia="宋体" w:cs="Times New Roman"/>
+          <w:szCs w:val="21"/>
+          <w:sz w:val="21"/>
         </w:rPr>
         <w:t>=</w:t>
       </w:r>
@@ -1215,7 +1413,9 @@
       </m:oMath>
       <w:r>
         <w:rPr>
-          <w:szCs w:val="21"/>
+          <w:rFonts w:ascii="Times New Roman" w:hAnsi="Times New Roman" w:eastAsia="宋体" w:cs="Times New Roman"/>
+          <w:szCs w:val="21"/>
+          <w:sz w:val="21"/>
         </w:rPr>
         <w:t>为交变电流的峰值。</w:t>
       </w:r>
@@ -1230,67 +1430,87 @@
       </w:pPr>
       <w:r>
         <w:rPr>
-          <w:szCs w:val="21"/>
+          <w:rFonts w:ascii="Times New Roman" w:hAnsi="Times New Roman" w:eastAsia="宋体" w:cs="Times New Roman"/>
+          <w:szCs w:val="21"/>
+          <w:sz w:val="21"/>
         </w:rPr>
         <w:t>说明：（</w:t>
       </w:r>
       <w:r>
         <w:rPr>
-          <w:szCs w:val="21"/>
+          <w:rFonts w:ascii="Times New Roman" w:hAnsi="Times New Roman" w:eastAsia="宋体" w:cs="Times New Roman"/>
+          <w:szCs w:val="21"/>
+          <w:sz w:val="21"/>
         </w:rPr>
         <w:t>1</w:t>
       </w:r>
       <w:r>
         <w:rPr>
-          <w:szCs w:val="21"/>
+          <w:rFonts w:ascii="Times New Roman" w:hAnsi="Times New Roman" w:eastAsia="宋体" w:cs="Times New Roman"/>
+          <w:szCs w:val="21"/>
+          <w:sz w:val="21"/>
         </w:rPr>
         <w:t>）若从与中性面垂直的位置开始计时</w:t>
       </w:r>
       <w:r>
         <w:rPr>
-          <w:i/>
-          <w:szCs w:val="21"/>
+          <w:rFonts w:ascii="Times New Roman" w:hAnsi="Times New Roman" w:eastAsia="宋体" w:cs="Times New Roman"/>
+          <w:i/>
+          <w:szCs w:val="21"/>
+          <w:sz w:val="21"/>
           <w:bdr w:val="single" w:sz="8" w:space="0" w:color="auto"/>
         </w:rPr>
         <w:t>e</w:t>
       </w:r>
       <w:r>
         <w:rPr>
-          <w:szCs w:val="21"/>
+          <w:rFonts w:ascii="Times New Roman" w:hAnsi="Times New Roman" w:eastAsia="宋体" w:cs="Times New Roman"/>
+          <w:szCs w:val="21"/>
+          <w:sz w:val="21"/>
         </w:rPr>
         <w:t>=</w:t>
       </w:r>
       <w:r>
         <w:rPr>
-          <w:i/>
-          <w:szCs w:val="21"/>
+          <w:rFonts w:ascii="Times New Roman" w:hAnsi="Times New Roman" w:eastAsia="宋体" w:cs="Times New Roman"/>
+          <w:i/>
+          <w:szCs w:val="21"/>
+          <w:sz w:val="21"/>
         </w:rPr>
         <w:t>E</w:t>
       </w:r>
       <w:r>
         <w:rPr>
-          <w:i/>
-          <w:szCs w:val="21"/>
+          <w:rFonts w:ascii="Times New Roman" w:hAnsi="Times New Roman" w:eastAsia="宋体" w:cs="Times New Roman"/>
+          <w:i/>
+          <w:szCs w:val="21"/>
+          <w:sz w:val="21"/>
           <w:vertAlign w:val="subscript"/>
         </w:rPr>
         <w:t>m</w:t>
       </w:r>
       <w:r>
         <w:rPr>
-          <w:szCs w:val="21"/>
+          <w:rFonts w:ascii="Times New Roman" w:hAnsi="Times New Roman" w:eastAsia="宋体" w:cs="Times New Roman"/>
+          <w:szCs w:val="21"/>
+          <w:sz w:val="21"/>
         </w:rPr>
         <w:t xml:space="preserve">cos </w:t>
       </w:r>
       <w:r>
         <w:rPr>
-          <w:i/>
-          <w:szCs w:val="21"/>
+          <w:rFonts w:ascii="Times New Roman" w:hAnsi="Times New Roman" w:eastAsia="宋体" w:cs="Times New Roman"/>
+          <w:i/>
+          <w:szCs w:val="21"/>
+          <w:sz w:val="21"/>
         </w:rPr>
         <w:t>ωt</w:t>
       </w:r>
       <w:r>
         <w:rPr>
-          <w:szCs w:val="21"/>
+          <w:rFonts w:ascii="Times New Roman" w:hAnsi="Times New Roman" w:eastAsia="宋体" w:cs="Times New Roman"/>
+          <w:szCs w:val="21"/>
+          <w:sz w:val="21"/>
         </w:rPr>
         <w:t>。</w:t>
       </w:r>
@@ -1305,106 +1525,138 @@
       </w:pPr>
       <w:r>
         <w:rPr>
-          <w:szCs w:val="21"/>
+          <w:rFonts w:ascii="Times New Roman" w:hAnsi="Times New Roman" w:eastAsia="宋体" w:cs="Times New Roman"/>
+          <w:szCs w:val="21"/>
+          <w:sz w:val="21"/>
         </w:rPr>
         <w:t>（</w:t>
       </w:r>
       <w:r>
         <w:rPr>
-          <w:szCs w:val="21"/>
+          <w:rFonts w:ascii="Times New Roman" w:hAnsi="Times New Roman" w:eastAsia="宋体" w:cs="Times New Roman"/>
+          <w:szCs w:val="21"/>
+          <w:sz w:val="21"/>
         </w:rPr>
         <w:t>2</w:t>
       </w:r>
       <w:r>
         <w:rPr>
-          <w:szCs w:val="21"/>
+          <w:rFonts w:ascii="Times New Roman" w:hAnsi="Times New Roman" w:eastAsia="宋体" w:cs="Times New Roman"/>
+          <w:szCs w:val="21"/>
+          <w:sz w:val="21"/>
         </w:rPr>
         <w:t>）电动势峰值</w:t>
       </w:r>
       <w:r>
         <w:rPr>
-          <w:i/>
-          <w:szCs w:val="21"/>
+          <w:rFonts w:ascii="Times New Roman" w:hAnsi="Times New Roman" w:eastAsia="宋体" w:cs="Times New Roman"/>
+          <w:i/>
+          <w:szCs w:val="21"/>
+          <w:sz w:val="21"/>
           <w:bdr w:val="single" w:sz="8" w:space="0" w:color="auto"/>
         </w:rPr>
         <w:t>E</w:t>
       </w:r>
       <w:r>
         <w:rPr>
-          <w:i/>
-          <w:szCs w:val="21"/>
+          <w:rFonts w:ascii="Times New Roman" w:hAnsi="Times New Roman" w:eastAsia="宋体" w:cs="Times New Roman"/>
+          <w:i/>
+          <w:szCs w:val="21"/>
+          <w:sz w:val="21"/>
           <w:vertAlign w:val="subscript"/>
         </w:rPr>
         <w:t>m</w:t>
       </w:r>
       <w:r>
         <w:rPr>
-          <w:szCs w:val="21"/>
+          <w:rFonts w:ascii="Times New Roman" w:hAnsi="Times New Roman" w:eastAsia="宋体" w:cs="Times New Roman"/>
+          <w:szCs w:val="21"/>
+          <w:sz w:val="21"/>
         </w:rPr>
         <w:t>=</w:t>
       </w:r>
       <w:r>
         <w:rPr>
-          <w:i/>
-          <w:szCs w:val="21"/>
+          <w:rFonts w:ascii="Times New Roman" w:hAnsi="Times New Roman" w:eastAsia="宋体" w:cs="Times New Roman"/>
+          <w:i/>
+          <w:szCs w:val="21"/>
+          <w:sz w:val="21"/>
         </w:rPr>
         <w:t>NωBS</w:t>
       </w:r>
       <w:r>
         <w:rPr>
-          <w:szCs w:val="21"/>
+          <w:rFonts w:ascii="Times New Roman" w:hAnsi="Times New Roman" w:eastAsia="宋体" w:cs="Times New Roman"/>
+          <w:szCs w:val="21"/>
+          <w:sz w:val="21"/>
         </w:rPr>
         <w:t>由线圈匝数</w:t>
       </w:r>
       <w:r>
         <w:rPr>
-          <w:i/>
-          <w:szCs w:val="21"/>
+          <w:rFonts w:ascii="Times New Roman" w:hAnsi="Times New Roman" w:eastAsia="宋体" w:cs="Times New Roman"/>
+          <w:i/>
+          <w:szCs w:val="21"/>
+          <w:sz w:val="21"/>
         </w:rPr>
         <w:t>N</w:t>
       </w:r>
       <w:r>
         <w:rPr>
-          <w:szCs w:val="21"/>
+          <w:rFonts w:ascii="Times New Roman" w:hAnsi="Times New Roman" w:eastAsia="宋体" w:cs="Times New Roman"/>
+          <w:szCs w:val="21"/>
+          <w:sz w:val="21"/>
         </w:rPr>
         <w:t>、磁感应强度</w:t>
       </w:r>
       <w:r>
         <w:rPr>
-          <w:i/>
-          <w:szCs w:val="21"/>
+          <w:rFonts w:ascii="Times New Roman" w:hAnsi="Times New Roman" w:eastAsia="宋体" w:cs="Times New Roman"/>
+          <w:i/>
+          <w:szCs w:val="21"/>
+          <w:sz w:val="21"/>
         </w:rPr>
         <w:t>B</w:t>
       </w:r>
       <w:r>
         <w:rPr>
-          <w:szCs w:val="21"/>
+          <w:rFonts w:ascii="Times New Roman" w:hAnsi="Times New Roman" w:eastAsia="宋体" w:cs="Times New Roman"/>
+          <w:szCs w:val="21"/>
+          <w:sz w:val="21"/>
         </w:rPr>
         <w:t>、转动角速度</w:t>
       </w:r>
       <w:r>
         <w:rPr>
-          <w:i/>
-          <w:szCs w:val="21"/>
+          <w:rFonts w:ascii="Times New Roman" w:hAnsi="Times New Roman" w:eastAsia="宋体" w:cs="Times New Roman"/>
+          <w:i/>
+          <w:szCs w:val="21"/>
+          <w:sz w:val="21"/>
         </w:rPr>
         <w:t>ω</w:t>
       </w:r>
       <w:r>
         <w:rPr>
-          <w:szCs w:val="21"/>
+          <w:rFonts w:ascii="Times New Roman" w:hAnsi="Times New Roman" w:eastAsia="宋体" w:cs="Times New Roman"/>
+          <w:szCs w:val="21"/>
+          <w:sz w:val="21"/>
         </w:rPr>
         <w:t>和线圈面积</w:t>
       </w:r>
       <w:r>
         <w:rPr>
-          <w:i/>
-          <w:szCs w:val="21"/>
+          <w:rFonts w:ascii="Times New Roman" w:hAnsi="Times New Roman" w:eastAsia="宋体" w:cs="Times New Roman"/>
+          <w:i/>
+          <w:szCs w:val="21"/>
+          <w:sz w:val="21"/>
         </w:rPr>
         <w:t>S</w:t>
       </w:r>
       <w:r>
         <w:rPr>
-          <w:szCs w:val="21"/>
+          <w:rFonts w:ascii="Times New Roman" w:hAnsi="Times New Roman" w:eastAsia="宋体" w:cs="Times New Roman"/>
+          <w:szCs w:val="21"/>
+          <w:sz w:val="21"/>
         </w:rPr>
         <w:t>决定，与线圈的形状无关，与转轴的位置无关。</w:t>
       </w:r>
@@ -1419,59 +1671,77 @@
       </w:pPr>
       <w:r>
         <w:rPr>
-          <w:szCs w:val="21"/>
+          <w:rFonts w:ascii="Times New Roman" w:hAnsi="Times New Roman" w:eastAsia="宋体" w:cs="Times New Roman"/>
+          <w:szCs w:val="21"/>
+          <w:sz w:val="21"/>
         </w:rPr>
         <w:t>如图所示的几种情况中，如果</w:t>
       </w:r>
       <w:r>
         <w:rPr>
-          <w:i/>
-          <w:szCs w:val="21"/>
+          <w:rFonts w:ascii="Times New Roman" w:hAnsi="Times New Roman" w:eastAsia="宋体" w:cs="Times New Roman"/>
+          <w:i/>
+          <w:szCs w:val="21"/>
+          <w:sz w:val="21"/>
         </w:rPr>
         <w:t>N</w:t>
       </w:r>
       <w:r>
         <w:rPr>
-          <w:szCs w:val="21"/>
+          <w:rFonts w:ascii="Times New Roman" w:hAnsi="Times New Roman" w:eastAsia="宋体" w:cs="Times New Roman"/>
+          <w:szCs w:val="21"/>
+          <w:sz w:val="21"/>
         </w:rPr>
         <w:t>、</w:t>
       </w:r>
       <w:r>
         <w:rPr>
-          <w:i/>
-          <w:szCs w:val="21"/>
+          <w:rFonts w:ascii="Times New Roman" w:hAnsi="Times New Roman" w:eastAsia="宋体" w:cs="Times New Roman"/>
+          <w:i/>
+          <w:szCs w:val="21"/>
+          <w:sz w:val="21"/>
         </w:rPr>
         <w:t>B</w:t>
       </w:r>
       <w:r>
         <w:rPr>
-          <w:szCs w:val="21"/>
+          <w:rFonts w:ascii="Times New Roman" w:hAnsi="Times New Roman" w:eastAsia="宋体" w:cs="Times New Roman"/>
+          <w:szCs w:val="21"/>
+          <w:sz w:val="21"/>
         </w:rPr>
         <w:t>、</w:t>
       </w:r>
       <w:r>
         <w:rPr>
-          <w:i/>
-          <w:szCs w:val="21"/>
+          <w:rFonts w:ascii="Times New Roman" w:hAnsi="Times New Roman" w:eastAsia="宋体" w:cs="Times New Roman"/>
+          <w:i/>
+          <w:szCs w:val="21"/>
+          <w:sz w:val="21"/>
         </w:rPr>
         <w:t>ω</w:t>
       </w:r>
       <w:r>
         <w:rPr>
-          <w:szCs w:val="21"/>
+          <w:rFonts w:ascii="Times New Roman" w:hAnsi="Times New Roman" w:eastAsia="宋体" w:cs="Times New Roman"/>
+          <w:szCs w:val="21"/>
+          <w:sz w:val="21"/>
         </w:rPr>
         <w:t>、</w:t>
       </w:r>
       <w:r>
         <w:rPr>
-          <w:i/>
-          <w:szCs w:val="21"/>
+          <w:rFonts w:ascii="Times New Roman" w:hAnsi="Times New Roman" w:eastAsia="宋体" w:cs="Times New Roman"/>
+          <w:i/>
+          <w:szCs w:val="21"/>
+          <w:sz w:val="21"/>
         </w:rPr>
         <w:t>S</w:t>
       </w:r>
       <w:r>
         <w:rPr>
-          <w:szCs w:val="21"/>
+          <w:rFonts w:ascii="Times New Roman" w:hAnsi="Times New Roman" w:eastAsia="宋体" w:cs="Times New Roman"/>
+          <w:szCs w:val="21"/>
+          <w:sz w:val="21"/>
         </w:rPr>
         <w:t>均相同，则感应电动势的峰值均相同。</w:t>
       </w:r>
@@ -1540,13 +1810,17 @@
       </w:pPr>
       <w:r>
         <w:rPr>
-          <w:szCs w:val="21"/>
+          <w:rFonts w:ascii="Times New Roman" w:hAnsi="Times New Roman" w:eastAsia="宋体" w:cs="Times New Roman"/>
+          <w:szCs w:val="21"/>
+          <w:sz w:val="21"/>
         </w:rPr>
         <w:t>8</w:t>
       </w:r>
       <w:r>
         <w:rPr>
-          <w:szCs w:val="21"/>
+          <w:rFonts w:ascii="Times New Roman" w:hAnsi="Times New Roman" w:eastAsia="宋体" w:cs="Times New Roman"/>
+          <w:szCs w:val="21"/>
+          <w:sz w:val="21"/>
         </w:rPr>
         <w:t>．正弦式交变电流和电压</w:t>
       </w:r>
@@ -1561,101 +1835,131 @@
       </w:pPr>
       <w:r>
         <w:rPr>
-          <w:szCs w:val="21"/>
+          <w:rFonts w:ascii="Times New Roman" w:hAnsi="Times New Roman" w:eastAsia="宋体" w:cs="Times New Roman"/>
+          <w:szCs w:val="21"/>
+          <w:sz w:val="21"/>
         </w:rPr>
         <w:t>电流表达式</w:t>
       </w:r>
       <w:r>
         <w:rPr>
-          <w:i/>
-          <w:szCs w:val="21"/>
+          <w:rFonts w:ascii="Times New Roman" w:hAnsi="Times New Roman" w:eastAsia="宋体" w:cs="Times New Roman"/>
+          <w:i/>
+          <w:szCs w:val="21"/>
+          <w:sz w:val="21"/>
         </w:rPr>
         <w:t>i</w:t>
       </w:r>
       <w:r>
         <w:rPr>
-          <w:szCs w:val="21"/>
+          <w:rFonts w:ascii="Times New Roman" w:hAnsi="Times New Roman" w:eastAsia="宋体" w:cs="Times New Roman"/>
+          <w:szCs w:val="21"/>
+          <w:sz w:val="21"/>
         </w:rPr>
         <w:t>=</w:t>
       </w:r>
       <w:r>
         <w:rPr>
-          <w:i/>
-          <w:szCs w:val="21"/>
+          <w:rFonts w:ascii="Times New Roman" w:hAnsi="Times New Roman" w:eastAsia="宋体" w:cs="Times New Roman"/>
+          <w:i/>
+          <w:szCs w:val="21"/>
+          <w:sz w:val="21"/>
         </w:rPr>
         <w:t>I</w:t>
       </w:r>
       <w:r>
         <w:rPr>
-          <w:i/>
-          <w:szCs w:val="21"/>
+          <w:rFonts w:ascii="Times New Roman" w:hAnsi="Times New Roman" w:eastAsia="宋体" w:cs="Times New Roman"/>
+          <w:i/>
+          <w:szCs w:val="21"/>
+          <w:sz w:val="21"/>
           <w:vertAlign w:val="subscript"/>
         </w:rPr>
         <w:t>m</w:t>
       </w:r>
       <w:r>
         <w:rPr>
-          <w:szCs w:val="21"/>
+          <w:rFonts w:ascii="Times New Roman" w:hAnsi="Times New Roman" w:eastAsia="宋体" w:cs="Times New Roman"/>
+          <w:szCs w:val="21"/>
+          <w:sz w:val="21"/>
         </w:rPr>
         <w:t xml:space="preserve">sin </w:t>
       </w:r>
       <w:r>
         <w:rPr>
-          <w:i/>
-          <w:szCs w:val="21"/>
+          <w:rFonts w:ascii="Times New Roman" w:hAnsi="Times New Roman" w:eastAsia="宋体" w:cs="Times New Roman"/>
+          <w:i/>
+          <w:szCs w:val="21"/>
+          <w:sz w:val="21"/>
         </w:rPr>
         <w:t>ωt</w:t>
       </w:r>
       <w:r>
         <w:rPr>
-          <w:szCs w:val="21"/>
+          <w:rFonts w:ascii="Times New Roman" w:hAnsi="Times New Roman" w:eastAsia="宋体" w:cs="Times New Roman"/>
+          <w:szCs w:val="21"/>
+          <w:sz w:val="21"/>
         </w:rPr>
         <w:t>，电压表达式</w:t>
       </w:r>
       <w:r>
         <w:rPr>
-          <w:i/>
-          <w:szCs w:val="21"/>
+          <w:rFonts w:ascii="Times New Roman" w:hAnsi="Times New Roman" w:eastAsia="宋体" w:cs="Times New Roman"/>
+          <w:i/>
+          <w:szCs w:val="21"/>
+          <w:sz w:val="21"/>
         </w:rPr>
         <w:t>u</w:t>
       </w:r>
       <w:r>
         <w:rPr>
-          <w:szCs w:val="21"/>
+          <w:rFonts w:ascii="Times New Roman" w:hAnsi="Times New Roman" w:eastAsia="宋体" w:cs="Times New Roman"/>
+          <w:szCs w:val="21"/>
+          <w:sz w:val="21"/>
         </w:rPr>
         <w:t>=</w:t>
       </w:r>
       <w:r>
         <w:rPr>
-          <w:i/>
-          <w:szCs w:val="21"/>
+          <w:rFonts w:ascii="Times New Roman" w:hAnsi="Times New Roman" w:eastAsia="宋体" w:cs="Times New Roman"/>
+          <w:i/>
+          <w:szCs w:val="21"/>
+          <w:sz w:val="21"/>
         </w:rPr>
         <w:t>U</w:t>
       </w:r>
       <w:r>
         <w:rPr>
-          <w:i/>
-          <w:szCs w:val="21"/>
+          <w:rFonts w:ascii="Times New Roman" w:hAnsi="Times New Roman" w:eastAsia="宋体" w:cs="Times New Roman"/>
+          <w:i/>
+          <w:szCs w:val="21"/>
+          <w:sz w:val="21"/>
           <w:vertAlign w:val="subscript"/>
         </w:rPr>
         <w:t>m</w:t>
       </w:r>
       <w:r>
         <w:rPr>
-          <w:szCs w:val="21"/>
+          <w:rFonts w:ascii="Times New Roman" w:hAnsi="Times New Roman" w:eastAsia="宋体" w:cs="Times New Roman"/>
+          <w:szCs w:val="21"/>
+          <w:sz w:val="21"/>
         </w:rPr>
         <w:t xml:space="preserve">sin </w:t>
       </w:r>
       <w:r>
         <w:rPr>
-          <w:i/>
-          <w:szCs w:val="21"/>
+          <w:rFonts w:ascii="Times New Roman" w:hAnsi="Times New Roman" w:eastAsia="宋体" w:cs="Times New Roman"/>
+          <w:i/>
+          <w:szCs w:val="21"/>
+          <w:sz w:val="21"/>
         </w:rPr>
         <w:t>ωt</w:t>
       </w:r>
       <w:r>
         <w:rPr>
-          <w:szCs w:val="21"/>
+          <w:rFonts w:ascii="Times New Roman" w:hAnsi="Times New Roman" w:eastAsia="宋体" w:cs="Times New Roman"/>
+          <w:szCs w:val="21"/>
+          <w:sz w:val="21"/>
         </w:rPr>
         <w:t>，其中</w:t>
       </w:r>
@@ -1759,7 +2063,9 @@
       </m:oMath>
       <w:r>
         <w:rPr>
-          <w:szCs w:val="21"/>
+          <w:rFonts w:ascii="Times New Roman" w:hAnsi="Times New Roman" w:eastAsia="宋体" w:cs="Times New Roman"/>
+          <w:szCs w:val="21"/>
+          <w:sz w:val="21"/>
         </w:rPr>
         <w:t>，</w:t>
       </w:r>
@@ -1873,7 +2179,9 @@
       </m:oMath>
       <w:r>
         <w:rPr>
-          <w:szCs w:val="21"/>
+          <w:rFonts w:ascii="Times New Roman" w:hAnsi="Times New Roman" w:eastAsia="宋体" w:cs="Times New Roman"/>
+          <w:szCs w:val="21"/>
+          <w:sz w:val="21"/>
         </w:rPr>
         <w:t>。</w:t>
       </w:r>
@@ -1888,7 +2196,9 @@
       </w:pPr>
       <w:r>
         <w:rPr>
-          <w:szCs w:val="21"/>
+          <w:rFonts w:ascii="Times New Roman" w:hAnsi="Times New Roman" w:eastAsia="宋体" w:cs="Times New Roman"/>
+          <w:szCs w:val="21"/>
+          <w:sz w:val="21"/>
         </w:rPr>
         <w:t>正弦式交变电流的图像。</w:t>
       </w:r>
@@ -2006,7 +2316,9 @@
             </w:pPr>
             <w:r>
               <w:rPr>
+                <w:rFonts w:ascii="Times New Roman" w:hAnsi="Times New Roman" w:eastAsia="宋体" w:cs="Times New Roman"/>
                 <w:szCs w:val="21"/>
+                <w:sz w:val="21"/>
               </w:rPr>
               <w:t>名称</w:t>
             </w:r>
@@ -2037,7 +2349,9 @@
             </w:pPr>
             <w:r>
               <w:rPr>
+                <w:rFonts w:ascii="Times New Roman" w:hAnsi="Times New Roman" w:eastAsia="宋体" w:cs="Times New Roman"/>
                 <w:szCs w:val="21"/>
+                <w:sz w:val="21"/>
               </w:rPr>
               <w:t>物理含义</w:t>
             </w:r>
@@ -2068,7 +2382,9 @@
             </w:pPr>
             <w:r>
               <w:rPr>
+                <w:rFonts w:ascii="Times New Roman" w:hAnsi="Times New Roman" w:eastAsia="宋体" w:cs="Times New Roman"/>
                 <w:szCs w:val="21"/>
+                <w:sz w:val="21"/>
               </w:rPr>
               <w:t>重要关系</w:t>
             </w:r>
@@ -2099,7 +2415,9 @@
             </w:pPr>
             <w:r>
               <w:rPr>
+                <w:rFonts w:ascii="Times New Roman" w:hAnsi="Times New Roman" w:eastAsia="宋体" w:cs="Times New Roman"/>
                 <w:szCs w:val="21"/>
+                <w:sz w:val="21"/>
               </w:rPr>
               <w:t>应用情况</w:t>
             </w:r>
@@ -2132,7 +2450,9 @@
             </w:pPr>
             <w:r>
               <w:rPr>
+                <w:rFonts w:ascii="Times New Roman" w:hAnsi="Times New Roman" w:eastAsia="宋体" w:cs="Times New Roman"/>
                 <w:szCs w:val="21"/>
+                <w:sz w:val="21"/>
               </w:rPr>
               <w:t>瞬时值</w:t>
             </w:r>
@@ -2163,7 +2483,9 @@
             </w:pPr>
             <w:r>
               <w:rPr>
+                <w:rFonts w:ascii="Times New Roman" w:hAnsi="Times New Roman" w:eastAsia="宋体" w:cs="Times New Roman"/>
                 <w:szCs w:val="21"/>
+                <w:sz w:val="21"/>
               </w:rPr>
               <w:t>交变电流某一时刻的值</w:t>
             </w:r>
@@ -2194,7 +2516,9 @@
             </w:pPr>
             <w:r>
               <w:rPr>
+                <w:rFonts w:ascii="Times New Roman" w:hAnsi="Times New Roman" w:eastAsia="宋体" w:cs="Times New Roman"/>
                 <w:szCs w:val="21"/>
+                <w:sz w:val="21"/>
               </w:rPr>
               <w:t>电流为正弦式</w:t>
             </w:r>
@@ -2209,7 +2533,9 @@
             </w:pPr>
             <w:r>
               <w:rPr>
+                <w:rFonts w:ascii="Times New Roman" w:hAnsi="Times New Roman" w:eastAsia="宋体" w:cs="Times New Roman"/>
                 <w:szCs w:val="21"/>
+                <w:sz w:val="21"/>
               </w:rPr>
               <w:t>交变电流时：</w:t>
             </w:r>
@@ -2224,42 +2550,54 @@
             </w:pPr>
             <w:r>
               <w:rPr>
+                <w:rFonts w:ascii="Times New Roman" w:hAnsi="Times New Roman" w:eastAsia="宋体" w:cs="Times New Roman"/>
                 <w:i/>
                 <w:szCs w:val="21"/>
+                <w:sz w:val="21"/>
               </w:rPr>
               <w:t>e</w:t>
             </w:r>
             <w:r>
               <w:rPr>
+                <w:rFonts w:ascii="Times New Roman" w:hAnsi="Times New Roman" w:eastAsia="宋体" w:cs="Times New Roman"/>
                 <w:szCs w:val="21"/>
+                <w:sz w:val="21"/>
               </w:rPr>
               <w:t>=</w:t>
             </w:r>
             <w:r>
               <w:rPr>
+                <w:rFonts w:ascii="Times New Roman" w:hAnsi="Times New Roman" w:eastAsia="宋体" w:cs="Times New Roman"/>
                 <w:i/>
                 <w:szCs w:val="21"/>
+                <w:sz w:val="21"/>
               </w:rPr>
               <w:t>E</w:t>
             </w:r>
             <w:r>
               <w:rPr>
+                <w:rFonts w:ascii="Times New Roman" w:hAnsi="Times New Roman" w:eastAsia="宋体" w:cs="Times New Roman"/>
                 <w:i/>
                 <w:szCs w:val="21"/>
+                <w:sz w:val="21"/>
                 <w:vertAlign w:val="subscript"/>
               </w:rPr>
               <w:t>m</w:t>
             </w:r>
             <w:r>
               <w:rPr>
+                <w:rFonts w:ascii="Times New Roman" w:hAnsi="Times New Roman" w:eastAsia="宋体" w:cs="Times New Roman"/>
                 <w:szCs w:val="21"/>
+                <w:sz w:val="21"/>
               </w:rPr>
               <w:t xml:space="preserve">sin </w:t>
             </w:r>
             <w:r>
               <w:rPr>
+                <w:rFonts w:ascii="Times New Roman" w:hAnsi="Times New Roman" w:eastAsia="宋体" w:cs="Times New Roman"/>
                 <w:i/>
                 <w:szCs w:val="21"/>
+                <w:sz w:val="21"/>
               </w:rPr>
               <w:t>ωt</w:t>
             </w:r>
@@ -2274,42 +2612,54 @@
             </w:pPr>
             <w:r>
               <w:rPr>
+                <w:rFonts w:ascii="Times New Roman" w:hAnsi="Times New Roman" w:eastAsia="宋体" w:cs="Times New Roman"/>
                 <w:i/>
                 <w:szCs w:val="21"/>
+                <w:sz w:val="21"/>
               </w:rPr>
               <w:t>i</w:t>
             </w:r>
             <w:r>
               <w:rPr>
+                <w:rFonts w:ascii="Times New Roman" w:hAnsi="Times New Roman" w:eastAsia="宋体" w:cs="Times New Roman"/>
                 <w:szCs w:val="21"/>
+                <w:sz w:val="21"/>
               </w:rPr>
               <w:t>=</w:t>
             </w:r>
             <w:r>
               <w:rPr>
+                <w:rFonts w:ascii="Times New Roman" w:hAnsi="Times New Roman" w:eastAsia="宋体" w:cs="Times New Roman"/>
                 <w:i/>
                 <w:szCs w:val="21"/>
+                <w:sz w:val="21"/>
               </w:rPr>
               <w:t>I</w:t>
             </w:r>
             <w:r>
               <w:rPr>
+                <w:rFonts w:ascii="Times New Roman" w:hAnsi="Times New Roman" w:eastAsia="宋体" w:cs="Times New Roman"/>
                 <w:i/>
                 <w:szCs w:val="21"/>
+                <w:sz w:val="21"/>
                 <w:vertAlign w:val="subscript"/>
               </w:rPr>
               <w:t>m</w:t>
             </w:r>
             <w:r>
               <w:rPr>
+                <w:rFonts w:ascii="Times New Roman" w:hAnsi="Times New Roman" w:eastAsia="宋体" w:cs="Times New Roman"/>
                 <w:szCs w:val="21"/>
+                <w:sz w:val="21"/>
               </w:rPr>
               <w:t xml:space="preserve">sin </w:t>
             </w:r>
             <w:r>
               <w:rPr>
+                <w:rFonts w:ascii="Times New Roman" w:hAnsi="Times New Roman" w:eastAsia="宋体" w:cs="Times New Roman"/>
                 <w:i/>
                 <w:szCs w:val="21"/>
+                <w:sz w:val="21"/>
               </w:rPr>
               <w:t>ωt</w:t>
             </w:r>
@@ -2340,7 +2690,9 @@
             </w:pPr>
             <w:r>
               <w:rPr>
+                <w:rFonts w:ascii="Times New Roman" w:hAnsi="Times New Roman" w:eastAsia="宋体" w:cs="Times New Roman"/>
                 <w:szCs w:val="21"/>
+                <w:sz w:val="21"/>
               </w:rPr>
               <w:t>分析交变电流在某一时刻的情况，如计算某一时刻线圈受到的安培力</w:t>
             </w:r>
@@ -2373,7 +2725,9 @@
             </w:pPr>
             <w:r>
               <w:rPr>
+                <w:rFonts w:ascii="Times New Roman" w:hAnsi="Times New Roman" w:eastAsia="宋体" w:cs="Times New Roman"/>
                 <w:szCs w:val="21"/>
+                <w:sz w:val="21"/>
               </w:rPr>
               <w:t>最大值</w:t>
             </w:r>
@@ -2404,7 +2758,9 @@
             </w:pPr>
             <w:r>
               <w:rPr>
+                <w:rFonts w:ascii="Times New Roman" w:hAnsi="Times New Roman" w:eastAsia="宋体" w:cs="Times New Roman"/>
                 <w:szCs w:val="21"/>
+                <w:sz w:val="21"/>
               </w:rPr>
               <w:t>最大的瞬时值</w:t>
             </w:r>
@@ -2435,29 +2791,37 @@
             </w:pPr>
             <w:r>
               <w:rPr>
+                <w:rFonts w:ascii="Times New Roman" w:hAnsi="Times New Roman" w:eastAsia="宋体" w:cs="Times New Roman"/>
                 <w:i/>
                 <w:szCs w:val="21"/>
+                <w:sz w:val="21"/>
               </w:rPr>
               <w:t>E</w:t>
             </w:r>
             <w:r>
               <w:rPr>
+                <w:rFonts w:ascii="Times New Roman" w:hAnsi="Times New Roman" w:eastAsia="宋体" w:cs="Times New Roman"/>
                 <w:i/>
                 <w:szCs w:val="21"/>
+                <w:sz w:val="21"/>
                 <w:vertAlign w:val="subscript"/>
               </w:rPr>
               <w:t>m</w:t>
             </w:r>
             <w:r>
               <w:rPr>
+                <w:rFonts w:ascii="Times New Roman" w:hAnsi="Times New Roman" w:eastAsia="宋体" w:cs="Times New Roman"/>
                 <w:szCs w:val="21"/>
+                <w:sz w:val="21"/>
               </w:rPr>
               <w:t>=</w:t>
             </w:r>
             <w:r>
               <w:rPr>
+                <w:rFonts w:ascii="Times New Roman" w:hAnsi="Times New Roman" w:eastAsia="宋体" w:cs="Times New Roman"/>
                 <w:i/>
                 <w:szCs w:val="21"/>
+                <w:sz w:val="21"/>
               </w:rPr>
               <w:t>NωBS</w:t>
             </w:r>
@@ -2472,22 +2836,28 @@
             </w:pPr>
             <w:r>
               <w:rPr>
+                <w:rFonts w:ascii="Times New Roman" w:hAnsi="Times New Roman" w:eastAsia="宋体" w:cs="Times New Roman"/>
                 <w:i/>
                 <w:szCs w:val="21"/>
+                <w:sz w:val="21"/>
               </w:rPr>
               <w:t>I</w:t>
             </w:r>
             <w:r>
               <w:rPr>
+                <w:rFonts w:ascii="Times New Roman" w:hAnsi="Times New Roman" w:eastAsia="宋体" w:cs="Times New Roman"/>
                 <w:i/>
                 <w:szCs w:val="21"/>
+                <w:sz w:val="21"/>
                 <w:vertAlign w:val="subscript"/>
               </w:rPr>
               <w:t>m</w:t>
             </w:r>
             <w:r>
               <w:rPr>
+                <w:rFonts w:ascii="Times New Roman" w:hAnsi="Times New Roman" w:eastAsia="宋体" w:cs="Times New Roman"/>
                 <w:szCs w:val="21"/>
+                <w:sz w:val="21"/>
               </w:rPr>
               <w:t>=</w:t>
             </w:r>
@@ -2574,7 +2944,9 @@
             </w:pPr>
             <w:r>
               <w:rPr>
+                <w:rFonts w:ascii="Times New Roman" w:hAnsi="Times New Roman" w:eastAsia="宋体" w:cs="Times New Roman"/>
                 <w:szCs w:val="21"/>
+                <w:sz w:val="21"/>
               </w:rPr>
               <w:t>电容器的击穿电压</w:t>
             </w:r>
@@ -2607,7 +2979,9 @@
             </w:pPr>
             <w:r>
               <w:rPr>
+                <w:rFonts w:ascii="Times New Roman" w:hAnsi="Times New Roman" w:eastAsia="宋体" w:cs="Times New Roman"/>
                 <w:szCs w:val="21"/>
+                <w:sz w:val="21"/>
               </w:rPr>
               <w:t>有效值</w:t>
             </w:r>
@@ -2638,7 +3012,9 @@
             </w:pPr>
             <w:r>
               <w:rPr>
+                <w:rFonts w:ascii="Times New Roman" w:hAnsi="Times New Roman" w:eastAsia="宋体" w:cs="Times New Roman"/>
                 <w:szCs w:val="21"/>
+                <w:sz w:val="21"/>
               </w:rPr>
               <w:t>跟交变电流的热效应等效的恒定电流值</w:t>
             </w:r>
@@ -2669,7 +3045,9 @@
             </w:pPr>
             <w:r>
               <w:rPr>
+                <w:rFonts w:ascii="Times New Roman" w:hAnsi="Times New Roman" w:eastAsia="宋体" w:cs="Times New Roman"/>
                 <w:szCs w:val="21"/>
+                <w:sz w:val="21"/>
               </w:rPr>
               <w:t>电流为正弦式交变电流时：</w:t>
             </w:r>
@@ -2684,14 +3062,18 @@
             </w:pPr>
             <w:r>
               <w:rPr>
+                <w:rFonts w:ascii="Times New Roman" w:hAnsi="Times New Roman" w:eastAsia="宋体" w:cs="Times New Roman"/>
                 <w:i/>
                 <w:szCs w:val="21"/>
+                <w:sz w:val="21"/>
               </w:rPr>
               <w:t>E</w:t>
             </w:r>
             <w:r>
               <w:rPr>
+                <w:rFonts w:ascii="Times New Roman" w:hAnsi="Times New Roman" w:eastAsia="宋体" w:cs="Times New Roman"/>
                 <w:szCs w:val="21"/>
+                <w:sz w:val="21"/>
               </w:rPr>
               <w:t>=</w:t>
             </w:r>
@@ -2775,14 +3157,18 @@
             </w:pPr>
             <w:r>
               <w:rPr>
+                <w:rFonts w:ascii="Times New Roman" w:hAnsi="Times New Roman" w:eastAsia="宋体" w:cs="Times New Roman"/>
                 <w:i/>
                 <w:szCs w:val="21"/>
+                <w:sz w:val="21"/>
               </w:rPr>
               <w:t>U</w:t>
             </w:r>
             <w:r>
               <w:rPr>
+                <w:rFonts w:ascii="Times New Roman" w:hAnsi="Times New Roman" w:eastAsia="宋体" w:cs="Times New Roman"/>
                 <w:szCs w:val="21"/>
+                <w:sz w:val="21"/>
               </w:rPr>
               <w:t>=</w:t>
             </w:r>
@@ -2866,14 +3252,18 @@
             </w:pPr>
             <w:r>
               <w:rPr>
+                <w:rFonts w:ascii="Times New Roman" w:hAnsi="Times New Roman" w:eastAsia="宋体" w:cs="Times New Roman"/>
                 <w:i/>
                 <w:szCs w:val="21"/>
+                <w:sz w:val="21"/>
               </w:rPr>
               <w:t>I</w:t>
             </w:r>
             <w:r>
               <w:rPr>
+                <w:rFonts w:ascii="Times New Roman" w:hAnsi="Times New Roman" w:eastAsia="宋体" w:cs="Times New Roman"/>
                 <w:szCs w:val="21"/>
+                <w:sz w:val="21"/>
               </w:rPr>
               <w:t>=</w:t>
             </w:r>
@@ -2973,19 +3363,25 @@
             </w:pPr>
             <w:r>
               <w:rPr>
+                <w:rFonts w:ascii="Times New Roman" w:hAnsi="Times New Roman" w:eastAsia="宋体" w:cs="Times New Roman"/>
                 <w:szCs w:val="21"/>
+                <w:sz w:val="21"/>
               </w:rPr>
               <w:t>（</w:t>
             </w:r>
             <w:r>
               <w:rPr>
+                <w:rFonts w:ascii="Times New Roman" w:hAnsi="Times New Roman" w:eastAsia="宋体" w:cs="Times New Roman"/>
                 <w:szCs w:val="21"/>
+                <w:sz w:val="21"/>
               </w:rPr>
               <w:t>1</w:t>
             </w:r>
             <w:r>
               <w:rPr>
+                <w:rFonts w:ascii="Times New Roman" w:hAnsi="Times New Roman" w:eastAsia="宋体" w:cs="Times New Roman"/>
                 <w:szCs w:val="21"/>
+                <w:sz w:val="21"/>
               </w:rPr>
               <w:t>）计算与电流热效应相关的量（如电功率、电热、热功率）</w:t>
             </w:r>
@@ -3000,19 +3396,25 @@
             </w:pPr>
             <w:r>
               <w:rPr>
+                <w:rFonts w:ascii="Times New Roman" w:hAnsi="Times New Roman" w:eastAsia="宋体" w:cs="Times New Roman"/>
                 <w:szCs w:val="21"/>
+                <w:sz w:val="21"/>
               </w:rPr>
               <w:t>（</w:t>
             </w:r>
             <w:r>
               <w:rPr>
+                <w:rFonts w:ascii="Times New Roman" w:hAnsi="Times New Roman" w:eastAsia="宋体" w:cs="Times New Roman"/>
                 <w:szCs w:val="21"/>
+                <w:sz w:val="21"/>
               </w:rPr>
               <w:t>2</w:t>
             </w:r>
             <w:r>
               <w:rPr>
+                <w:rFonts w:ascii="Times New Roman" w:hAnsi="Times New Roman" w:eastAsia="宋体" w:cs="Times New Roman"/>
                 <w:szCs w:val="21"/>
+                <w:sz w:val="21"/>
               </w:rPr>
               <w:t>）交流电表的测量值</w:t>
             </w:r>
@@ -3027,19 +3429,25 @@
             </w:pPr>
             <w:r>
               <w:rPr>
+                <w:rFonts w:ascii="Times New Roman" w:hAnsi="Times New Roman" w:eastAsia="宋体" w:cs="Times New Roman"/>
                 <w:szCs w:val="21"/>
+                <w:sz w:val="21"/>
               </w:rPr>
               <w:t>（</w:t>
             </w:r>
             <w:r>
               <w:rPr>
+                <w:rFonts w:ascii="Times New Roman" w:hAnsi="Times New Roman" w:eastAsia="宋体" w:cs="Times New Roman"/>
                 <w:szCs w:val="21"/>
+                <w:sz w:val="21"/>
               </w:rPr>
               <w:t>3</w:t>
             </w:r>
             <w:r>
               <w:rPr>
+                <w:rFonts w:ascii="Times New Roman" w:hAnsi="Times New Roman" w:eastAsia="宋体" w:cs="Times New Roman"/>
                 <w:szCs w:val="21"/>
+                <w:sz w:val="21"/>
               </w:rPr>
               <w:t>）电气设备标注的额定电压、额定电流</w:t>
             </w:r>
@@ -3054,19 +3462,25 @@
             </w:pPr>
             <w:r>
               <w:rPr>
+                <w:rFonts w:ascii="Times New Roman" w:hAnsi="Times New Roman" w:eastAsia="宋体" w:cs="Times New Roman"/>
                 <w:szCs w:val="21"/>
+                <w:sz w:val="21"/>
               </w:rPr>
               <w:t>（</w:t>
             </w:r>
             <w:r>
               <w:rPr>
+                <w:rFonts w:ascii="Times New Roman" w:hAnsi="Times New Roman" w:eastAsia="宋体" w:cs="Times New Roman"/>
                 <w:szCs w:val="21"/>
+                <w:sz w:val="21"/>
               </w:rPr>
               <w:t>4</w:t>
             </w:r>
             <w:r>
               <w:rPr>
+                <w:rFonts w:ascii="Times New Roman" w:hAnsi="Times New Roman" w:eastAsia="宋体" w:cs="Times New Roman"/>
                 <w:szCs w:val="21"/>
+                <w:sz w:val="21"/>
               </w:rPr>
               <w:t>）保险丝的熔断电流</w:t>
             </w:r>
@@ -3099,7 +3513,9 @@
             </w:pPr>
             <w:r>
               <w:rPr>
+                <w:rFonts w:ascii="Times New Roman" w:hAnsi="Times New Roman" w:eastAsia="宋体" w:cs="Times New Roman"/>
                 <w:szCs w:val="21"/>
+                <w:sz w:val="21"/>
               </w:rPr>
               <w:t>平均值</w:t>
             </w:r>
@@ -3130,13 +3546,17 @@
             </w:pPr>
             <w:r>
               <w:rPr>
+                <w:rFonts w:ascii="Times New Roman" w:hAnsi="Times New Roman" w:eastAsia="宋体" w:cs="Times New Roman"/>
                 <w:szCs w:val="21"/>
+                <w:sz w:val="21"/>
               </w:rPr>
               <w:t>交变电流图像中图线与时间轴所围面积与时间</w:t>
             </w:r>
             <w:r>
               <w:rPr>
+                <w:rFonts w:ascii="Times New Roman" w:hAnsi="Times New Roman" w:eastAsia="宋体" w:cs="Times New Roman"/>
                 <w:szCs w:val="21"/>
+                <w:sz w:val="21"/>
               </w:rPr>
               <w:lastRenderedPageBreak/>
               <w:t>的比值</w:t>
@@ -3213,14 +3633,18 @@
             </w:r>
             <w:r>
               <w:rPr>
+                <w:rFonts w:ascii="Times New Roman" w:hAnsi="Times New Roman" w:eastAsia="宋体" w:cs="Times New Roman"/>
                 <w:szCs w:val="21"/>
+                <w:sz w:val="21"/>
               </w:rPr>
               <w:t>=</w:t>
             </w:r>
             <w:r>
               <w:rPr>
+                <w:rFonts w:ascii="Times New Roman" w:hAnsi="Times New Roman" w:eastAsia="宋体" w:cs="Times New Roman"/>
                 <w:i/>
                 <w:szCs w:val="21"/>
+                <w:sz w:val="21"/>
               </w:rPr>
               <w:t>n</w:t>
             </w:r>
@@ -3332,7 +3756,9 @@
             </w:r>
             <w:r>
               <w:rPr>
+                <w:rFonts w:ascii="Times New Roman" w:hAnsi="Times New Roman" w:eastAsia="宋体" w:cs="Times New Roman"/>
                 <w:szCs w:val="21"/>
+                <w:sz w:val="21"/>
               </w:rPr>
               <w:t>=</w:t>
             </w:r>
@@ -3409,7 +3835,9 @@
             </w:pPr>
             <w:r>
               <w:rPr>
+                <w:rFonts w:ascii="Times New Roman" w:hAnsi="Times New Roman" w:eastAsia="宋体" w:cs="Times New Roman"/>
                 <w:szCs w:val="21"/>
+                <w:sz w:val="21"/>
               </w:rPr>
               <w:lastRenderedPageBreak/>
               <w:t>计算通过电路横截面的电荷量</w:t>
@@ -3425,15 +3853,19 @@
             </w:pPr>
             <w:r>
               <w:rPr>
+                <w:rFonts w:ascii="Times New Roman" w:hAnsi="Times New Roman" w:eastAsia="宋体" w:cs="Times New Roman"/>
                 <w:i/>
                 <w:szCs w:val="21"/>
+                <w:sz w:val="21"/>
               </w:rPr>
               <w:lastRenderedPageBreak/>
               <w:t>q</w:t>
             </w:r>
             <w:r>
               <w:rPr>
+                <w:rFonts w:ascii="Times New Roman" w:hAnsi="Times New Roman" w:eastAsia="宋体" w:cs="Times New Roman"/>
                 <w:szCs w:val="21"/>
+                <w:sz w:val="21"/>
               </w:rPr>
               <w:t>=</w:t>
             </w:r>
@@ -3483,27 +3915,35 @@
             </w:r>
             <w:r>
               <w:rPr>
+                <w:rFonts w:ascii="Times New Roman" w:hAnsi="Times New Roman" w:eastAsia="宋体" w:cs="Times New Roman"/>
                 <w:szCs w:val="21"/>
+                <w:sz w:val="21"/>
               </w:rPr>
               <w:t>Δ</w:t>
             </w:r>
             <w:r>
               <w:rPr>
+                <w:rFonts w:ascii="Times New Roman" w:hAnsi="Times New Roman" w:eastAsia="宋体" w:cs="Times New Roman"/>
                 <w:i/>
                 <w:szCs w:val="21"/>
+                <w:sz w:val="21"/>
               </w:rPr>
               <w:t>t</w:t>
             </w:r>
             <w:r>
               <w:rPr>
+                <w:rFonts w:ascii="Times New Roman" w:hAnsi="Times New Roman" w:eastAsia="宋体" w:cs="Times New Roman"/>
                 <w:szCs w:val="21"/>
+                <w:sz w:val="21"/>
               </w:rPr>
               <w:t>=</w:t>
             </w:r>
             <w:r>
               <w:rPr>
+                <w:rFonts w:ascii="Times New Roman" w:hAnsi="Times New Roman" w:eastAsia="宋体" w:cs="Times New Roman"/>
                 <w:i/>
                 <w:szCs w:val="21"/>
+                <w:sz w:val="21"/>
               </w:rPr>
               <w:t>n</w:t>
             </w:r>
@@ -3573,14 +4013,18 @@
       </w:pPr>
       <w:r>
         <w:rPr>
-          <w:szCs w:val="21"/>
+          <w:rFonts w:ascii="Times New Roman" w:hAnsi="Times New Roman" w:eastAsia="宋体" w:cs="Times New Roman"/>
+          <w:szCs w:val="21"/>
+          <w:sz w:val="21"/>
           <w:bdr w:val="single" w:sz="8" w:space="0" w:color="auto"/>
         </w:rPr>
         <w:t xml:space="preserve">3.3 </w:t>
       </w:r>
       <w:r>
         <w:rPr>
-          <w:szCs w:val="21"/>
+          <w:rFonts w:ascii="Times New Roman" w:hAnsi="Times New Roman" w:eastAsia="宋体" w:cs="Times New Roman"/>
+          <w:szCs w:val="21"/>
+          <w:sz w:val="21"/>
           <w:bdr w:val="single" w:sz="8" w:space="0" w:color="auto"/>
         </w:rPr>
         <w:t>变压器</w:t>
@@ -3596,13 +4040,17 @@
       </w:pPr>
       <w:r>
         <w:rPr>
-          <w:szCs w:val="21"/>
+          <w:rFonts w:ascii="Times New Roman" w:hAnsi="Times New Roman" w:eastAsia="宋体" w:cs="Times New Roman"/>
+          <w:szCs w:val="21"/>
+          <w:sz w:val="21"/>
         </w:rPr>
         <w:t>9</w:t>
       </w:r>
       <w:r>
         <w:rPr>
-          <w:szCs w:val="21"/>
+          <w:rFonts w:ascii="Times New Roman" w:hAnsi="Times New Roman" w:eastAsia="宋体" w:cs="Times New Roman"/>
+          <w:szCs w:val="21"/>
+          <w:sz w:val="21"/>
         </w:rPr>
         <w:t>．变压器的构造</w:t>
       </w:r>
@@ -3617,46 +4065,60 @@
       </w:pPr>
       <w:r>
         <w:rPr>
-          <w:szCs w:val="21"/>
+          <w:rFonts w:ascii="Times New Roman" w:hAnsi="Times New Roman" w:eastAsia="宋体" w:cs="Times New Roman"/>
+          <w:szCs w:val="21"/>
+          <w:sz w:val="21"/>
         </w:rPr>
         <w:t>如图，变压器是由</w:t>
       </w:r>
       <w:r>
         <w:rPr>
-          <w:szCs w:val="21"/>
+          <w:rFonts w:ascii="Times New Roman" w:hAnsi="Times New Roman" w:eastAsia="宋体" w:cs="Times New Roman"/>
+          <w:szCs w:val="21"/>
+          <w:sz w:val="21"/>
           <w:bdr w:val="single" w:sz="8" w:space="0" w:color="auto"/>
         </w:rPr>
         <w:t>闭合铁芯</w:t>
       </w:r>
       <w:r>
         <w:rPr>
-          <w:szCs w:val="21"/>
+          <w:rFonts w:ascii="Times New Roman" w:hAnsi="Times New Roman" w:eastAsia="宋体" w:cs="Times New Roman"/>
+          <w:szCs w:val="21"/>
+          <w:sz w:val="21"/>
         </w:rPr>
         <w:t>和绕在铁芯上的两个线圈组成的。一个线圈与交流电源连接，叫作</w:t>
       </w:r>
       <w:r>
         <w:rPr>
-          <w:szCs w:val="21"/>
+          <w:rFonts w:ascii="Times New Roman" w:hAnsi="Times New Roman" w:eastAsia="宋体" w:cs="Times New Roman"/>
+          <w:szCs w:val="21"/>
+          <w:sz w:val="21"/>
           <w:bdr w:val="single" w:sz="8" w:space="0" w:color="auto"/>
         </w:rPr>
         <w:t>原线圈</w:t>
       </w:r>
       <w:r>
         <w:rPr>
-          <w:szCs w:val="21"/>
+          <w:rFonts w:ascii="Times New Roman" w:hAnsi="Times New Roman" w:eastAsia="宋体" w:cs="Times New Roman"/>
+          <w:szCs w:val="21"/>
+          <w:sz w:val="21"/>
         </w:rPr>
         <w:t>，也叫初级线圈；另一个线圈与负载连接，叫作</w:t>
       </w:r>
       <w:r>
         <w:rPr>
-          <w:szCs w:val="21"/>
+          <w:rFonts w:ascii="Times New Roman" w:hAnsi="Times New Roman" w:eastAsia="宋体" w:cs="Times New Roman"/>
+          <w:szCs w:val="21"/>
+          <w:sz w:val="21"/>
           <w:bdr w:val="single" w:sz="8" w:space="0" w:color="auto"/>
         </w:rPr>
         <w:t>副线圈</w:t>
       </w:r>
       <w:r>
         <w:rPr>
-          <w:szCs w:val="21"/>
+          <w:rFonts w:ascii="Times New Roman" w:hAnsi="Times New Roman" w:eastAsia="宋体" w:cs="Times New Roman"/>
+          <w:szCs w:val="21"/>
+          <w:sz w:val="21"/>
         </w:rPr>
         <w:t>，也叫次级线圈。</w:t>
       </w:r>
@@ -3724,13 +4186,17 @@
       </w:pPr>
       <w:r>
         <w:rPr>
-          <w:szCs w:val="21"/>
+          <w:rFonts w:ascii="Times New Roman" w:hAnsi="Times New Roman" w:eastAsia="宋体" w:cs="Times New Roman"/>
+          <w:szCs w:val="21"/>
+          <w:sz w:val="21"/>
         </w:rPr>
         <w:t>10</w:t>
       </w:r>
       <w:r>
         <w:rPr>
-          <w:szCs w:val="21"/>
+          <w:rFonts w:ascii="Times New Roman" w:hAnsi="Times New Roman" w:eastAsia="宋体" w:cs="Times New Roman"/>
+          <w:szCs w:val="21"/>
+          <w:sz w:val="21"/>
         </w:rPr>
         <w:t>．变压器的原理</w:t>
       </w:r>
@@ -3745,27 +4211,35 @@
       </w:pPr>
       <w:r>
         <w:rPr>
-          <w:szCs w:val="21"/>
+          <w:rFonts w:ascii="Times New Roman" w:hAnsi="Times New Roman" w:eastAsia="宋体" w:cs="Times New Roman"/>
+          <w:szCs w:val="21"/>
+          <w:sz w:val="21"/>
           <w:bdr w:val="single" w:sz="8" w:space="0" w:color="auto"/>
         </w:rPr>
         <w:t>互感</w:t>
       </w:r>
       <w:r>
         <w:rPr>
-          <w:szCs w:val="21"/>
+          <w:rFonts w:ascii="Times New Roman" w:hAnsi="Times New Roman" w:eastAsia="宋体" w:cs="Times New Roman"/>
+          <w:szCs w:val="21"/>
+          <w:sz w:val="21"/>
         </w:rPr>
         <w:t>现象是变压器工作的基础。</w:t>
       </w:r>
       <w:r>
         <w:rPr>
-          <w:szCs w:val="21"/>
+          <w:rFonts w:ascii="Times New Roman" w:hAnsi="Times New Roman" w:eastAsia="宋体" w:cs="Times New Roman"/>
+          <w:szCs w:val="21"/>
+          <w:sz w:val="21"/>
           <w:bdr w:val="single" w:sz="8" w:space="0" w:color="auto"/>
         </w:rPr>
         <w:t>电流</w:t>
       </w:r>
       <w:r>
         <w:rPr>
-          <w:szCs w:val="21"/>
+          <w:rFonts w:ascii="Times New Roman" w:hAnsi="Times New Roman" w:eastAsia="宋体" w:cs="Times New Roman"/>
+          <w:szCs w:val="21"/>
+          <w:sz w:val="21"/>
         </w:rPr>
         <w:t>通过原线圈时在铁芯中激发磁场。</w:t>
       </w:r>
@@ -3777,46 +4251,60 @@
       </w:r>
       <w:r>
         <w:rPr>
-          <w:szCs w:val="21"/>
+          <w:rFonts w:ascii="Times New Roman" w:hAnsi="Times New Roman" w:eastAsia="宋体" w:cs="Times New Roman"/>
+          <w:szCs w:val="21"/>
+          <w:sz w:val="21"/>
         </w:rPr>
         <w:t>由于电流的大小、方向在不断变化，铁芯中的</w:t>
       </w:r>
       <w:r>
         <w:rPr>
-          <w:szCs w:val="21"/>
+          <w:rFonts w:ascii="Times New Roman" w:hAnsi="Times New Roman" w:eastAsia="宋体" w:cs="Times New Roman"/>
+          <w:szCs w:val="21"/>
+          <w:sz w:val="21"/>
           <w:bdr w:val="single" w:sz="8" w:space="0" w:color="auto"/>
         </w:rPr>
         <w:t>磁场</w:t>
       </w:r>
       <w:r>
         <w:rPr>
-          <w:szCs w:val="21"/>
+          <w:rFonts w:ascii="Times New Roman" w:hAnsi="Times New Roman" w:eastAsia="宋体" w:cs="Times New Roman"/>
+          <w:szCs w:val="21"/>
+          <w:sz w:val="21"/>
         </w:rPr>
         <w:t>也在不断变化。变化的磁场在副线圈中产生</w:t>
       </w:r>
       <w:r>
         <w:rPr>
-          <w:szCs w:val="21"/>
+          <w:rFonts w:ascii="Times New Roman" w:hAnsi="Times New Roman" w:eastAsia="宋体" w:cs="Times New Roman"/>
+          <w:szCs w:val="21"/>
+          <w:sz w:val="21"/>
           <w:bdr w:val="single" w:sz="8" w:space="0" w:color="auto"/>
         </w:rPr>
         <w:t>感应电动势</w:t>
       </w:r>
       <w:r>
         <w:rPr>
-          <w:szCs w:val="21"/>
+          <w:rFonts w:ascii="Times New Roman" w:hAnsi="Times New Roman" w:eastAsia="宋体" w:cs="Times New Roman"/>
+          <w:szCs w:val="21"/>
+          <w:sz w:val="21"/>
         </w:rPr>
         <w:t>，所以尽管两个线圈之间没有导线相连（彼此绝缘），副线圈也能够</w:t>
       </w:r>
       <w:r>
         <w:rPr>
-          <w:szCs w:val="21"/>
+          <w:rFonts w:ascii="Times New Roman" w:hAnsi="Times New Roman" w:eastAsia="宋体" w:cs="Times New Roman"/>
+          <w:szCs w:val="21"/>
+          <w:sz w:val="21"/>
           <w:bdr w:val="single" w:sz="8" w:space="0" w:color="auto"/>
         </w:rPr>
         <w:t>输出电流</w:t>
       </w:r>
       <w:r>
         <w:rPr>
-          <w:szCs w:val="21"/>
+          <w:rFonts w:ascii="Times New Roman" w:hAnsi="Times New Roman" w:eastAsia="宋体" w:cs="Times New Roman"/>
+          <w:szCs w:val="21"/>
+          <w:sz w:val="21"/>
         </w:rPr>
         <w:t>。</w:t>
       </w:r>
@@ -3831,20 +4319,26 @@
       </w:pPr>
       <w:r>
         <w:rPr>
-          <w:szCs w:val="21"/>
+          <w:rFonts w:ascii="Times New Roman" w:hAnsi="Times New Roman" w:eastAsia="宋体" w:cs="Times New Roman"/>
+          <w:szCs w:val="21"/>
+          <w:sz w:val="21"/>
         </w:rPr>
         <w:t>说明：</w:t>
       </w:r>
       <w:r>
         <w:rPr>
-          <w:szCs w:val="21"/>
+          <w:rFonts w:ascii="Times New Roman" w:hAnsi="Times New Roman" w:eastAsia="宋体" w:cs="Times New Roman"/>
+          <w:szCs w:val="21"/>
+          <w:sz w:val="21"/>
           <w:bdr w:val="single" w:sz="8" w:space="0" w:color="auto"/>
         </w:rPr>
         <w:t>变压器不改变交变电流的周期和频率</w:t>
       </w:r>
       <w:r>
         <w:rPr>
-          <w:szCs w:val="21"/>
+          <w:rFonts w:ascii="Times New Roman" w:hAnsi="Times New Roman" w:eastAsia="宋体" w:cs="Times New Roman"/>
+          <w:szCs w:val="21"/>
+          <w:sz w:val="21"/>
         </w:rPr>
         <w:t>。</w:t>
       </w:r>
@@ -3859,13 +4353,17 @@
       </w:pPr>
       <w:r>
         <w:rPr>
-          <w:szCs w:val="21"/>
+          <w:rFonts w:ascii="Times New Roman" w:hAnsi="Times New Roman" w:eastAsia="宋体" w:cs="Times New Roman"/>
+          <w:szCs w:val="21"/>
+          <w:sz w:val="21"/>
         </w:rPr>
         <w:t>11</w:t>
       </w:r>
       <w:r>
         <w:rPr>
-          <w:szCs w:val="21"/>
+          <w:rFonts w:ascii="Times New Roman" w:hAnsi="Times New Roman" w:eastAsia="宋体" w:cs="Times New Roman"/>
+          <w:szCs w:val="21"/>
+          <w:sz w:val="21"/>
         </w:rPr>
         <w:t>．变压器中的能量转化</w:t>
       </w:r>
@@ -3880,33 +4378,43 @@
       </w:pPr>
       <w:r>
         <w:rPr>
-          <w:szCs w:val="21"/>
+          <w:rFonts w:ascii="Times New Roman" w:hAnsi="Times New Roman" w:eastAsia="宋体" w:cs="Times New Roman"/>
+          <w:szCs w:val="21"/>
+          <w:sz w:val="21"/>
         </w:rPr>
         <w:t>原线圈中电场的能量转变成</w:t>
       </w:r>
       <w:r>
         <w:rPr>
-          <w:szCs w:val="21"/>
+          <w:rFonts w:ascii="Times New Roman" w:hAnsi="Times New Roman" w:eastAsia="宋体" w:cs="Times New Roman"/>
+          <w:szCs w:val="21"/>
+          <w:sz w:val="21"/>
           <w:bdr w:val="single" w:sz="8" w:space="0" w:color="auto"/>
         </w:rPr>
         <w:t>磁场</w:t>
       </w:r>
       <w:r>
         <w:rPr>
-          <w:szCs w:val="21"/>
+          <w:rFonts w:ascii="Times New Roman" w:hAnsi="Times New Roman" w:eastAsia="宋体" w:cs="Times New Roman"/>
+          <w:szCs w:val="21"/>
+          <w:sz w:val="21"/>
         </w:rPr>
         <w:t>的能量，通过铁芯使变化的磁场几乎全部穿过了副线圈，在副线圈中产生了感应电流，磁场的能量转化成了</w:t>
       </w:r>
       <w:r>
         <w:rPr>
-          <w:szCs w:val="21"/>
+          <w:rFonts w:ascii="Times New Roman" w:hAnsi="Times New Roman" w:eastAsia="宋体" w:cs="Times New Roman"/>
+          <w:szCs w:val="21"/>
+          <w:sz w:val="21"/>
           <w:bdr w:val="single" w:sz="8" w:space="0" w:color="auto"/>
         </w:rPr>
         <w:t>电场</w:t>
       </w:r>
       <w:r>
         <w:rPr>
-          <w:szCs w:val="21"/>
+          <w:rFonts w:ascii="Times New Roman" w:hAnsi="Times New Roman" w:eastAsia="宋体" w:cs="Times New Roman"/>
+          <w:szCs w:val="21"/>
+          <w:sz w:val="21"/>
         </w:rPr>
         <w:t>的能量。</w:t>
       </w:r>
@@ -3930,13 +4438,17 @@
       </w:pPr>
       <w:r>
         <w:rPr>
-          <w:szCs w:val="21"/>
+          <w:rFonts w:ascii="Times New Roman" w:hAnsi="Times New Roman" w:eastAsia="宋体" w:cs="Times New Roman"/>
+          <w:szCs w:val="21"/>
+          <w:sz w:val="21"/>
         </w:rPr>
         <w:t>12</w:t>
       </w:r>
       <w:r>
         <w:rPr>
-          <w:szCs w:val="21"/>
+          <w:rFonts w:ascii="Times New Roman" w:hAnsi="Times New Roman" w:eastAsia="宋体" w:cs="Times New Roman"/>
+          <w:szCs w:val="21"/>
+          <w:sz w:val="21"/>
         </w:rPr>
         <w:t>．电压关系</w:t>
       </w:r>
@@ -3951,19 +4463,25 @@
       </w:pPr>
       <w:r>
         <w:rPr>
-          <w:szCs w:val="21"/>
+          <w:rFonts w:ascii="Times New Roman" w:hAnsi="Times New Roman" w:eastAsia="宋体" w:cs="Times New Roman"/>
+          <w:szCs w:val="21"/>
+          <w:sz w:val="21"/>
         </w:rPr>
         <w:t>（</w:t>
       </w:r>
       <w:r>
         <w:rPr>
-          <w:szCs w:val="21"/>
+          <w:rFonts w:ascii="Times New Roman" w:hAnsi="Times New Roman" w:eastAsia="宋体" w:cs="Times New Roman"/>
+          <w:szCs w:val="21"/>
+          <w:sz w:val="21"/>
         </w:rPr>
         <w:t>1</w:t>
       </w:r>
       <w:r>
         <w:rPr>
-          <w:szCs w:val="21"/>
+          <w:rFonts w:ascii="Times New Roman" w:hAnsi="Times New Roman" w:eastAsia="宋体" w:cs="Times New Roman"/>
+          <w:szCs w:val="21"/>
+          <w:sz w:val="21"/>
         </w:rPr>
         <w:t>）只有一个副线圈时，</w:t>
       </w:r>
@@ -4134,7 +4652,9 @@
       </m:oMath>
       <w:r>
         <w:rPr>
-          <w:szCs w:val="21"/>
+          <w:rFonts w:ascii="Times New Roman" w:hAnsi="Times New Roman" w:eastAsia="宋体" w:cs="Times New Roman"/>
+          <w:szCs w:val="21"/>
+          <w:sz w:val="21"/>
         </w:rPr>
         <w:t>。</w:t>
       </w:r>
@@ -4149,93 +4669,119 @@
       </w:pPr>
       <w:r>
         <w:rPr>
-          <w:szCs w:val="21"/>
+          <w:rFonts w:ascii="Times New Roman" w:hAnsi="Times New Roman" w:eastAsia="宋体" w:cs="Times New Roman"/>
+          <w:szCs w:val="21"/>
+          <w:sz w:val="21"/>
         </w:rPr>
         <w:t>当</w:t>
       </w:r>
       <w:r>
         <w:rPr>
-          <w:i/>
-          <w:szCs w:val="21"/>
+          <w:rFonts w:ascii="Times New Roman" w:hAnsi="Times New Roman" w:eastAsia="宋体" w:cs="Times New Roman"/>
+          <w:i/>
+          <w:szCs w:val="21"/>
+          <w:sz w:val="21"/>
         </w:rPr>
         <w:t>n</w:t>
       </w:r>
       <w:r>
         <w:rPr>
-          <w:i/>
-          <w:szCs w:val="21"/>
+          <w:rFonts w:ascii="Times New Roman" w:hAnsi="Times New Roman" w:eastAsia="宋体" w:cs="Times New Roman"/>
+          <w:i/>
+          <w:szCs w:val="21"/>
+          <w:sz w:val="21"/>
           <w:vertAlign w:val="subscript"/>
         </w:rPr>
         <w:t>2</w:t>
       </w:r>
       <w:r>
         <w:rPr>
-          <w:szCs w:val="21"/>
+          <w:rFonts w:ascii="Times New Roman" w:hAnsi="Times New Roman" w:eastAsia="宋体" w:cs="Times New Roman"/>
+          <w:szCs w:val="21"/>
+          <w:sz w:val="21"/>
         </w:rPr>
         <w:t>&gt;</w:t>
       </w:r>
       <w:r>
         <w:rPr>
-          <w:i/>
-          <w:szCs w:val="21"/>
+          <w:rFonts w:ascii="Times New Roman" w:hAnsi="Times New Roman" w:eastAsia="宋体" w:cs="Times New Roman"/>
+          <w:i/>
+          <w:szCs w:val="21"/>
+          <w:sz w:val="21"/>
         </w:rPr>
         <w:t>n</w:t>
       </w:r>
       <w:r>
         <w:rPr>
-          <w:i/>
-          <w:szCs w:val="21"/>
+          <w:rFonts w:ascii="Times New Roman" w:hAnsi="Times New Roman" w:eastAsia="宋体" w:cs="Times New Roman"/>
+          <w:i/>
+          <w:szCs w:val="21"/>
+          <w:sz w:val="21"/>
           <w:vertAlign w:val="subscript"/>
         </w:rPr>
         <w:t>1</w:t>
       </w:r>
       <w:r>
         <w:rPr>
-          <w:szCs w:val="21"/>
+          <w:rFonts w:ascii="Times New Roman" w:hAnsi="Times New Roman" w:eastAsia="宋体" w:cs="Times New Roman"/>
+          <w:szCs w:val="21"/>
+          <w:sz w:val="21"/>
         </w:rPr>
         <w:t>时，</w:t>
       </w:r>
       <w:r>
         <w:rPr>
-          <w:i/>
-          <w:szCs w:val="21"/>
+          <w:rFonts w:ascii="Times New Roman" w:hAnsi="Times New Roman" w:eastAsia="宋体" w:cs="Times New Roman"/>
+          <w:i/>
+          <w:szCs w:val="21"/>
+          <w:sz w:val="21"/>
         </w:rPr>
         <w:t>U</w:t>
       </w:r>
       <w:r>
         <w:rPr>
-          <w:i/>
-          <w:szCs w:val="21"/>
+          <w:rFonts w:ascii="Times New Roman" w:hAnsi="Times New Roman" w:eastAsia="宋体" w:cs="Times New Roman"/>
+          <w:i/>
+          <w:szCs w:val="21"/>
+          <w:sz w:val="21"/>
           <w:vertAlign w:val="subscript"/>
         </w:rPr>
         <w:t>2</w:t>
       </w:r>
       <w:r>
         <w:rPr>
-          <w:i/>
-          <w:szCs w:val="21"/>
+          <w:rFonts w:ascii="Times New Roman" w:hAnsi="Times New Roman" w:eastAsia="宋体" w:cs="Times New Roman"/>
+          <w:i/>
+          <w:szCs w:val="21"/>
+          <w:sz w:val="21"/>
           <w:bdr w:val="single" w:sz="8" w:space="0" w:color="auto"/>
         </w:rPr>
         <w:t>&gt;</w:t>
       </w:r>
       <w:r>
         <w:rPr>
-          <w:i/>
-          <w:szCs w:val="21"/>
+          <w:rFonts w:ascii="Times New Roman" w:hAnsi="Times New Roman" w:eastAsia="宋体" w:cs="Times New Roman"/>
+          <w:i/>
+          <w:szCs w:val="21"/>
+          <w:sz w:val="21"/>
         </w:rPr>
         <w:t>U</w:t>
       </w:r>
       <w:r>
         <w:rPr>
-          <w:i/>
-          <w:szCs w:val="21"/>
+          <w:rFonts w:ascii="Times New Roman" w:hAnsi="Times New Roman" w:eastAsia="宋体" w:cs="Times New Roman"/>
+          <w:i/>
+          <w:szCs w:val="21"/>
+          <w:sz w:val="21"/>
           <w:vertAlign w:val="subscript"/>
         </w:rPr>
         <w:t>1</w:t>
       </w:r>
       <w:r>
         <w:rPr>
-          <w:szCs w:val="21"/>
+          <w:rFonts w:ascii="Times New Roman" w:hAnsi="Times New Roman" w:eastAsia="宋体" w:cs="Times New Roman"/>
+          <w:szCs w:val="21"/>
+          <w:sz w:val="21"/>
         </w:rPr>
         <w:t>，变压器使电压升高，是升压变压器。</w:t>
       </w:r>
@@ -4250,93 +4796,119 @@
       </w:pPr>
       <w:r>
         <w:rPr>
-          <w:szCs w:val="21"/>
+          <w:rFonts w:ascii="Times New Roman" w:hAnsi="Times New Roman" w:eastAsia="宋体" w:cs="Times New Roman"/>
+          <w:szCs w:val="21"/>
+          <w:sz w:val="21"/>
         </w:rPr>
         <w:t>当</w:t>
       </w:r>
       <w:r>
         <w:rPr>
-          <w:i/>
-          <w:szCs w:val="21"/>
+          <w:rFonts w:ascii="Times New Roman" w:hAnsi="Times New Roman" w:eastAsia="宋体" w:cs="Times New Roman"/>
+          <w:i/>
+          <w:szCs w:val="21"/>
+          <w:sz w:val="21"/>
         </w:rPr>
         <w:t>n</w:t>
       </w:r>
       <w:r>
         <w:rPr>
-          <w:i/>
-          <w:szCs w:val="21"/>
+          <w:rFonts w:ascii="Times New Roman" w:hAnsi="Times New Roman" w:eastAsia="宋体" w:cs="Times New Roman"/>
+          <w:i/>
+          <w:szCs w:val="21"/>
+          <w:sz w:val="21"/>
           <w:vertAlign w:val="subscript"/>
         </w:rPr>
         <w:t>2</w:t>
       </w:r>
       <w:r>
         <w:rPr>
-          <w:szCs w:val="21"/>
+          <w:rFonts w:ascii="Times New Roman" w:hAnsi="Times New Roman" w:eastAsia="宋体" w:cs="Times New Roman"/>
+          <w:szCs w:val="21"/>
+          <w:sz w:val="21"/>
         </w:rPr>
         <w:t>&lt;</w:t>
       </w:r>
       <w:r>
         <w:rPr>
-          <w:i/>
-          <w:szCs w:val="21"/>
+          <w:rFonts w:ascii="Times New Roman" w:hAnsi="Times New Roman" w:eastAsia="宋体" w:cs="Times New Roman"/>
+          <w:i/>
+          <w:szCs w:val="21"/>
+          <w:sz w:val="21"/>
         </w:rPr>
         <w:t>n</w:t>
       </w:r>
       <w:r>
         <w:rPr>
-          <w:i/>
-          <w:szCs w:val="21"/>
+          <w:rFonts w:ascii="Times New Roman" w:hAnsi="Times New Roman" w:eastAsia="宋体" w:cs="Times New Roman"/>
+          <w:i/>
+          <w:szCs w:val="21"/>
+          <w:sz w:val="21"/>
           <w:vertAlign w:val="subscript"/>
         </w:rPr>
         <w:t>1</w:t>
       </w:r>
       <w:r>
         <w:rPr>
-          <w:szCs w:val="21"/>
+          <w:rFonts w:ascii="Times New Roman" w:hAnsi="Times New Roman" w:eastAsia="宋体" w:cs="Times New Roman"/>
+          <w:szCs w:val="21"/>
+          <w:sz w:val="21"/>
         </w:rPr>
         <w:t>时，</w:t>
       </w:r>
       <w:r>
         <w:rPr>
-          <w:i/>
-          <w:szCs w:val="21"/>
+          <w:rFonts w:ascii="Times New Roman" w:hAnsi="Times New Roman" w:eastAsia="宋体" w:cs="Times New Roman"/>
+          <w:i/>
+          <w:szCs w:val="21"/>
+          <w:sz w:val="21"/>
         </w:rPr>
         <w:t>U</w:t>
       </w:r>
       <w:r>
         <w:rPr>
-          <w:i/>
-          <w:szCs w:val="21"/>
+          <w:rFonts w:ascii="Times New Roman" w:hAnsi="Times New Roman" w:eastAsia="宋体" w:cs="Times New Roman"/>
+          <w:i/>
+          <w:szCs w:val="21"/>
+          <w:sz w:val="21"/>
           <w:vertAlign w:val="subscript"/>
         </w:rPr>
         <w:t>2</w:t>
       </w:r>
       <w:r>
         <w:rPr>
-          <w:i/>
-          <w:szCs w:val="21"/>
+          <w:rFonts w:ascii="Times New Roman" w:hAnsi="Times New Roman" w:eastAsia="宋体" w:cs="Times New Roman"/>
+          <w:i/>
+          <w:szCs w:val="21"/>
+          <w:sz w:val="21"/>
           <w:bdr w:val="single" w:sz="8" w:space="0" w:color="auto"/>
         </w:rPr>
         <w:t>&lt;</w:t>
       </w:r>
       <w:r>
         <w:rPr>
-          <w:i/>
-          <w:szCs w:val="21"/>
+          <w:rFonts w:ascii="Times New Roman" w:hAnsi="Times New Roman" w:eastAsia="宋体" w:cs="Times New Roman"/>
+          <w:i/>
+          <w:szCs w:val="21"/>
+          <w:sz w:val="21"/>
         </w:rPr>
         <w:t>U</w:t>
       </w:r>
       <w:r>
         <w:rPr>
-          <w:i/>
-          <w:szCs w:val="21"/>
+          <w:rFonts w:ascii="Times New Roman" w:hAnsi="Times New Roman" w:eastAsia="宋体" w:cs="Times New Roman"/>
+          <w:i/>
+          <w:szCs w:val="21"/>
+          <w:sz w:val="21"/>
           <w:vertAlign w:val="subscript"/>
         </w:rPr>
         <w:t>1</w:t>
       </w:r>
       <w:r>
         <w:rPr>
-          <w:szCs w:val="21"/>
+          <w:rFonts w:ascii="Times New Roman" w:hAnsi="Times New Roman" w:eastAsia="宋体" w:cs="Times New Roman"/>
+          <w:szCs w:val="21"/>
+          <w:sz w:val="21"/>
         </w:rPr>
         <w:t>，变压器使电压降低，是降压变压器。</w:t>
       </w:r>
@@ -4351,19 +4923,25 @@
       </w:pPr>
       <w:r>
         <w:rPr>
-          <w:szCs w:val="21"/>
+          <w:rFonts w:ascii="Times New Roman" w:hAnsi="Times New Roman" w:eastAsia="宋体" w:cs="Times New Roman"/>
+          <w:szCs w:val="21"/>
+          <w:sz w:val="21"/>
         </w:rPr>
         <w:t>（</w:t>
       </w:r>
       <w:r>
         <w:rPr>
-          <w:szCs w:val="21"/>
+          <w:rFonts w:ascii="Times New Roman" w:hAnsi="Times New Roman" w:eastAsia="宋体" w:cs="Times New Roman"/>
+          <w:szCs w:val="21"/>
+          <w:sz w:val="21"/>
         </w:rPr>
         <w:t>2</w:t>
       </w:r>
       <w:r>
         <w:rPr>
-          <w:szCs w:val="21"/>
+          <w:rFonts w:ascii="Times New Roman" w:hAnsi="Times New Roman" w:eastAsia="宋体" w:cs="Times New Roman"/>
+          <w:szCs w:val="21"/>
+          <w:sz w:val="21"/>
         </w:rPr>
         <w:t>）有多个副线圈时，</w:t>
       </w:r>
@@ -4638,13 +5216,17 @@
       </w:pPr>
       <w:r>
         <w:rPr>
-          <w:szCs w:val="21"/>
+          <w:rFonts w:ascii="Times New Roman" w:hAnsi="Times New Roman" w:eastAsia="宋体" w:cs="Times New Roman"/>
+          <w:szCs w:val="21"/>
+          <w:sz w:val="21"/>
         </w:rPr>
         <w:t>13</w:t>
       </w:r>
       <w:r>
         <w:rPr>
-          <w:szCs w:val="21"/>
+          <w:rFonts w:ascii="Times New Roman" w:hAnsi="Times New Roman" w:eastAsia="宋体" w:cs="Times New Roman"/>
+          <w:szCs w:val="21"/>
+          <w:sz w:val="21"/>
         </w:rPr>
         <w:t>．功率关系</w:t>
       </w:r>
@@ -4659,63 +5241,81 @@
       </w:pPr>
       <w:r>
         <w:rPr>
-          <w:szCs w:val="21"/>
+          <w:rFonts w:ascii="Times New Roman" w:hAnsi="Times New Roman" w:eastAsia="宋体" w:cs="Times New Roman"/>
+          <w:szCs w:val="21"/>
+          <w:sz w:val="21"/>
         </w:rPr>
         <w:t>从能量守恒看，理想变压器的输入功率</w:t>
       </w:r>
       <w:r>
         <w:rPr>
-          <w:szCs w:val="21"/>
+          <w:rFonts w:ascii="Times New Roman" w:hAnsi="Times New Roman" w:eastAsia="宋体" w:cs="Times New Roman"/>
+          <w:szCs w:val="21"/>
+          <w:sz w:val="21"/>
           <w:bdr w:val="single" w:sz="8" w:space="0" w:color="auto"/>
         </w:rPr>
         <w:t>等于</w:t>
       </w:r>
       <w:r>
         <w:rPr>
-          <w:szCs w:val="21"/>
+          <w:rFonts w:ascii="Times New Roman" w:hAnsi="Times New Roman" w:eastAsia="宋体" w:cs="Times New Roman"/>
+          <w:szCs w:val="21"/>
+          <w:sz w:val="21"/>
         </w:rPr>
         <w:t>输出功率，即</w:t>
       </w:r>
       <w:r>
         <w:rPr>
-          <w:i/>
-          <w:szCs w:val="21"/>
+          <w:rFonts w:ascii="Times New Roman" w:hAnsi="Times New Roman" w:eastAsia="宋体" w:cs="Times New Roman"/>
+          <w:i/>
+          <w:szCs w:val="21"/>
+          <w:sz w:val="21"/>
           <w:bdr w:val="single" w:sz="8" w:space="0" w:color="auto"/>
         </w:rPr>
         <w:t>P</w:t>
       </w:r>
       <w:r>
         <w:rPr>
-          <w:i/>
-          <w:szCs w:val="21"/>
+          <w:rFonts w:ascii="Times New Roman" w:hAnsi="Times New Roman" w:eastAsia="宋体" w:cs="Times New Roman"/>
+          <w:i/>
+          <w:szCs w:val="21"/>
+          <w:sz w:val="21"/>
           <w:vertAlign w:val="subscript"/>
         </w:rPr>
         <w:t>入</w:t>
       </w:r>
       <w:r>
         <w:rPr>
-          <w:szCs w:val="21"/>
+          <w:rFonts w:ascii="Times New Roman" w:hAnsi="Times New Roman" w:eastAsia="宋体" w:cs="Times New Roman"/>
+          <w:szCs w:val="21"/>
+          <w:sz w:val="21"/>
         </w:rPr>
         <w:t>=</w:t>
       </w:r>
       <w:r>
         <w:rPr>
-          <w:i/>
-          <w:szCs w:val="21"/>
+          <w:rFonts w:ascii="Times New Roman" w:hAnsi="Times New Roman" w:eastAsia="宋体" w:cs="Times New Roman"/>
+          <w:i/>
+          <w:szCs w:val="21"/>
+          <w:sz w:val="21"/>
         </w:rPr>
         <w:t>P</w:t>
       </w:r>
       <w:r>
         <w:rPr>
-          <w:i/>
-          <w:szCs w:val="21"/>
+          <w:rFonts w:ascii="Times New Roman" w:hAnsi="Times New Roman" w:eastAsia="宋体" w:cs="Times New Roman"/>
+          <w:i/>
+          <w:szCs w:val="21"/>
+          <w:sz w:val="21"/>
           <w:vertAlign w:val="subscript"/>
         </w:rPr>
         <w:t>出</w:t>
       </w:r>
       <w:r>
         <w:rPr>
-          <w:szCs w:val="21"/>
+          <w:rFonts w:ascii="Times New Roman" w:hAnsi="Times New Roman" w:eastAsia="宋体" w:cs="Times New Roman"/>
+          <w:szCs w:val="21"/>
+          <w:sz w:val="21"/>
         </w:rPr>
         <w:t>。</w:t>
       </w:r>
@@ -4730,13 +5330,17 @@
       </w:pPr>
       <w:r>
         <w:rPr>
-          <w:szCs w:val="21"/>
+          <w:rFonts w:ascii="Times New Roman" w:hAnsi="Times New Roman" w:eastAsia="宋体" w:cs="Times New Roman"/>
+          <w:szCs w:val="21"/>
+          <w:sz w:val="21"/>
         </w:rPr>
         <w:t>14</w:t>
       </w:r>
       <w:r>
         <w:rPr>
-          <w:szCs w:val="21"/>
+          <w:rFonts w:ascii="Times New Roman" w:hAnsi="Times New Roman" w:eastAsia="宋体" w:cs="Times New Roman"/>
+          <w:szCs w:val="21"/>
+          <w:sz w:val="21"/>
         </w:rPr>
         <w:t>．电流关系</w:t>
       </w:r>
@@ -4751,92 +5355,118 @@
       </w:pPr>
       <w:r>
         <w:rPr>
-          <w:szCs w:val="21"/>
+          <w:rFonts w:ascii="Times New Roman" w:hAnsi="Times New Roman" w:eastAsia="宋体" w:cs="Times New Roman"/>
+          <w:szCs w:val="21"/>
+          <w:sz w:val="21"/>
         </w:rPr>
         <w:t>（</w:t>
       </w:r>
       <w:r>
         <w:rPr>
-          <w:szCs w:val="21"/>
+          <w:rFonts w:ascii="Times New Roman" w:hAnsi="Times New Roman" w:eastAsia="宋体" w:cs="Times New Roman"/>
+          <w:szCs w:val="21"/>
+          <w:sz w:val="21"/>
         </w:rPr>
         <w:t>1</w:t>
       </w:r>
       <w:r>
         <w:rPr>
-          <w:szCs w:val="21"/>
+          <w:rFonts w:ascii="Times New Roman" w:hAnsi="Times New Roman" w:eastAsia="宋体" w:cs="Times New Roman"/>
+          <w:szCs w:val="21"/>
+          <w:sz w:val="21"/>
         </w:rPr>
         <w:t>）只有一个副线圈时，</w:t>
       </w:r>
       <w:r>
         <w:rPr>
-          <w:i/>
-          <w:szCs w:val="21"/>
+          <w:rFonts w:ascii="Times New Roman" w:hAnsi="Times New Roman" w:eastAsia="宋体" w:cs="Times New Roman"/>
+          <w:i/>
+          <w:szCs w:val="21"/>
+          <w:sz w:val="21"/>
           <w:bdr w:val="single" w:sz="8" w:space="0" w:color="auto"/>
         </w:rPr>
         <w:t>U</w:t>
       </w:r>
       <w:r>
         <w:rPr>
-          <w:i/>
-          <w:szCs w:val="21"/>
+          <w:rFonts w:ascii="Times New Roman" w:hAnsi="Times New Roman" w:eastAsia="宋体" w:cs="Times New Roman"/>
+          <w:i/>
+          <w:szCs w:val="21"/>
+          <w:sz w:val="21"/>
           <w:vertAlign w:val="subscript"/>
         </w:rPr>
         <w:t>1</w:t>
       </w:r>
       <w:r>
         <w:rPr>
-          <w:i/>
-          <w:szCs w:val="21"/>
+          <w:rFonts w:ascii="Times New Roman" w:hAnsi="Times New Roman" w:eastAsia="宋体" w:cs="Times New Roman"/>
+          <w:i/>
+          <w:szCs w:val="21"/>
+          <w:sz w:val="21"/>
         </w:rPr>
         <w:t>I</w:t>
       </w:r>
       <w:r>
         <w:rPr>
-          <w:i/>
-          <w:szCs w:val="21"/>
+          <w:rFonts w:ascii="Times New Roman" w:hAnsi="Times New Roman" w:eastAsia="宋体" w:cs="Times New Roman"/>
+          <w:i/>
+          <w:szCs w:val="21"/>
+          <w:sz w:val="21"/>
           <w:vertAlign w:val="subscript"/>
         </w:rPr>
         <w:t>1</w:t>
       </w:r>
       <w:r>
         <w:rPr>
-          <w:szCs w:val="21"/>
+          <w:rFonts w:ascii="Times New Roman" w:hAnsi="Times New Roman" w:eastAsia="宋体" w:cs="Times New Roman"/>
+          <w:szCs w:val="21"/>
+          <w:sz w:val="21"/>
         </w:rPr>
         <w:t>=</w:t>
       </w:r>
       <w:r>
         <w:rPr>
-          <w:i/>
-          <w:szCs w:val="21"/>
+          <w:rFonts w:ascii="Times New Roman" w:hAnsi="Times New Roman" w:eastAsia="宋体" w:cs="Times New Roman"/>
+          <w:i/>
+          <w:szCs w:val="21"/>
+          <w:sz w:val="21"/>
         </w:rPr>
         <w:t>U</w:t>
       </w:r>
       <w:r>
         <w:rPr>
-          <w:i/>
-          <w:szCs w:val="21"/>
+          <w:rFonts w:ascii="Times New Roman" w:hAnsi="Times New Roman" w:eastAsia="宋体" w:cs="Times New Roman"/>
+          <w:i/>
+          <w:szCs w:val="21"/>
+          <w:sz w:val="21"/>
           <w:vertAlign w:val="subscript"/>
         </w:rPr>
         <w:t>2</w:t>
       </w:r>
       <w:r>
         <w:rPr>
-          <w:i/>
-          <w:szCs w:val="21"/>
+          <w:rFonts w:ascii="Times New Roman" w:hAnsi="Times New Roman" w:eastAsia="宋体" w:cs="Times New Roman"/>
+          <w:i/>
+          <w:szCs w:val="21"/>
+          <w:sz w:val="21"/>
         </w:rPr>
         <w:t>I</w:t>
       </w:r>
       <w:r>
         <w:rPr>
-          <w:i/>
-          <w:szCs w:val="21"/>
+          <w:rFonts w:ascii="Times New Roman" w:hAnsi="Times New Roman" w:eastAsia="宋体" w:cs="Times New Roman"/>
+          <w:i/>
+          <w:szCs w:val="21"/>
+          <w:sz w:val="21"/>
           <w:vertAlign w:val="subscript"/>
         </w:rPr>
         <w:t>2</w:t>
       </w:r>
       <w:r>
         <w:rPr>
-          <w:szCs w:val="21"/>
+          <w:rFonts w:ascii="Times New Roman" w:hAnsi="Times New Roman" w:eastAsia="宋体" w:cs="Times New Roman"/>
+          <w:szCs w:val="21"/>
+          <w:sz w:val="21"/>
         </w:rPr>
         <w:t>或</w:t>
       </w:r>
@@ -5006,7 +5636,9 @@
       </m:oMath>
       <w:r>
         <w:rPr>
-          <w:szCs w:val="21"/>
+          <w:rFonts w:ascii="Times New Roman" w:hAnsi="Times New Roman" w:eastAsia="宋体" w:cs="Times New Roman"/>
+          <w:szCs w:val="21"/>
+          <w:sz w:val="21"/>
         </w:rPr>
         <w:t>。</w:t>
       </w:r>
@@ -5021,248 +5653,318 @@
       </w:pPr>
       <w:r>
         <w:rPr>
-          <w:szCs w:val="21"/>
+          <w:rFonts w:ascii="Times New Roman" w:hAnsi="Times New Roman" w:eastAsia="宋体" w:cs="Times New Roman"/>
+          <w:szCs w:val="21"/>
+          <w:sz w:val="21"/>
         </w:rPr>
         <w:t>（</w:t>
       </w:r>
       <w:r>
         <w:rPr>
-          <w:szCs w:val="21"/>
+          <w:rFonts w:ascii="Times New Roman" w:hAnsi="Times New Roman" w:eastAsia="宋体" w:cs="Times New Roman"/>
+          <w:szCs w:val="21"/>
+          <w:sz w:val="21"/>
         </w:rPr>
         <w:t>2</w:t>
       </w:r>
       <w:r>
         <w:rPr>
-          <w:szCs w:val="21"/>
+          <w:rFonts w:ascii="Times New Roman" w:hAnsi="Times New Roman" w:eastAsia="宋体" w:cs="Times New Roman"/>
+          <w:szCs w:val="21"/>
+          <w:sz w:val="21"/>
         </w:rPr>
         <w:t>）当有多个副线圈时，</w:t>
       </w:r>
       <w:r>
         <w:rPr>
-          <w:i/>
-          <w:szCs w:val="21"/>
+          <w:rFonts w:ascii="Times New Roman" w:hAnsi="Times New Roman" w:eastAsia="宋体" w:cs="Times New Roman"/>
+          <w:i/>
+          <w:szCs w:val="21"/>
+          <w:sz w:val="21"/>
           <w:bdr w:val="single" w:sz="8" w:space="0" w:color="auto"/>
         </w:rPr>
         <w:t>I</w:t>
       </w:r>
       <w:r>
         <w:rPr>
-          <w:i/>
-          <w:szCs w:val="21"/>
+          <w:rFonts w:ascii="Times New Roman" w:hAnsi="Times New Roman" w:eastAsia="宋体" w:cs="Times New Roman"/>
+          <w:i/>
+          <w:szCs w:val="21"/>
+          <w:sz w:val="21"/>
           <w:vertAlign w:val="subscript"/>
         </w:rPr>
         <w:t>1</w:t>
       </w:r>
       <w:r>
         <w:rPr>
-          <w:i/>
-          <w:szCs w:val="21"/>
+          <w:rFonts w:ascii="Times New Roman" w:hAnsi="Times New Roman" w:eastAsia="宋体" w:cs="Times New Roman"/>
+          <w:i/>
+          <w:szCs w:val="21"/>
+          <w:sz w:val="21"/>
         </w:rPr>
         <w:t>U</w:t>
       </w:r>
       <w:r>
         <w:rPr>
-          <w:i/>
-          <w:szCs w:val="21"/>
+          <w:rFonts w:ascii="Times New Roman" w:hAnsi="Times New Roman" w:eastAsia="宋体" w:cs="Times New Roman"/>
+          <w:i/>
+          <w:szCs w:val="21"/>
+          <w:sz w:val="21"/>
           <w:vertAlign w:val="subscript"/>
         </w:rPr>
         <w:t>1</w:t>
       </w:r>
       <w:r>
         <w:rPr>
-          <w:szCs w:val="21"/>
+          <w:rFonts w:ascii="Times New Roman" w:hAnsi="Times New Roman" w:eastAsia="宋体" w:cs="Times New Roman"/>
+          <w:szCs w:val="21"/>
+          <w:sz w:val="21"/>
         </w:rPr>
         <w:t>=</w:t>
       </w:r>
       <w:r>
         <w:rPr>
-          <w:i/>
-          <w:szCs w:val="21"/>
+          <w:rFonts w:ascii="Times New Roman" w:hAnsi="Times New Roman" w:eastAsia="宋体" w:cs="Times New Roman"/>
+          <w:i/>
+          <w:szCs w:val="21"/>
+          <w:sz w:val="21"/>
         </w:rPr>
         <w:t>I</w:t>
       </w:r>
       <w:r>
         <w:rPr>
-          <w:i/>
-          <w:szCs w:val="21"/>
+          <w:rFonts w:ascii="Times New Roman" w:hAnsi="Times New Roman" w:eastAsia="宋体" w:cs="Times New Roman"/>
+          <w:i/>
+          <w:szCs w:val="21"/>
+          <w:sz w:val="21"/>
           <w:vertAlign w:val="subscript"/>
         </w:rPr>
         <w:t>2</w:t>
       </w:r>
       <w:r>
         <w:rPr>
-          <w:i/>
-          <w:szCs w:val="21"/>
+          <w:rFonts w:ascii="Times New Roman" w:hAnsi="Times New Roman" w:eastAsia="宋体" w:cs="Times New Roman"/>
+          <w:i/>
+          <w:szCs w:val="21"/>
+          <w:sz w:val="21"/>
         </w:rPr>
         <w:t>U</w:t>
       </w:r>
       <w:r>
         <w:rPr>
-          <w:i/>
-          <w:szCs w:val="21"/>
+          <w:rFonts w:ascii="Times New Roman" w:hAnsi="Times New Roman" w:eastAsia="宋体" w:cs="Times New Roman"/>
+          <w:i/>
+          <w:szCs w:val="21"/>
+          <w:sz w:val="21"/>
           <w:vertAlign w:val="subscript"/>
         </w:rPr>
         <w:t>2</w:t>
       </w:r>
       <w:r>
         <w:rPr>
-          <w:szCs w:val="21"/>
+          <w:rFonts w:ascii="Times New Roman" w:hAnsi="Times New Roman" w:eastAsia="宋体" w:cs="Times New Roman"/>
+          <w:szCs w:val="21"/>
+          <w:sz w:val="21"/>
         </w:rPr>
         <w:t>+</w:t>
       </w:r>
       <w:r>
         <w:rPr>
-          <w:i/>
-          <w:szCs w:val="21"/>
+          <w:rFonts w:ascii="Times New Roman" w:hAnsi="Times New Roman" w:eastAsia="宋体" w:cs="Times New Roman"/>
+          <w:i/>
+          <w:szCs w:val="21"/>
+          <w:sz w:val="21"/>
         </w:rPr>
         <w:t>I</w:t>
       </w:r>
       <w:r>
         <w:rPr>
-          <w:i/>
-          <w:szCs w:val="21"/>
+          <w:rFonts w:ascii="Times New Roman" w:hAnsi="Times New Roman" w:eastAsia="宋体" w:cs="Times New Roman"/>
+          <w:i/>
+          <w:szCs w:val="21"/>
+          <w:sz w:val="21"/>
           <w:vertAlign w:val="subscript"/>
         </w:rPr>
         <w:t>3</w:t>
       </w:r>
       <w:r>
         <w:rPr>
-          <w:i/>
-          <w:szCs w:val="21"/>
+          <w:rFonts w:ascii="Times New Roman" w:hAnsi="Times New Roman" w:eastAsia="宋体" w:cs="Times New Roman"/>
+          <w:i/>
+          <w:szCs w:val="21"/>
+          <w:sz w:val="21"/>
         </w:rPr>
         <w:t>U</w:t>
       </w:r>
       <w:r>
         <w:rPr>
-          <w:i/>
-          <w:szCs w:val="21"/>
+          <w:rFonts w:ascii="Times New Roman" w:hAnsi="Times New Roman" w:eastAsia="宋体" w:cs="Times New Roman"/>
+          <w:i/>
+          <w:szCs w:val="21"/>
+          <w:sz w:val="21"/>
           <w:vertAlign w:val="subscript"/>
         </w:rPr>
         <w:t>3</w:t>
       </w:r>
       <w:r>
         <w:rPr>
-          <w:szCs w:val="21"/>
+          <w:rFonts w:ascii="Times New Roman" w:hAnsi="Times New Roman" w:eastAsia="宋体" w:cs="Times New Roman"/>
+          <w:szCs w:val="21"/>
+          <w:sz w:val="21"/>
         </w:rPr>
         <w:t>+…</w:t>
       </w:r>
       <w:r>
         <w:rPr>
-          <w:szCs w:val="21"/>
+          <w:rFonts w:ascii="Times New Roman" w:hAnsi="Times New Roman" w:eastAsia="宋体" w:cs="Times New Roman"/>
+          <w:szCs w:val="21"/>
+          <w:sz w:val="21"/>
         </w:rPr>
         <w:t>或</w:t>
       </w:r>
       <w:r>
         <w:rPr>
-          <w:i/>
-          <w:szCs w:val="21"/>
+          <w:rFonts w:ascii="Times New Roman" w:hAnsi="Times New Roman" w:eastAsia="宋体" w:cs="Times New Roman"/>
+          <w:i/>
+          <w:szCs w:val="21"/>
+          <w:sz w:val="21"/>
         </w:rPr>
         <w:t>n</w:t>
       </w:r>
       <w:r>
         <w:rPr>
-          <w:i/>
-          <w:szCs w:val="21"/>
+          <w:rFonts w:ascii="Times New Roman" w:hAnsi="Times New Roman" w:eastAsia="宋体" w:cs="Times New Roman"/>
+          <w:i/>
+          <w:szCs w:val="21"/>
+          <w:sz w:val="21"/>
           <w:vertAlign w:val="subscript"/>
         </w:rPr>
         <w:t>1</w:t>
       </w:r>
       <w:r>
         <w:rPr>
-          <w:i/>
-          <w:szCs w:val="21"/>
+          <w:rFonts w:ascii="Times New Roman" w:hAnsi="Times New Roman" w:eastAsia="宋体" w:cs="Times New Roman"/>
+          <w:i/>
+          <w:szCs w:val="21"/>
+          <w:sz w:val="21"/>
         </w:rPr>
         <w:t>I</w:t>
       </w:r>
       <w:r>
         <w:rPr>
-          <w:i/>
-          <w:szCs w:val="21"/>
+          <w:rFonts w:ascii="Times New Roman" w:hAnsi="Times New Roman" w:eastAsia="宋体" w:cs="Times New Roman"/>
+          <w:i/>
+          <w:szCs w:val="21"/>
+          <w:sz w:val="21"/>
           <w:vertAlign w:val="subscript"/>
         </w:rPr>
         <w:t>1</w:t>
       </w:r>
       <w:r>
         <w:rPr>
-          <w:szCs w:val="21"/>
+          <w:rFonts w:ascii="Times New Roman" w:hAnsi="Times New Roman" w:eastAsia="宋体" w:cs="Times New Roman"/>
+          <w:szCs w:val="21"/>
+          <w:sz w:val="21"/>
         </w:rPr>
         <w:t>=</w:t>
       </w:r>
       <w:r>
         <w:rPr>
-          <w:i/>
-          <w:szCs w:val="21"/>
+          <w:rFonts w:ascii="Times New Roman" w:hAnsi="Times New Roman" w:eastAsia="宋体" w:cs="Times New Roman"/>
+          <w:i/>
+          <w:szCs w:val="21"/>
+          <w:sz w:val="21"/>
         </w:rPr>
         <w:t>n</w:t>
       </w:r>
       <w:r>
         <w:rPr>
-          <w:i/>
-          <w:szCs w:val="21"/>
+          <w:rFonts w:ascii="Times New Roman" w:hAnsi="Times New Roman" w:eastAsia="宋体" w:cs="Times New Roman"/>
+          <w:i/>
+          <w:szCs w:val="21"/>
+          <w:sz w:val="21"/>
           <w:vertAlign w:val="subscript"/>
         </w:rPr>
         <w:t>2</w:t>
       </w:r>
       <w:r>
         <w:rPr>
-          <w:i/>
-          <w:szCs w:val="21"/>
+          <w:rFonts w:ascii="Times New Roman" w:hAnsi="Times New Roman" w:eastAsia="宋体" w:cs="Times New Roman"/>
+          <w:i/>
+          <w:szCs w:val="21"/>
+          <w:sz w:val="21"/>
         </w:rPr>
         <w:t>I</w:t>
       </w:r>
       <w:r>
         <w:rPr>
-          <w:i/>
-          <w:szCs w:val="21"/>
+          <w:rFonts w:ascii="Times New Roman" w:hAnsi="Times New Roman" w:eastAsia="宋体" w:cs="Times New Roman"/>
+          <w:i/>
+          <w:szCs w:val="21"/>
+          <w:sz w:val="21"/>
           <w:vertAlign w:val="subscript"/>
         </w:rPr>
         <w:t>2</w:t>
       </w:r>
       <w:r>
         <w:rPr>
-          <w:szCs w:val="21"/>
+          <w:rFonts w:ascii="Times New Roman" w:hAnsi="Times New Roman" w:eastAsia="宋体" w:cs="Times New Roman"/>
+          <w:szCs w:val="21"/>
+          <w:sz w:val="21"/>
         </w:rPr>
         <w:t>+</w:t>
       </w:r>
       <w:r>
         <w:rPr>
-          <w:i/>
-          <w:szCs w:val="21"/>
+          <w:rFonts w:ascii="Times New Roman" w:hAnsi="Times New Roman" w:eastAsia="宋体" w:cs="Times New Roman"/>
+          <w:i/>
+          <w:szCs w:val="21"/>
+          <w:sz w:val="21"/>
         </w:rPr>
         <w:t>n</w:t>
       </w:r>
       <w:r>
         <w:rPr>
-          <w:i/>
-          <w:szCs w:val="21"/>
+          <w:rFonts w:ascii="Times New Roman" w:hAnsi="Times New Roman" w:eastAsia="宋体" w:cs="Times New Roman"/>
+          <w:i/>
+          <w:szCs w:val="21"/>
+          <w:sz w:val="21"/>
           <w:vertAlign w:val="subscript"/>
         </w:rPr>
         <w:t>3</w:t>
       </w:r>
       <w:r>
         <w:rPr>
-          <w:i/>
-          <w:szCs w:val="21"/>
+          <w:rFonts w:ascii="Times New Roman" w:hAnsi="Times New Roman" w:eastAsia="宋体" w:cs="Times New Roman"/>
+          <w:i/>
+          <w:szCs w:val="21"/>
+          <w:sz w:val="21"/>
         </w:rPr>
         <w:t>I</w:t>
       </w:r>
       <w:r>
         <w:rPr>
-          <w:i/>
-          <w:szCs w:val="21"/>
+          <w:rFonts w:ascii="Times New Roman" w:hAnsi="Times New Roman" w:eastAsia="宋体" w:cs="Times New Roman"/>
+          <w:i/>
+          <w:szCs w:val="21"/>
+          <w:sz w:val="21"/>
           <w:vertAlign w:val="subscript"/>
         </w:rPr>
         <w:t>3</w:t>
       </w:r>
       <w:r>
         <w:rPr>
-          <w:szCs w:val="21"/>
+          <w:rFonts w:ascii="Times New Roman" w:hAnsi="Times New Roman" w:eastAsia="宋体" w:cs="Times New Roman"/>
+          <w:szCs w:val="21"/>
+          <w:sz w:val="21"/>
         </w:rPr>
         <w:t>+…</w:t>
       </w:r>
       <w:r>
         <w:rPr>
-          <w:szCs w:val="21"/>
+          <w:rFonts w:ascii="Times New Roman" w:hAnsi="Times New Roman" w:eastAsia="宋体" w:cs="Times New Roman"/>
+          <w:szCs w:val="21"/>
+          <w:sz w:val="21"/>
         </w:rPr>
         <w:t>。</w:t>
       </w:r>
@@ -5286,14 +5988,18 @@
       </w:pPr>
       <w:r>
         <w:rPr>
-          <w:szCs w:val="21"/>
+          <w:rFonts w:ascii="Times New Roman" w:hAnsi="Times New Roman" w:eastAsia="宋体" w:cs="Times New Roman"/>
+          <w:szCs w:val="21"/>
+          <w:sz w:val="21"/>
           <w:bdr w:val="single" w:sz="8" w:space="0" w:color="auto"/>
         </w:rPr>
         <w:t xml:space="preserve">3.4 </w:t>
       </w:r>
       <w:r>
         <w:rPr>
-          <w:szCs w:val="21"/>
+          <w:rFonts w:ascii="Times New Roman" w:hAnsi="Times New Roman" w:eastAsia="宋体" w:cs="Times New Roman"/>
+          <w:szCs w:val="21"/>
+          <w:sz w:val="21"/>
           <w:bdr w:val="single" w:sz="8" w:space="0" w:color="auto"/>
         </w:rPr>
         <w:t>电能的输送</w:t>
@@ -5309,39 +6015,51 @@
       </w:pPr>
       <w:r>
         <w:rPr>
-          <w:szCs w:val="21"/>
+          <w:rFonts w:ascii="Times New Roman" w:hAnsi="Times New Roman" w:eastAsia="宋体" w:cs="Times New Roman"/>
+          <w:szCs w:val="21"/>
+          <w:sz w:val="21"/>
         </w:rPr>
         <w:t>15</w:t>
       </w:r>
       <w:r>
         <w:rPr>
-          <w:szCs w:val="21"/>
+          <w:rFonts w:ascii="Times New Roman" w:hAnsi="Times New Roman" w:eastAsia="宋体" w:cs="Times New Roman"/>
+          <w:szCs w:val="21"/>
+          <w:sz w:val="21"/>
         </w:rPr>
         <w:t>．远距离输电的基本原理：在发电站内用</w:t>
       </w:r>
       <w:r>
         <w:rPr>
-          <w:szCs w:val="21"/>
+          <w:rFonts w:ascii="Times New Roman" w:hAnsi="Times New Roman" w:eastAsia="宋体" w:cs="Times New Roman"/>
+          <w:szCs w:val="21"/>
+          <w:sz w:val="21"/>
           <w:bdr w:val="single" w:sz="8" w:space="0" w:color="auto"/>
         </w:rPr>
         <w:t>升压</w:t>
       </w:r>
       <w:r>
         <w:rPr>
-          <w:szCs w:val="21"/>
+          <w:rFonts w:ascii="Times New Roman" w:hAnsi="Times New Roman" w:eastAsia="宋体" w:cs="Times New Roman"/>
+          <w:szCs w:val="21"/>
+          <w:sz w:val="21"/>
         </w:rPr>
         <w:t>变压器升压，然后进行远距离输电，在用电区域通过</w:t>
       </w:r>
       <w:r>
         <w:rPr>
-          <w:szCs w:val="21"/>
+          <w:rFonts w:ascii="Times New Roman" w:hAnsi="Times New Roman" w:eastAsia="宋体" w:cs="Times New Roman"/>
+          <w:szCs w:val="21"/>
+          <w:sz w:val="21"/>
           <w:bdr w:val="single" w:sz="8" w:space="0" w:color="auto"/>
         </w:rPr>
         <w:t>降压</w:t>
       </w:r>
       <w:r>
         <w:rPr>
-          <w:szCs w:val="21"/>
+          <w:rFonts w:ascii="Times New Roman" w:hAnsi="Times New Roman" w:eastAsia="宋体" w:cs="Times New Roman"/>
+          <w:szCs w:val="21"/>
+          <w:sz w:val="21"/>
         </w:rPr>
         <w:t>变压器降到所需的电压。</w:t>
       </w:r>
@@ -5356,40 +6074,52 @@
       </w:pPr>
       <w:r>
         <w:rPr>
-          <w:szCs w:val="21"/>
+          <w:rFonts w:ascii="Times New Roman" w:hAnsi="Times New Roman" w:eastAsia="宋体" w:cs="Times New Roman"/>
+          <w:szCs w:val="21"/>
+          <w:sz w:val="21"/>
         </w:rPr>
         <w:lastRenderedPageBreak/>
         <w:t>16</w:t>
       </w:r>
       <w:r>
         <w:rPr>
-          <w:szCs w:val="21"/>
+          <w:rFonts w:ascii="Times New Roman" w:hAnsi="Times New Roman" w:eastAsia="宋体" w:cs="Times New Roman"/>
+          <w:szCs w:val="21"/>
+          <w:sz w:val="21"/>
         </w:rPr>
         <w:t>．电网：通过网状的输电线、</w:t>
       </w:r>
       <w:r>
         <w:rPr>
-          <w:szCs w:val="21"/>
+          <w:rFonts w:ascii="Times New Roman" w:hAnsi="Times New Roman" w:eastAsia="宋体" w:cs="Times New Roman"/>
+          <w:szCs w:val="21"/>
+          <w:sz w:val="21"/>
           <w:bdr w:val="single" w:sz="8" w:space="0" w:color="auto"/>
         </w:rPr>
         <w:t>变电站</w:t>
       </w:r>
       <w:r>
         <w:rPr>
-          <w:szCs w:val="21"/>
+          <w:rFonts w:ascii="Times New Roman" w:hAnsi="Times New Roman" w:eastAsia="宋体" w:cs="Times New Roman"/>
+          <w:szCs w:val="21"/>
+          <w:sz w:val="21"/>
         </w:rPr>
         <w:t>，将许多电厂和广大用户连接起来，形成全国性或地区性的输电</w:t>
       </w:r>
       <w:r>
         <w:rPr>
-          <w:szCs w:val="21"/>
+          <w:rFonts w:ascii="Times New Roman" w:hAnsi="Times New Roman" w:eastAsia="宋体" w:cs="Times New Roman"/>
+          <w:szCs w:val="21"/>
+          <w:sz w:val="21"/>
           <w:bdr w:val="single" w:sz="8" w:space="0" w:color="auto"/>
         </w:rPr>
         <w:t>网络</w:t>
       </w:r>
       <w:r>
         <w:rPr>
-          <w:szCs w:val="21"/>
+          <w:rFonts w:ascii="Times New Roman" w:hAnsi="Times New Roman" w:eastAsia="宋体" w:cs="Times New Roman"/>
+          <w:szCs w:val="21"/>
+          <w:sz w:val="21"/>
         </w:rPr>
         <w:t>。</w:t>
       </w:r>
@@ -5404,13 +6134,17 @@
       </w:pPr>
       <w:r>
         <w:rPr>
-          <w:szCs w:val="21"/>
+          <w:rFonts w:ascii="Times New Roman" w:hAnsi="Times New Roman" w:eastAsia="宋体" w:cs="Times New Roman"/>
+          <w:szCs w:val="21"/>
+          <w:sz w:val="21"/>
         </w:rPr>
         <w:t>17</w:t>
       </w:r>
       <w:r>
         <w:rPr>
-          <w:szCs w:val="21"/>
+          <w:rFonts w:ascii="Times New Roman" w:hAnsi="Times New Roman" w:eastAsia="宋体" w:cs="Times New Roman"/>
+          <w:szCs w:val="21"/>
+          <w:sz w:val="21"/>
         </w:rPr>
         <w:t>．电网输电的优点</w:t>
       </w:r>
@@ -5425,32 +6159,42 @@
       </w:pPr>
       <w:r>
         <w:rPr>
-          <w:szCs w:val="21"/>
+          <w:rFonts w:ascii="Times New Roman" w:hAnsi="Times New Roman" w:eastAsia="宋体" w:cs="Times New Roman"/>
+          <w:szCs w:val="21"/>
+          <w:sz w:val="21"/>
         </w:rPr>
         <w:t>（</w:t>
       </w:r>
       <w:r>
         <w:rPr>
-          <w:szCs w:val="21"/>
+          <w:rFonts w:ascii="Times New Roman" w:hAnsi="Times New Roman" w:eastAsia="宋体" w:cs="Times New Roman"/>
+          <w:szCs w:val="21"/>
+          <w:sz w:val="21"/>
         </w:rPr>
         <w:t>1</w:t>
       </w:r>
       <w:r>
         <w:rPr>
-          <w:szCs w:val="21"/>
+          <w:rFonts w:ascii="Times New Roman" w:hAnsi="Times New Roman" w:eastAsia="宋体" w:cs="Times New Roman"/>
+          <w:szCs w:val="21"/>
+          <w:sz w:val="21"/>
         </w:rPr>
         <w:t>）降低一次能源的运输成本，获得最大的</w:t>
       </w:r>
       <w:r>
         <w:rPr>
-          <w:szCs w:val="21"/>
+          <w:rFonts w:ascii="Times New Roman" w:hAnsi="Times New Roman" w:eastAsia="宋体" w:cs="Times New Roman"/>
+          <w:szCs w:val="21"/>
+          <w:sz w:val="21"/>
           <w:bdr w:val="single" w:sz="8" w:space="0" w:color="auto"/>
         </w:rPr>
         <w:t>经济效益</w:t>
       </w:r>
       <w:r>
         <w:rPr>
-          <w:szCs w:val="21"/>
+          <w:rFonts w:ascii="Times New Roman" w:hAnsi="Times New Roman" w:eastAsia="宋体" w:cs="Times New Roman"/>
+          <w:szCs w:val="21"/>
+          <w:sz w:val="21"/>
         </w:rPr>
         <w:t>。</w:t>
       </w:r>
@@ -5465,32 +6209,42 @@
       </w:pPr>
       <w:r>
         <w:rPr>
-          <w:szCs w:val="21"/>
+          <w:rFonts w:ascii="Times New Roman" w:hAnsi="Times New Roman" w:eastAsia="宋体" w:cs="Times New Roman"/>
+          <w:szCs w:val="21"/>
+          <w:sz w:val="21"/>
         </w:rPr>
         <w:t>（</w:t>
       </w:r>
       <w:r>
         <w:rPr>
-          <w:szCs w:val="21"/>
+          <w:rFonts w:ascii="Times New Roman" w:hAnsi="Times New Roman" w:eastAsia="宋体" w:cs="Times New Roman"/>
+          <w:szCs w:val="21"/>
+          <w:sz w:val="21"/>
         </w:rPr>
         <w:t>2</w:t>
       </w:r>
       <w:r>
         <w:rPr>
-          <w:szCs w:val="21"/>
+          <w:rFonts w:ascii="Times New Roman" w:hAnsi="Times New Roman" w:eastAsia="宋体" w:cs="Times New Roman"/>
+          <w:szCs w:val="21"/>
+          <w:sz w:val="21"/>
         </w:rPr>
         <w:t>）减小断电的风险，调剂不同地区</w:t>
       </w:r>
       <w:r>
         <w:rPr>
-          <w:szCs w:val="21"/>
+          <w:rFonts w:ascii="Times New Roman" w:hAnsi="Times New Roman" w:eastAsia="宋体" w:cs="Times New Roman"/>
+          <w:szCs w:val="21"/>
+          <w:sz w:val="21"/>
           <w:bdr w:val="single" w:sz="8" w:space="0" w:color="auto"/>
         </w:rPr>
         <w:t>电力供需</w:t>
       </w:r>
       <w:r>
         <w:rPr>
-          <w:szCs w:val="21"/>
+          <w:rFonts w:ascii="Times New Roman" w:hAnsi="Times New Roman" w:eastAsia="宋体" w:cs="Times New Roman"/>
+          <w:szCs w:val="21"/>
+          <w:sz w:val="21"/>
         </w:rPr>
         <w:t>的平衡。</w:t>
       </w:r>
@@ -5505,32 +6259,42 @@
       </w:pPr>
       <w:r>
         <w:rPr>
-          <w:szCs w:val="21"/>
+          <w:rFonts w:ascii="Times New Roman" w:hAnsi="Times New Roman" w:eastAsia="宋体" w:cs="Times New Roman"/>
+          <w:szCs w:val="21"/>
+          <w:sz w:val="21"/>
         </w:rPr>
         <w:t>（</w:t>
       </w:r>
       <w:r>
         <w:rPr>
-          <w:szCs w:val="21"/>
+          <w:rFonts w:ascii="Times New Roman" w:hAnsi="Times New Roman" w:eastAsia="宋体" w:cs="Times New Roman"/>
+          <w:szCs w:val="21"/>
+          <w:sz w:val="21"/>
         </w:rPr>
         <w:t>3</w:t>
       </w:r>
       <w:r>
         <w:rPr>
-          <w:szCs w:val="21"/>
+          <w:rFonts w:ascii="Times New Roman" w:hAnsi="Times New Roman" w:eastAsia="宋体" w:cs="Times New Roman"/>
+          <w:szCs w:val="21"/>
+          <w:sz w:val="21"/>
         </w:rPr>
         <w:t>）合理调度电力，使</w:t>
       </w:r>
       <w:r>
         <w:rPr>
-          <w:szCs w:val="21"/>
+          <w:rFonts w:ascii="Times New Roman" w:hAnsi="Times New Roman" w:eastAsia="宋体" w:cs="Times New Roman"/>
+          <w:szCs w:val="21"/>
+          <w:sz w:val="21"/>
           <w:bdr w:val="single" w:sz="8" w:space="0" w:color="auto"/>
         </w:rPr>
         <w:t>电力</w:t>
       </w:r>
       <w:r>
         <w:rPr>
-          <w:szCs w:val="21"/>
+          <w:rFonts w:ascii="Times New Roman" w:hAnsi="Times New Roman" w:eastAsia="宋体" w:cs="Times New Roman"/>
+          <w:szCs w:val="21"/>
+          <w:sz w:val="21"/>
         </w:rPr>
         <w:t>的供应更加可靠，质量更高。</w:t>
       </w:r>
@@ -5545,13 +6309,17 @@
       </w:pPr>
       <w:r>
         <w:rPr>
-          <w:szCs w:val="21"/>
+          <w:rFonts w:ascii="Times New Roman" w:hAnsi="Times New Roman" w:eastAsia="宋体" w:cs="Times New Roman"/>
+          <w:szCs w:val="21"/>
+          <w:sz w:val="21"/>
         </w:rPr>
         <w:t>18</w:t>
       </w:r>
       <w:r>
         <w:rPr>
-          <w:szCs w:val="21"/>
+          <w:rFonts w:ascii="Times New Roman" w:hAnsi="Times New Roman" w:eastAsia="宋体" w:cs="Times New Roman"/>
+          <w:szCs w:val="21"/>
+          <w:sz w:val="21"/>
         </w:rPr>
         <w:t>．解决远距离高压输电问题的基本方法</w:t>
       </w:r>
@@ -5566,19 +6334,25 @@
       </w:pPr>
       <w:r>
         <w:rPr>
-          <w:szCs w:val="21"/>
+          <w:rFonts w:ascii="Times New Roman" w:hAnsi="Times New Roman" w:eastAsia="宋体" w:cs="Times New Roman"/>
+          <w:szCs w:val="21"/>
+          <w:sz w:val="21"/>
         </w:rPr>
         <w:t>（</w:t>
       </w:r>
       <w:r>
         <w:rPr>
-          <w:szCs w:val="21"/>
+          <w:rFonts w:ascii="Times New Roman" w:hAnsi="Times New Roman" w:eastAsia="宋体" w:cs="Times New Roman"/>
+          <w:szCs w:val="21"/>
+          <w:sz w:val="21"/>
         </w:rPr>
         <w:t>1</w:t>
       </w:r>
       <w:r>
         <w:rPr>
-          <w:szCs w:val="21"/>
+          <w:rFonts w:ascii="Times New Roman" w:hAnsi="Times New Roman" w:eastAsia="宋体" w:cs="Times New Roman"/>
+          <w:szCs w:val="21"/>
+          <w:sz w:val="21"/>
         </w:rPr>
         <w:t>）首先应画出远距离输电的电路图（如图），并将已知量和待求量写在电路图的相应位置。</w:t>
       </w:r>
@@ -5646,19 +6420,25 @@
       </w:pPr>
       <w:r>
         <w:rPr>
-          <w:szCs w:val="21"/>
+          <w:rFonts w:ascii="Times New Roman" w:hAnsi="Times New Roman" w:eastAsia="宋体" w:cs="Times New Roman"/>
+          <w:szCs w:val="21"/>
+          <w:sz w:val="21"/>
         </w:rPr>
         <w:t>（</w:t>
       </w:r>
       <w:r>
         <w:rPr>
-          <w:szCs w:val="21"/>
+          <w:rFonts w:ascii="Times New Roman" w:hAnsi="Times New Roman" w:eastAsia="宋体" w:cs="Times New Roman"/>
+          <w:szCs w:val="21"/>
+          <w:sz w:val="21"/>
         </w:rPr>
         <w:t>2</w:t>
       </w:r>
       <w:r>
         <w:rPr>
-          <w:szCs w:val="21"/>
+          <w:rFonts w:ascii="Times New Roman" w:hAnsi="Times New Roman" w:eastAsia="宋体" w:cs="Times New Roman"/>
+          <w:szCs w:val="21"/>
+          <w:sz w:val="21"/>
         </w:rPr>
         <w:t>）理清三个回路：</w:t>
       </w:r>
@@ -5675,70 +6455,90 @@
       </w:pPr>
       <w:r>
         <w:rPr>
-          <w:szCs w:val="21"/>
+          <w:rFonts w:ascii="Times New Roman" w:hAnsi="Times New Roman" w:eastAsia="宋体" w:cs="Times New Roman"/>
+          <w:szCs w:val="21"/>
+          <w:sz w:val="21"/>
         </w:rPr>
         <w:t>回路</w:t>
       </w:r>
       <w:r>
         <w:rPr>
-          <w:szCs w:val="21"/>
+          <w:rFonts w:ascii="Times New Roman" w:hAnsi="Times New Roman" w:eastAsia="宋体" w:cs="Times New Roman"/>
+          <w:szCs w:val="21"/>
+          <w:sz w:val="21"/>
         </w:rPr>
         <w:t>1</w:t>
       </w:r>
       <w:r>
         <w:rPr>
-          <w:szCs w:val="21"/>
+          <w:rFonts w:ascii="Times New Roman" w:hAnsi="Times New Roman" w:eastAsia="宋体" w:cs="Times New Roman"/>
+          <w:szCs w:val="21"/>
+          <w:sz w:val="21"/>
         </w:rPr>
         <w:t>：</w:t>
       </w:r>
       <w:r>
         <w:rPr>
-          <w:i/>
-          <w:szCs w:val="21"/>
+          <w:rFonts w:ascii="Times New Roman" w:hAnsi="Times New Roman" w:eastAsia="宋体" w:cs="Times New Roman"/>
+          <w:i/>
+          <w:szCs w:val="21"/>
+          <w:sz w:val="21"/>
           <w:bdr w:val="single" w:sz="8" w:space="0" w:color="auto"/>
         </w:rPr>
         <w:t>P</w:t>
       </w:r>
       <w:r>
         <w:rPr>
-          <w:i/>
-          <w:szCs w:val="21"/>
+          <w:rFonts w:ascii="Times New Roman" w:hAnsi="Times New Roman" w:eastAsia="宋体" w:cs="Times New Roman"/>
+          <w:i/>
+          <w:szCs w:val="21"/>
+          <w:sz w:val="21"/>
           <w:vertAlign w:val="subscript"/>
         </w:rPr>
         <w:t>1</w:t>
       </w:r>
       <w:r>
         <w:rPr>
-          <w:szCs w:val="21"/>
+          <w:rFonts w:ascii="Times New Roman" w:hAnsi="Times New Roman" w:eastAsia="宋体" w:cs="Times New Roman"/>
+          <w:szCs w:val="21"/>
+          <w:sz w:val="21"/>
         </w:rPr>
         <w:t>=</w:t>
       </w:r>
       <w:r>
         <w:rPr>
-          <w:i/>
-          <w:szCs w:val="21"/>
+          <w:rFonts w:ascii="Times New Roman" w:hAnsi="Times New Roman" w:eastAsia="宋体" w:cs="Times New Roman"/>
+          <w:i/>
+          <w:szCs w:val="21"/>
+          <w:sz w:val="21"/>
         </w:rPr>
         <w:t>U</w:t>
       </w:r>
       <w:r>
         <w:rPr>
-          <w:i/>
-          <w:szCs w:val="21"/>
+          <w:rFonts w:ascii="Times New Roman" w:hAnsi="Times New Roman" w:eastAsia="宋体" w:cs="Times New Roman"/>
+          <w:i/>
+          <w:szCs w:val="21"/>
+          <w:sz w:val="21"/>
           <w:vertAlign w:val="subscript"/>
         </w:rPr>
         <w:t>1</w:t>
       </w:r>
       <w:r>
         <w:rPr>
-          <w:i/>
-          <w:szCs w:val="21"/>
+          <w:rFonts w:ascii="Times New Roman" w:hAnsi="Times New Roman" w:eastAsia="宋体" w:cs="Times New Roman"/>
+          <w:i/>
+          <w:szCs w:val="21"/>
+          <w:sz w:val="21"/>
         </w:rPr>
         <w:t>I</w:t>
       </w:r>
       <w:r>
         <w:rPr>
-          <w:i/>
-          <w:szCs w:val="21"/>
+          <w:rFonts w:ascii="Times New Roman" w:hAnsi="Times New Roman" w:eastAsia="宋体" w:cs="Times New Roman"/>
+          <w:i/>
+          <w:szCs w:val="21"/>
+          <w:sz w:val="21"/>
           <w:vertAlign w:val="subscript"/>
         </w:rPr>
         <w:t>1</w:t>
@@ -5756,207 +6556,267 @@
       </w:pPr>
       <w:r>
         <w:rPr>
-          <w:szCs w:val="21"/>
+          <w:rFonts w:ascii="Times New Roman" w:hAnsi="Times New Roman" w:eastAsia="宋体" w:cs="Times New Roman"/>
+          <w:szCs w:val="21"/>
+          <w:sz w:val="21"/>
         </w:rPr>
         <w:t>回路</w:t>
       </w:r>
       <w:r>
         <w:rPr>
-          <w:szCs w:val="21"/>
+          <w:rFonts w:ascii="Times New Roman" w:hAnsi="Times New Roman" w:eastAsia="宋体" w:cs="Times New Roman"/>
+          <w:szCs w:val="21"/>
+          <w:sz w:val="21"/>
         </w:rPr>
         <w:t>2</w:t>
       </w:r>
       <w:r>
         <w:rPr>
-          <w:szCs w:val="21"/>
+          <w:rFonts w:ascii="Times New Roman" w:hAnsi="Times New Roman" w:eastAsia="宋体" w:cs="Times New Roman"/>
+          <w:szCs w:val="21"/>
+          <w:sz w:val="21"/>
         </w:rPr>
         <w:t>：</w:t>
       </w:r>
       <w:r>
         <w:rPr>
-          <w:i/>
-          <w:szCs w:val="21"/>
+          <w:rFonts w:ascii="Times New Roman" w:hAnsi="Times New Roman" w:eastAsia="宋体" w:cs="Times New Roman"/>
+          <w:i/>
+          <w:szCs w:val="21"/>
+          <w:sz w:val="21"/>
           <w:bdr w:val="single" w:sz="8" w:space="0" w:color="auto"/>
         </w:rPr>
         <w:t>U</w:t>
       </w:r>
       <w:r>
         <w:rPr>
-          <w:i/>
-          <w:szCs w:val="21"/>
+          <w:rFonts w:ascii="Times New Roman" w:hAnsi="Times New Roman" w:eastAsia="宋体" w:cs="Times New Roman"/>
+          <w:i/>
+          <w:szCs w:val="21"/>
+          <w:sz w:val="21"/>
           <w:vertAlign w:val="subscript"/>
         </w:rPr>
         <w:t>2</w:t>
       </w:r>
       <w:r>
         <w:rPr>
-          <w:szCs w:val="21"/>
+          <w:rFonts w:ascii="Times New Roman" w:hAnsi="Times New Roman" w:eastAsia="宋体" w:cs="Times New Roman"/>
+          <w:szCs w:val="21"/>
+          <w:sz w:val="21"/>
         </w:rPr>
         <w:t>=Δ</w:t>
       </w:r>
       <w:r>
         <w:rPr>
-          <w:i/>
-          <w:szCs w:val="21"/>
+          <w:rFonts w:ascii="Times New Roman" w:hAnsi="Times New Roman" w:eastAsia="宋体" w:cs="Times New Roman"/>
+          <w:i/>
+          <w:szCs w:val="21"/>
+          <w:sz w:val="21"/>
         </w:rPr>
         <w:t>U</w:t>
       </w:r>
       <w:r>
         <w:rPr>
-          <w:szCs w:val="21"/>
+          <w:rFonts w:ascii="Times New Roman" w:hAnsi="Times New Roman" w:eastAsia="宋体" w:cs="Times New Roman"/>
+          <w:szCs w:val="21"/>
+          <w:sz w:val="21"/>
         </w:rPr>
         <w:t>＋</w:t>
       </w:r>
       <w:r>
         <w:rPr>
-          <w:i/>
-          <w:szCs w:val="21"/>
+          <w:rFonts w:ascii="Times New Roman" w:hAnsi="Times New Roman" w:eastAsia="宋体" w:cs="Times New Roman"/>
+          <w:i/>
+          <w:szCs w:val="21"/>
+          <w:sz w:val="21"/>
         </w:rPr>
         <w:t>U</w:t>
       </w:r>
       <w:r>
         <w:rPr>
-          <w:i/>
-          <w:szCs w:val="21"/>
+          <w:rFonts w:ascii="Times New Roman" w:hAnsi="Times New Roman" w:eastAsia="宋体" w:cs="Times New Roman"/>
+          <w:i/>
+          <w:szCs w:val="21"/>
+          <w:sz w:val="21"/>
           <w:vertAlign w:val="subscript"/>
         </w:rPr>
         <w:t>3</w:t>
       </w:r>
       <w:r>
         <w:rPr>
-          <w:szCs w:val="21"/>
+          <w:rFonts w:ascii="Times New Roman" w:hAnsi="Times New Roman" w:eastAsia="宋体" w:cs="Times New Roman"/>
+          <w:szCs w:val="21"/>
+          <w:sz w:val="21"/>
         </w:rPr>
         <w:t>，</w:t>
       </w:r>
       <w:r>
         <w:rPr>
-          <w:i/>
-          <w:szCs w:val="21"/>
+          <w:rFonts w:ascii="Times New Roman" w:hAnsi="Times New Roman" w:eastAsia="宋体" w:cs="Times New Roman"/>
+          <w:i/>
+          <w:szCs w:val="21"/>
+          <w:sz w:val="21"/>
           <w:bdr w:val="single" w:sz="8" w:space="0" w:color="auto"/>
         </w:rPr>
         <w:t>P</w:t>
       </w:r>
       <w:r>
         <w:rPr>
-          <w:i/>
-          <w:szCs w:val="21"/>
+          <w:rFonts w:ascii="Times New Roman" w:hAnsi="Times New Roman" w:eastAsia="宋体" w:cs="Times New Roman"/>
+          <w:i/>
+          <w:szCs w:val="21"/>
+          <w:sz w:val="21"/>
           <w:vertAlign w:val="subscript"/>
         </w:rPr>
         <w:t>2</w:t>
       </w:r>
       <w:r>
         <w:rPr>
-          <w:szCs w:val="21"/>
+          <w:rFonts w:ascii="Times New Roman" w:hAnsi="Times New Roman" w:eastAsia="宋体" w:cs="Times New Roman"/>
+          <w:szCs w:val="21"/>
+          <w:sz w:val="21"/>
         </w:rPr>
         <w:t>=Δ</w:t>
       </w:r>
       <w:r>
         <w:rPr>
-          <w:i/>
-          <w:szCs w:val="21"/>
+          <w:rFonts w:ascii="Times New Roman" w:hAnsi="Times New Roman" w:eastAsia="宋体" w:cs="Times New Roman"/>
+          <w:i/>
+          <w:szCs w:val="21"/>
+          <w:sz w:val="21"/>
         </w:rPr>
         <w:t>P</w:t>
       </w:r>
       <w:r>
         <w:rPr>
-          <w:szCs w:val="21"/>
+          <w:rFonts w:ascii="Times New Roman" w:hAnsi="Times New Roman" w:eastAsia="宋体" w:cs="Times New Roman"/>
+          <w:szCs w:val="21"/>
+          <w:sz w:val="21"/>
         </w:rPr>
         <w:t>＋</w:t>
       </w:r>
       <w:r>
         <w:rPr>
-          <w:i/>
-          <w:szCs w:val="21"/>
+          <w:rFonts w:ascii="Times New Roman" w:hAnsi="Times New Roman" w:eastAsia="宋体" w:cs="Times New Roman"/>
+          <w:i/>
+          <w:szCs w:val="21"/>
+          <w:sz w:val="21"/>
         </w:rPr>
         <w:t>P</w:t>
       </w:r>
       <w:r>
         <w:rPr>
-          <w:i/>
-          <w:szCs w:val="21"/>
+          <w:rFonts w:ascii="Times New Roman" w:hAnsi="Times New Roman" w:eastAsia="宋体" w:cs="Times New Roman"/>
+          <w:i/>
+          <w:szCs w:val="21"/>
+          <w:sz w:val="21"/>
           <w:vertAlign w:val="subscript"/>
         </w:rPr>
         <w:t>3</w:t>
       </w:r>
       <w:r>
         <w:rPr>
-          <w:szCs w:val="21"/>
+          <w:rFonts w:ascii="Times New Roman" w:hAnsi="Times New Roman" w:eastAsia="宋体" w:cs="Times New Roman"/>
+          <w:szCs w:val="21"/>
+          <w:sz w:val="21"/>
         </w:rPr>
         <w:t>=</w:t>
       </w:r>
       <w:r>
         <w:rPr>
-          <w:i/>
-          <w:szCs w:val="21"/>
+          <w:rFonts w:ascii="Times New Roman" w:hAnsi="Times New Roman" w:eastAsia="宋体" w:cs="Times New Roman"/>
+          <w:i/>
+          <w:szCs w:val="21"/>
+          <w:sz w:val="21"/>
         </w:rPr>
         <w:t>I₂²R</w:t>
       </w:r>
       <w:r>
         <w:rPr>
-          <w:i/>
-          <w:szCs w:val="21"/>
+          <w:rFonts w:ascii="Times New Roman" w:hAnsi="Times New Roman" w:eastAsia="宋体" w:cs="Times New Roman"/>
+          <w:i/>
+          <w:szCs w:val="21"/>
+          <w:sz w:val="21"/>
         </w:rPr>
         <w:t>线</w:t>
       </w:r>
       <w:r>
         <w:rPr>
-          <w:szCs w:val="21"/>
+          <w:rFonts w:ascii="Times New Roman" w:hAnsi="Times New Roman" w:eastAsia="宋体" w:cs="Times New Roman"/>
+          <w:szCs w:val="21"/>
+          <w:sz w:val="21"/>
         </w:rPr>
         <w:t>＋</w:t>
       </w:r>
       <w:r>
         <w:rPr>
-          <w:i/>
-          <w:szCs w:val="21"/>
+          <w:rFonts w:ascii="Times New Roman" w:hAnsi="Times New Roman" w:eastAsia="宋体" w:cs="Times New Roman"/>
+          <w:i/>
+          <w:szCs w:val="21"/>
+          <w:sz w:val="21"/>
         </w:rPr>
         <w:t>P</w:t>
       </w:r>
       <w:r>
         <w:rPr>
-          <w:i/>
-          <w:szCs w:val="21"/>
+          <w:rFonts w:ascii="Times New Roman" w:hAnsi="Times New Roman" w:eastAsia="宋体" w:cs="Times New Roman"/>
+          <w:i/>
+          <w:szCs w:val="21"/>
+          <w:sz w:val="21"/>
           <w:vertAlign w:val="subscript"/>
         </w:rPr>
         <w:t>3</w:t>
       </w:r>
       <w:r>
         <w:rPr>
-          <w:szCs w:val="21"/>
+          <w:rFonts w:ascii="Times New Roman" w:hAnsi="Times New Roman" w:eastAsia="宋体" w:cs="Times New Roman"/>
+          <w:szCs w:val="21"/>
+          <w:sz w:val="21"/>
         </w:rPr>
         <w:t>，</w:t>
       </w:r>
       <w:r>
         <w:rPr>
-          <w:i/>
-          <w:szCs w:val="21"/>
+          <w:rFonts w:ascii="Times New Roman" w:hAnsi="Times New Roman" w:eastAsia="宋体" w:cs="Times New Roman"/>
+          <w:i/>
+          <w:szCs w:val="21"/>
+          <w:sz w:val="21"/>
         </w:rPr>
         <w:t>I</w:t>
       </w:r>
       <w:r>
         <w:rPr>
-          <w:i/>
-          <w:szCs w:val="21"/>
+          <w:rFonts w:ascii="Times New Roman" w:hAnsi="Times New Roman" w:eastAsia="宋体" w:cs="Times New Roman"/>
+          <w:i/>
+          <w:szCs w:val="21"/>
+          <w:sz w:val="21"/>
           <w:vertAlign w:val="subscript"/>
         </w:rPr>
         <w:t>2</w:t>
       </w:r>
       <w:r>
         <w:rPr>
-          <w:szCs w:val="21"/>
+          <w:rFonts w:ascii="Times New Roman" w:hAnsi="Times New Roman" w:eastAsia="宋体" w:cs="Times New Roman"/>
+          <w:szCs w:val="21"/>
+          <w:sz w:val="21"/>
         </w:rPr>
         <w:t>=</w:t>
       </w:r>
       <w:r>
         <w:rPr>
-          <w:i/>
-          <w:szCs w:val="21"/>
+          <w:rFonts w:ascii="Times New Roman" w:hAnsi="Times New Roman" w:eastAsia="宋体" w:cs="Times New Roman"/>
+          <w:i/>
+          <w:szCs w:val="21"/>
+          <w:sz w:val="21"/>
         </w:rPr>
         <w:t>I</w:t>
       </w:r>
       <w:r>
         <w:rPr>
-          <w:i/>
-          <w:szCs w:val="21"/>
+          <w:rFonts w:ascii="Times New Roman" w:hAnsi="Times New Roman" w:eastAsia="宋体" w:cs="Times New Roman"/>
+          <w:i/>
+          <w:szCs w:val="21"/>
+          <w:sz w:val="21"/>
           <w:vertAlign w:val="subscript"/>
         </w:rPr>
         <w:t>3</w:t>
@@ -5972,77 +6832,99 @@
       </w:pPr>
       <w:r>
         <w:rPr>
-          <w:szCs w:val="21"/>
+          <w:rFonts w:ascii="Times New Roman" w:hAnsi="Times New Roman" w:eastAsia="宋体" w:cs="Times New Roman"/>
+          <w:szCs w:val="21"/>
+          <w:sz w:val="21"/>
         </w:rPr>
         <w:t>回路</w:t>
       </w:r>
       <w:r>
         <w:rPr>
-          <w:szCs w:val="21"/>
+          <w:rFonts w:ascii="Times New Roman" w:hAnsi="Times New Roman" w:eastAsia="宋体" w:cs="Times New Roman"/>
+          <w:szCs w:val="21"/>
+          <w:sz w:val="21"/>
         </w:rPr>
         <w:t>3</w:t>
       </w:r>
       <w:r>
         <w:rPr>
-          <w:szCs w:val="21"/>
+          <w:rFonts w:ascii="Times New Roman" w:hAnsi="Times New Roman" w:eastAsia="宋体" w:cs="Times New Roman"/>
+          <w:szCs w:val="21"/>
+          <w:sz w:val="21"/>
         </w:rPr>
         <w:t>：</w:t>
       </w:r>
       <w:r>
         <w:rPr>
-          <w:i/>
-          <w:szCs w:val="21"/>
+          <w:rFonts w:ascii="Times New Roman" w:hAnsi="Times New Roman" w:eastAsia="宋体" w:cs="Times New Roman"/>
+          <w:i/>
+          <w:szCs w:val="21"/>
+          <w:sz w:val="21"/>
           <w:bdr w:val="single" w:sz="8" w:space="0" w:color="auto"/>
         </w:rPr>
         <w:t>P</w:t>
       </w:r>
       <w:r>
         <w:rPr>
-          <w:i/>
-          <w:szCs w:val="21"/>
+          <w:rFonts w:ascii="Times New Roman" w:hAnsi="Times New Roman" w:eastAsia="宋体" w:cs="Times New Roman"/>
+          <w:i/>
+          <w:szCs w:val="21"/>
+          <w:sz w:val="21"/>
           <w:vertAlign w:val="subscript"/>
         </w:rPr>
         <w:t>4</w:t>
       </w:r>
       <w:r>
         <w:rPr>
-          <w:szCs w:val="21"/>
+          <w:rFonts w:ascii="Times New Roman" w:hAnsi="Times New Roman" w:eastAsia="宋体" w:cs="Times New Roman"/>
+          <w:szCs w:val="21"/>
+          <w:sz w:val="21"/>
         </w:rPr>
         <w:t>=</w:t>
       </w:r>
       <w:r>
         <w:rPr>
-          <w:i/>
-          <w:szCs w:val="21"/>
+          <w:rFonts w:ascii="Times New Roman" w:hAnsi="Times New Roman" w:eastAsia="宋体" w:cs="Times New Roman"/>
+          <w:i/>
+          <w:szCs w:val="21"/>
+          <w:sz w:val="21"/>
         </w:rPr>
         <w:t>U</w:t>
       </w:r>
       <w:r>
         <w:rPr>
-          <w:i/>
-          <w:szCs w:val="21"/>
+          <w:rFonts w:ascii="Times New Roman" w:hAnsi="Times New Roman" w:eastAsia="宋体" w:cs="Times New Roman"/>
+          <w:i/>
+          <w:szCs w:val="21"/>
+          <w:sz w:val="21"/>
           <w:vertAlign w:val="subscript"/>
         </w:rPr>
         <w:t>4</w:t>
       </w:r>
       <w:r>
         <w:rPr>
-          <w:i/>
-          <w:szCs w:val="21"/>
+          <w:rFonts w:ascii="Times New Roman" w:hAnsi="Times New Roman" w:eastAsia="宋体" w:cs="Times New Roman"/>
+          <w:i/>
+          <w:szCs w:val="21"/>
+          <w:sz w:val="21"/>
         </w:rPr>
         <w:t>I</w:t>
       </w:r>
       <w:r>
         <w:rPr>
-          <w:i/>
-          <w:szCs w:val="21"/>
+          <w:rFonts w:ascii="Times New Roman" w:hAnsi="Times New Roman" w:eastAsia="宋体" w:cs="Times New Roman"/>
+          <w:i/>
+          <w:szCs w:val="21"/>
+          <w:sz w:val="21"/>
           <w:vertAlign w:val="subscript"/>
         </w:rPr>
         <w:t>4</w:t>
       </w:r>
       <w:r>
         <w:rPr>
-          <w:szCs w:val="21"/>
+          <w:rFonts w:ascii="Times New Roman" w:hAnsi="Times New Roman" w:eastAsia="宋体" w:cs="Times New Roman"/>
+          <w:szCs w:val="21"/>
+          <w:sz w:val="21"/>
         </w:rPr>
         <w:t>。</w:t>
       </w:r>
@@ -6057,19 +6939,25 @@
       </w:pPr>
       <w:r>
         <w:rPr>
-          <w:szCs w:val="21"/>
+          <w:rFonts w:ascii="Times New Roman" w:hAnsi="Times New Roman" w:eastAsia="宋体" w:cs="Times New Roman"/>
+          <w:szCs w:val="21"/>
+          <w:sz w:val="21"/>
         </w:rPr>
         <w:t>（</w:t>
       </w:r>
       <w:r>
         <w:rPr>
-          <w:szCs w:val="21"/>
+          <w:rFonts w:ascii="Times New Roman" w:hAnsi="Times New Roman" w:eastAsia="宋体" w:cs="Times New Roman"/>
+          <w:szCs w:val="21"/>
+          <w:sz w:val="21"/>
         </w:rPr>
         <w:t>3</w:t>
       </w:r>
       <w:r>
         <w:rPr>
-          <w:szCs w:val="21"/>
+          <w:rFonts w:ascii="Times New Roman" w:hAnsi="Times New Roman" w:eastAsia="宋体" w:cs="Times New Roman"/>
+          <w:szCs w:val="21"/>
+          <w:sz w:val="21"/>
         </w:rPr>
         <w:t>）常用关系</w:t>
       </w:r>
@@ -6084,153 +6972,197 @@
       </w:pPr>
       <w:r>
         <w:rPr>
-          <w:szCs w:val="21"/>
+          <w:rFonts w:ascii="Times New Roman" w:hAnsi="Times New Roman" w:eastAsia="宋体" w:cs="Times New Roman"/>
+          <w:szCs w:val="21"/>
+          <w:sz w:val="21"/>
         </w:rPr>
         <w:t>①</w:t>
       </w:r>
       <w:r>
         <w:rPr>
-          <w:szCs w:val="21"/>
+          <w:rFonts w:ascii="Times New Roman" w:hAnsi="Times New Roman" w:eastAsia="宋体" w:cs="Times New Roman"/>
+          <w:szCs w:val="21"/>
+          <w:sz w:val="21"/>
         </w:rPr>
         <w:t>功率关系：</w:t>
       </w:r>
       <w:r>
         <w:rPr>
-          <w:i/>
-          <w:szCs w:val="21"/>
+          <w:rFonts w:ascii="Times New Roman" w:hAnsi="Times New Roman" w:eastAsia="宋体" w:cs="Times New Roman"/>
+          <w:i/>
+          <w:szCs w:val="21"/>
+          <w:sz w:val="21"/>
           <w:bdr w:val="single" w:sz="8" w:space="0" w:color="auto"/>
         </w:rPr>
         <w:t>P</w:t>
       </w:r>
       <w:r>
         <w:rPr>
-          <w:i/>
-          <w:szCs w:val="21"/>
+          <w:rFonts w:ascii="Times New Roman" w:hAnsi="Times New Roman" w:eastAsia="宋体" w:cs="Times New Roman"/>
+          <w:i/>
+          <w:szCs w:val="21"/>
+          <w:sz w:val="21"/>
           <w:vertAlign w:val="subscript"/>
         </w:rPr>
         <w:t>1</w:t>
       </w:r>
       <w:r>
         <w:rPr>
-          <w:szCs w:val="21"/>
+          <w:rFonts w:ascii="Times New Roman" w:hAnsi="Times New Roman" w:eastAsia="宋体" w:cs="Times New Roman"/>
+          <w:szCs w:val="21"/>
+          <w:sz w:val="21"/>
         </w:rPr>
         <w:t>=</w:t>
       </w:r>
       <w:r>
         <w:rPr>
-          <w:i/>
-          <w:szCs w:val="21"/>
+          <w:rFonts w:ascii="Times New Roman" w:hAnsi="Times New Roman" w:eastAsia="宋体" w:cs="Times New Roman"/>
+          <w:i/>
+          <w:szCs w:val="21"/>
+          <w:sz w:val="21"/>
         </w:rPr>
         <w:t>P</w:t>
       </w:r>
       <w:r>
         <w:rPr>
-          <w:i/>
-          <w:szCs w:val="21"/>
+          <w:rFonts w:ascii="Times New Roman" w:hAnsi="Times New Roman" w:eastAsia="宋体" w:cs="Times New Roman"/>
+          <w:i/>
+          <w:szCs w:val="21"/>
+          <w:sz w:val="21"/>
           <w:vertAlign w:val="subscript"/>
         </w:rPr>
         <w:t>2</w:t>
       </w:r>
       <w:r>
         <w:rPr>
-          <w:szCs w:val="21"/>
+          <w:rFonts w:ascii="Times New Roman" w:hAnsi="Times New Roman" w:eastAsia="宋体" w:cs="Times New Roman"/>
+          <w:szCs w:val="21"/>
+          <w:sz w:val="21"/>
         </w:rPr>
         <w:t>，</w:t>
       </w:r>
       <w:r>
         <w:rPr>
-          <w:i/>
-          <w:szCs w:val="21"/>
+          <w:rFonts w:ascii="Times New Roman" w:hAnsi="Times New Roman" w:eastAsia="宋体" w:cs="Times New Roman"/>
+          <w:i/>
+          <w:szCs w:val="21"/>
+          <w:sz w:val="21"/>
         </w:rPr>
         <w:t>P</w:t>
       </w:r>
       <w:r>
         <w:rPr>
-          <w:i/>
-          <w:szCs w:val="21"/>
+          <w:rFonts w:ascii="Times New Roman" w:hAnsi="Times New Roman" w:eastAsia="宋体" w:cs="Times New Roman"/>
+          <w:i/>
+          <w:szCs w:val="21"/>
+          <w:sz w:val="21"/>
           <w:vertAlign w:val="subscript"/>
         </w:rPr>
         <w:t>2</w:t>
       </w:r>
       <w:r>
         <w:rPr>
-          <w:szCs w:val="21"/>
+          <w:rFonts w:ascii="Times New Roman" w:hAnsi="Times New Roman" w:eastAsia="宋体" w:cs="Times New Roman"/>
+          <w:szCs w:val="21"/>
+          <w:sz w:val="21"/>
         </w:rPr>
         <w:t>=Δ</w:t>
       </w:r>
       <w:r>
         <w:rPr>
-          <w:i/>
-          <w:szCs w:val="21"/>
+          <w:rFonts w:ascii="Times New Roman" w:hAnsi="Times New Roman" w:eastAsia="宋体" w:cs="Times New Roman"/>
+          <w:i/>
+          <w:szCs w:val="21"/>
+          <w:sz w:val="21"/>
         </w:rPr>
         <w:t>P</w:t>
       </w:r>
       <w:r>
         <w:rPr>
-          <w:szCs w:val="21"/>
+          <w:rFonts w:ascii="Times New Roman" w:hAnsi="Times New Roman" w:eastAsia="宋体" w:cs="Times New Roman"/>
+          <w:szCs w:val="21"/>
+          <w:sz w:val="21"/>
         </w:rPr>
         <w:t>＋</w:t>
       </w:r>
       <w:r>
         <w:rPr>
-          <w:i/>
-          <w:szCs w:val="21"/>
+          <w:rFonts w:ascii="Times New Roman" w:hAnsi="Times New Roman" w:eastAsia="宋体" w:cs="Times New Roman"/>
+          <w:i/>
+          <w:szCs w:val="21"/>
+          <w:sz w:val="21"/>
         </w:rPr>
         <w:t>P</w:t>
       </w:r>
       <w:r>
         <w:rPr>
-          <w:i/>
-          <w:szCs w:val="21"/>
+          <w:rFonts w:ascii="Times New Roman" w:hAnsi="Times New Roman" w:eastAsia="宋体" w:cs="Times New Roman"/>
+          <w:i/>
+          <w:szCs w:val="21"/>
+          <w:sz w:val="21"/>
           <w:vertAlign w:val="subscript"/>
         </w:rPr>
         <w:t>3</w:t>
       </w:r>
       <w:r>
         <w:rPr>
-          <w:szCs w:val="21"/>
+          <w:rFonts w:ascii="Times New Roman" w:hAnsi="Times New Roman" w:eastAsia="宋体" w:cs="Times New Roman"/>
+          <w:szCs w:val="21"/>
+          <w:sz w:val="21"/>
         </w:rPr>
         <w:t>，</w:t>
       </w:r>
       <w:r>
         <w:rPr>
-          <w:i/>
-          <w:szCs w:val="21"/>
+          <w:rFonts w:ascii="Times New Roman" w:hAnsi="Times New Roman" w:eastAsia="宋体" w:cs="Times New Roman"/>
+          <w:i/>
+          <w:szCs w:val="21"/>
+          <w:sz w:val="21"/>
         </w:rPr>
         <w:t>P</w:t>
       </w:r>
       <w:r>
         <w:rPr>
-          <w:i/>
-          <w:szCs w:val="21"/>
+          <w:rFonts w:ascii="Times New Roman" w:hAnsi="Times New Roman" w:eastAsia="宋体" w:cs="Times New Roman"/>
+          <w:i/>
+          <w:szCs w:val="21"/>
+          <w:sz w:val="21"/>
           <w:vertAlign w:val="subscript"/>
         </w:rPr>
         <w:t>3</w:t>
       </w:r>
       <w:r>
         <w:rPr>
-          <w:szCs w:val="21"/>
+          <w:rFonts w:ascii="Times New Roman" w:hAnsi="Times New Roman" w:eastAsia="宋体" w:cs="Times New Roman"/>
+          <w:szCs w:val="21"/>
+          <w:sz w:val="21"/>
         </w:rPr>
         <w:t>=</w:t>
       </w:r>
       <w:r>
         <w:rPr>
-          <w:i/>
-          <w:szCs w:val="21"/>
+          <w:rFonts w:ascii="Times New Roman" w:hAnsi="Times New Roman" w:eastAsia="宋体" w:cs="Times New Roman"/>
+          <w:i/>
+          <w:szCs w:val="21"/>
+          <w:sz w:val="21"/>
         </w:rPr>
         <w:t>P</w:t>
       </w:r>
       <w:r>
         <w:rPr>
-          <w:i/>
-          <w:szCs w:val="21"/>
+          <w:rFonts w:ascii="Times New Roman" w:hAnsi="Times New Roman" w:eastAsia="宋体" w:cs="Times New Roman"/>
+          <w:i/>
+          <w:szCs w:val="21"/>
+          <w:sz w:val="21"/>
           <w:vertAlign w:val="subscript"/>
         </w:rPr>
         <w:t>4</w:t>
       </w:r>
       <w:r>
         <w:rPr>
-          <w:szCs w:val="21"/>
+          <w:rFonts w:ascii="Times New Roman" w:hAnsi="Times New Roman" w:eastAsia="宋体" w:cs="Times New Roman"/>
+          <w:szCs w:val="21"/>
+          <w:sz w:val="21"/>
         </w:rPr>
         <w:t>。</w:t>
       </w:r>
@@ -6245,13 +7177,17 @@
       </w:pPr>
       <w:r>
         <w:rPr>
-          <w:szCs w:val="21"/>
+          <w:rFonts w:ascii="Times New Roman" w:hAnsi="Times New Roman" w:eastAsia="宋体" w:cs="Times New Roman"/>
+          <w:szCs w:val="21"/>
+          <w:sz w:val="21"/>
         </w:rPr>
         <w:t>②</w:t>
       </w:r>
       <w:r>
         <w:rPr>
-          <w:szCs w:val="21"/>
+          <w:rFonts w:ascii="Times New Roman" w:hAnsi="Times New Roman" w:eastAsia="宋体" w:cs="Times New Roman"/>
+          <w:szCs w:val="21"/>
+          <w:sz w:val="21"/>
         </w:rPr>
         <w:t>电压关系：</w:t>
       </w:r>
@@ -6421,62 +7357,80 @@
       </m:oMath>
       <w:r>
         <w:rPr>
-          <w:szCs w:val="21"/>
+          <w:rFonts w:ascii="Times New Roman" w:hAnsi="Times New Roman" w:eastAsia="宋体" w:cs="Times New Roman"/>
+          <w:szCs w:val="21"/>
+          <w:sz w:val="21"/>
         </w:rPr>
         <w:t>，</w:t>
       </w:r>
       <w:r>
         <w:rPr>
-          <w:i/>
-          <w:szCs w:val="21"/>
+          <w:rFonts w:ascii="Times New Roman" w:hAnsi="Times New Roman" w:eastAsia="宋体" w:cs="Times New Roman"/>
+          <w:i/>
+          <w:szCs w:val="21"/>
+          <w:sz w:val="21"/>
         </w:rPr>
         <w:t>U</w:t>
       </w:r>
       <w:r>
         <w:rPr>
-          <w:i/>
-          <w:szCs w:val="21"/>
+          <w:rFonts w:ascii="Times New Roman" w:hAnsi="Times New Roman" w:eastAsia="宋体" w:cs="Times New Roman"/>
+          <w:i/>
+          <w:szCs w:val="21"/>
+          <w:sz w:val="21"/>
           <w:vertAlign w:val="subscript"/>
         </w:rPr>
         <w:t>2</w:t>
       </w:r>
       <w:r>
         <w:rPr>
-          <w:szCs w:val="21"/>
+          <w:rFonts w:ascii="Times New Roman" w:hAnsi="Times New Roman" w:eastAsia="宋体" w:cs="Times New Roman"/>
+          <w:szCs w:val="21"/>
+          <w:sz w:val="21"/>
         </w:rPr>
         <w:t>=Δ</w:t>
       </w:r>
       <w:r>
         <w:rPr>
-          <w:i/>
-          <w:szCs w:val="21"/>
+          <w:rFonts w:ascii="Times New Roman" w:hAnsi="Times New Roman" w:eastAsia="宋体" w:cs="Times New Roman"/>
+          <w:i/>
+          <w:szCs w:val="21"/>
+          <w:sz w:val="21"/>
         </w:rPr>
         <w:t>U</w:t>
       </w:r>
       <w:r>
         <w:rPr>
-          <w:szCs w:val="21"/>
+          <w:rFonts w:ascii="Times New Roman" w:hAnsi="Times New Roman" w:eastAsia="宋体" w:cs="Times New Roman"/>
+          <w:szCs w:val="21"/>
+          <w:sz w:val="21"/>
         </w:rPr>
         <w:t>＋</w:t>
       </w:r>
       <w:r>
         <w:rPr>
-          <w:i/>
-          <w:szCs w:val="21"/>
+          <w:rFonts w:ascii="Times New Roman" w:hAnsi="Times New Roman" w:eastAsia="宋体" w:cs="Times New Roman"/>
+          <w:i/>
+          <w:szCs w:val="21"/>
+          <w:sz w:val="21"/>
         </w:rPr>
         <w:t>U</w:t>
       </w:r>
       <w:r>
         <w:rPr>
-          <w:i/>
-          <w:szCs w:val="21"/>
+          <w:rFonts w:ascii="Times New Roman" w:hAnsi="Times New Roman" w:eastAsia="宋体" w:cs="Times New Roman"/>
+          <w:i/>
+          <w:szCs w:val="21"/>
+          <w:sz w:val="21"/>
           <w:vertAlign w:val="subscript"/>
         </w:rPr>
         <w:t>3</w:t>
       </w:r>
       <w:r>
         <w:rPr>
-          <w:szCs w:val="21"/>
+          <w:rFonts w:ascii="Times New Roman" w:hAnsi="Times New Roman" w:eastAsia="宋体" w:cs="Times New Roman"/>
+          <w:szCs w:val="21"/>
+          <w:sz w:val="21"/>
         </w:rPr>
         <w:t>，</w:t>
       </w:r>
@@ -6646,7 +7600,9 @@
       </m:oMath>
       <w:r>
         <w:rPr>
-          <w:szCs w:val="21"/>
+          <w:rFonts w:ascii="Times New Roman" w:hAnsi="Times New Roman" w:eastAsia="宋体" w:cs="Times New Roman"/>
+          <w:szCs w:val="21"/>
+          <w:sz w:val="21"/>
         </w:rPr>
         <w:t>。</w:t>
       </w:r>
@@ -6661,13 +7617,17 @@
       </w:pPr>
       <w:r>
         <w:rPr>
-          <w:szCs w:val="21"/>
+          <w:rFonts w:ascii="Times New Roman" w:hAnsi="Times New Roman" w:eastAsia="宋体" w:cs="Times New Roman"/>
+          <w:szCs w:val="21"/>
+          <w:sz w:val="21"/>
         </w:rPr>
         <w:t>③</w:t>
       </w:r>
       <w:r>
         <w:rPr>
-          <w:szCs w:val="21"/>
+          <w:rFonts w:ascii="Times New Roman" w:hAnsi="Times New Roman" w:eastAsia="宋体" w:cs="Times New Roman"/>
+          <w:szCs w:val="21"/>
+          <w:sz w:val="21"/>
         </w:rPr>
         <w:t>电流关系：</w:t>
       </w:r>
@@ -6837,70 +7797,90 @@
       </m:oMath>
       <w:r>
         <w:rPr>
-          <w:szCs w:val="21"/>
+          <w:rFonts w:ascii="Times New Roman" w:hAnsi="Times New Roman" w:eastAsia="宋体" w:cs="Times New Roman"/>
+          <w:szCs w:val="21"/>
+          <w:sz w:val="21"/>
         </w:rPr>
         <w:t>，</w:t>
       </w:r>
       <w:r>
         <w:rPr>
-          <w:i/>
-          <w:szCs w:val="21"/>
+          <w:rFonts w:ascii="Times New Roman" w:hAnsi="Times New Roman" w:eastAsia="宋体" w:cs="Times New Roman"/>
+          <w:i/>
+          <w:szCs w:val="21"/>
+          <w:sz w:val="21"/>
         </w:rPr>
         <w:t>I</w:t>
       </w:r>
       <w:r>
         <w:rPr>
-          <w:i/>
-          <w:szCs w:val="21"/>
+          <w:rFonts w:ascii="Times New Roman" w:hAnsi="Times New Roman" w:eastAsia="宋体" w:cs="Times New Roman"/>
+          <w:i/>
+          <w:szCs w:val="21"/>
+          <w:sz w:val="21"/>
           <w:vertAlign w:val="subscript"/>
         </w:rPr>
         <w:t>2</w:t>
       </w:r>
       <w:r>
         <w:rPr>
-          <w:szCs w:val="21"/>
+          <w:rFonts w:ascii="Times New Roman" w:hAnsi="Times New Roman" w:eastAsia="宋体" w:cs="Times New Roman"/>
+          <w:szCs w:val="21"/>
+          <w:sz w:val="21"/>
         </w:rPr>
         <w:t>=</w:t>
       </w:r>
       <w:r>
         <w:rPr>
-          <w:i/>
-          <w:szCs w:val="21"/>
+          <w:rFonts w:ascii="Times New Roman" w:hAnsi="Times New Roman" w:eastAsia="宋体" w:cs="Times New Roman"/>
+          <w:i/>
+          <w:szCs w:val="21"/>
+          <w:sz w:val="21"/>
         </w:rPr>
         <w:t>I</w:t>
       </w:r>
       <w:r>
         <w:rPr>
-          <w:i/>
-          <w:szCs w:val="21"/>
+          <w:rFonts w:ascii="Times New Roman" w:hAnsi="Times New Roman" w:eastAsia="宋体" w:cs="Times New Roman"/>
+          <w:i/>
+          <w:szCs w:val="21"/>
+          <w:sz w:val="21"/>
           <w:vertAlign w:val="subscript"/>
         </w:rPr>
         <w:t>线</w:t>
       </w:r>
       <w:r>
         <w:rPr>
-          <w:szCs w:val="21"/>
+          <w:rFonts w:ascii="Times New Roman" w:hAnsi="Times New Roman" w:eastAsia="宋体" w:cs="Times New Roman"/>
+          <w:szCs w:val="21"/>
+          <w:sz w:val="21"/>
         </w:rPr>
         <w:t>=</w:t>
       </w:r>
       <w:r>
         <w:rPr>
-          <w:i/>
-          <w:szCs w:val="21"/>
+          <w:rFonts w:ascii="Times New Roman" w:hAnsi="Times New Roman" w:eastAsia="宋体" w:cs="Times New Roman"/>
+          <w:i/>
+          <w:szCs w:val="21"/>
+          <w:sz w:val="21"/>
         </w:rPr>
         <w:t>I</w:t>
       </w:r>
       <w:r>
         <w:rPr>
-          <w:i/>
-          <w:szCs w:val="21"/>
+          <w:rFonts w:ascii="Times New Roman" w:hAnsi="Times New Roman" w:eastAsia="宋体" w:cs="Times New Roman"/>
+          <w:i/>
+          <w:szCs w:val="21"/>
+          <w:sz w:val="21"/>
           <w:vertAlign w:val="subscript"/>
         </w:rPr>
         <w:t>3</w:t>
       </w:r>
       <w:r>
         <w:rPr>
-          <w:szCs w:val="21"/>
+          <w:rFonts w:ascii="Times New Roman" w:hAnsi="Times New Roman" w:eastAsia="宋体" w:cs="Times New Roman"/>
+          <w:szCs w:val="21"/>
+          <w:sz w:val="21"/>
         </w:rPr>
         <w:t>，</w:t>
       </w:r>
@@ -7070,7 +8050,9 @@
       </m:oMath>
       <w:r>
         <w:rPr>
-          <w:szCs w:val="21"/>
+          <w:rFonts w:ascii="Times New Roman" w:hAnsi="Times New Roman" w:eastAsia="宋体" w:cs="Times New Roman"/>
+          <w:szCs w:val="21"/>
+          <w:sz w:val="21"/>
         </w:rPr>
         <w:t>。</w:t>
       </w:r>
@@ -7085,13 +8067,17 @@
       </w:pPr>
       <w:r>
         <w:rPr>
-          <w:szCs w:val="21"/>
+          <w:rFonts w:ascii="Times New Roman" w:hAnsi="Times New Roman" w:eastAsia="宋体" w:cs="Times New Roman"/>
+          <w:szCs w:val="21"/>
+          <w:sz w:val="21"/>
         </w:rPr>
         <w:t>④</w:t>
       </w:r>
       <w:r>
         <w:rPr>
-          <w:szCs w:val="21"/>
+          <w:rFonts w:ascii="Times New Roman" w:hAnsi="Times New Roman" w:eastAsia="宋体" w:cs="Times New Roman"/>
+          <w:szCs w:val="21"/>
+          <w:sz w:val="21"/>
         </w:rPr>
         <w:t>输电电流：</w:t>
       </w:r>
@@ -7354,7 +8340,9 @@
       </m:oMath>
       <w:r>
         <w:rPr>
-          <w:szCs w:val="21"/>
+          <w:rFonts w:ascii="Times New Roman" w:hAnsi="Times New Roman" w:eastAsia="宋体" w:cs="Times New Roman"/>
+          <w:szCs w:val="21"/>
+          <w:sz w:val="21"/>
         </w:rPr>
         <w:t>。</w:t>
       </w:r>
@@ -7369,13 +8357,17 @@
       </w:pPr>
       <w:r>
         <w:rPr>
-          <w:szCs w:val="21"/>
+          <w:rFonts w:ascii="Times New Roman" w:hAnsi="Times New Roman" w:eastAsia="宋体" w:cs="Times New Roman"/>
+          <w:szCs w:val="21"/>
+          <w:sz w:val="21"/>
         </w:rPr>
         <w:t>⑤</w:t>
       </w:r>
       <w:r>
         <w:rPr>
-          <w:szCs w:val="21"/>
+          <w:rFonts w:ascii="Times New Roman" w:hAnsi="Times New Roman" w:eastAsia="宋体" w:cs="Times New Roman"/>
+          <w:szCs w:val="21"/>
+          <w:sz w:val="21"/>
         </w:rPr>
         <w:t>输电线上损耗的电功率：</w:t>
       </w:r>
@@ -7719,7 +8711,9 @@
       </m:oMath>
       <w:r>
         <w:rPr>
-          <w:szCs w:val="21"/>
+          <w:rFonts w:ascii="Times New Roman" w:hAnsi="Times New Roman" w:eastAsia="宋体" w:cs="Times New Roman"/>
+          <w:szCs w:val="21"/>
+          <w:sz w:val="21"/>
         </w:rPr>
         <w:t>。</w:t>
       </w:r>
@@ -7734,111 +8728,143 @@
       </w:pPr>
       <w:r>
         <w:rPr>
-          <w:szCs w:val="21"/>
+          <w:rFonts w:ascii="Times New Roman" w:hAnsi="Times New Roman" w:eastAsia="宋体" w:cs="Times New Roman"/>
+          <w:szCs w:val="21"/>
+          <w:sz w:val="21"/>
         </w:rPr>
         <w:t>⑥</w:t>
       </w:r>
       <w:r>
         <w:rPr>
-          <w:szCs w:val="21"/>
+          <w:rFonts w:ascii="Times New Roman" w:hAnsi="Times New Roman" w:eastAsia="宋体" w:cs="Times New Roman"/>
+          <w:szCs w:val="21"/>
+          <w:sz w:val="21"/>
         </w:rPr>
         <w:t>输电线上的电压损失：</w:t>
       </w:r>
       <w:r>
         <w:rPr>
-          <w:szCs w:val="21"/>
+          <w:rFonts w:ascii="Times New Roman" w:hAnsi="Times New Roman" w:eastAsia="宋体" w:cs="Times New Roman"/>
+          <w:szCs w:val="21"/>
+          <w:sz w:val="21"/>
           <w:bdr w:val="single" w:sz="8" w:space="0" w:color="auto"/>
         </w:rPr>
         <w:t>Δ</w:t>
       </w:r>
       <w:r>
         <w:rPr>
-          <w:i/>
-          <w:szCs w:val="21"/>
+          <w:rFonts w:ascii="Times New Roman" w:hAnsi="Times New Roman" w:eastAsia="宋体" w:cs="Times New Roman"/>
+          <w:i/>
+          <w:szCs w:val="21"/>
+          <w:sz w:val="21"/>
         </w:rPr>
         <w:t>U</w:t>
       </w:r>
       <w:r>
         <w:rPr>
-          <w:szCs w:val="21"/>
+          <w:rFonts w:ascii="Times New Roman" w:hAnsi="Times New Roman" w:eastAsia="宋体" w:cs="Times New Roman"/>
+          <w:szCs w:val="21"/>
+          <w:sz w:val="21"/>
         </w:rPr>
         <w:t>=</w:t>
       </w:r>
       <w:r>
         <w:rPr>
-          <w:i/>
-          <w:szCs w:val="21"/>
+          <w:rFonts w:ascii="Times New Roman" w:hAnsi="Times New Roman" w:eastAsia="宋体" w:cs="Times New Roman"/>
+          <w:i/>
+          <w:szCs w:val="21"/>
+          <w:sz w:val="21"/>
         </w:rPr>
         <w:t>I</w:t>
       </w:r>
       <w:r>
         <w:rPr>
-          <w:i/>
-          <w:szCs w:val="21"/>
+          <w:rFonts w:ascii="Times New Roman" w:hAnsi="Times New Roman" w:eastAsia="宋体" w:cs="Times New Roman"/>
+          <w:i/>
+          <w:szCs w:val="21"/>
+          <w:sz w:val="21"/>
           <w:vertAlign w:val="subscript"/>
         </w:rPr>
         <w:t>线</w:t>
       </w:r>
       <w:r>
         <w:rPr>
-          <w:i/>
-          <w:szCs w:val="21"/>
+          <w:rFonts w:ascii="Times New Roman" w:hAnsi="Times New Roman" w:eastAsia="宋体" w:cs="Times New Roman"/>
+          <w:i/>
+          <w:szCs w:val="21"/>
+          <w:sz w:val="21"/>
         </w:rPr>
         <w:t>R</w:t>
       </w:r>
       <w:r>
         <w:rPr>
-          <w:i/>
-          <w:szCs w:val="21"/>
+          <w:rFonts w:ascii="Times New Roman" w:hAnsi="Times New Roman" w:eastAsia="宋体" w:cs="Times New Roman"/>
+          <w:i/>
+          <w:szCs w:val="21"/>
+          <w:sz w:val="21"/>
           <w:vertAlign w:val="subscript"/>
         </w:rPr>
         <w:t>线</w:t>
       </w:r>
       <w:r>
         <w:rPr>
-          <w:szCs w:val="21"/>
+          <w:rFonts w:ascii="Times New Roman" w:hAnsi="Times New Roman" w:eastAsia="宋体" w:cs="Times New Roman"/>
+          <w:szCs w:val="21"/>
+          <w:sz w:val="21"/>
         </w:rPr>
         <w:t>=</w:t>
       </w:r>
       <w:r>
         <w:rPr>
-          <w:i/>
-          <w:szCs w:val="21"/>
+          <w:rFonts w:ascii="Times New Roman" w:hAnsi="Times New Roman" w:eastAsia="宋体" w:cs="Times New Roman"/>
+          <w:i/>
+          <w:szCs w:val="21"/>
+          <w:sz w:val="21"/>
         </w:rPr>
         <w:t>U</w:t>
       </w:r>
       <w:r>
         <w:rPr>
-          <w:i/>
-          <w:szCs w:val="21"/>
+          <w:rFonts w:ascii="Times New Roman" w:hAnsi="Times New Roman" w:eastAsia="宋体" w:cs="Times New Roman"/>
+          <w:i/>
+          <w:szCs w:val="21"/>
+          <w:sz w:val="21"/>
           <w:vertAlign w:val="subscript"/>
         </w:rPr>
         <w:t>2</w:t>
       </w:r>
       <w:r>
         <w:rPr>
-          <w:szCs w:val="21"/>
+          <w:rFonts w:ascii="Times New Roman" w:hAnsi="Times New Roman" w:eastAsia="宋体" w:cs="Times New Roman"/>
+          <w:szCs w:val="21"/>
+          <w:sz w:val="21"/>
         </w:rPr>
         <w:t>－</w:t>
       </w:r>
       <w:r>
         <w:rPr>
-          <w:i/>
-          <w:szCs w:val="21"/>
+          <w:rFonts w:ascii="Times New Roman" w:hAnsi="Times New Roman" w:eastAsia="宋体" w:cs="Times New Roman"/>
+          <w:i/>
+          <w:szCs w:val="21"/>
+          <w:sz w:val="21"/>
         </w:rPr>
         <w:t>U</w:t>
       </w:r>
       <w:r>
         <w:rPr>
-          <w:i/>
-          <w:szCs w:val="21"/>
+          <w:rFonts w:ascii="Times New Roman" w:hAnsi="Times New Roman" w:eastAsia="宋体" w:cs="Times New Roman"/>
+          <w:i/>
+          <w:szCs w:val="21"/>
+          <w:sz w:val="21"/>
           <w:vertAlign w:val="subscript"/>
         </w:rPr>
         <w:t>3</w:t>
       </w:r>
       <w:r>
         <w:rPr>
-          <w:szCs w:val="21"/>
+          <w:rFonts w:ascii="Times New Roman" w:hAnsi="Times New Roman" w:eastAsia="宋体" w:cs="Times New Roman"/>
+          <w:szCs w:val="21"/>
+          <w:sz w:val="21"/>
         </w:rPr>
         <w:t>。</w:t>
       </w:r>
@@ -7853,13 +8879,17 @@
       </w:pPr>
       <w:r>
         <w:rPr>
-          <w:szCs w:val="21"/>
+          <w:rFonts w:ascii="Times New Roman" w:hAnsi="Times New Roman" w:eastAsia="宋体" w:cs="Times New Roman"/>
+          <w:szCs w:val="21"/>
+          <w:sz w:val="21"/>
         </w:rPr>
         <w:t>⑦</w:t>
       </w:r>
       <w:r>
         <w:rPr>
-          <w:szCs w:val="21"/>
+          <w:rFonts w:ascii="Times New Roman" w:hAnsi="Times New Roman" w:eastAsia="宋体" w:cs="Times New Roman"/>
+          <w:szCs w:val="21"/>
+          <w:sz w:val="21"/>
         </w:rPr>
         <w:t>输电效率：</w:t>
       </w:r>
@@ -7973,7 +9003,9 @@
       </m:oMath>
       <w:r>
         <w:rPr>
-          <w:szCs w:val="21"/>
+          <w:rFonts w:ascii="Times New Roman" w:hAnsi="Times New Roman" w:eastAsia="宋体" w:cs="Times New Roman"/>
+          <w:szCs w:val="21"/>
+          <w:sz w:val="21"/>
         </w:rPr>
         <w:t>。</w:t>
       </w:r>
@@ -7997,13 +9029,17 @@
       </w:pPr>
       <w:r>
         <w:rPr>
-          <w:szCs w:val="21"/>
+          <w:rFonts w:ascii="Times New Roman" w:hAnsi="Times New Roman" w:eastAsia="宋体" w:cs="Times New Roman"/>
+          <w:szCs w:val="21"/>
+          <w:sz w:val="21"/>
         </w:rPr>
         <w:t>19</w:t>
       </w:r>
       <w:r>
         <w:rPr>
-          <w:szCs w:val="21"/>
+          <w:rFonts w:ascii="Times New Roman" w:hAnsi="Times New Roman" w:eastAsia="宋体" w:cs="Times New Roman"/>
+          <w:szCs w:val="21"/>
+          <w:sz w:val="21"/>
         </w:rPr>
         <w:t>．输送电能的基本要求</w:t>
       </w:r>
@@ -8018,32 +9054,42 @@
       </w:pPr>
       <w:r>
         <w:rPr>
-          <w:szCs w:val="21"/>
+          <w:rFonts w:ascii="Times New Roman" w:hAnsi="Times New Roman" w:eastAsia="宋体" w:cs="Times New Roman"/>
+          <w:szCs w:val="21"/>
+          <w:sz w:val="21"/>
         </w:rPr>
         <w:t>（</w:t>
       </w:r>
       <w:r>
         <w:rPr>
-          <w:szCs w:val="21"/>
+          <w:rFonts w:ascii="Times New Roman" w:hAnsi="Times New Roman" w:eastAsia="宋体" w:cs="Times New Roman"/>
+          <w:szCs w:val="21"/>
+          <w:sz w:val="21"/>
         </w:rPr>
         <w:t>1</w:t>
       </w:r>
       <w:r>
         <w:rPr>
-          <w:szCs w:val="21"/>
+          <w:rFonts w:ascii="Times New Roman" w:hAnsi="Times New Roman" w:eastAsia="宋体" w:cs="Times New Roman"/>
+          <w:szCs w:val="21"/>
+          <w:sz w:val="21"/>
         </w:rPr>
         <w:t>）可靠：指保证</w:t>
       </w:r>
       <w:r>
         <w:rPr>
-          <w:szCs w:val="21"/>
+          <w:rFonts w:ascii="Times New Roman" w:hAnsi="Times New Roman" w:eastAsia="宋体" w:cs="Times New Roman"/>
+          <w:szCs w:val="21"/>
+          <w:sz w:val="21"/>
           <w:bdr w:val="single" w:sz="8" w:space="0" w:color="auto"/>
         </w:rPr>
         <w:t>供电线路</w:t>
       </w:r>
       <w:r>
         <w:rPr>
-          <w:szCs w:val="21"/>
+          <w:rFonts w:ascii="Times New Roman" w:hAnsi="Times New Roman" w:eastAsia="宋体" w:cs="Times New Roman"/>
+          <w:szCs w:val="21"/>
+          <w:sz w:val="21"/>
         </w:rPr>
         <w:t>可靠地工作，故障少；</w:t>
       </w:r>
@@ -8058,45 +9104,59 @@
       </w:pPr>
       <w:r>
         <w:rPr>
-          <w:szCs w:val="21"/>
+          <w:rFonts w:ascii="Times New Roman" w:hAnsi="Times New Roman" w:eastAsia="宋体" w:cs="Times New Roman"/>
+          <w:szCs w:val="21"/>
+          <w:sz w:val="21"/>
         </w:rPr>
         <w:t>（</w:t>
       </w:r>
       <w:r>
         <w:rPr>
-          <w:szCs w:val="21"/>
+          <w:rFonts w:ascii="Times New Roman" w:hAnsi="Times New Roman" w:eastAsia="宋体" w:cs="Times New Roman"/>
+          <w:szCs w:val="21"/>
+          <w:sz w:val="21"/>
         </w:rPr>
         <w:t>2</w:t>
       </w:r>
       <w:r>
         <w:rPr>
-          <w:szCs w:val="21"/>
+          <w:rFonts w:ascii="Times New Roman" w:hAnsi="Times New Roman" w:eastAsia="宋体" w:cs="Times New Roman"/>
+          <w:szCs w:val="21"/>
+          <w:sz w:val="21"/>
         </w:rPr>
         <w:t>）保质：保证电能的质量，</w:t>
       </w:r>
       <w:r>
         <w:rPr>
-          <w:szCs w:val="21"/>
+          <w:rFonts w:ascii="Times New Roman" w:hAnsi="Times New Roman" w:eastAsia="宋体" w:cs="Times New Roman"/>
+          <w:szCs w:val="21"/>
+          <w:sz w:val="21"/>
           <w:bdr w:val="single" w:sz="8" w:space="0" w:color="auto"/>
         </w:rPr>
         <w:t>电压</w:t>
       </w:r>
       <w:r>
         <w:rPr>
-          <w:szCs w:val="21"/>
+          <w:rFonts w:ascii="Times New Roman" w:hAnsi="Times New Roman" w:eastAsia="宋体" w:cs="Times New Roman"/>
+          <w:szCs w:val="21"/>
+          <w:sz w:val="21"/>
         </w:rPr>
         <w:t>和</w:t>
       </w:r>
       <w:r>
         <w:rPr>
-          <w:szCs w:val="21"/>
+          <w:rFonts w:ascii="Times New Roman" w:hAnsi="Times New Roman" w:eastAsia="宋体" w:cs="Times New Roman"/>
+          <w:szCs w:val="21"/>
+          <w:sz w:val="21"/>
           <w:bdr w:val="single" w:sz="8" w:space="0" w:color="auto"/>
         </w:rPr>
         <w:t>频率</w:t>
       </w:r>
       <w:r>
         <w:rPr>
-          <w:szCs w:val="21"/>
+          <w:rFonts w:ascii="Times New Roman" w:hAnsi="Times New Roman" w:eastAsia="宋体" w:cs="Times New Roman"/>
+          <w:szCs w:val="21"/>
+          <w:sz w:val="21"/>
         </w:rPr>
         <w:t>稳定；</w:t>
       </w:r>
@@ -8111,45 +9171,59 @@
       </w:pPr>
       <w:r>
         <w:rPr>
-          <w:szCs w:val="21"/>
+          <w:rFonts w:ascii="Times New Roman" w:hAnsi="Times New Roman" w:eastAsia="宋体" w:cs="Times New Roman"/>
+          <w:szCs w:val="21"/>
+          <w:sz w:val="21"/>
         </w:rPr>
         <w:t>（</w:t>
       </w:r>
       <w:r>
         <w:rPr>
-          <w:szCs w:val="21"/>
+          <w:rFonts w:ascii="Times New Roman" w:hAnsi="Times New Roman" w:eastAsia="宋体" w:cs="Times New Roman"/>
+          <w:szCs w:val="21"/>
+          <w:sz w:val="21"/>
         </w:rPr>
         <w:t>3</w:t>
       </w:r>
       <w:r>
         <w:rPr>
-          <w:szCs w:val="21"/>
+          <w:rFonts w:ascii="Times New Roman" w:hAnsi="Times New Roman" w:eastAsia="宋体" w:cs="Times New Roman"/>
+          <w:szCs w:val="21"/>
+          <w:sz w:val="21"/>
         </w:rPr>
         <w:t>）经济：指输电线路建造和运行的费用</w:t>
       </w:r>
       <w:r>
         <w:rPr>
-          <w:szCs w:val="21"/>
+          <w:rFonts w:ascii="Times New Roman" w:hAnsi="Times New Roman" w:eastAsia="宋体" w:cs="Times New Roman"/>
+          <w:szCs w:val="21"/>
+          <w:sz w:val="21"/>
           <w:bdr w:val="single" w:sz="8" w:space="0" w:color="auto"/>
         </w:rPr>
         <w:t>低</w:t>
       </w:r>
       <w:r>
         <w:rPr>
-          <w:szCs w:val="21"/>
+          <w:rFonts w:ascii="Times New Roman" w:hAnsi="Times New Roman" w:eastAsia="宋体" w:cs="Times New Roman"/>
+          <w:szCs w:val="21"/>
+          <w:sz w:val="21"/>
         </w:rPr>
         <w:t>，电能损耗</w:t>
       </w:r>
       <w:r>
         <w:rPr>
-          <w:szCs w:val="21"/>
+          <w:rFonts w:ascii="Times New Roman" w:hAnsi="Times New Roman" w:eastAsia="宋体" w:cs="Times New Roman"/>
+          <w:szCs w:val="21"/>
+          <w:sz w:val="21"/>
           <w:bdr w:val="single" w:sz="8" w:space="0" w:color="auto"/>
         </w:rPr>
         <w:t>少</w:t>
       </w:r>
       <w:r>
         <w:rPr>
-          <w:szCs w:val="21"/>
+          <w:rFonts w:ascii="Times New Roman" w:hAnsi="Times New Roman" w:eastAsia="宋体" w:cs="Times New Roman"/>
+          <w:szCs w:val="21"/>
+          <w:sz w:val="21"/>
         </w:rPr>
         <w:t>。</w:t>
       </w:r>
@@ -8164,13 +9238,17 @@
       </w:pPr>
       <w:r>
         <w:rPr>
-          <w:szCs w:val="21"/>
+          <w:rFonts w:ascii="Times New Roman" w:hAnsi="Times New Roman" w:eastAsia="宋体" w:cs="Times New Roman"/>
+          <w:szCs w:val="21"/>
+          <w:sz w:val="21"/>
         </w:rPr>
         <w:t>20</w:t>
       </w:r>
       <w:r>
         <w:rPr>
-          <w:szCs w:val="21"/>
+          <w:rFonts w:ascii="Times New Roman" w:hAnsi="Times New Roman" w:eastAsia="宋体" w:cs="Times New Roman"/>
+          <w:szCs w:val="21"/>
+          <w:sz w:val="21"/>
         </w:rPr>
         <w:t>．输电线路的电压损失</w:t>
       </w:r>
@@ -8185,97 +9263,127 @@
       </w:pPr>
       <w:r>
         <w:rPr>
-          <w:szCs w:val="21"/>
+          <w:rFonts w:ascii="Times New Roman" w:hAnsi="Times New Roman" w:eastAsia="宋体" w:cs="Times New Roman"/>
+          <w:szCs w:val="21"/>
+          <w:sz w:val="21"/>
         </w:rPr>
         <w:t>输电线始端电压</w:t>
       </w:r>
       <w:r>
         <w:rPr>
-          <w:i/>
-          <w:szCs w:val="21"/>
+          <w:rFonts w:ascii="Times New Roman" w:hAnsi="Times New Roman" w:eastAsia="宋体" w:cs="Times New Roman"/>
+          <w:i/>
+          <w:szCs w:val="21"/>
+          <w:sz w:val="21"/>
         </w:rPr>
         <w:t>U</w:t>
       </w:r>
       <w:r>
         <w:rPr>
-          <w:szCs w:val="21"/>
+          <w:rFonts w:ascii="Times New Roman" w:hAnsi="Times New Roman" w:eastAsia="宋体" w:cs="Times New Roman"/>
+          <w:szCs w:val="21"/>
+          <w:sz w:val="21"/>
         </w:rPr>
         <w:t>与输电线末端电压</w:t>
       </w:r>
       <w:r>
         <w:rPr>
-          <w:i/>
-          <w:szCs w:val="21"/>
+          <w:rFonts w:ascii="Times New Roman" w:hAnsi="Times New Roman" w:eastAsia="宋体" w:cs="Times New Roman"/>
+          <w:i/>
+          <w:szCs w:val="21"/>
+          <w:sz w:val="21"/>
         </w:rPr>
         <w:t>U</w:t>
       </w:r>
       <w:r>
         <w:rPr>
-          <w:szCs w:val="21"/>
+          <w:rFonts w:ascii="Times New Roman" w:hAnsi="Times New Roman" w:eastAsia="宋体" w:cs="Times New Roman"/>
+          <w:szCs w:val="21"/>
+          <w:sz w:val="21"/>
         </w:rPr>
         <w:t>′</w:t>
       </w:r>
       <w:r>
         <w:rPr>
-          <w:szCs w:val="21"/>
+          <w:rFonts w:ascii="Times New Roman" w:hAnsi="Times New Roman" w:eastAsia="宋体" w:cs="Times New Roman"/>
+          <w:szCs w:val="21"/>
+          <w:sz w:val="21"/>
         </w:rPr>
         <w:t>的差值。</w:t>
       </w:r>
       <w:r>
         <w:rPr>
-          <w:szCs w:val="21"/>
+          <w:rFonts w:ascii="Times New Roman" w:hAnsi="Times New Roman" w:eastAsia="宋体" w:cs="Times New Roman"/>
+          <w:szCs w:val="21"/>
+          <w:sz w:val="21"/>
         </w:rPr>
         <w:t>Δ</w:t>
       </w:r>
       <w:r>
         <w:rPr>
-          <w:i/>
-          <w:szCs w:val="21"/>
+          <w:rFonts w:ascii="Times New Roman" w:hAnsi="Times New Roman" w:eastAsia="宋体" w:cs="Times New Roman"/>
+          <w:i/>
+          <w:szCs w:val="21"/>
+          <w:sz w:val="21"/>
         </w:rPr>
         <w:t>U</w:t>
       </w:r>
       <w:r>
         <w:rPr>
-          <w:szCs w:val="21"/>
+          <w:rFonts w:ascii="Times New Roman" w:hAnsi="Times New Roman" w:eastAsia="宋体" w:cs="Times New Roman"/>
+          <w:szCs w:val="21"/>
+          <w:sz w:val="21"/>
         </w:rPr>
         <w:t>=</w:t>
       </w:r>
       <w:r>
         <w:rPr>
-          <w:i/>
-          <w:szCs w:val="21"/>
+          <w:rFonts w:ascii="Times New Roman" w:hAnsi="Times New Roman" w:eastAsia="宋体" w:cs="Times New Roman"/>
+          <w:i/>
+          <w:szCs w:val="21"/>
+          <w:sz w:val="21"/>
         </w:rPr>
         <w:t>U</w:t>
       </w:r>
       <w:r>
         <w:rPr>
-          <w:szCs w:val="21"/>
+          <w:rFonts w:ascii="Times New Roman" w:hAnsi="Times New Roman" w:eastAsia="宋体" w:cs="Times New Roman"/>
+          <w:szCs w:val="21"/>
+          <w:sz w:val="21"/>
         </w:rPr>
         <w:t>－</w:t>
       </w:r>
       <w:r>
         <w:rPr>
-          <w:i/>
-          <w:szCs w:val="21"/>
+          <w:rFonts w:ascii="Times New Roman" w:hAnsi="Times New Roman" w:eastAsia="宋体" w:cs="Times New Roman"/>
+          <w:i/>
+          <w:szCs w:val="21"/>
+          <w:sz w:val="21"/>
         </w:rPr>
         <w:t>U</w:t>
       </w:r>
       <w:r>
         <w:rPr>
-          <w:szCs w:val="21"/>
+          <w:rFonts w:ascii="Times New Roman" w:hAnsi="Times New Roman" w:eastAsia="宋体" w:cs="Times New Roman"/>
+          <w:szCs w:val="21"/>
+          <w:sz w:val="21"/>
         </w:rPr>
         <w:t>′=</w:t>
       </w:r>
       <w:r>
         <w:rPr>
-          <w:i/>
-          <w:szCs w:val="21"/>
+          <w:rFonts w:ascii="Times New Roman" w:hAnsi="Times New Roman" w:eastAsia="宋体" w:cs="Times New Roman"/>
+          <w:i/>
+          <w:szCs w:val="21"/>
+          <w:sz w:val="21"/>
         </w:rPr>
         <w:t>Ir</w:t>
       </w:r>
       <w:r>
         <w:rPr>
-          <w:szCs w:val="21"/>
+          <w:rFonts w:ascii="Times New Roman" w:hAnsi="Times New Roman" w:eastAsia="宋体" w:cs="Times New Roman"/>
+          <w:szCs w:val="21"/>
+          <w:sz w:val="21"/>
         </w:rPr>
         <w:t>=</w:t>
       </w:r>
@@ -8315,40 +9423,52 @@
       </m:oMath>
       <w:r>
         <w:rPr>
-          <w:i/>
-          <w:szCs w:val="21"/>
+          <w:rFonts w:ascii="Times New Roman" w:hAnsi="Times New Roman" w:eastAsia="宋体" w:cs="Times New Roman"/>
+          <w:i/>
+          <w:szCs w:val="21"/>
+          <w:sz w:val="21"/>
         </w:rPr>
         <w:t>r</w:t>
       </w:r>
       <w:r>
         <w:rPr>
-          <w:szCs w:val="21"/>
+          <w:rFonts w:ascii="Times New Roman" w:hAnsi="Times New Roman" w:eastAsia="宋体" w:cs="Times New Roman"/>
+          <w:szCs w:val="21"/>
+          <w:sz w:val="21"/>
         </w:rPr>
         <w:t>，其中</w:t>
       </w:r>
       <w:r>
         <w:rPr>
-          <w:i/>
-          <w:szCs w:val="21"/>
+          <w:rFonts w:ascii="Times New Roman" w:hAnsi="Times New Roman" w:eastAsia="宋体" w:cs="Times New Roman"/>
+          <w:i/>
+          <w:szCs w:val="21"/>
+          <w:sz w:val="21"/>
         </w:rPr>
         <w:t>I</w:t>
       </w:r>
       <w:r>
         <w:rPr>
-          <w:szCs w:val="21"/>
+          <w:rFonts w:ascii="Times New Roman" w:hAnsi="Times New Roman" w:eastAsia="宋体" w:cs="Times New Roman"/>
+          <w:szCs w:val="21"/>
+          <w:sz w:val="21"/>
         </w:rPr>
         <w:t>为输电线上的电流，</w:t>
       </w:r>
       <w:r>
         <w:rPr>
-          <w:i/>
-          <w:szCs w:val="21"/>
+          <w:rFonts w:ascii="Times New Roman" w:hAnsi="Times New Roman" w:eastAsia="宋体" w:cs="Times New Roman"/>
+          <w:i/>
+          <w:szCs w:val="21"/>
+          <w:sz w:val="21"/>
         </w:rPr>
         <w:t>r</w:t>
       </w:r>
       <w:r>
         <w:rPr>
-          <w:szCs w:val="21"/>
+          <w:rFonts w:ascii="Times New Roman" w:hAnsi="Times New Roman" w:eastAsia="宋体" w:cs="Times New Roman"/>
+          <w:szCs w:val="21"/>
+          <w:sz w:val="21"/>
         </w:rPr>
         <w:t>为输电线的电阻。</w:t>
       </w:r>
@@ -8363,13 +9483,17 @@
       </w:pPr>
       <w:r>
         <w:rPr>
-          <w:szCs w:val="21"/>
+          <w:rFonts w:ascii="Times New Roman" w:hAnsi="Times New Roman" w:eastAsia="宋体" w:cs="Times New Roman"/>
+          <w:szCs w:val="21"/>
+          <w:sz w:val="21"/>
         </w:rPr>
         <w:t>21</w:t>
       </w:r>
       <w:r>
         <w:rPr>
-          <w:szCs w:val="21"/>
+          <w:rFonts w:ascii="Times New Roman" w:hAnsi="Times New Roman" w:eastAsia="宋体" w:cs="Times New Roman"/>
+          <w:szCs w:val="21"/>
+          <w:sz w:val="21"/>
         </w:rPr>
         <w:t>．输电线路的功率损失</w:t>
       </w:r>
@@ -8384,31 +9508,41 @@
       </w:pPr>
       <w:r>
         <w:rPr>
-          <w:szCs w:val="21"/>
+          <w:rFonts w:ascii="Times New Roman" w:hAnsi="Times New Roman" w:eastAsia="宋体" w:cs="Times New Roman"/>
+          <w:szCs w:val="21"/>
+          <w:sz w:val="21"/>
         </w:rPr>
         <w:t>（</w:t>
       </w:r>
       <w:r>
         <w:rPr>
-          <w:szCs w:val="21"/>
+          <w:rFonts w:ascii="Times New Roman" w:hAnsi="Times New Roman" w:eastAsia="宋体" w:cs="Times New Roman"/>
+          <w:szCs w:val="21"/>
+          <w:sz w:val="21"/>
         </w:rPr>
         <w:t>1</w:t>
       </w:r>
       <w:r>
         <w:rPr>
-          <w:szCs w:val="21"/>
+          <w:rFonts w:ascii="Times New Roman" w:hAnsi="Times New Roman" w:eastAsia="宋体" w:cs="Times New Roman"/>
+          <w:szCs w:val="21"/>
+          <w:sz w:val="21"/>
         </w:rPr>
         <w:t>）远距离输电时，输电线有电阻，电流的热效应引起功率损失，损失的电功率</w:t>
       </w:r>
       <w:r>
         <w:rPr>
-          <w:szCs w:val="21"/>
+          <w:rFonts w:ascii="Times New Roman" w:hAnsi="Times New Roman" w:eastAsia="宋体" w:cs="Times New Roman"/>
+          <w:szCs w:val="21"/>
+          <w:sz w:val="21"/>
         </w:rPr>
         <w:t>ΔP=I²r</w:t>
       </w:r>
       <w:r>
         <w:rPr>
-          <w:szCs w:val="21"/>
+          <w:rFonts w:ascii="Times New Roman" w:hAnsi="Times New Roman" w:eastAsia="宋体" w:cs="Times New Roman"/>
+          <w:szCs w:val="21"/>
+          <w:sz w:val="21"/>
         </w:rPr>
         <w:t>。</w:t>
       </w:r>
@@ -8423,57 +9557,75 @@
       </w:pPr>
       <w:r>
         <w:rPr>
-          <w:szCs w:val="21"/>
+          <w:rFonts w:ascii="Times New Roman" w:hAnsi="Times New Roman" w:eastAsia="宋体" w:cs="Times New Roman"/>
+          <w:szCs w:val="21"/>
+          <w:sz w:val="21"/>
         </w:rPr>
         <w:t>（</w:t>
       </w:r>
       <w:r>
         <w:rPr>
-          <w:szCs w:val="21"/>
+          <w:rFonts w:ascii="Times New Roman" w:hAnsi="Times New Roman" w:eastAsia="宋体" w:cs="Times New Roman"/>
+          <w:szCs w:val="21"/>
+          <w:sz w:val="21"/>
         </w:rPr>
         <w:t>2</w:t>
       </w:r>
       <w:r>
         <w:rPr>
-          <w:szCs w:val="21"/>
+          <w:rFonts w:ascii="Times New Roman" w:hAnsi="Times New Roman" w:eastAsia="宋体" w:cs="Times New Roman"/>
+          <w:szCs w:val="21"/>
+          <w:sz w:val="21"/>
         </w:rPr>
         <w:t>）若输电线上损失的电压为</w:t>
       </w:r>
       <w:r>
         <w:rPr>
-          <w:szCs w:val="21"/>
+          <w:rFonts w:ascii="Times New Roman" w:hAnsi="Times New Roman" w:eastAsia="宋体" w:cs="Times New Roman"/>
+          <w:szCs w:val="21"/>
+          <w:sz w:val="21"/>
         </w:rPr>
         <w:t>Δ</w:t>
       </w:r>
       <w:r>
         <w:rPr>
-          <w:i/>
-          <w:szCs w:val="21"/>
+          <w:rFonts w:ascii="Times New Roman" w:hAnsi="Times New Roman" w:eastAsia="宋体" w:cs="Times New Roman"/>
+          <w:i/>
+          <w:szCs w:val="21"/>
+          <w:sz w:val="21"/>
         </w:rPr>
         <w:t>U</w:t>
       </w:r>
       <w:r>
         <w:rPr>
-          <w:szCs w:val="21"/>
+          <w:rFonts w:ascii="Times New Roman" w:hAnsi="Times New Roman" w:eastAsia="宋体" w:cs="Times New Roman"/>
+          <w:szCs w:val="21"/>
+          <w:sz w:val="21"/>
         </w:rPr>
         <w:t>，则功率损失还可以表示为</w:t>
       </w:r>
       <w:r>
         <w:rPr>
-          <w:szCs w:val="21"/>
+          <w:rFonts w:ascii="Times New Roman" w:hAnsi="Times New Roman" w:eastAsia="宋体" w:cs="Times New Roman"/>
+          <w:szCs w:val="21"/>
+          <w:sz w:val="21"/>
         </w:rPr>
         <w:t>Δ</w:t>
       </w:r>
       <w:r>
         <w:rPr>
-          <w:i/>
-          <w:szCs w:val="21"/>
+          <w:rFonts w:ascii="Times New Roman" w:hAnsi="Times New Roman" w:eastAsia="宋体" w:cs="Times New Roman"/>
+          <w:i/>
+          <w:szCs w:val="21"/>
+          <w:sz w:val="21"/>
         </w:rPr>
         <w:t>P</w:t>
       </w:r>
       <w:r>
         <w:rPr>
-          <w:szCs w:val="21"/>
+          <w:rFonts w:ascii="Times New Roman" w:hAnsi="Times New Roman" w:eastAsia="宋体" w:cs="Times New Roman"/>
+          <w:szCs w:val="21"/>
+          <w:sz w:val="21"/>
         </w:rPr>
         <w:t>=</w:t>
       </w:r>
@@ -8553,52 +9705,68 @@
       </m:oMath>
       <w:r>
         <w:rPr>
-          <w:szCs w:val="21"/>
+          <w:rFonts w:ascii="Times New Roman" w:hAnsi="Times New Roman" w:eastAsia="宋体" w:cs="Times New Roman"/>
+          <w:szCs w:val="21"/>
+          <w:sz w:val="21"/>
         </w:rPr>
         <w:t>，</w:t>
       </w:r>
       <w:r>
         <w:rPr>
-          <w:szCs w:val="21"/>
+          <w:rFonts w:ascii="Times New Roman" w:hAnsi="Times New Roman" w:eastAsia="宋体" w:cs="Times New Roman"/>
+          <w:szCs w:val="21"/>
+          <w:sz w:val="21"/>
         </w:rPr>
         <w:t>Δ</w:t>
       </w:r>
       <w:r>
         <w:rPr>
-          <w:i/>
-          <w:szCs w:val="21"/>
+          <w:rFonts w:ascii="Times New Roman" w:hAnsi="Times New Roman" w:eastAsia="宋体" w:cs="Times New Roman"/>
+          <w:i/>
+          <w:szCs w:val="21"/>
+          <w:sz w:val="21"/>
         </w:rPr>
         <w:t>P</w:t>
       </w:r>
       <w:r>
         <w:rPr>
-          <w:szCs w:val="21"/>
+          <w:rFonts w:ascii="Times New Roman" w:hAnsi="Times New Roman" w:eastAsia="宋体" w:cs="Times New Roman"/>
+          <w:szCs w:val="21"/>
+          <w:sz w:val="21"/>
         </w:rPr>
         <w:t>=Δ</w:t>
       </w:r>
       <w:r>
         <w:rPr>
-          <w:i/>
-          <w:szCs w:val="21"/>
+          <w:rFonts w:ascii="Times New Roman" w:hAnsi="Times New Roman" w:eastAsia="宋体" w:cs="Times New Roman"/>
+          <w:i/>
+          <w:szCs w:val="21"/>
+          <w:sz w:val="21"/>
         </w:rPr>
         <w:t>U</w:t>
       </w:r>
       <w:r>
         <w:rPr>
-          <w:szCs w:val="21"/>
+          <w:rFonts w:ascii="Times New Roman" w:hAnsi="Times New Roman" w:eastAsia="宋体" w:cs="Times New Roman"/>
+          <w:szCs w:val="21"/>
+          <w:sz w:val="21"/>
         </w:rPr>
         <w:t>·</w:t>
       </w:r>
       <w:r>
         <w:rPr>
-          <w:i/>
-          <w:szCs w:val="21"/>
+          <w:rFonts w:ascii="Times New Roman" w:hAnsi="Times New Roman" w:eastAsia="宋体" w:cs="Times New Roman"/>
+          <w:i/>
+          <w:szCs w:val="21"/>
+          <w:sz w:val="21"/>
         </w:rPr>
         <w:t>I</w:t>
       </w:r>
       <w:r>
         <w:rPr>
-          <w:szCs w:val="21"/>
+          <w:rFonts w:ascii="Times New Roman" w:hAnsi="Times New Roman" w:eastAsia="宋体" w:cs="Times New Roman"/>
+          <w:szCs w:val="21"/>
+          <w:sz w:val="21"/>
         </w:rPr>
         <w:t>。</w:t>
       </w:r>
@@ -8613,13 +9781,17 @@
       </w:pPr>
       <w:r>
         <w:rPr>
-          <w:szCs w:val="21"/>
+          <w:rFonts w:ascii="Times New Roman" w:hAnsi="Times New Roman" w:eastAsia="宋体" w:cs="Times New Roman"/>
+          <w:szCs w:val="21"/>
+          <w:sz w:val="21"/>
         </w:rPr>
         <w:t>22</w:t>
       </w:r>
       <w:r>
         <w:rPr>
-          <w:szCs w:val="21"/>
+          <w:rFonts w:ascii="Times New Roman" w:hAnsi="Times New Roman" w:eastAsia="宋体" w:cs="Times New Roman"/>
+          <w:szCs w:val="21"/>
+          <w:sz w:val="21"/>
         </w:rPr>
         <w:t>．减小电压、功率损失的方法</w:t>
       </w:r>
@@ -8634,20 +9806,26 @@
       </w:pPr>
       <w:r>
         <w:rPr>
-          <w:szCs w:val="21"/>
+          <w:rFonts w:ascii="Times New Roman" w:hAnsi="Times New Roman" w:eastAsia="宋体" w:cs="Times New Roman"/>
+          <w:szCs w:val="21"/>
+          <w:sz w:val="21"/>
         </w:rPr>
         <w:lastRenderedPageBreak/>
         <w:t>（</w:t>
       </w:r>
       <w:r>
         <w:rPr>
-          <w:szCs w:val="21"/>
+          <w:rFonts w:ascii="Times New Roman" w:hAnsi="Times New Roman" w:eastAsia="宋体" w:cs="Times New Roman"/>
+          <w:szCs w:val="21"/>
+          <w:sz w:val="21"/>
         </w:rPr>
         <w:t>1</w:t>
       </w:r>
       <w:r>
         <w:rPr>
-          <w:szCs w:val="21"/>
+          <w:rFonts w:ascii="Times New Roman" w:hAnsi="Times New Roman" w:eastAsia="宋体" w:cs="Times New Roman"/>
+          <w:szCs w:val="21"/>
+          <w:sz w:val="21"/>
         </w:rPr>
         <w:t>）减小输电线的电阻</w:t>
       </w:r>
@@ -8662,27 +9840,35 @@
       </w:pPr>
       <w:r>
         <w:rPr>
-          <w:szCs w:val="21"/>
+          <w:rFonts w:ascii="Times New Roman" w:hAnsi="Times New Roman" w:eastAsia="宋体" w:cs="Times New Roman"/>
+          <w:szCs w:val="21"/>
+          <w:sz w:val="21"/>
         </w:rPr>
         <w:t>由</w:t>
       </w:r>
       <w:r>
         <w:rPr>
-          <w:i/>
-          <w:szCs w:val="21"/>
+          <w:rFonts w:ascii="Times New Roman" w:hAnsi="Times New Roman" w:eastAsia="宋体" w:cs="Times New Roman"/>
+          <w:i/>
+          <w:szCs w:val="21"/>
+          <w:sz w:val="21"/>
         </w:rPr>
         <w:t>R</w:t>
       </w:r>
       <w:r>
         <w:rPr>
-          <w:szCs w:val="21"/>
+          <w:rFonts w:ascii="Times New Roman" w:hAnsi="Times New Roman" w:eastAsia="宋体" w:cs="Times New Roman"/>
+          <w:szCs w:val="21"/>
+          <w:sz w:val="21"/>
         </w:rPr>
         <w:t>=</w:t>
       </w:r>
       <w:r>
         <w:rPr>
-          <w:i/>
-          <w:szCs w:val="21"/>
+          <w:rFonts w:ascii="Times New Roman" w:hAnsi="Times New Roman" w:eastAsia="宋体" w:cs="Times New Roman"/>
+          <w:i/>
+          <w:szCs w:val="21"/>
+          <w:sz w:val="21"/>
         </w:rPr>
         <w:t>ρ</w:t>
       </w:r>
@@ -8722,20 +9908,26 @@
       </m:oMath>
       <w:r>
         <w:rPr>
-          <w:szCs w:val="21"/>
+          <w:rFonts w:ascii="Times New Roman" w:hAnsi="Times New Roman" w:eastAsia="宋体" w:cs="Times New Roman"/>
+          <w:szCs w:val="21"/>
+          <w:sz w:val="21"/>
         </w:rPr>
         <w:t>可知，距离</w:t>
       </w:r>
       <w:r>
         <w:rPr>
-          <w:i/>
-          <w:szCs w:val="21"/>
+          <w:rFonts w:ascii="Times New Roman" w:hAnsi="Times New Roman" w:eastAsia="宋体" w:cs="Times New Roman"/>
+          <w:i/>
+          <w:szCs w:val="21"/>
+          <w:sz w:val="21"/>
         </w:rPr>
         <w:t>l</w:t>
       </w:r>
       <w:r>
         <w:rPr>
-          <w:szCs w:val="21"/>
+          <w:rFonts w:ascii="Times New Roman" w:hAnsi="Times New Roman" w:eastAsia="宋体" w:cs="Times New Roman"/>
+          <w:szCs w:val="21"/>
+          <w:sz w:val="21"/>
         </w:rPr>
         <w:t>一定时，使用电阻率小的材料，增大导体横截面积可减小电阻。</w:t>
       </w:r>
@@ -8750,26 +9942,34 @@
       </w:pPr>
       <w:r>
         <w:rPr>
-          <w:szCs w:val="21"/>
+          <w:rFonts w:ascii="Times New Roman" w:hAnsi="Times New Roman" w:eastAsia="宋体" w:cs="Times New Roman"/>
+          <w:szCs w:val="21"/>
+          <w:sz w:val="21"/>
         </w:rPr>
         <w:t>（</w:t>
       </w:r>
       <w:r>
         <w:rPr>
-          <w:szCs w:val="21"/>
+          <w:rFonts w:ascii="Times New Roman" w:hAnsi="Times New Roman" w:eastAsia="宋体" w:cs="Times New Roman"/>
+          <w:szCs w:val="21"/>
+          <w:sz w:val="21"/>
         </w:rPr>
         <w:t>2</w:t>
       </w:r>
       <w:r>
         <w:rPr>
-          <w:szCs w:val="21"/>
+          <w:rFonts w:ascii="Times New Roman" w:hAnsi="Times New Roman" w:eastAsia="宋体" w:cs="Times New Roman"/>
+          <w:szCs w:val="21"/>
+          <w:sz w:val="21"/>
         </w:rPr>
         <w:t>）减小输电电流</w:t>
       </w:r>
       <w:r>
         <w:rPr>
-          <w:i/>
-          <w:szCs w:val="21"/>
+          <w:rFonts w:ascii="Times New Roman" w:hAnsi="Times New Roman" w:eastAsia="宋体" w:cs="Times New Roman"/>
+          <w:i/>
+          <w:szCs w:val="21"/>
+          <w:sz w:val="21"/>
         </w:rPr>
         <w:t>I</w:t>
       </w:r>
@@ -8784,20 +9984,26 @@
       </w:pPr>
       <w:r>
         <w:rPr>
-          <w:szCs w:val="21"/>
+          <w:rFonts w:ascii="Times New Roman" w:hAnsi="Times New Roman" w:eastAsia="宋体" w:cs="Times New Roman"/>
+          <w:szCs w:val="21"/>
+          <w:sz w:val="21"/>
         </w:rPr>
         <w:t>根据</w:t>
       </w:r>
       <w:r>
         <w:rPr>
-          <w:i/>
-          <w:szCs w:val="21"/>
+          <w:rFonts w:ascii="Times New Roman" w:hAnsi="Times New Roman" w:eastAsia="宋体" w:cs="Times New Roman"/>
+          <w:i/>
+          <w:szCs w:val="21"/>
+          <w:sz w:val="21"/>
         </w:rPr>
         <w:t>I</w:t>
       </w:r>
       <w:r>
         <w:rPr>
-          <w:szCs w:val="21"/>
+          <w:rFonts w:ascii="Times New Roman" w:hAnsi="Times New Roman" w:eastAsia="宋体" w:cs="Times New Roman"/>
+          <w:szCs w:val="21"/>
+          <w:sz w:val="21"/>
         </w:rPr>
         <w:t>=</w:t>
       </w:r>
@@ -8837,46 +10043,60 @@
       </m:oMath>
       <w:r>
         <w:rPr>
-          <w:szCs w:val="21"/>
+          <w:rFonts w:ascii="Times New Roman" w:hAnsi="Times New Roman" w:eastAsia="宋体" w:cs="Times New Roman"/>
+          <w:szCs w:val="21"/>
+          <w:sz w:val="21"/>
         </w:rPr>
         <w:t>，在输送功率</w:t>
       </w:r>
       <w:r>
         <w:rPr>
-          <w:i/>
-          <w:szCs w:val="21"/>
+          <w:rFonts w:ascii="Times New Roman" w:hAnsi="Times New Roman" w:eastAsia="宋体" w:cs="Times New Roman"/>
+          <w:i/>
+          <w:szCs w:val="21"/>
+          <w:sz w:val="21"/>
         </w:rPr>
         <w:t>P</w:t>
       </w:r>
       <w:r>
         <w:rPr>
-          <w:szCs w:val="21"/>
+          <w:rFonts w:ascii="Times New Roman" w:hAnsi="Times New Roman" w:eastAsia="宋体" w:cs="Times New Roman"/>
+          <w:szCs w:val="21"/>
+          <w:sz w:val="21"/>
         </w:rPr>
         <w:t>一定，输电线电阻</w:t>
       </w:r>
       <w:r>
         <w:rPr>
-          <w:i/>
-          <w:szCs w:val="21"/>
+          <w:rFonts w:ascii="Times New Roman" w:hAnsi="Times New Roman" w:eastAsia="宋体" w:cs="Times New Roman"/>
+          <w:i/>
+          <w:szCs w:val="21"/>
+          <w:sz w:val="21"/>
         </w:rPr>
         <w:t>r</w:t>
       </w:r>
       <w:r>
         <w:rPr>
-          <w:szCs w:val="21"/>
+          <w:rFonts w:ascii="Times New Roman" w:hAnsi="Times New Roman" w:eastAsia="宋体" w:cs="Times New Roman"/>
+          <w:szCs w:val="21"/>
+          <w:sz w:val="21"/>
         </w:rPr>
         <w:t>一定的条件下，输电电压提高到原来的</w:t>
       </w:r>
       <w:r>
         <w:rPr>
-          <w:i/>
-          <w:szCs w:val="21"/>
+          <w:rFonts w:ascii="Times New Roman" w:hAnsi="Times New Roman" w:eastAsia="宋体" w:cs="Times New Roman"/>
+          <w:i/>
+          <w:szCs w:val="21"/>
+          <w:sz w:val="21"/>
         </w:rPr>
         <w:t>n</w:t>
       </w:r>
       <w:r>
         <w:rPr>
-          <w:szCs w:val="21"/>
+          <w:rFonts w:ascii="Times New Roman" w:hAnsi="Times New Roman" w:eastAsia="宋体" w:cs="Times New Roman"/>
+          <w:szCs w:val="21"/>
+          <w:sz w:val="21"/>
         </w:rPr>
         <w:t>倍，输送电流可减为原来的</w:t>
       </w:r>
@@ -8916,7 +10136,9 @@
       </m:oMath>
       <w:r>
         <w:rPr>
-          <w:szCs w:val="21"/>
+          <w:rFonts w:ascii="Times New Roman" w:hAnsi="Times New Roman" w:eastAsia="宋体" w:cs="Times New Roman"/>
+          <w:szCs w:val="21"/>
+          <w:sz w:val="21"/>
         </w:rPr>
         <w:t>，输电线上的功率损耗将降为原来的</w:t>
       </w:r>
@@ -8978,7 +10200,9 @@
       </m:oMath>
       <w:r>
         <w:rPr>
-          <w:szCs w:val="21"/>
+          <w:rFonts w:ascii="Times New Roman" w:hAnsi="Times New Roman" w:eastAsia="宋体" w:cs="Times New Roman"/>
+          <w:szCs w:val="21"/>
+          <w:sz w:val="21"/>
         </w:rPr>
         <w:t>。</w:t>
       </w:r>
@@ -9103,7 +10327,7 @@
         <w:rFonts w:ascii="Times New Roman" w:eastAsia="宋体" w:hAnsi="Times New Roman" w:cs="Times New Roman"/>
         <w:kern w:val="2"/>
         <w:sz w:val="21"/>
-        <w:szCs w:val="22"/>
+        <w:szCs w:val="21"/>
         <w:lang w:val="en-US" w:eastAsia="zh-CN" w:bidi="ar-SA"/>
       </w:rPr>
     </w:rPrDefault>

--- a/高中物理/高中物理同步/人教版选必2 第3章 交变电流·知识清单（完成）.docx
+++ b/高中物理/高中物理同步/人教版选必2 第3章 交变电流·知识清单（完成）.docx
@@ -4,7 +4,7 @@
   <w:body>
     <w:p>
       <w:pPr>
-        <w:spacing w:line="300" w:lineRule="auto"/>
+        <w:spacing w:line="300" w:lineRule="auto" w:before="0" w:after="0"/>
         <w:jc w:val="left"/>
         <w:rPr>
           <w:rFonts w:hint="eastAsia"/>
@@ -93,7 +93,7 @@
     </w:p>
     <w:p>
       <w:pPr>
-        <w:spacing w:line="300" w:lineRule="auto"/>
+        <w:spacing w:line="300" w:lineRule="auto" w:before="0" w:after="0"/>
         <w:jc w:val="left"/>
         <w:rPr>
           <w:szCs w:val="21"/>
@@ -153,7 +153,7 @@
     </w:p>
     <w:p>
       <w:pPr>
-        <w:spacing w:line="300" w:lineRule="auto"/>
+        <w:spacing w:line="300" w:lineRule="auto" w:before="0" w:after="0"/>
         <w:jc w:val="left"/>
         <w:rPr>
           <w:szCs w:val="21"/>
@@ -207,7 +207,7 @@
     </w:p>
     <w:p>
       <w:pPr>
-        <w:spacing w:line="300" w:lineRule="auto"/>
+        <w:spacing w:line="300" w:lineRule="auto" w:before="0" w:after="0"/>
         <w:jc w:val="left"/>
         <w:rPr>
           <w:szCs w:val="21"/>
@@ -234,7 +234,7 @@
     </w:p>
     <w:p>
       <w:pPr>
-        <w:spacing w:line="300" w:lineRule="auto"/>
+        <w:spacing w:line="300" w:lineRule="auto" w:before="0" w:after="0"/>
         <w:jc w:val="left"/>
         <w:rPr>
           <w:szCs w:val="21"/>
@@ -293,7 +293,7 @@
     </w:p>
     <w:p>
       <w:pPr>
-        <w:spacing w:line="300" w:lineRule="auto"/>
+        <w:spacing w:line="300" w:lineRule="auto" w:before="0" w:after="0"/>
         <w:jc w:val="left"/>
         <w:rPr>
           <w:szCs w:val="21"/>
@@ -346,7 +346,7 @@
     </w:p>
     <w:p>
       <w:pPr>
-        <w:spacing w:line="300" w:lineRule="auto"/>
+        <w:spacing w:line="300" w:lineRule="auto" w:before="0" w:after="0"/>
         <w:jc w:val="left"/>
         <w:rPr>
           <w:szCs w:val="21"/>
@@ -388,7 +388,7 @@
     </w:p>
     <w:p>
       <w:pPr>
-        <w:spacing w:line="300" w:lineRule="auto"/>
+        <w:spacing w:line="300" w:lineRule="auto" w:before="0" w:after="0"/>
         <w:jc w:val="left"/>
         <w:rPr>
           <w:szCs w:val="21"/>
@@ -441,7 +441,7 @@
     </w:p>
     <w:p>
       <w:pPr>
-        <w:spacing w:line="300" w:lineRule="auto"/>
+        <w:spacing w:line="300" w:lineRule="auto" w:before="0" w:after="0"/>
         <w:jc w:val="left"/>
         <w:rPr>
           <w:szCs w:val="21"/>
@@ -450,7 +450,7 @@
     </w:p>
     <w:p>
       <w:pPr>
-        <w:spacing w:line="300" w:lineRule="auto"/>
+        <w:spacing w:line="300" w:lineRule="auto" w:before="0" w:after="0"/>
         <w:jc w:val="left"/>
         <w:rPr>
           <w:szCs w:val="21"/>
@@ -503,7 +503,7 @@
     </w:p>
     <w:p>
       <w:pPr>
-        <w:spacing w:line="300" w:lineRule="auto"/>
+        <w:spacing w:line="300" w:lineRule="auto" w:before="0" w:after="0"/>
         <w:jc w:val="left"/>
         <w:rPr>
           <w:szCs w:val="21"/>
@@ -545,7 +545,7 @@
     </w:p>
     <w:p>
       <w:pPr>
-        <w:spacing w:line="300" w:lineRule="auto"/>
+        <w:spacing w:line="300" w:lineRule="auto" w:before="0" w:after="0"/>
         <w:jc w:val="left"/>
         <w:rPr>
           <w:szCs w:val="21"/>
@@ -587,7 +587,7 @@
     </w:p>
     <w:p>
       <w:pPr>
-        <w:spacing w:line="300" w:lineRule="auto"/>
+        <w:spacing w:line="300" w:lineRule="auto" w:before="0" w:after="0"/>
         <w:jc w:val="left"/>
         <w:rPr>
           <w:szCs w:val="21"/>
@@ -612,7 +612,7 @@
     </w:p>
     <w:p>
       <w:pPr>
-        <w:spacing w:line="300" w:lineRule="auto"/>
+        <w:spacing w:line="300" w:lineRule="auto" w:before="0" w:after="0"/>
         <w:jc w:val="left"/>
         <w:rPr>
           <w:szCs w:val="21"/>
@@ -679,7 +679,7 @@
     </w:p>
     <w:p>
       <w:pPr>
-        <w:spacing w:line="300" w:lineRule="auto"/>
+        <w:spacing w:line="300" w:lineRule="auto" w:before="0" w:after="0"/>
         <w:jc w:val="left"/>
         <w:rPr>
           <w:szCs w:val="21"/>
@@ -921,7 +921,7 @@
     </w:p>
     <w:p>
       <w:pPr>
-        <w:spacing w:line="300" w:lineRule="auto"/>
+        <w:spacing w:line="300" w:lineRule="auto" w:before="0" w:after="0"/>
         <w:jc w:val="left"/>
         <w:rPr>
           <w:szCs w:val="21"/>
@@ -972,7 +972,7 @@
     </w:p>
     <w:p>
       <w:pPr>
-        <w:spacing w:line="300" w:lineRule="auto"/>
+        <w:spacing w:line="300" w:lineRule="auto" w:before="0" w:after="0"/>
         <w:jc w:val="left"/>
         <w:rPr>
           <w:szCs w:val="21"/>
@@ -1039,7 +1039,7 @@
     </w:p>
     <w:p>
       <w:pPr>
-        <w:spacing w:line="300" w:lineRule="auto"/>
+        <w:spacing w:line="300" w:lineRule="auto" w:before="0" w:after="0"/>
         <w:jc w:val="left"/>
         <w:rPr>
           <w:szCs w:val="21"/>
@@ -1184,7 +1184,7 @@
     </w:p>
     <w:p>
       <w:pPr>
-        <w:spacing w:line="300" w:lineRule="auto"/>
+        <w:spacing w:line="300" w:lineRule="auto" w:before="0" w:after="0"/>
         <w:jc w:val="left"/>
         <w:rPr>
           <w:szCs w:val="21"/>
@@ -1193,7 +1193,7 @@
     </w:p>
     <w:p>
       <w:pPr>
-        <w:spacing w:line="300" w:lineRule="auto"/>
+        <w:spacing w:line="300" w:lineRule="auto" w:before="0" w:after="0"/>
         <w:jc w:val="left"/>
         <w:rPr>
           <w:szCs w:val="21"/>
@@ -1220,7 +1220,7 @@
     </w:p>
     <w:p>
       <w:pPr>
-        <w:spacing w:line="300" w:lineRule="auto"/>
+        <w:spacing w:line="300" w:lineRule="auto" w:before="0" w:after="0"/>
         <w:jc w:val="left"/>
         <w:rPr>
           <w:szCs w:val="21"/>
@@ -1279,7 +1279,7 @@
     </w:p>
     <w:p>
       <w:pPr>
-        <w:spacing w:line="300" w:lineRule="auto"/>
+        <w:spacing w:line="300" w:lineRule="auto" w:before="0" w:after="0"/>
         <w:jc w:val="left"/>
         <w:rPr>
           <w:szCs w:val="21"/>
@@ -1422,7 +1422,7 @@
     </w:p>
     <w:p>
       <w:pPr>
-        <w:spacing w:line="300" w:lineRule="auto"/>
+        <w:spacing w:line="300" w:lineRule="auto" w:before="0" w:after="0"/>
         <w:jc w:val="left"/>
         <w:rPr>
           <w:szCs w:val="21"/>
@@ -1517,7 +1517,7 @@
     </w:p>
     <w:p>
       <w:pPr>
-        <w:spacing w:line="300" w:lineRule="auto"/>
+        <w:spacing w:line="300" w:lineRule="auto" w:before="0" w:after="0"/>
         <w:jc w:val="left"/>
         <w:rPr>
           <w:szCs w:val="21"/>
@@ -1663,7 +1663,7 @@
     </w:p>
     <w:p>
       <w:pPr>
-        <w:spacing w:line="300" w:lineRule="auto"/>
+        <w:spacing w:line="300" w:lineRule="auto" w:before="0" w:after="0"/>
         <w:jc w:val="left"/>
         <w:rPr>
           <w:szCs w:val="21"/>
@@ -1748,7 +1748,7 @@
     </w:p>
     <w:p>
       <w:pPr>
-        <w:spacing w:line="300" w:lineRule="auto"/>
+        <w:spacing w:line="300" w:lineRule="auto" w:before="0" w:after="0"/>
         <w:jc w:val="left"/>
         <w:rPr>
           <w:szCs w:val="21"/>
@@ -1802,7 +1802,7 @@
     </w:p>
     <w:p>
       <w:pPr>
-        <w:spacing w:line="300" w:lineRule="auto"/>
+        <w:spacing w:line="300" w:lineRule="auto" w:before="0" w:after="0"/>
         <w:jc w:val="left"/>
         <w:rPr>
           <w:szCs w:val="21"/>
@@ -1827,7 +1827,7 @@
     </w:p>
     <w:p>
       <w:pPr>
-        <w:spacing w:line="300" w:lineRule="auto"/>
+        <w:spacing w:line="300" w:lineRule="auto" w:before="0" w:after="0"/>
         <w:jc w:val="left"/>
         <w:rPr>
           <w:szCs w:val="21"/>
@@ -2188,7 +2188,7 @@
     </w:p>
     <w:p>
       <w:pPr>
-        <w:spacing w:line="300" w:lineRule="auto"/>
+        <w:spacing w:line="300" w:lineRule="auto" w:before="0" w:after="0"/>
         <w:jc w:val="left"/>
         <w:rPr>
           <w:szCs w:val="21"/>
@@ -2205,7 +2205,7 @@
     </w:p>
     <w:p>
       <w:pPr>
-        <w:spacing w:line="300" w:lineRule="auto"/>
+        <w:spacing w:line="300" w:lineRule="auto" w:before="0" w:after="0"/>
         <w:jc w:val="left"/>
         <w:rPr>
           <w:szCs w:val="21"/>
@@ -2258,7 +2258,7 @@
     </w:p>
     <w:p>
       <w:pPr>
-        <w:spacing w:line="300" w:lineRule="auto"/>
+        <w:spacing w:line="300" w:lineRule="auto" w:before="0" w:after="0"/>
         <w:jc w:val="left"/>
         <w:rPr>
           <w:szCs w:val="21"/>
@@ -2308,7 +2308,7 @@
           </w:tcPr>
           <w:p>
             <w:pPr>
-              <w:spacing w:line="300" w:lineRule="auto"/>
+              <w:spacing w:line="300" w:lineRule="auto" w:before="0" w:after="0"/>
               <w:jc w:val="left"/>
               <w:rPr>
                 <w:szCs w:val="21"/>
@@ -2341,7 +2341,7 @@
           </w:tcPr>
           <w:p>
             <w:pPr>
-              <w:spacing w:line="300" w:lineRule="auto"/>
+              <w:spacing w:line="300" w:lineRule="auto" w:before="0" w:after="0"/>
               <w:jc w:val="left"/>
               <w:rPr>
                 <w:szCs w:val="21"/>
@@ -2374,7 +2374,7 @@
           </w:tcPr>
           <w:p>
             <w:pPr>
-              <w:spacing w:line="300" w:lineRule="auto"/>
+              <w:spacing w:line="300" w:lineRule="auto" w:before="0" w:after="0"/>
               <w:jc w:val="left"/>
               <w:rPr>
                 <w:szCs w:val="21"/>
@@ -2407,7 +2407,7 @@
           </w:tcPr>
           <w:p>
             <w:pPr>
-              <w:spacing w:line="300" w:lineRule="auto"/>
+              <w:spacing w:line="300" w:lineRule="auto" w:before="0" w:after="0"/>
               <w:jc w:val="left"/>
               <w:rPr>
                 <w:szCs w:val="21"/>
@@ -2442,7 +2442,7 @@
           </w:tcPr>
           <w:p>
             <w:pPr>
-              <w:spacing w:line="300" w:lineRule="auto"/>
+              <w:spacing w:line="300" w:lineRule="auto" w:before="0" w:after="0"/>
               <w:jc w:val="left"/>
               <w:rPr>
                 <w:szCs w:val="21"/>
@@ -2475,7 +2475,7 @@
           </w:tcPr>
           <w:p>
             <w:pPr>
-              <w:spacing w:line="300" w:lineRule="auto"/>
+              <w:spacing w:line="300" w:lineRule="auto" w:before="0" w:after="0"/>
               <w:jc w:val="left"/>
               <w:rPr>
                 <w:szCs w:val="21"/>
@@ -2508,7 +2508,7 @@
           </w:tcPr>
           <w:p>
             <w:pPr>
-              <w:spacing w:line="300" w:lineRule="auto"/>
+              <w:spacing w:line="300" w:lineRule="auto" w:before="0" w:after="0"/>
               <w:jc w:val="left"/>
               <w:rPr>
                 <w:szCs w:val="21"/>
@@ -2525,7 +2525,7 @@
           </w:p>
           <w:p>
             <w:pPr>
-              <w:spacing w:line="300" w:lineRule="auto"/>
+              <w:spacing w:line="300" w:lineRule="auto" w:before="0" w:after="0"/>
               <w:jc w:val="left"/>
               <w:rPr>
                 <w:szCs w:val="21"/>
@@ -2542,7 +2542,7 @@
           </w:p>
           <w:p>
             <w:pPr>
-              <w:spacing w:line="300" w:lineRule="auto"/>
+              <w:spacing w:line="300" w:lineRule="auto" w:before="0" w:after="0"/>
               <w:jc w:val="left"/>
               <w:rPr>
                 <w:szCs w:val="21"/>
@@ -2604,7 +2604,7 @@
           </w:p>
           <w:p>
             <w:pPr>
-              <w:spacing w:line="300" w:lineRule="auto"/>
+              <w:spacing w:line="300" w:lineRule="auto" w:before="0" w:after="0"/>
               <w:jc w:val="left"/>
               <w:rPr>
                 <w:szCs w:val="21"/>
@@ -2682,7 +2682,7 @@
           </w:tcPr>
           <w:p>
             <w:pPr>
-              <w:spacing w:line="300" w:lineRule="auto"/>
+              <w:spacing w:line="300" w:lineRule="auto" w:before="0" w:after="0"/>
               <w:jc w:val="left"/>
               <w:rPr>
                 <w:szCs w:val="21"/>
@@ -2717,7 +2717,7 @@
           </w:tcPr>
           <w:p>
             <w:pPr>
-              <w:spacing w:line="300" w:lineRule="auto"/>
+              <w:spacing w:line="300" w:lineRule="auto" w:before="0" w:after="0"/>
               <w:jc w:val="left"/>
               <w:rPr>
                 <w:szCs w:val="21"/>
@@ -2750,7 +2750,7 @@
           </w:tcPr>
           <w:p>
             <w:pPr>
-              <w:spacing w:line="300" w:lineRule="auto"/>
+              <w:spacing w:line="300" w:lineRule="auto" w:before="0" w:after="0"/>
               <w:jc w:val="left"/>
               <w:rPr>
                 <w:szCs w:val="21"/>
@@ -2783,7 +2783,7 @@
           </w:tcPr>
           <w:p>
             <w:pPr>
-              <w:spacing w:line="300" w:lineRule="auto"/>
+              <w:spacing w:line="300" w:lineRule="auto" w:before="0" w:after="0"/>
               <w:jc w:val="left"/>
               <w:rPr>
                 <w:szCs w:val="21"/>
@@ -2828,7 +2828,7 @@
           </w:p>
           <w:p>
             <w:pPr>
-              <w:spacing w:line="300" w:lineRule="auto"/>
+              <w:spacing w:line="300" w:lineRule="auto" w:before="0" w:after="0"/>
               <w:jc w:val="left"/>
               <w:rPr>
                 <w:szCs w:val="21"/>
@@ -2936,7 +2936,7 @@
           </w:tcPr>
           <w:p>
             <w:pPr>
-              <w:spacing w:line="300" w:lineRule="auto"/>
+              <w:spacing w:line="300" w:lineRule="auto" w:before="0" w:after="0"/>
               <w:jc w:val="left"/>
               <w:rPr>
                 <w:szCs w:val="21"/>
@@ -2971,7 +2971,7 @@
           </w:tcPr>
           <w:p>
             <w:pPr>
-              <w:spacing w:line="300" w:lineRule="auto"/>
+              <w:spacing w:line="300" w:lineRule="auto" w:before="0" w:after="0"/>
               <w:jc w:val="left"/>
               <w:rPr>
                 <w:szCs w:val="21"/>
@@ -3004,7 +3004,7 @@
           </w:tcPr>
           <w:p>
             <w:pPr>
-              <w:spacing w:line="300" w:lineRule="auto"/>
+              <w:spacing w:line="300" w:lineRule="auto" w:before="0" w:after="0"/>
               <w:jc w:val="left"/>
               <w:rPr>
                 <w:szCs w:val="21"/>
@@ -3037,7 +3037,7 @@
           </w:tcPr>
           <w:p>
             <w:pPr>
-              <w:spacing w:line="300" w:lineRule="auto"/>
+              <w:spacing w:line="300" w:lineRule="auto" w:before="0" w:after="0"/>
               <w:jc w:val="left"/>
               <w:rPr>
                 <w:szCs w:val="21"/>
@@ -3054,7 +3054,7 @@
           </w:p>
           <w:p>
             <w:pPr>
-              <w:spacing w:line="300" w:lineRule="auto"/>
+              <w:spacing w:line="300" w:lineRule="auto" w:before="0" w:after="0"/>
               <w:jc w:val="left"/>
               <w:rPr>
                 <w:szCs w:val="21"/>
@@ -3149,7 +3149,7 @@
           </w:p>
           <w:p>
             <w:pPr>
-              <w:spacing w:line="300" w:lineRule="auto"/>
+              <w:spacing w:line="300" w:lineRule="auto" w:before="0" w:after="0"/>
               <w:jc w:val="left"/>
               <w:rPr>
                 <w:szCs w:val="21"/>
@@ -3244,7 +3244,7 @@
           </w:p>
           <w:p>
             <w:pPr>
-              <w:spacing w:line="300" w:lineRule="auto"/>
+              <w:spacing w:line="300" w:lineRule="auto" w:before="0" w:after="0"/>
               <w:jc w:val="left"/>
               <w:rPr>
                 <w:szCs w:val="21"/>
@@ -3355,7 +3355,7 @@
           </w:tcPr>
           <w:p>
             <w:pPr>
-              <w:spacing w:line="300" w:lineRule="auto"/>
+              <w:spacing w:line="300" w:lineRule="auto" w:before="0" w:after="0"/>
               <w:jc w:val="left"/>
               <w:rPr>
                 <w:szCs w:val="21"/>
@@ -3388,7 +3388,7 @@
           </w:p>
           <w:p>
             <w:pPr>
-              <w:spacing w:line="300" w:lineRule="auto"/>
+              <w:spacing w:line="300" w:lineRule="auto" w:before="0" w:after="0"/>
               <w:jc w:val="left"/>
               <w:rPr>
                 <w:szCs w:val="21"/>
@@ -3421,7 +3421,7 @@
           </w:p>
           <w:p>
             <w:pPr>
-              <w:spacing w:line="300" w:lineRule="auto"/>
+              <w:spacing w:line="300" w:lineRule="auto" w:before="0" w:after="0"/>
               <w:jc w:val="left"/>
               <w:rPr>
                 <w:szCs w:val="21"/>
@@ -3454,7 +3454,7 @@
           </w:p>
           <w:p>
             <w:pPr>
-              <w:spacing w:line="300" w:lineRule="auto"/>
+              <w:spacing w:line="300" w:lineRule="auto" w:before="0" w:after="0"/>
               <w:jc w:val="left"/>
               <w:rPr>
                 <w:szCs w:val="21"/>
@@ -3505,7 +3505,7 @@
           </w:tcPr>
           <w:p>
             <w:pPr>
-              <w:spacing w:line="300" w:lineRule="auto"/>
+              <w:spacing w:line="300" w:lineRule="auto" w:before="0" w:after="0"/>
               <w:jc w:val="left"/>
               <w:rPr>
                 <w:szCs w:val="21"/>
@@ -3538,7 +3538,7 @@
           </w:tcPr>
           <w:p>
             <w:pPr>
-              <w:spacing w:line="300" w:lineRule="auto"/>
+              <w:spacing w:line="300" w:lineRule="auto" w:before="0" w:after="0"/>
               <w:jc w:val="left"/>
               <w:rPr>
                 <w:szCs w:val="21"/>
@@ -3580,7 +3580,7 @@
           </w:tcPr>
           <w:p>
             <w:pPr>
-              <w:spacing w:line="300" w:lineRule="auto"/>
+              <w:spacing w:line="300" w:lineRule="auto" w:before="0" w:after="0"/>
               <w:jc w:val="left"/>
               <w:rPr>
                 <w:szCs w:val="21"/>
@@ -3703,7 +3703,7 @@
           </w:p>
           <w:p>
             <w:pPr>
-              <w:spacing w:line="300" w:lineRule="auto"/>
+              <w:spacing w:line="300" w:lineRule="auto" w:before="0" w:after="0"/>
               <w:jc w:val="left"/>
               <w:rPr>
                 <w:szCs w:val="21"/>
@@ -3827,7 +3827,7 @@
           </w:tcPr>
           <w:p>
             <w:pPr>
-              <w:spacing w:line="300" w:lineRule="auto"/>
+              <w:spacing w:line="300" w:lineRule="auto" w:before="0" w:after="0"/>
               <w:jc w:val="left"/>
               <w:rPr>
                 <w:szCs w:val="21"/>
@@ -3845,7 +3845,7 @@
           </w:p>
           <w:p>
             <w:pPr>
-              <w:spacing w:line="300" w:lineRule="auto"/>
+              <w:spacing w:line="300" w:lineRule="auto" w:before="0" w:after="0"/>
               <w:jc w:val="left"/>
               <w:rPr>
                 <w:szCs w:val="21"/>
@@ -3996,7 +3996,7 @@
     </w:tbl>
     <w:p>
       <w:pPr>
-        <w:spacing w:line="300" w:lineRule="auto"/>
+        <w:spacing w:line="300" w:lineRule="auto" w:before="0" w:after="0"/>
         <w:jc w:val="left"/>
         <w:rPr>
           <w:szCs w:val="21"/>
@@ -4005,7 +4005,7 @@
     </w:p>
     <w:p>
       <w:pPr>
-        <w:spacing w:line="300" w:lineRule="auto"/>
+        <w:spacing w:line="300" w:lineRule="auto" w:before="0" w:after="0"/>
         <w:jc w:val="left"/>
         <w:rPr>
           <w:szCs w:val="21"/>
@@ -4032,7 +4032,7 @@
     </w:p>
     <w:p>
       <w:pPr>
-        <w:spacing w:line="300" w:lineRule="auto"/>
+        <w:spacing w:line="300" w:lineRule="auto" w:before="0" w:after="0"/>
         <w:jc w:val="left"/>
         <w:rPr>
           <w:szCs w:val="21"/>
@@ -4057,7 +4057,7 @@
     </w:p>
     <w:p>
       <w:pPr>
-        <w:spacing w:line="300" w:lineRule="auto"/>
+        <w:spacing w:line="300" w:lineRule="auto" w:before="0" w:after="0"/>
         <w:jc w:val="left"/>
         <w:rPr>
           <w:szCs w:val="21"/>
@@ -4125,7 +4125,7 @@
     </w:p>
     <w:p>
       <w:pPr>
-        <w:spacing w:line="300" w:lineRule="auto"/>
+        <w:spacing w:line="300" w:lineRule="auto" w:before="0" w:after="0"/>
         <w:jc w:val="left"/>
         <w:rPr>
           <w:szCs w:val="21"/>
@@ -4178,7 +4178,7 @@
     </w:p>
     <w:p>
       <w:pPr>
-        <w:spacing w:line="300" w:lineRule="auto"/>
+        <w:spacing w:line="300" w:lineRule="auto" w:before="0" w:after="0"/>
         <w:jc w:val="left"/>
         <w:rPr>
           <w:szCs w:val="21"/>
@@ -4203,7 +4203,7 @@
     </w:p>
     <w:p>
       <w:pPr>
-        <w:spacing w:line="300" w:lineRule="auto"/>
+        <w:spacing w:line="300" w:lineRule="auto" w:before="0" w:after="0"/>
         <w:jc w:val="left"/>
         <w:rPr>
           <w:szCs w:val="21"/>
@@ -4311,7 +4311,7 @@
     </w:p>
     <w:p>
       <w:pPr>
-        <w:spacing w:line="300" w:lineRule="auto"/>
+        <w:spacing w:line="300" w:lineRule="auto" w:before="0" w:after="0"/>
         <w:jc w:val="left"/>
         <w:rPr>
           <w:szCs w:val="21"/>
@@ -4345,7 +4345,7 @@
     </w:p>
     <w:p>
       <w:pPr>
-        <w:spacing w:line="300" w:lineRule="auto"/>
+        <w:spacing w:line="300" w:lineRule="auto" w:before="0" w:after="0"/>
         <w:jc w:val="left"/>
         <w:rPr>
           <w:szCs w:val="21"/>
@@ -4370,7 +4370,7 @@
     </w:p>
     <w:p>
       <w:pPr>
-        <w:spacing w:line="300" w:lineRule="auto"/>
+        <w:spacing w:line="300" w:lineRule="auto" w:before="0" w:after="0"/>
         <w:jc w:val="left"/>
         <w:rPr>
           <w:szCs w:val="21"/>
@@ -4421,7 +4421,7 @@
     </w:p>
     <w:p>
       <w:pPr>
-        <w:spacing w:line="300" w:lineRule="auto"/>
+        <w:spacing w:line="300" w:lineRule="auto" w:before="0" w:after="0"/>
         <w:jc w:val="left"/>
         <w:rPr>
           <w:szCs w:val="21"/>
@@ -4430,7 +4430,7 @@
     </w:p>
     <w:p>
       <w:pPr>
-        <w:spacing w:line="300" w:lineRule="auto"/>
+        <w:spacing w:line="300" w:lineRule="auto" w:before="0" w:after="0"/>
         <w:jc w:val="left"/>
         <w:rPr>
           <w:szCs w:val="21"/>
@@ -4455,7 +4455,7 @@
     </w:p>
     <w:p>
       <w:pPr>
-        <w:spacing w:line="300" w:lineRule="auto"/>
+        <w:spacing w:line="300" w:lineRule="auto" w:before="0" w:after="0"/>
         <w:jc w:val="left"/>
         <w:rPr>
           <w:szCs w:val="21"/>
@@ -4661,7 +4661,7 @@
     </w:p>
     <w:p>
       <w:pPr>
-        <w:spacing w:line="300" w:lineRule="auto"/>
+        <w:spacing w:line="300" w:lineRule="auto" w:before="0" w:after="0"/>
         <w:jc w:val="left"/>
         <w:rPr>
           <w:szCs w:val="21"/>
@@ -4788,7 +4788,7 @@
     </w:p>
     <w:p>
       <w:pPr>
-        <w:spacing w:line="300" w:lineRule="auto"/>
+        <w:spacing w:line="300" w:lineRule="auto" w:before="0" w:after="0"/>
         <w:jc w:val="left"/>
         <w:rPr>
           <w:szCs w:val="21"/>
@@ -4915,7 +4915,7 @@
     </w:p>
     <w:p>
       <w:pPr>
-        <w:spacing w:line="300" w:lineRule="auto"/>
+        <w:spacing w:line="300" w:lineRule="auto" w:before="0" w:after="0"/>
         <w:jc w:val="left"/>
         <w:rPr>
           <w:szCs w:val="21"/>
@@ -5208,7 +5208,7 @@
     </w:p>
     <w:p>
       <w:pPr>
-        <w:spacing w:line="300" w:lineRule="auto"/>
+        <w:spacing w:line="300" w:lineRule="auto" w:before="0" w:after="0"/>
         <w:jc w:val="left"/>
         <w:rPr>
           <w:szCs w:val="21"/>
@@ -5233,7 +5233,7 @@
     </w:p>
     <w:p>
       <w:pPr>
-        <w:spacing w:line="300" w:lineRule="auto"/>
+        <w:spacing w:line="300" w:lineRule="auto" w:before="0" w:after="0"/>
         <w:jc w:val="left"/>
         <w:rPr>
           <w:szCs w:val="21"/>
@@ -5322,7 +5322,7 @@
     </w:p>
     <w:p>
       <w:pPr>
-        <w:spacing w:line="300" w:lineRule="auto"/>
+        <w:spacing w:line="300" w:lineRule="auto" w:before="0" w:after="0"/>
         <w:jc w:val="left"/>
         <w:rPr>
           <w:szCs w:val="21"/>
@@ -5347,7 +5347,7 @@
     </w:p>
     <w:p>
       <w:pPr>
-        <w:spacing w:line="300" w:lineRule="auto"/>
+        <w:spacing w:line="300" w:lineRule="auto" w:before="0" w:after="0"/>
         <w:jc w:val="left"/>
         <w:rPr>
           <w:szCs w:val="21"/>
@@ -5645,7 +5645,7 @@
     </w:p>
     <w:p>
       <w:pPr>
-        <w:spacing w:line="300" w:lineRule="auto"/>
+        <w:spacing w:line="300" w:lineRule="auto" w:before="0" w:after="0"/>
         <w:jc w:val="left"/>
         <w:rPr>
           <w:szCs w:val="21"/>
@@ -5971,7 +5971,7 @@
     </w:p>
     <w:p>
       <w:pPr>
-        <w:spacing w:line="300" w:lineRule="auto"/>
+        <w:spacing w:line="300" w:lineRule="auto" w:before="0" w:after="0"/>
         <w:jc w:val="left"/>
         <w:rPr>
           <w:szCs w:val="21"/>
@@ -5980,7 +5980,7 @@
     </w:p>
     <w:p>
       <w:pPr>
-        <w:spacing w:line="300" w:lineRule="auto"/>
+        <w:spacing w:line="300" w:lineRule="auto" w:before="0" w:after="0"/>
         <w:jc w:val="left"/>
         <w:rPr>
           <w:szCs w:val="21"/>
@@ -6007,7 +6007,7 @@
     </w:p>
     <w:p>
       <w:pPr>
-        <w:spacing w:line="300" w:lineRule="auto"/>
+        <w:spacing w:line="300" w:lineRule="auto" w:before="0" w:after="0"/>
         <w:jc w:val="left"/>
         <w:rPr>
           <w:szCs w:val="21"/>
@@ -6066,7 +6066,7 @@
     </w:p>
     <w:p>
       <w:pPr>
-        <w:spacing w:line="300" w:lineRule="auto"/>
+        <w:spacing w:line="300" w:lineRule="auto" w:before="0" w:after="0"/>
         <w:jc w:val="left"/>
         <w:rPr>
           <w:szCs w:val="21"/>
@@ -6126,7 +6126,7 @@
     </w:p>
     <w:p>
       <w:pPr>
-        <w:spacing w:line="300" w:lineRule="auto"/>
+        <w:spacing w:line="300" w:lineRule="auto" w:before="0" w:after="0"/>
         <w:jc w:val="left"/>
         <w:rPr>
           <w:szCs w:val="21"/>
@@ -6151,7 +6151,7 @@
     </w:p>
     <w:p>
       <w:pPr>
-        <w:spacing w:line="300" w:lineRule="auto"/>
+        <w:spacing w:line="300" w:lineRule="auto" w:before="0" w:after="0"/>
         <w:jc w:val="left"/>
         <w:rPr>
           <w:szCs w:val="21"/>
@@ -6201,7 +6201,7 @@
     </w:p>
     <w:p>
       <w:pPr>
-        <w:spacing w:line="300" w:lineRule="auto"/>
+        <w:spacing w:line="300" w:lineRule="auto" w:before="0" w:after="0"/>
         <w:jc w:val="left"/>
         <w:rPr>
           <w:szCs w:val="21"/>
@@ -6251,7 +6251,7 @@
     </w:p>
     <w:p>
       <w:pPr>
-        <w:spacing w:line="300" w:lineRule="auto"/>
+        <w:spacing w:line="300" w:lineRule="auto" w:before="0" w:after="0"/>
         <w:jc w:val="left"/>
         <w:rPr>
           <w:szCs w:val="21"/>
@@ -6301,7 +6301,7 @@
     </w:p>
     <w:p>
       <w:pPr>
-        <w:spacing w:line="300" w:lineRule="auto"/>
+        <w:spacing w:line="300" w:lineRule="auto" w:before="0" w:after="0"/>
         <w:jc w:val="left"/>
         <w:rPr>
           <w:szCs w:val="21"/>
@@ -6326,7 +6326,7 @@
     </w:p>
     <w:p>
       <w:pPr>
-        <w:spacing w:line="300" w:lineRule="auto"/>
+        <w:spacing w:line="300" w:lineRule="auto" w:before="0" w:after="0"/>
         <w:jc w:val="left"/>
         <w:rPr>
           <w:szCs w:val="21"/>
@@ -6359,7 +6359,7 @@
     </w:p>
     <w:p>
       <w:pPr>
-        <w:spacing w:line="300" w:lineRule="auto"/>
+        <w:spacing w:line="300" w:lineRule="auto" w:before="0" w:after="0"/>
         <w:jc w:val="left"/>
         <w:rPr>
           <w:szCs w:val="21"/>
@@ -6412,7 +6412,7 @@
     </w:p>
     <w:p>
       <w:pPr>
-        <w:spacing w:line="300" w:lineRule="auto"/>
+        <w:spacing w:line="300" w:lineRule="auto" w:before="0" w:after="0"/>
         <w:jc w:val="left"/>
         <w:rPr>
           <w:szCs w:val="21"/>
@@ -6445,7 +6445,7 @@
     </w:p>
     <w:p>
       <w:pPr>
-        <w:spacing w:line="300" w:lineRule="auto"/>
+        <w:spacing w:line="300" w:lineRule="auto" w:before="0" w:after="0"/>
         <w:jc w:val="left"/>
         <w:rPr>
           <w:rFonts w:eastAsia="Times New Roman"/>
@@ -6546,7 +6546,7 @@
     </w:p>
     <w:p>
       <w:pPr>
-        <w:spacing w:line="300" w:lineRule="auto"/>
+        <w:spacing w:line="300" w:lineRule="auto" w:before="0" w:after="0"/>
         <w:jc w:val="left"/>
         <w:rPr>
           <w:rFonts w:eastAsia="Times New Roman"/>
@@ -6824,7 +6824,7 @@
     </w:p>
     <w:p>
       <w:pPr>
-        <w:spacing w:line="300" w:lineRule="auto"/>
+        <w:spacing w:line="300" w:lineRule="auto" w:before="0" w:after="0"/>
         <w:jc w:val="left"/>
         <w:rPr>
           <w:szCs w:val="21"/>
@@ -6931,7 +6931,7 @@
     </w:p>
     <w:p>
       <w:pPr>
-        <w:spacing w:line="300" w:lineRule="auto"/>
+        <w:spacing w:line="300" w:lineRule="auto" w:before="0" w:after="0"/>
         <w:jc w:val="left"/>
         <w:rPr>
           <w:szCs w:val="21"/>
@@ -6964,7 +6964,7 @@
     </w:p>
     <w:p>
       <w:pPr>
-        <w:spacing w:line="300" w:lineRule="auto"/>
+        <w:spacing w:line="300" w:lineRule="auto" w:before="0" w:after="0"/>
         <w:jc w:val="left"/>
         <w:rPr>
           <w:szCs w:val="21"/>
@@ -7169,7 +7169,7 @@
     </w:p>
     <w:p>
       <w:pPr>
-        <w:spacing w:line="300" w:lineRule="auto"/>
+        <w:spacing w:line="300" w:lineRule="auto" w:before="0" w:after="0"/>
         <w:jc w:val="left"/>
         <w:rPr>
           <w:szCs w:val="21"/>
@@ -7609,7 +7609,7 @@
     </w:p>
     <w:p>
       <w:pPr>
-        <w:spacing w:line="300" w:lineRule="auto"/>
+        <w:spacing w:line="300" w:lineRule="auto" w:before="0" w:after="0"/>
         <w:jc w:val="left"/>
         <w:rPr>
           <w:szCs w:val="21"/>
@@ -8059,7 +8059,7 @@
     </w:p>
     <w:p>
       <w:pPr>
-        <w:spacing w:line="300" w:lineRule="auto"/>
+        <w:spacing w:line="300" w:lineRule="auto" w:before="0" w:after="0"/>
         <w:jc w:val="left"/>
         <w:rPr>
           <w:szCs w:val="21"/>
@@ -8349,7 +8349,7 @@
     </w:p>
     <w:p>
       <w:pPr>
-        <w:spacing w:line="300" w:lineRule="auto"/>
+        <w:spacing w:line="300" w:lineRule="auto" w:before="0" w:after="0"/>
         <w:jc w:val="left"/>
         <w:rPr>
           <w:szCs w:val="21"/>
@@ -8720,7 +8720,7 @@
     </w:p>
     <w:p>
       <w:pPr>
-        <w:spacing w:line="300" w:lineRule="auto"/>
+        <w:spacing w:line="300" w:lineRule="auto" w:before="0" w:after="0"/>
         <w:jc w:val="left"/>
         <w:rPr>
           <w:szCs w:val="21"/>
@@ -8871,7 +8871,7 @@
     </w:p>
     <w:p>
       <w:pPr>
-        <w:spacing w:line="300" w:lineRule="auto"/>
+        <w:spacing w:line="300" w:lineRule="auto" w:before="0" w:after="0"/>
         <w:jc w:val="left"/>
         <w:rPr>
           <w:szCs w:val="21"/>
@@ -9012,7 +9012,7 @@
     </w:p>
     <w:p>
       <w:pPr>
-        <w:spacing w:line="300" w:lineRule="auto"/>
+        <w:spacing w:line="300" w:lineRule="auto" w:before="0" w:after="0"/>
         <w:jc w:val="left"/>
         <w:rPr>
           <w:szCs w:val="21"/>
@@ -9021,7 +9021,7 @@
     </w:p>
     <w:p>
       <w:pPr>
-        <w:spacing w:line="300" w:lineRule="auto"/>
+        <w:spacing w:line="300" w:lineRule="auto" w:before="0" w:after="0"/>
         <w:jc w:val="left"/>
         <w:rPr>
           <w:szCs w:val="21"/>
@@ -9046,7 +9046,7 @@
     </w:p>
     <w:p>
       <w:pPr>
-        <w:spacing w:line="300" w:lineRule="auto"/>
+        <w:spacing w:line="300" w:lineRule="auto" w:before="0" w:after="0"/>
         <w:jc w:val="left"/>
         <w:rPr>
           <w:szCs w:val="21"/>
@@ -9096,7 +9096,7 @@
     </w:p>
     <w:p>
       <w:pPr>
-        <w:spacing w:line="300" w:lineRule="auto"/>
+        <w:spacing w:line="300" w:lineRule="auto" w:before="0" w:after="0"/>
         <w:jc w:val="left"/>
         <w:rPr>
           <w:szCs w:val="21"/>
@@ -9163,7 +9163,7 @@
     </w:p>
     <w:p>
       <w:pPr>
-        <w:spacing w:line="300" w:lineRule="auto"/>
+        <w:spacing w:line="300" w:lineRule="auto" w:before="0" w:after="0"/>
         <w:jc w:val="left"/>
         <w:rPr>
           <w:szCs w:val="21"/>
@@ -9230,7 +9230,7 @@
     </w:p>
     <w:p>
       <w:pPr>
-        <w:spacing w:line="300" w:lineRule="auto"/>
+        <w:spacing w:line="300" w:lineRule="auto" w:before="0" w:after="0"/>
         <w:jc w:val="left"/>
         <w:rPr>
           <w:szCs w:val="21"/>
@@ -9255,7 +9255,7 @@
     </w:p>
     <w:p>
       <w:pPr>
-        <w:spacing w:line="300" w:lineRule="auto"/>
+        <w:spacing w:line="300" w:lineRule="auto" w:before="0" w:after="0"/>
         <w:jc w:val="left"/>
         <w:rPr>
           <w:szCs w:val="21"/>
@@ -9475,7 +9475,7 @@
     </w:p>
     <w:p>
       <w:pPr>
-        <w:spacing w:line="300" w:lineRule="auto"/>
+        <w:spacing w:line="300" w:lineRule="auto" w:before="0" w:after="0"/>
         <w:jc w:val="left"/>
         <w:rPr>
           <w:szCs w:val="21"/>
@@ -9500,7 +9500,7 @@
     </w:p>
     <w:p>
       <w:pPr>
-        <w:spacing w:line="300" w:lineRule="auto"/>
+        <w:spacing w:line="300" w:lineRule="auto" w:before="0" w:after="0"/>
         <w:jc w:val="left"/>
         <w:rPr>
           <w:szCs w:val="21"/>
@@ -9549,7 +9549,7 @@
     </w:p>
     <w:p>
       <w:pPr>
-        <w:spacing w:line="300" w:lineRule="auto"/>
+        <w:spacing w:line="300" w:lineRule="auto" w:before="0" w:after="0"/>
         <w:jc w:val="left"/>
         <w:rPr>
           <w:szCs w:val="21"/>
@@ -9773,7 +9773,7 @@
     </w:p>
     <w:p>
       <w:pPr>
-        <w:spacing w:line="300" w:lineRule="auto"/>
+        <w:spacing w:line="300" w:lineRule="auto" w:before="0" w:after="0"/>
         <w:jc w:val="left"/>
         <w:rPr>
           <w:szCs w:val="21"/>
@@ -9798,7 +9798,7 @@
     </w:p>
     <w:p>
       <w:pPr>
-        <w:spacing w:line="300" w:lineRule="auto"/>
+        <w:spacing w:line="300" w:lineRule="auto" w:before="0" w:after="0"/>
         <w:jc w:val="left"/>
         <w:rPr>
           <w:szCs w:val="21"/>
@@ -9832,7 +9832,7 @@
     </w:p>
     <w:p>
       <w:pPr>
-        <w:spacing w:line="300" w:lineRule="auto"/>
+        <w:spacing w:line="300" w:lineRule="auto" w:before="0" w:after="0"/>
         <w:jc w:val="left"/>
         <w:rPr>
           <w:szCs w:val="21"/>
@@ -9934,7 +9934,7 @@
     </w:p>
     <w:p>
       <w:pPr>
-        <w:spacing w:line="300" w:lineRule="auto"/>
+        <w:spacing w:line="300" w:lineRule="auto" w:before="0" w:after="0"/>
         <w:jc w:val="left"/>
         <w:rPr>
           <w:szCs w:val="21"/>
@@ -9976,7 +9976,7 @@
     </w:p>
     <w:p>
       <w:pPr>
-        <w:spacing w:line="300" w:lineRule="auto"/>
+        <w:spacing w:line="300" w:lineRule="auto" w:before="0" w:after="0"/>
         <w:jc w:val="left"/>
         <w:rPr>
           <w:szCs w:val="21"/>
@@ -10239,14 +10239,14 @@
 </file>
 
 <file path=word/footer1.xml><?xml version="1.0" encoding="utf-8"?>
-<w:ftr xmlns:w="http://schemas.openxmlformats.org/wordprocessingml/2006/main" xmlns:r="http://schemas.openxmlformats.org/officeDocument/2006/relationships">
-  <w:p>
+<w:ftr xmlns:w="http://schemas.openxmlformats.org/wordprocessingml/2006/main">
+  <w:p xmlns:w="http://schemas.openxmlformats.org/wordprocessingml/2006/main">
     <w:pPr>
       <w:jc w:val="center"/>
     </w:pPr>
     <w:r>
       <w:rPr>
-        <w:rFonts w:ascii="Times New Roman" w:hAnsi="Times New Roman" w:eastAsia="宋体"/>
+        <w:rFonts w:ascii="Times New Roman" w:hAnsi="Times New Roman" w:eastAsia="宋体" w:cs="Times New Roman"/>
         <w:sz w:val="21"/>
         <w:szCs w:val="21"/>
       </w:rPr>
@@ -10254,47 +10254,107 @@
     </w:r>
     <w:r>
       <w:rPr>
-        <w:rFonts w:ascii="Times New Roman" w:hAnsi="Times New Roman" w:eastAsia="宋体"/>
+        <w:rFonts w:ascii="Times New Roman" w:hAnsi="Times New Roman" w:eastAsia="宋体" w:cs="Times New Roman"/>
         <w:sz w:val="21"/>
         <w:szCs w:val="21"/>
       </w:rPr>
-      <w:t xml:space="preserve">第</w:t>
+      <w:t>第</w:t>
     </w:r>
-    <w:fldSimple w:instr=" PAGE ">
-      <w:r>
-        <w:rPr>
-          <w:rFonts w:ascii="Times New Roman" w:hAnsi="Times New Roman" w:eastAsia="宋体"/>
-          <w:sz w:val="21"/>
-          <w:szCs w:val="21"/>
-        </w:rPr>
-        <w:t xml:space="preserve">1</w:t>
-      </w:r>
-    </w:fldSimple>
     <w:r>
       <w:rPr>
-        <w:rFonts w:ascii="Times New Roman" w:hAnsi="Times New Roman" w:eastAsia="宋体"/>
+        <w:rFonts w:ascii="Times New Roman" w:hAnsi="Times New Roman" w:eastAsia="宋体" w:cs="Times New Roman"/>
         <w:sz w:val="21"/>
         <w:szCs w:val="21"/>
       </w:rPr>
-      <w:t xml:space="preserve">页（共</w:t>
+      <w:fldChar w:fldCharType="begin"/>
     </w:r>
-    <w:fldSimple w:instr=" NUMPAGES ">
-      <w:r>
-        <w:rPr>
-          <w:rFonts w:ascii="Times New Roman" w:hAnsi="Times New Roman" w:eastAsia="宋体"/>
-          <w:sz w:val="21"/>
-          <w:szCs w:val="21"/>
-        </w:rPr>
-        <w:t xml:space="preserve">1</w:t>
-      </w:r>
-    </w:fldSimple>
     <w:r>
       <w:rPr>
-        <w:rFonts w:ascii="Times New Roman" w:hAnsi="Times New Roman" w:eastAsia="宋体"/>
+        <w:rFonts w:ascii="Times New Roman" w:hAnsi="Times New Roman" w:eastAsia="宋体" w:cs="Times New Roman"/>
         <w:sz w:val="21"/>
         <w:szCs w:val="21"/>
       </w:rPr>
-      <w:t xml:space="preserve">页）</w:t>
+      <w:instrText xml:space="preserve"> PAGE </w:instrText>
+    </w:r>
+    <w:r>
+      <w:rPr>
+        <w:rFonts w:ascii="Times New Roman" w:hAnsi="Times New Roman" w:eastAsia="宋体" w:cs="Times New Roman"/>
+        <w:sz w:val="21"/>
+        <w:szCs w:val="21"/>
+      </w:rPr>
+      <w:fldChar w:fldCharType="separate"/>
+    </w:r>
+    <w:r>
+      <w:rPr>
+        <w:rFonts w:ascii="Times New Roman" w:hAnsi="Times New Roman" w:eastAsia="宋体" w:cs="Times New Roman"/>
+        <w:sz w:val="21"/>
+        <w:szCs w:val="21"/>
+      </w:rPr>
+      <w:t>1</w:t>
+    </w:r>
+    <w:r>
+      <w:rPr>
+        <w:rFonts w:ascii="Times New Roman" w:hAnsi="Times New Roman" w:eastAsia="宋体" w:cs="Times New Roman"/>
+        <w:sz w:val="21"/>
+        <w:szCs w:val="21"/>
+      </w:rPr>
+      <w:fldChar w:fldCharType="end"/>
+    </w:r>
+    <w:r>
+      <w:rPr>
+        <w:rFonts w:ascii="Times New Roman" w:hAnsi="Times New Roman" w:eastAsia="宋体" w:cs="Times New Roman"/>
+        <w:sz w:val="21"/>
+        <w:szCs w:val="21"/>
+      </w:rPr>
+      <w:t>页（共</w:t>
+    </w:r>
+    <w:r>
+      <w:rPr>
+        <w:rFonts w:ascii="Times New Roman" w:hAnsi="Times New Roman" w:eastAsia="宋体" w:cs="Times New Roman"/>
+        <w:sz w:val="21"/>
+        <w:szCs w:val="21"/>
+      </w:rPr>
+      <w:fldChar w:fldCharType="begin"/>
+    </w:r>
+    <w:r>
+      <w:rPr>
+        <w:rFonts w:ascii="Times New Roman" w:hAnsi="Times New Roman" w:eastAsia="宋体" w:cs="Times New Roman"/>
+        <w:sz w:val="21"/>
+        <w:szCs w:val="21"/>
+      </w:rPr>
+      <w:instrText xml:space="preserve"> NUMPAGES </w:instrText>
+    </w:r>
+    <w:r>
+      <w:rPr>
+        <w:rFonts w:ascii="Times New Roman" w:hAnsi="Times New Roman" w:eastAsia="宋体" w:cs="Times New Roman"/>
+        <w:sz w:val="21"/>
+        <w:szCs w:val="21"/>
+      </w:rPr>
+      <w:fldChar w:fldCharType="separate"/>
+    </w:r>
+    <w:r>
+      <w:rPr>
+        <w:rFonts w:ascii="Times New Roman" w:hAnsi="Times New Roman" w:eastAsia="宋体" w:cs="Times New Roman"/>
+        <w:sz w:val="21"/>
+        <w:szCs w:val="21"/>
+      </w:rPr>
+      <w:t>6</w:t>
+    </w:r>
+    <w:r>
+      <w:rPr>
+        <w:rFonts w:ascii="Times New Roman" w:hAnsi="Times New Roman" w:eastAsia="宋体" w:cs="Times New Roman"/>
+        <w:sz w:val="21"/>
+        <w:szCs w:val="21"/>
+      </w:rPr>
+      <w:fldChar w:fldCharType="end"/>
+    </w:r>
+    <w:r>
+      <w:rPr>
+        <w:rFonts w:ascii="Times New Roman" w:hAnsi="Times New Roman" w:eastAsia="宋体" w:cs="Times New Roman"/>
+        <w:sz w:val="21"/>
+        <w:szCs w:val="21"/>
+      </w:rPr>
+      <w:t>页）</w:t>
     </w:r>
   </w:p>
 </w:ftr>
@@ -10324,14 +10384,16 @@
   <w:docDefaults>
     <w:rPrDefault>
       <w:rPr>
-        <w:rFonts w:ascii="Times New Roman" w:eastAsia="宋体" w:hAnsi="Times New Roman" w:cs="Times New Roman"/>
-        <w:kern w:val="2"/>
+        <w:rFonts w:ascii="Times New Roman" w:hAnsi="Times New Roman" w:eastAsia="宋体" w:cs="Times New Roman"/>
         <w:sz w:val="21"/>
         <w:szCs w:val="21"/>
-        <w:lang w:val="en-US" w:eastAsia="zh-CN" w:bidi="ar-SA"/>
       </w:rPr>
     </w:rPrDefault>
-    <w:pPrDefault/>
+    <w:pPrDefault>
+      <w:pPr>
+        <w:spacing w:before="0" w:after="0" w:line="300" w:lineRule="auto"/>
+      </w:pPr>
+    </w:pPrDefault>
   </w:docDefaults>
   <w:latentStyles w:defLockedState="0" w:defUIPriority="99" w:defSemiHidden="0" w:defUnhideWhenUsed="0" w:defQFormat="0" w:count="376">
     <w:lsdException w:name="Normal" w:uiPriority="0" w:qFormat="1"/>

--- a/高中物理/高中物理同步/人教版选必2 第3章 交变电流·知识清单（完成）.docx
+++ b/高中物理/高中物理同步/人教版选必2 第3章 交变电流·知识清单（完成）.docx
@@ -16,7 +16,7 @@
           <w:rFonts w:ascii="Times New Roman" w:hAnsi="Times New Roman" w:eastAsia="宋体" w:cs="Times New Roman"/>
           <w:szCs w:val="21"/>
           <w:sz w:val="21"/>
-          <w:bdr w:val="single" w:sz="8" w:space="0" w:color="auto"/>
+          <w:shd w:val="clear" w:color="auto" w:fill="D9D9D9"/>
         </w:rPr>
         <w:t>人教版选必</w:t>
       </w:r>
@@ -25,7 +25,7 @@
           <w:rFonts w:ascii="Times New Roman" w:hAnsi="Times New Roman" w:eastAsia="宋体" w:cs="Times New Roman"/>
           <w:szCs w:val="21"/>
           <w:sz w:val="21"/>
-          <w:bdr w:val="single" w:sz="8" w:space="0" w:color="auto"/>
+          <w:shd w:val="clear" w:color="auto" w:fill="D9D9D9"/>
         </w:rPr>
         <w:t xml:space="preserve">2 </w:t>
       </w:r>
@@ -34,7 +34,7 @@
           <w:rFonts w:ascii="Times New Roman" w:hAnsi="Times New Roman" w:eastAsia="宋体" w:cs="Times New Roman"/>
           <w:szCs w:val="21"/>
           <w:sz w:val="21"/>
-          <w:bdr w:val="single" w:sz="8" w:space="0" w:color="auto"/>
+          <w:shd w:val="clear" w:color="auto" w:fill="D9D9D9"/>
         </w:rPr>
         <w:t>第</w:t>
       </w:r>
@@ -43,7 +43,7 @@
           <w:rFonts w:ascii="Times New Roman" w:hAnsi="Times New Roman" w:eastAsia="宋体" w:cs="Times New Roman"/>
           <w:szCs w:val="21"/>
           <w:sz w:val="21"/>
-          <w:bdr w:val="single" w:sz="8" w:space="0" w:color="auto"/>
+          <w:shd w:val="clear" w:color="auto" w:fill="D9D9D9"/>
         </w:rPr>
         <w:t>3</w:t>
       </w:r>
@@ -52,14 +52,14 @@
           <w:rFonts w:ascii="Times New Roman" w:hAnsi="Times New Roman" w:eastAsia="宋体" w:cs="Times New Roman"/>
           <w:szCs w:val="21"/>
           <w:sz w:val="21"/>
-          <w:bdr w:val="single" w:sz="8" w:space="0" w:color="auto"/>
+          <w:shd w:val="clear" w:color="auto" w:fill="D9D9D9"/>
         </w:rPr>
         <w:t>章</w:t>
       </w:r>
       <w:r>
         <w:rPr>
           <w:szCs w:val="21"/>
-          <w:bdr w:val="single" w:sz="8" w:space="0" w:color="auto"/>
+          <w:shd w:val="clear" w:color="auto" w:fill="D9D9D9"/>
         </w:rPr>
         <w:t xml:space="preserve"> </w:t>
       </w:r>
@@ -68,7 +68,7 @@
           <w:rFonts w:ascii="Times New Roman" w:hAnsi="Times New Roman" w:eastAsia="宋体" w:cs="Times New Roman"/>
           <w:szCs w:val="21"/>
           <w:sz w:val="21"/>
-          <w:bdr w:val="single" w:sz="8" w:space="0" w:color="auto"/>
+          <w:shd w:val="clear" w:color="auto" w:fill="D9D9D9"/>
         </w:rPr>
         <w:t>交变电流</w:t>
       </w:r>
@@ -77,7 +77,7 @@
           <w:rFonts w:ascii="Times New Roman" w:hAnsi="Times New Roman" w:eastAsia="宋体" w:cs="Times New Roman"/>
           <w:szCs w:val="21"/>
           <w:sz w:val="21"/>
-          <w:bdr w:val="single" w:sz="8" w:space="0" w:color="auto"/>
+          <w:shd w:val="clear" w:color="auto" w:fill="D9D9D9"/>
         </w:rPr>
         <w:t>·</w:t>
       </w:r>
@@ -86,7 +86,7 @@
           <w:rFonts w:ascii="Times New Roman" w:hAnsi="Times New Roman" w:eastAsia="宋体" w:cs="Times New Roman"/>
           <w:szCs w:val="21"/>
           <w:sz w:val="21"/>
-          <w:bdr w:val="single" w:sz="8" w:space="0" w:color="auto"/>
+          <w:shd w:val="clear" w:color="auto" w:fill="D9D9D9"/>
         </w:rPr>
         <w:t>知识清单（完成）</w:t>
       </w:r>
@@ -218,7 +218,7 @@
           <w:rFonts w:ascii="Times New Roman" w:hAnsi="Times New Roman" w:eastAsia="宋体" w:cs="Times New Roman"/>
           <w:szCs w:val="21"/>
           <w:sz w:val="21"/>
-          <w:bdr w:val="single" w:sz="8" w:space="0" w:color="auto"/>
+          <w:shd w:val="clear" w:color="auto" w:fill="D9D9D9"/>
         </w:rPr>
         <w:t xml:space="preserve">3.1 </w:t>
       </w:r>
@@ -227,7 +227,7 @@
           <w:rFonts w:ascii="Times New Roman" w:hAnsi="Times New Roman" w:eastAsia="宋体" w:cs="Times New Roman"/>
           <w:szCs w:val="21"/>
           <w:sz w:val="21"/>
-          <w:bdr w:val="single" w:sz="8" w:space="0" w:color="auto"/>
+          <w:shd w:val="clear" w:color="auto" w:fill="D9D9D9"/>
         </w:rPr>
         <w:t>交变电流</w:t>
       </w:r>
@@ -261,7 +261,7 @@
           <w:rFonts w:ascii="Times New Roman" w:hAnsi="Times New Roman" w:eastAsia="宋体" w:cs="Times New Roman"/>
           <w:szCs w:val="21"/>
           <w:sz w:val="21"/>
-          <w:bdr w:val="single" w:sz="8" w:space="0" w:color="auto"/>
+          <w:shd w:val="clear" w:color="auto" w:fill="D9D9D9"/>
         </w:rPr>
         <w:t>周期性</w:t>
       </w:r>
@@ -278,7 +278,7 @@
           <w:rFonts w:ascii="Times New Roman" w:hAnsi="Times New Roman" w:eastAsia="宋体" w:cs="Times New Roman"/>
           <w:szCs w:val="21"/>
           <w:sz w:val="21"/>
-          <w:bdr w:val="single" w:sz="8" w:space="0" w:color="auto"/>
+          <w:shd w:val="clear" w:color="auto" w:fill="D9D9D9"/>
         </w:rPr>
         <w:t>交流</w:t>
       </w:r>
@@ -373,7 +373,7 @@
           <w:rFonts w:ascii="Times New Roman" w:hAnsi="Times New Roman" w:eastAsia="宋体" w:cs="Times New Roman"/>
           <w:szCs w:val="21"/>
           <w:sz w:val="21"/>
-          <w:bdr w:val="single" w:sz="8" w:space="0" w:color="auto"/>
+          <w:shd w:val="clear" w:color="auto" w:fill="D9D9D9"/>
         </w:rPr>
         <w:t>方向</w:t>
       </w:r>
@@ -530,7 +530,7 @@
           <w:rFonts w:ascii="Times New Roman" w:hAnsi="Times New Roman" w:eastAsia="宋体" w:cs="Times New Roman"/>
           <w:szCs w:val="21"/>
           <w:sz w:val="21"/>
-          <w:bdr w:val="single" w:sz="8" w:space="0" w:color="auto"/>
+          <w:shd w:val="clear" w:color="auto" w:fill="D9D9D9"/>
         </w:rPr>
         <w:t>垂直</w:t>
       </w:r>
@@ -572,7 +572,7 @@
           <w:rFonts w:ascii="Times New Roman" w:hAnsi="Times New Roman" w:eastAsia="宋体" w:cs="Times New Roman"/>
           <w:szCs w:val="21"/>
           <w:sz w:val="21"/>
-          <w:bdr w:val="single" w:sz="8" w:space="0" w:color="auto"/>
+          <w:shd w:val="clear" w:color="auto" w:fill="D9D9D9"/>
         </w:rPr>
         <w:t>垂直</w:t>
       </w:r>
@@ -708,7 +708,7 @@
           <w:i/>
           <w:szCs w:val="21"/>
           <w:sz w:val="21"/>
-          <w:bdr w:val="single" w:sz="8" w:space="0" w:color="auto"/>
+          <w:shd w:val="clear" w:color="auto" w:fill="D9D9D9"/>
         </w:rPr>
         <w:t>最大</w:t>
       </w:r>
@@ -726,7 +726,7 @@
             <m:ctrlPr>
               <w:rPr>
                 <w:rFonts w:ascii="Cambria Math" w:hAnsi="Cambria Math"/>
-                <w:bdr w:val="single" w:sz="8" w:space="0" w:color="auto"/>
+                <w:shd w:val="clear" w:color="auto" w:fill="D9D9D9"/>
               </w:rPr>
             </m:ctrlPr>
           </m:fPr>
@@ -776,7 +776,7 @@
           <w:rFonts w:ascii="Times New Roman" w:hAnsi="Times New Roman" w:eastAsia="宋体" w:cs="Times New Roman"/>
           <w:szCs w:val="21"/>
           <w:sz w:val="21"/>
-          <w:bdr w:val="single" w:sz="8" w:space="0" w:color="auto"/>
+          <w:shd w:val="clear" w:color="auto" w:fill="D9D9D9"/>
         </w:rPr>
         <w:t>0</w:t>
       </w:r>
@@ -940,7 +940,7 @@
           <w:rFonts w:ascii="Times New Roman" w:hAnsi="Times New Roman" w:eastAsia="宋体" w:cs="Times New Roman"/>
           <w:szCs w:val="21"/>
           <w:sz w:val="21"/>
-          <w:bdr w:val="single" w:sz="8" w:space="0" w:color="auto"/>
+          <w:shd w:val="clear" w:color="auto" w:fill="D9D9D9"/>
         </w:rPr>
         <w:t>中性面</w:t>
       </w:r>
@@ -957,7 +957,7 @@
           <w:rFonts w:ascii="Times New Roman" w:hAnsi="Times New Roman" w:eastAsia="宋体" w:cs="Times New Roman"/>
           <w:szCs w:val="21"/>
           <w:sz w:val="21"/>
-          <w:bdr w:val="single" w:sz="8" w:space="0" w:color="auto"/>
+          <w:shd w:val="clear" w:color="auto" w:fill="D9D9D9"/>
         </w:rPr>
         <w:t>两次</w:t>
       </w:r>
@@ -1075,7 +1075,7 @@
           <w:rFonts w:ascii="Times New Roman" w:hAnsi="Times New Roman" w:eastAsia="宋体" w:cs="Times New Roman"/>
           <w:szCs w:val="21"/>
           <w:sz w:val="21"/>
-          <w:bdr w:val="single" w:sz="8" w:space="0" w:color="auto"/>
+          <w:shd w:val="clear" w:color="auto" w:fill="D9D9D9"/>
         </w:rPr>
         <w:t>0</w:t>
       </w:r>
@@ -1093,7 +1093,7 @@
             <m:ctrlPr>
               <w:rPr>
                 <w:rFonts w:ascii="Cambria Math" w:hAnsi="Cambria Math"/>
-                <w:bdr w:val="single" w:sz="8" w:space="0" w:color="auto"/>
+                <w:shd w:val="clear" w:color="auto" w:fill="D9D9D9"/>
               </w:rPr>
             </m:ctrlPr>
           </m:fPr>
@@ -1135,7 +1135,7 @@
           <w:rFonts w:ascii="Times New Roman" w:hAnsi="Times New Roman" w:eastAsia="宋体" w:cs="Times New Roman"/>
           <w:szCs w:val="21"/>
           <w:sz w:val="21"/>
-          <w:bdr w:val="single" w:sz="8" w:space="0" w:color="auto"/>
+          <w:shd w:val="clear" w:color="auto" w:fill="D9D9D9"/>
         </w:rPr>
         <w:t>最大</w:t>
       </w:r>
@@ -1204,7 +1204,7 @@
           <w:rFonts w:ascii="Times New Roman" w:hAnsi="Times New Roman" w:eastAsia="宋体" w:cs="Times New Roman"/>
           <w:szCs w:val="21"/>
           <w:sz w:val="21"/>
-          <w:bdr w:val="single" w:sz="8" w:space="0" w:color="auto"/>
+          <w:shd w:val="clear" w:color="auto" w:fill="D9D9D9"/>
         </w:rPr>
         <w:t xml:space="preserve">3.2 </w:t>
       </w:r>
@@ -1213,7 +1213,7 @@
           <w:rFonts w:ascii="Times New Roman" w:hAnsi="Times New Roman" w:eastAsia="宋体" w:cs="Times New Roman"/>
           <w:szCs w:val="21"/>
           <w:sz w:val="21"/>
-          <w:bdr w:val="single" w:sz="8" w:space="0" w:color="auto"/>
+          <w:shd w:val="clear" w:color="auto" w:fill="D9D9D9"/>
         </w:rPr>
         <w:t>交变电流的描述</w:t>
       </w:r>
@@ -1247,7 +1247,7 @@
           <w:rFonts w:ascii="Times New Roman" w:hAnsi="Times New Roman" w:eastAsia="宋体" w:cs="Times New Roman"/>
           <w:szCs w:val="21"/>
           <w:sz w:val="21"/>
-          <w:bdr w:val="single" w:sz="8" w:space="0" w:color="auto"/>
+          <w:shd w:val="clear" w:color="auto" w:fill="D9D9D9"/>
         </w:rPr>
         <w:t>正弦</w:t>
       </w:r>
@@ -1264,7 +1264,7 @@
           <w:rFonts w:ascii="Times New Roman" w:hAnsi="Times New Roman" w:eastAsia="宋体" w:cs="Times New Roman"/>
           <w:szCs w:val="21"/>
           <w:sz w:val="21"/>
-          <w:bdr w:val="single" w:sz="8" w:space="0" w:color="auto"/>
+          <w:shd w:val="clear" w:color="auto" w:fill="D9D9D9"/>
         </w:rPr>
         <w:t>正弦式电流</w:t>
       </w:r>
@@ -1324,7 +1324,7 @@
             <m:ctrlPr>
               <w:rPr>
                 <w:rFonts w:ascii="Cambria Math" w:hAnsi="Cambria Math"/>
-                <w:bdr w:val="single" w:sz="8" w:space="0" w:color="auto"/>
+                <w:shd w:val="clear" w:color="auto" w:fill="D9D9D9"/>
               </w:rPr>
             </m:ctrlPr>
           </m:sSubPr>
@@ -1358,7 +1358,7 @@
           </m:rPr>
           <w:rPr>
             <w:rFonts w:ascii="Cambria Math" w:hAnsi="Cambria Math"/>
-            <w:bdr w:val="single" w:sz="8" w:space="0" w:color="auto"/>
+            <w:shd w:val="clear" w:color="auto" w:fill="D9D9D9"/>
           </w:rPr>
           <m:t>sin ωt</m:t>
         </m:r>
@@ -1406,7 +1406,7 @@
           <w:rPr>
             <w:rFonts w:ascii="Cambria Math" w:hAnsi="Cambria Math"/>
             <w:szCs w:val="21"/>
-            <w:bdr w:val="single" w:sz="8" w:space="0" w:color="auto"/>
+            <w:shd w:val="clear" w:color="auto" w:fill="D9D9D9"/>
           </w:rPr>
           <m:t>NBSω</m:t>
         </m:r>
@@ -1458,7 +1458,7 @@
           <w:i/>
           <w:szCs w:val="21"/>
           <w:sz w:val="21"/>
-          <w:bdr w:val="single" w:sz="8" w:space="0" w:color="auto"/>
+          <w:shd w:val="clear" w:color="auto" w:fill="D9D9D9"/>
         </w:rPr>
         <w:t>e</w:t>
       </w:r>
@@ -1553,7 +1553,7 @@
           <w:i/>
           <w:szCs w:val="21"/>
           <w:sz w:val="21"/>
-          <w:bdr w:val="single" w:sz="8" w:space="0" w:color="auto"/>
+          <w:shd w:val="clear" w:color="auto" w:fill="D9D9D9"/>
         </w:rPr>
         <w:t>E</w:t>
       </w:r>
@@ -1969,7 +1969,7 @@
             <m:ctrlPr>
               <w:rPr>
                 <w:rFonts w:ascii="Cambria Math" w:hAnsi="Cambria Math"/>
-                <w:bdr w:val="single" w:sz="8" w:space="0" w:color="auto"/>
+                <w:shd w:val="clear" w:color="auto" w:fill="D9D9D9"/>
               </w:rPr>
             </m:ctrlPr>
           </m:sSubPr>
@@ -2002,7 +2002,7 @@
           </m:rPr>
           <w:rPr>
             <w:rFonts w:ascii="Cambria Math" w:hAnsi="Cambria Math" w:cs="Cambria Math"/>
-            <w:bdr w:val="single" w:sz="8" w:space="0" w:color="auto"/>
+            <w:shd w:val="clear" w:color="auto" w:fill="D9D9D9"/>
           </w:rPr>
           <m:t>=</m:t>
         </m:r>
@@ -2011,7 +2011,7 @@
             <m:ctrlPr>
               <w:rPr>
                 <w:rFonts w:ascii="Cambria Math" w:hAnsi="Cambria Math"/>
-                <w:bdr w:val="single" w:sz="8" w:space="0" w:color="auto"/>
+                <w:shd w:val="clear" w:color="auto" w:fill="D9D9D9"/>
               </w:rPr>
             </m:ctrlPr>
           </m:fPr>
@@ -2075,7 +2075,7 @@
             <m:ctrlPr>
               <w:rPr>
                 <w:rFonts w:ascii="Cambria Math" w:hAnsi="Cambria Math"/>
-                <w:bdr w:val="single" w:sz="8" w:space="0" w:color="auto"/>
+                <w:shd w:val="clear" w:color="auto" w:fill="D9D9D9"/>
               </w:rPr>
             </m:ctrlPr>
           </m:sSubPr>
@@ -2108,7 +2108,7 @@
           </m:rPr>
           <w:rPr>
             <w:rFonts w:ascii="Cambria Math" w:hAnsi="Cambria Math" w:cs="Cambria Math"/>
-            <w:bdr w:val="single" w:sz="8" w:space="0" w:color="auto"/>
+            <w:shd w:val="clear" w:color="auto" w:fill="D9D9D9"/>
           </w:rPr>
           <m:t>=</m:t>
         </m:r>
@@ -2117,7 +2117,7 @@
             <m:ctrlPr>
               <w:rPr>
                 <w:rFonts w:ascii="Cambria Math" w:hAnsi="Cambria Math"/>
-                <w:bdr w:val="single" w:sz="8" w:space="0" w:color="auto"/>
+                <w:shd w:val="clear" w:color="auto" w:fill="D9D9D9"/>
               </w:rPr>
             </m:ctrlPr>
           </m:fPr>
@@ -2172,7 +2172,7 @@
           </m:rPr>
           <w:rPr>
             <w:rFonts w:ascii="Cambria Math" w:hAnsi="Cambria Math" w:cs="Cambria Math"/>
-            <w:bdr w:val="single" w:sz="8" w:space="0" w:color="auto"/>
+            <w:shd w:val="clear" w:color="auto" w:fill="D9D9D9"/>
           </w:rPr>
           <m:t>R</m:t>
         </m:r>
@@ -2867,7 +2867,7 @@
                   <m:ctrlPr>
                     <w:rPr>
                       <w:rFonts w:ascii="Cambria Math" w:hAnsi="Cambria Math"/>
-                      <w:bdr w:val="single" w:sz="8" w:space="0" w:color="auto"/>
+                      <w:shd w:val="clear" w:color="auto" w:fill="D9D9D9"/>
                     </w:rPr>
                   </m:ctrlPr>
                 </m:fPr>
@@ -3083,7 +3083,7 @@
                   <m:ctrlPr>
                     <w:rPr>
                       <w:rFonts w:ascii="Cambria Math" w:hAnsi="Cambria Math"/>
-                      <w:bdr w:val="single" w:sz="8" w:space="0" w:color="auto"/>
+                      <w:shd w:val="clear" w:color="auto" w:fill="D9D9D9"/>
                     </w:rPr>
                   </m:ctrlPr>
                 </m:fPr>
@@ -3178,7 +3178,7 @@
                   <m:ctrlPr>
                     <w:rPr>
                       <w:rFonts w:ascii="Cambria Math" w:hAnsi="Cambria Math"/>
-                      <w:bdr w:val="single" w:sz="8" w:space="0" w:color="auto"/>
+                      <w:shd w:val="clear" w:color="auto" w:fill="D9D9D9"/>
                     </w:rPr>
                   </m:ctrlPr>
                 </m:fPr>
@@ -3273,7 +3273,7 @@
                   <m:ctrlPr>
                     <w:rPr>
                       <w:rFonts w:ascii="Cambria Math" w:hAnsi="Cambria Math"/>
-                      <w:bdr w:val="single" w:sz="8" w:space="0" w:color="auto"/>
+                      <w:shd w:val="clear" w:color="auto" w:fill="D9D9D9"/>
                     </w:rPr>
                   </m:ctrlPr>
                 </m:fPr>
@@ -3654,7 +3654,7 @@
                   <m:ctrlPr>
                     <w:rPr>
                       <w:rFonts w:ascii="Cambria Math" w:hAnsi="Cambria Math"/>
-                      <w:bdr w:val="single" w:sz="8" w:space="0" w:color="auto"/>
+                      <w:shd w:val="clear" w:color="auto" w:fill="D9D9D9"/>
                     </w:rPr>
                   </m:ctrlPr>
                 </m:fPr>
@@ -3768,7 +3768,7 @@
                   <m:ctrlPr>
                     <w:rPr>
                       <w:rFonts w:ascii="Cambria Math" w:hAnsi="Cambria Math"/>
-                      <w:bdr w:val="single" w:sz="8" w:space="0" w:color="auto"/>
+                      <w:shd w:val="clear" w:color="auto" w:fill="D9D9D9"/>
                     </w:rPr>
                   </m:ctrlPr>
                 </m:fPr>
@@ -3953,7 +3953,7 @@
                   <m:ctrlPr>
                     <w:rPr>
                       <w:rFonts w:ascii="Cambria Math" w:hAnsi="Cambria Math"/>
-                      <w:bdr w:val="single" w:sz="8" w:space="0" w:color="auto"/>
+                      <w:shd w:val="clear" w:color="auto" w:fill="D9D9D9"/>
                     </w:rPr>
                   </m:ctrlPr>
                 </m:fPr>
@@ -4016,7 +4016,7 @@
           <w:rFonts w:ascii="Times New Roman" w:hAnsi="Times New Roman" w:eastAsia="宋体" w:cs="Times New Roman"/>
           <w:szCs w:val="21"/>
           <w:sz w:val="21"/>
-          <w:bdr w:val="single" w:sz="8" w:space="0" w:color="auto"/>
+          <w:shd w:val="clear" w:color="auto" w:fill="D9D9D9"/>
         </w:rPr>
         <w:t xml:space="preserve">3.3 </w:t>
       </w:r>
@@ -4025,7 +4025,7 @@
           <w:rFonts w:ascii="Times New Roman" w:hAnsi="Times New Roman" w:eastAsia="宋体" w:cs="Times New Roman"/>
           <w:szCs w:val="21"/>
           <w:sz w:val="21"/>
-          <w:bdr w:val="single" w:sz="8" w:space="0" w:color="auto"/>
+          <w:shd w:val="clear" w:color="auto" w:fill="D9D9D9"/>
         </w:rPr>
         <w:t>变压器</w:t>
       </w:r>
@@ -4076,7 +4076,7 @@
           <w:rFonts w:ascii="Times New Roman" w:hAnsi="Times New Roman" w:eastAsia="宋体" w:cs="Times New Roman"/>
           <w:szCs w:val="21"/>
           <w:sz w:val="21"/>
-          <w:bdr w:val="single" w:sz="8" w:space="0" w:color="auto"/>
+          <w:shd w:val="clear" w:color="auto" w:fill="D9D9D9"/>
         </w:rPr>
         <w:t>闭合铁芯</w:t>
       </w:r>
@@ -4093,7 +4093,7 @@
           <w:rFonts w:ascii="Times New Roman" w:hAnsi="Times New Roman" w:eastAsia="宋体" w:cs="Times New Roman"/>
           <w:szCs w:val="21"/>
           <w:sz w:val="21"/>
-          <w:bdr w:val="single" w:sz="8" w:space="0" w:color="auto"/>
+          <w:shd w:val="clear" w:color="auto" w:fill="D9D9D9"/>
         </w:rPr>
         <w:t>原线圈</w:t>
       </w:r>
@@ -4110,7 +4110,7 @@
           <w:rFonts w:ascii="Times New Roman" w:hAnsi="Times New Roman" w:eastAsia="宋体" w:cs="Times New Roman"/>
           <w:szCs w:val="21"/>
           <w:sz w:val="21"/>
-          <w:bdr w:val="single" w:sz="8" w:space="0" w:color="auto"/>
+          <w:shd w:val="clear" w:color="auto" w:fill="D9D9D9"/>
         </w:rPr>
         <w:t>副线圈</w:t>
       </w:r>
@@ -4214,7 +4214,7 @@
           <w:rFonts w:ascii="Times New Roman" w:hAnsi="Times New Roman" w:eastAsia="宋体" w:cs="Times New Roman"/>
           <w:szCs w:val="21"/>
           <w:sz w:val="21"/>
-          <w:bdr w:val="single" w:sz="8" w:space="0" w:color="auto"/>
+          <w:shd w:val="clear" w:color="auto" w:fill="D9D9D9"/>
         </w:rPr>
         <w:t>互感</w:t>
       </w:r>
@@ -4231,7 +4231,7 @@
           <w:rFonts w:ascii="Times New Roman" w:hAnsi="Times New Roman" w:eastAsia="宋体" w:cs="Times New Roman"/>
           <w:szCs w:val="21"/>
           <w:sz w:val="21"/>
-          <w:bdr w:val="single" w:sz="8" w:space="0" w:color="auto"/>
+          <w:shd w:val="clear" w:color="auto" w:fill="D9D9D9"/>
         </w:rPr>
         <w:t>电流</w:t>
       </w:r>
@@ -4262,7 +4262,7 @@
           <w:rFonts w:ascii="Times New Roman" w:hAnsi="Times New Roman" w:eastAsia="宋体" w:cs="Times New Roman"/>
           <w:szCs w:val="21"/>
           <w:sz w:val="21"/>
-          <w:bdr w:val="single" w:sz="8" w:space="0" w:color="auto"/>
+          <w:shd w:val="clear" w:color="auto" w:fill="D9D9D9"/>
         </w:rPr>
         <w:t>磁场</w:t>
       </w:r>
@@ -4279,7 +4279,7 @@
           <w:rFonts w:ascii="Times New Roman" w:hAnsi="Times New Roman" w:eastAsia="宋体" w:cs="Times New Roman"/>
           <w:szCs w:val="21"/>
           <w:sz w:val="21"/>
-          <w:bdr w:val="single" w:sz="8" w:space="0" w:color="auto"/>
+          <w:shd w:val="clear" w:color="auto" w:fill="D9D9D9"/>
         </w:rPr>
         <w:t>感应电动势</w:t>
       </w:r>
@@ -4296,7 +4296,7 @@
           <w:rFonts w:ascii="Times New Roman" w:hAnsi="Times New Roman" w:eastAsia="宋体" w:cs="Times New Roman"/>
           <w:szCs w:val="21"/>
           <w:sz w:val="21"/>
-          <w:bdr w:val="single" w:sz="8" w:space="0" w:color="auto"/>
+          <w:shd w:val="clear" w:color="auto" w:fill="D9D9D9"/>
         </w:rPr>
         <w:t>输出电流</w:t>
       </w:r>
@@ -4330,7 +4330,7 @@
           <w:rFonts w:ascii="Times New Roman" w:hAnsi="Times New Roman" w:eastAsia="宋体" w:cs="Times New Roman"/>
           <w:szCs w:val="21"/>
           <w:sz w:val="21"/>
-          <w:bdr w:val="single" w:sz="8" w:space="0" w:color="auto"/>
+          <w:shd w:val="clear" w:color="auto" w:fill="D9D9D9"/>
         </w:rPr>
         <w:t>变压器不改变交变电流的周期和频率</w:t>
       </w:r>
@@ -4389,7 +4389,7 @@
           <w:rFonts w:ascii="Times New Roman" w:hAnsi="Times New Roman" w:eastAsia="宋体" w:cs="Times New Roman"/>
           <w:szCs w:val="21"/>
           <w:sz w:val="21"/>
-          <w:bdr w:val="single" w:sz="8" w:space="0" w:color="auto"/>
+          <w:shd w:val="clear" w:color="auto" w:fill="D9D9D9"/>
         </w:rPr>
         <w:t>磁场</w:t>
       </w:r>
@@ -4406,7 +4406,7 @@
           <w:rFonts w:ascii="Times New Roman" w:hAnsi="Times New Roman" w:eastAsia="宋体" w:cs="Times New Roman"/>
           <w:szCs w:val="21"/>
           <w:sz w:val="21"/>
-          <w:bdr w:val="single" w:sz="8" w:space="0" w:color="auto"/>
+          <w:shd w:val="clear" w:color="auto" w:fill="D9D9D9"/>
         </w:rPr>
         <w:t>电场</w:t>
       </w:r>
@@ -4491,7 +4491,7 @@
             <m:ctrlPr>
               <w:rPr>
                 <w:rFonts w:ascii="Cambria Math" w:hAnsi="Cambria Math"/>
-                <w:bdr w:val="single" w:sz="8" w:space="0" w:color="auto"/>
+                <w:shd w:val="clear" w:color="auto" w:fill="D9D9D9"/>
               </w:rPr>
             </m:ctrlPr>
           </m:fPr>
@@ -4568,7 +4568,7 @@
           </m:rPr>
           <w:rPr>
             <w:rFonts w:ascii="Cambria Math" w:hAnsi="Cambria Math" w:cs="Cambria Math"/>
-            <w:bdr w:val="single" w:sz="8" w:space="0" w:color="auto"/>
+            <w:shd w:val="clear" w:color="auto" w:fill="D9D9D9"/>
           </w:rPr>
           <m:t>=</m:t>
         </m:r>
@@ -4578,7 +4578,7 @@
               <w:rPr>
                 <w:rFonts w:ascii="Cambria Math" w:hAnsi="Cambria Math"/>
                 <w:szCs w:val="21"/>
-                <w:bdr w:val="single" w:sz="8" w:space="0" w:color="auto"/>
+                <w:shd w:val="clear" w:color="auto" w:fill="D9D9D9"/>
               </w:rPr>
             </m:ctrlPr>
           </m:fPr>
@@ -4754,7 +4754,7 @@
           <w:i/>
           <w:szCs w:val="21"/>
           <w:sz w:val="21"/>
-          <w:bdr w:val="single" w:sz="8" w:space="0" w:color="auto"/>
+          <w:shd w:val="clear" w:color="auto" w:fill="D9D9D9"/>
         </w:rPr>
         <w:t>&gt;</w:t>
       </w:r>
@@ -4881,7 +4881,7 @@
           <w:i/>
           <w:szCs w:val="21"/>
           <w:sz w:val="21"/>
-          <w:bdr w:val="single" w:sz="8" w:space="0" w:color="auto"/>
+          <w:shd w:val="clear" w:color="auto" w:fill="D9D9D9"/>
         </w:rPr>
         <w:t>&lt;</w:t>
       </w:r>
@@ -4951,7 +4951,7 @@
             <m:ctrlPr>
               <w:rPr>
                 <w:rFonts w:ascii="Cambria Math" w:hAnsi="Cambria Math"/>
-                <w:bdr w:val="single" w:sz="8" w:space="0" w:color="auto"/>
+                <w:shd w:val="clear" w:color="auto" w:fill="D9D9D9"/>
               </w:rPr>
             </m:ctrlPr>
           </m:fPr>
@@ -5028,7 +5028,7 @@
           </m:rPr>
           <w:rPr>
             <w:rFonts w:ascii="Cambria Math" w:hAnsi="Cambria Math" w:cs="Cambria Math"/>
-            <w:bdr w:val="single" w:sz="8" w:space="0" w:color="auto"/>
+            <w:shd w:val="clear" w:color="auto" w:fill="D9D9D9"/>
           </w:rPr>
           <m:t>=</m:t>
         </m:r>
@@ -5037,7 +5037,7 @@
             <m:ctrlPr>
               <w:rPr>
                 <w:rFonts w:ascii="Cambria Math" w:hAnsi="Cambria Math"/>
-                <w:bdr w:val="single" w:sz="8" w:space="0" w:color="auto"/>
+                <w:shd w:val="clear" w:color="auto" w:fill="D9D9D9"/>
               </w:rPr>
             </m:ctrlPr>
           </m:fPr>
@@ -5114,7 +5114,7 @@
           </m:rPr>
           <w:rPr>
             <w:rFonts w:ascii="Cambria Math" w:hAnsi="Cambria Math" w:cs="Cambria Math"/>
-            <w:bdr w:val="single" w:sz="8" w:space="0" w:color="auto"/>
+            <w:shd w:val="clear" w:color="auto" w:fill="D9D9D9"/>
           </w:rPr>
           <m:t>=</m:t>
         </m:r>
@@ -5123,7 +5123,7 @@
             <m:ctrlPr>
               <w:rPr>
                 <w:rFonts w:ascii="Cambria Math" w:hAnsi="Cambria Math"/>
-                <w:bdr w:val="single" w:sz="8" w:space="0" w:color="auto"/>
+                <w:shd w:val="clear" w:color="auto" w:fill="D9D9D9"/>
               </w:rPr>
             </m:ctrlPr>
           </m:fPr>
@@ -5200,7 +5200,7 @@
           </m:rPr>
           <w:rPr>
             <w:rFonts w:ascii="Cambria Math" w:hAnsi="Cambria Math" w:cs="Cambria Math"/>
-            <w:bdr w:val="single" w:sz="8" w:space="0" w:color="auto"/>
+            <w:shd w:val="clear" w:color="auto" w:fill="D9D9D9"/>
           </w:rPr>
           <m:t>=…</m:t>
         </m:r>
@@ -5252,7 +5252,7 @@
           <w:rFonts w:ascii="Times New Roman" w:hAnsi="Times New Roman" w:eastAsia="宋体" w:cs="Times New Roman"/>
           <w:szCs w:val="21"/>
           <w:sz w:val="21"/>
-          <w:bdr w:val="single" w:sz="8" w:space="0" w:color="auto"/>
+          <w:shd w:val="clear" w:color="auto" w:fill="D9D9D9"/>
         </w:rPr>
         <w:t>等于</w:t>
       </w:r>
@@ -5270,7 +5270,7 @@
           <w:i/>
           <w:szCs w:val="21"/>
           <w:sz w:val="21"/>
-          <w:bdr w:val="single" w:sz="8" w:space="0" w:color="auto"/>
+          <w:shd w:val="clear" w:color="auto" w:fill="D9D9D9"/>
         </w:rPr>
         <w:t>P</w:t>
       </w:r>
@@ -5383,7 +5383,7 @@
           <w:i/>
           <w:szCs w:val="21"/>
           <w:sz w:val="21"/>
-          <w:bdr w:val="single" w:sz="8" w:space="0" w:color="auto"/>
+          <w:shd w:val="clear" w:color="auto" w:fill="D9D9D9"/>
         </w:rPr>
         <w:t>U</w:t>
       </w:r>
@@ -5476,7 +5476,7 @@
             <m:ctrlPr>
               <w:rPr>
                 <w:rFonts w:ascii="Cambria Math" w:hAnsi="Cambria Math"/>
-                <w:bdr w:val="single" w:sz="8" w:space="0" w:color="auto"/>
+                <w:shd w:val="clear" w:color="auto" w:fill="D9D9D9"/>
               </w:rPr>
             </m:ctrlPr>
           </m:fPr>
@@ -5553,7 +5553,7 @@
           </m:rPr>
           <w:rPr>
             <w:rFonts w:ascii="Cambria Math" w:hAnsi="Cambria Math" w:cs="Cambria Math"/>
-            <w:bdr w:val="single" w:sz="8" w:space="0" w:color="auto"/>
+            <w:shd w:val="clear" w:color="auto" w:fill="D9D9D9"/>
           </w:rPr>
           <m:t>=</m:t>
         </m:r>
@@ -5562,7 +5562,7 @@
             <m:ctrlPr>
               <w:rPr>
                 <w:rFonts w:ascii="Cambria Math" w:hAnsi="Cambria Math"/>
-                <w:bdr w:val="single" w:sz="8" w:space="0" w:color="auto"/>
+                <w:shd w:val="clear" w:color="auto" w:fill="D9D9D9"/>
               </w:rPr>
             </m:ctrlPr>
           </m:fPr>
@@ -5681,7 +5681,7 @@
           <w:i/>
           <w:szCs w:val="21"/>
           <w:sz w:val="21"/>
-          <w:bdr w:val="single" w:sz="8" w:space="0" w:color="auto"/>
+          <w:shd w:val="clear" w:color="auto" w:fill="D9D9D9"/>
         </w:rPr>
         <w:t>I</w:t>
       </w:r>
@@ -5991,7 +5991,7 @@
           <w:rFonts w:ascii="Times New Roman" w:hAnsi="Times New Roman" w:eastAsia="宋体" w:cs="Times New Roman"/>
           <w:szCs w:val="21"/>
           <w:sz w:val="21"/>
-          <w:bdr w:val="single" w:sz="8" w:space="0" w:color="auto"/>
+          <w:shd w:val="clear" w:color="auto" w:fill="D9D9D9"/>
         </w:rPr>
         <w:t xml:space="preserve">3.4 </w:t>
       </w:r>
@@ -6000,7 +6000,7 @@
           <w:rFonts w:ascii="Times New Roman" w:hAnsi="Times New Roman" w:eastAsia="宋体" w:cs="Times New Roman"/>
           <w:szCs w:val="21"/>
           <w:sz w:val="21"/>
-          <w:bdr w:val="single" w:sz="8" w:space="0" w:color="auto"/>
+          <w:shd w:val="clear" w:color="auto" w:fill="D9D9D9"/>
         </w:rPr>
         <w:t>电能的输送</w:t>
       </w:r>
@@ -6034,7 +6034,7 @@
           <w:rFonts w:ascii="Times New Roman" w:hAnsi="Times New Roman" w:eastAsia="宋体" w:cs="Times New Roman"/>
           <w:szCs w:val="21"/>
           <w:sz w:val="21"/>
-          <w:bdr w:val="single" w:sz="8" w:space="0" w:color="auto"/>
+          <w:shd w:val="clear" w:color="auto" w:fill="D9D9D9"/>
         </w:rPr>
         <w:t>升压</w:t>
       </w:r>
@@ -6051,7 +6051,7 @@
           <w:rFonts w:ascii="Times New Roman" w:hAnsi="Times New Roman" w:eastAsia="宋体" w:cs="Times New Roman"/>
           <w:szCs w:val="21"/>
           <w:sz w:val="21"/>
-          <w:bdr w:val="single" w:sz="8" w:space="0" w:color="auto"/>
+          <w:shd w:val="clear" w:color="auto" w:fill="D9D9D9"/>
         </w:rPr>
         <w:t>降压</w:t>
       </w:r>
@@ -6094,7 +6094,7 @@
           <w:rFonts w:ascii="Times New Roman" w:hAnsi="Times New Roman" w:eastAsia="宋体" w:cs="Times New Roman"/>
           <w:szCs w:val="21"/>
           <w:sz w:val="21"/>
-          <w:bdr w:val="single" w:sz="8" w:space="0" w:color="auto"/>
+          <w:shd w:val="clear" w:color="auto" w:fill="D9D9D9"/>
         </w:rPr>
         <w:t>变电站</w:t>
       </w:r>
@@ -6111,7 +6111,7 @@
           <w:rFonts w:ascii="Times New Roman" w:hAnsi="Times New Roman" w:eastAsia="宋体" w:cs="Times New Roman"/>
           <w:szCs w:val="21"/>
           <w:sz w:val="21"/>
-          <w:bdr w:val="single" w:sz="8" w:space="0" w:color="auto"/>
+          <w:shd w:val="clear" w:color="auto" w:fill="D9D9D9"/>
         </w:rPr>
         <w:t>网络</w:t>
       </w:r>
@@ -6186,7 +6186,7 @@
           <w:rFonts w:ascii="Times New Roman" w:hAnsi="Times New Roman" w:eastAsia="宋体" w:cs="Times New Roman"/>
           <w:szCs w:val="21"/>
           <w:sz w:val="21"/>
-          <w:bdr w:val="single" w:sz="8" w:space="0" w:color="auto"/>
+          <w:shd w:val="clear" w:color="auto" w:fill="D9D9D9"/>
         </w:rPr>
         <w:t>经济效益</w:t>
       </w:r>
@@ -6236,7 +6236,7 @@
           <w:rFonts w:ascii="Times New Roman" w:hAnsi="Times New Roman" w:eastAsia="宋体" w:cs="Times New Roman"/>
           <w:szCs w:val="21"/>
           <w:sz w:val="21"/>
-          <w:bdr w:val="single" w:sz="8" w:space="0" w:color="auto"/>
+          <w:shd w:val="clear" w:color="auto" w:fill="D9D9D9"/>
         </w:rPr>
         <w:t>电力供需</w:t>
       </w:r>
@@ -6286,7 +6286,7 @@
           <w:rFonts w:ascii="Times New Roman" w:hAnsi="Times New Roman" w:eastAsia="宋体" w:cs="Times New Roman"/>
           <w:szCs w:val="21"/>
           <w:sz w:val="21"/>
-          <w:bdr w:val="single" w:sz="8" w:space="0" w:color="auto"/>
+          <w:shd w:val="clear" w:color="auto" w:fill="D9D9D9"/>
         </w:rPr>
         <w:t>电力</w:t>
       </w:r>
@@ -6483,7 +6483,7 @@
           <w:i/>
           <w:szCs w:val="21"/>
           <w:sz w:val="21"/>
-          <w:bdr w:val="single" w:sz="8" w:space="0" w:color="auto"/>
+          <w:shd w:val="clear" w:color="auto" w:fill="D9D9D9"/>
         </w:rPr>
         <w:t>P</w:t>
       </w:r>
@@ -6584,7 +6584,7 @@
           <w:i/>
           <w:szCs w:val="21"/>
           <w:sz w:val="21"/>
-          <w:bdr w:val="single" w:sz="8" w:space="0" w:color="auto"/>
+          <w:shd w:val="clear" w:color="auto" w:fill="D9D9D9"/>
         </w:rPr>
         <w:t>U</w:t>
       </w:r>
@@ -6656,7 +6656,7 @@
           <w:i/>
           <w:szCs w:val="21"/>
           <w:sz w:val="21"/>
-          <w:bdr w:val="single" w:sz="8" w:space="0" w:color="auto"/>
+          <w:shd w:val="clear" w:color="auto" w:fill="D9D9D9"/>
         </w:rPr>
         <w:t>P</w:t>
       </w:r>
@@ -6860,7 +6860,7 @@
           <w:i/>
           <w:szCs w:val="21"/>
           <w:sz w:val="21"/>
-          <w:bdr w:val="single" w:sz="8" w:space="0" w:color="auto"/>
+          <w:shd w:val="clear" w:color="auto" w:fill="D9D9D9"/>
         </w:rPr>
         <w:t>P</w:t>
       </w:r>
@@ -6992,7 +6992,7 @@
           <w:i/>
           <w:szCs w:val="21"/>
           <w:sz w:val="21"/>
-          <w:bdr w:val="single" w:sz="8" w:space="0" w:color="auto"/>
+          <w:shd w:val="clear" w:color="auto" w:fill="D9D9D9"/>
         </w:rPr>
         <w:t>P</w:t>
       </w:r>
@@ -7197,7 +7197,7 @@
             <m:ctrlPr>
               <w:rPr>
                 <w:rFonts w:ascii="Cambria Math" w:hAnsi="Cambria Math"/>
-                <w:bdr w:val="single" w:sz="8" w:space="0" w:color="auto"/>
+                <w:shd w:val="clear" w:color="auto" w:fill="D9D9D9"/>
               </w:rPr>
             </m:ctrlPr>
           </m:fPr>
@@ -7274,7 +7274,7 @@
           </m:rPr>
           <w:rPr>
             <w:rFonts w:ascii="Cambria Math" w:hAnsi="Cambria Math" w:cs="Cambria Math"/>
-            <w:bdr w:val="single" w:sz="8" w:space="0" w:color="auto"/>
+            <w:shd w:val="clear" w:color="auto" w:fill="D9D9D9"/>
           </w:rPr>
           <m:t>=</m:t>
         </m:r>
@@ -7283,7 +7283,7 @@
             <m:ctrlPr>
               <w:rPr>
                 <w:rFonts w:ascii="Cambria Math" w:hAnsi="Cambria Math"/>
-                <w:bdr w:val="single" w:sz="8" w:space="0" w:color="auto"/>
+                <w:shd w:val="clear" w:color="auto" w:fill="D9D9D9"/>
               </w:rPr>
             </m:ctrlPr>
           </m:fPr>
@@ -7440,7 +7440,7 @@
             <m:ctrlPr>
               <w:rPr>
                 <w:rFonts w:ascii="Cambria Math" w:hAnsi="Cambria Math"/>
-                <w:bdr w:val="single" w:sz="8" w:space="0" w:color="auto"/>
+                <w:shd w:val="clear" w:color="auto" w:fill="D9D9D9"/>
               </w:rPr>
             </m:ctrlPr>
           </m:fPr>
@@ -7517,7 +7517,7 @@
           </m:rPr>
           <w:rPr>
             <w:rFonts w:ascii="Cambria Math" w:hAnsi="Cambria Math" w:cs="Cambria Math"/>
-            <w:bdr w:val="single" w:sz="8" w:space="0" w:color="auto"/>
+            <w:shd w:val="clear" w:color="auto" w:fill="D9D9D9"/>
           </w:rPr>
           <m:t>=</m:t>
         </m:r>
@@ -7526,7 +7526,7 @@
             <m:ctrlPr>
               <w:rPr>
                 <w:rFonts w:ascii="Cambria Math" w:hAnsi="Cambria Math"/>
-                <w:bdr w:val="single" w:sz="8" w:space="0" w:color="auto"/>
+                <w:shd w:val="clear" w:color="auto" w:fill="D9D9D9"/>
               </w:rPr>
             </m:ctrlPr>
           </m:fPr>
@@ -7637,7 +7637,7 @@
             <m:ctrlPr>
               <w:rPr>
                 <w:rFonts w:ascii="Cambria Math" w:hAnsi="Cambria Math"/>
-                <w:bdr w:val="single" w:sz="8" w:space="0" w:color="auto"/>
+                <w:shd w:val="clear" w:color="auto" w:fill="D9D9D9"/>
               </w:rPr>
             </m:ctrlPr>
           </m:fPr>
@@ -7714,7 +7714,7 @@
           </m:rPr>
           <w:rPr>
             <w:rFonts w:ascii="Cambria Math" w:hAnsi="Cambria Math" w:cs="Cambria Math"/>
-            <w:bdr w:val="single" w:sz="8" w:space="0" w:color="auto"/>
+            <w:shd w:val="clear" w:color="auto" w:fill="D9D9D9"/>
           </w:rPr>
           <m:t>=</m:t>
         </m:r>
@@ -7723,7 +7723,7 @@
             <m:ctrlPr>
               <w:rPr>
                 <w:rFonts w:ascii="Cambria Math" w:hAnsi="Cambria Math"/>
-                <w:bdr w:val="single" w:sz="8" w:space="0" w:color="auto"/>
+                <w:shd w:val="clear" w:color="auto" w:fill="D9D9D9"/>
               </w:rPr>
             </m:ctrlPr>
           </m:fPr>
@@ -7890,7 +7890,7 @@
             <m:ctrlPr>
               <w:rPr>
                 <w:rFonts w:ascii="Cambria Math" w:hAnsi="Cambria Math"/>
-                <w:bdr w:val="single" w:sz="8" w:space="0" w:color="auto"/>
+                <w:shd w:val="clear" w:color="auto" w:fill="D9D9D9"/>
               </w:rPr>
             </m:ctrlPr>
           </m:fPr>
@@ -7967,7 +7967,7 @@
           </m:rPr>
           <w:rPr>
             <w:rFonts w:ascii="Cambria Math" w:hAnsi="Cambria Math" w:cs="Cambria Math"/>
-            <w:bdr w:val="single" w:sz="8" w:space="0" w:color="auto"/>
+            <w:shd w:val="clear" w:color="auto" w:fill="D9D9D9"/>
           </w:rPr>
           <m:t>=</m:t>
         </m:r>
@@ -7976,7 +7976,7 @@
             <m:ctrlPr>
               <w:rPr>
                 <w:rFonts w:ascii="Cambria Math" w:hAnsi="Cambria Math"/>
-                <w:bdr w:val="single" w:sz="8" w:space="0" w:color="auto"/>
+                <w:shd w:val="clear" w:color="auto" w:fill="D9D9D9"/>
               </w:rPr>
             </m:ctrlPr>
           </m:fPr>
@@ -8087,7 +8087,7 @@
             <m:ctrlPr>
               <w:rPr>
                 <w:rFonts w:ascii="Cambria Math" w:hAnsi="Cambria Math"/>
-                <w:bdr w:val="single" w:sz="8" w:space="0" w:color="auto"/>
+                <w:shd w:val="clear" w:color="auto" w:fill="D9D9D9"/>
               </w:rPr>
             </m:ctrlPr>
           </m:sSubPr>
@@ -8120,7 +8120,7 @@
           </m:rPr>
           <w:rPr>
             <w:rFonts w:ascii="Cambria Math" w:hAnsi="Cambria Math" w:cs="Cambria Math"/>
-            <w:bdr w:val="single" w:sz="8" w:space="0" w:color="auto"/>
+            <w:shd w:val="clear" w:color="auto" w:fill="D9D9D9"/>
           </w:rPr>
           <m:t>=</m:t>
         </m:r>
@@ -8129,7 +8129,7 @@
             <m:ctrlPr>
               <w:rPr>
                 <w:rFonts w:ascii="Cambria Math" w:hAnsi="Cambria Math"/>
-                <w:bdr w:val="single" w:sz="8" w:space="0" w:color="auto"/>
+                <w:shd w:val="clear" w:color="auto" w:fill="D9D9D9"/>
               </w:rPr>
             </m:ctrlPr>
           </m:fPr>
@@ -8206,7 +8206,7 @@
           </m:rPr>
           <w:rPr>
             <w:rFonts w:ascii="Cambria Math" w:hAnsi="Cambria Math" w:cs="Cambria Math"/>
-            <w:bdr w:val="single" w:sz="8" w:space="0" w:color="auto"/>
+            <w:shd w:val="clear" w:color="auto" w:fill="D9D9D9"/>
           </w:rPr>
           <m:t>=</m:t>
         </m:r>
@@ -8215,7 +8215,7 @@
             <m:ctrlPr>
               <w:rPr>
                 <w:rFonts w:ascii="Cambria Math" w:hAnsi="Cambria Math"/>
-                <w:bdr w:val="single" w:sz="8" w:space="0" w:color="auto"/>
+                <w:shd w:val="clear" w:color="auto" w:fill="D9D9D9"/>
               </w:rPr>
             </m:ctrlPr>
           </m:fPr>
@@ -8292,7 +8292,7 @@
           </m:rPr>
           <w:rPr>
             <w:rFonts w:ascii="Cambria Math" w:hAnsi="Cambria Math" w:cs="Cambria Math"/>
-            <w:bdr w:val="single" w:sz="8" w:space="0" w:color="auto"/>
+            <w:shd w:val="clear" w:color="auto" w:fill="D9D9D9"/>
           </w:rPr>
           <m:t>=</m:t>
         </m:r>
@@ -8301,7 +8301,7 @@
             <m:ctrlPr>
               <w:rPr>
                 <w:rFonts w:ascii="Cambria Math" w:hAnsi="Cambria Math"/>
-                <w:bdr w:val="single" w:sz="8" w:space="0" w:color="auto"/>
+                <w:shd w:val="clear" w:color="auto" w:fill="D9D9D9"/>
               </w:rPr>
             </m:ctrlPr>
           </m:fPr>
@@ -8378,7 +8378,7 @@
           </m:rPr>
           <w:rPr>
             <w:rFonts w:ascii="Cambria Math" w:hAnsi="Cambria Math" w:cs="Cambria Math"/>
-            <w:bdr w:val="single" w:sz="8" w:space="0" w:color="auto"/>
+            <w:shd w:val="clear" w:color="auto" w:fill="D9D9D9"/>
           </w:rPr>
           <m:t>Δ</m:t>
         </m:r>
@@ -8388,7 +8388,7 @@
           </m:rPr>
           <w:rPr>
             <w:rFonts w:ascii="Cambria Math" w:hAnsi="Cambria Math" w:cs="Cambria Math"/>
-            <w:bdr w:val="single" w:sz="8" w:space="0" w:color="auto"/>
+            <w:shd w:val="clear" w:color="auto" w:fill="D9D9D9"/>
           </w:rPr>
           <m:t>P=</m:t>
         </m:r>
@@ -8397,7 +8397,7 @@
             <m:ctrlPr>
               <w:rPr>
                 <w:rFonts w:ascii="Cambria Math" w:hAnsi="Cambria Math"/>
-                <w:bdr w:val="single" w:sz="8" w:space="0" w:color="auto"/>
+                <w:shd w:val="clear" w:color="auto" w:fill="D9D9D9"/>
               </w:rPr>
             </m:ctrlPr>
           </m:sSubPr>
@@ -8430,7 +8430,7 @@
           </m:rPr>
           <w:rPr>
             <w:rFonts w:ascii="Cambria Math" w:hAnsi="Cambria Math" w:cs="Cambria Math"/>
-            <w:bdr w:val="single" w:sz="8" w:space="0" w:color="auto"/>
+            <w:shd w:val="clear" w:color="auto" w:fill="D9D9D9"/>
           </w:rPr>
           <m:t>-</m:t>
         </m:r>
@@ -8439,7 +8439,7 @@
             <m:ctrlPr>
               <w:rPr>
                 <w:rFonts w:ascii="Cambria Math" w:hAnsi="Cambria Math"/>
-                <w:bdr w:val="single" w:sz="8" w:space="0" w:color="auto"/>
+                <w:shd w:val="clear" w:color="auto" w:fill="D9D9D9"/>
               </w:rPr>
             </m:ctrlPr>
           </m:sSubPr>
@@ -8472,7 +8472,7 @@
           </m:rPr>
           <w:rPr>
             <w:rFonts w:ascii="Cambria Math" w:hAnsi="Cambria Math" w:cs="Cambria Math"/>
-            <w:bdr w:val="single" w:sz="8" w:space="0" w:color="auto"/>
+            <w:shd w:val="clear" w:color="auto" w:fill="D9D9D9"/>
           </w:rPr>
           <m:t>=</m:t>
         </m:r>
@@ -8481,7 +8481,7 @@
             <m:ctrlPr>
               <w:rPr>
                 <w:rFonts w:ascii="Cambria Math" w:hAnsi="Cambria Math"/>
-                <w:bdr w:val="single" w:sz="8" w:space="0" w:color="auto"/>
+                <w:shd w:val="clear" w:color="auto" w:fill="D9D9D9"/>
               </w:rPr>
             </m:ctrlPr>
           </m:sSupPr>
@@ -8535,7 +8535,7 @@
             <m:ctrlPr>
               <w:rPr>
                 <w:rFonts w:ascii="Cambria Math" w:hAnsi="Cambria Math"/>
-                <w:bdr w:val="single" w:sz="8" w:space="0" w:color="auto"/>
+                <w:shd w:val="clear" w:color="auto" w:fill="D9D9D9"/>
               </w:rPr>
             </m:ctrlPr>
           </m:sSubPr>
@@ -8568,7 +8568,7 @@
           </m:rPr>
           <w:rPr>
             <w:rFonts w:ascii="Cambria Math" w:hAnsi="Cambria Math" w:cs="Cambria Math"/>
-            <w:bdr w:val="single" w:sz="8" w:space="0" w:color="auto"/>
+            <w:shd w:val="clear" w:color="auto" w:fill="D9D9D9"/>
           </w:rPr>
           <m:t>=</m:t>
         </m:r>
@@ -8577,7 +8577,7 @@
             <m:ctrlPr>
               <w:rPr>
                 <w:rFonts w:ascii="Cambria Math" w:hAnsi="Cambria Math"/>
-                <w:bdr w:val="single" w:sz="8" w:space="0" w:color="auto"/>
+                <w:shd w:val="clear" w:color="auto" w:fill="D9D9D9"/>
               </w:rPr>
             </m:ctrlPr>
           </m:fPr>
@@ -8652,7 +8652,7 @@
           </m:rPr>
           <w:rPr>
             <w:rFonts w:ascii="Cambria Math" w:hAnsi="Cambria Math" w:cs="Cambria Math"/>
-            <w:bdr w:val="single" w:sz="8" w:space="0" w:color="auto"/>
+            <w:shd w:val="clear" w:color="auto" w:fill="D9D9D9"/>
           </w:rPr>
           <m:t>=</m:t>
         </m:r>
@@ -8662,7 +8662,7 @@
           </m:rPr>
           <w:rPr>
             <w:rFonts w:ascii="Cambria Math" w:hAnsi="Cambria Math" w:cs="Cambria Math"/>
-            <w:bdr w:val="single" w:sz="8" w:space="0" w:color="auto"/>
+            <w:shd w:val="clear" w:color="auto" w:fill="D9D9D9"/>
           </w:rPr>
           <m:t>Δ</m:t>
         </m:r>
@@ -8672,7 +8672,7 @@
           </m:rPr>
           <w:rPr>
             <w:rFonts w:ascii="Cambria Math" w:hAnsi="Cambria Math" w:cs="Cambria Math"/>
-            <w:bdr w:val="single" w:sz="8" w:space="0" w:color="auto"/>
+            <w:shd w:val="clear" w:color="auto" w:fill="D9D9D9"/>
           </w:rPr>
           <m:t>U</m:t>
         </m:r>
@@ -8681,7 +8681,7 @@
             <m:ctrlPr>
               <w:rPr>
                 <w:rFonts w:ascii="Cambria Math" w:hAnsi="Cambria Math"/>
-                <w:bdr w:val="single" w:sz="8" w:space="0" w:color="auto"/>
+                <w:shd w:val="clear" w:color="auto" w:fill="D9D9D9"/>
               </w:rPr>
             </m:ctrlPr>
           </m:sSubPr>
@@ -8747,7 +8747,7 @@
           <w:rFonts w:ascii="Times New Roman" w:hAnsi="Times New Roman" w:eastAsia="宋体" w:cs="Times New Roman"/>
           <w:szCs w:val="21"/>
           <w:sz w:val="21"/>
-          <w:bdr w:val="single" w:sz="8" w:space="0" w:color="auto"/>
+          <w:shd w:val="clear" w:color="auto" w:fill="D9D9D9"/>
         </w:rPr>
         <w:t>Δ</w:t>
       </w:r>
@@ -8900,7 +8900,7 @@
           </m:rPr>
           <w:rPr>
             <w:rFonts w:ascii="Cambria Math" w:hAnsi="Cambria Math" w:cs="Cambria Math"/>
-            <w:bdr w:val="single" w:sz="8" w:space="0" w:color="auto"/>
+            <w:shd w:val="clear" w:color="auto" w:fill="D9D9D9"/>
           </w:rPr>
           <m:t>η=</m:t>
         </m:r>
@@ -8909,7 +8909,7 @@
             <m:ctrlPr>
               <w:rPr>
                 <w:rFonts w:ascii="Cambria Math" w:hAnsi="Cambria Math"/>
-                <w:bdr w:val="single" w:sz="8" w:space="0" w:color="auto"/>
+                <w:shd w:val="clear" w:color="auto" w:fill="D9D9D9"/>
               </w:rPr>
             </m:ctrlPr>
           </m:fPr>
@@ -8986,7 +8986,7 @@
           </m:rPr>
           <w:rPr>
             <w:rFonts w:ascii="Cambria Math" w:hAnsi="Cambria Math" w:cs="Cambria Math"/>
-            <w:bdr w:val="single" w:sz="8" w:space="0" w:color="auto"/>
+            <w:shd w:val="clear" w:color="auto" w:fill="D9D9D9"/>
           </w:rPr>
           <m:t>×100</m:t>
         </m:r>
@@ -8996,7 +8996,7 @@
           </m:rPr>
           <w:rPr>
             <w:rFonts w:ascii="Cambria Math" w:hAnsi="Cambria Math" w:cs="Cambria Math"/>
-            <w:bdr w:val="single" w:sz="8" w:space="0" w:color="auto"/>
+            <w:shd w:val="clear" w:color="auto" w:fill="D9D9D9"/>
           </w:rPr>
           <m:t>%</m:t>
         </m:r>
@@ -9081,7 +9081,7 @@
           <w:rFonts w:ascii="Times New Roman" w:hAnsi="Times New Roman" w:eastAsia="宋体" w:cs="Times New Roman"/>
           <w:szCs w:val="21"/>
           <w:sz w:val="21"/>
-          <w:bdr w:val="single" w:sz="8" w:space="0" w:color="auto"/>
+          <w:shd w:val="clear" w:color="auto" w:fill="D9D9D9"/>
         </w:rPr>
         <w:t>供电线路</w:t>
       </w:r>
@@ -9131,7 +9131,7 @@
           <w:rFonts w:ascii="Times New Roman" w:hAnsi="Times New Roman" w:eastAsia="宋体" w:cs="Times New Roman"/>
           <w:szCs w:val="21"/>
           <w:sz w:val="21"/>
-          <w:bdr w:val="single" w:sz="8" w:space="0" w:color="auto"/>
+          <w:shd w:val="clear" w:color="auto" w:fill="D9D9D9"/>
         </w:rPr>
         <w:t>电压</w:t>
       </w:r>
@@ -9148,7 +9148,7 @@
           <w:rFonts w:ascii="Times New Roman" w:hAnsi="Times New Roman" w:eastAsia="宋体" w:cs="Times New Roman"/>
           <w:szCs w:val="21"/>
           <w:sz w:val="21"/>
-          <w:bdr w:val="single" w:sz="8" w:space="0" w:color="auto"/>
+          <w:shd w:val="clear" w:color="auto" w:fill="D9D9D9"/>
         </w:rPr>
         <w:t>频率</w:t>
       </w:r>
@@ -9198,7 +9198,7 @@
           <w:rFonts w:ascii="Times New Roman" w:hAnsi="Times New Roman" w:eastAsia="宋体" w:cs="Times New Roman"/>
           <w:szCs w:val="21"/>
           <w:sz w:val="21"/>
-          <w:bdr w:val="single" w:sz="8" w:space="0" w:color="auto"/>
+          <w:shd w:val="clear" w:color="auto" w:fill="D9D9D9"/>
         </w:rPr>
         <w:t>低</w:t>
       </w:r>
@@ -9215,7 +9215,7 @@
           <w:rFonts w:ascii="Times New Roman" w:hAnsi="Times New Roman" w:eastAsia="宋体" w:cs="Times New Roman"/>
           <w:szCs w:val="21"/>
           <w:sz w:val="21"/>
-          <w:bdr w:val="single" w:sz="8" w:space="0" w:color="auto"/>
+          <w:shd w:val="clear" w:color="auto" w:fill="D9D9D9"/>
         </w:rPr>
         <w:t>少</w:t>
       </w:r>
@@ -9393,7 +9393,7 @@
             <m:ctrlPr>
               <w:rPr>
                 <w:rFonts w:ascii="Cambria Math" w:hAnsi="Cambria Math"/>
-                <w:bdr w:val="single" w:sz="8" w:space="0" w:color="auto"/>
+                <w:shd w:val="clear" w:color="auto" w:fill="D9D9D9"/>
               </w:rPr>
             </m:ctrlPr>
           </m:fPr>
@@ -9635,7 +9635,7 @@
             <m:ctrlPr>
               <w:rPr>
                 <w:rFonts w:ascii="Cambria Math" w:hAnsi="Cambria Math"/>
-                <w:bdr w:val="single" w:sz="8" w:space="0" w:color="auto"/>
+                <w:shd w:val="clear" w:color="auto" w:fill="D9D9D9"/>
               </w:rPr>
             </m:ctrlPr>
           </m:fPr>
@@ -9878,7 +9878,7 @@
             <m:ctrlPr>
               <w:rPr>
                 <w:rFonts w:ascii="Cambria Math" w:hAnsi="Cambria Math"/>
-                <w:bdr w:val="single" w:sz="8" w:space="0" w:color="auto"/>
+                <w:shd w:val="clear" w:color="auto" w:fill="D9D9D9"/>
               </w:rPr>
             </m:ctrlPr>
           </m:fPr>
@@ -10013,7 +10013,7 @@
             <m:ctrlPr>
               <w:rPr>
                 <w:rFonts w:ascii="Cambria Math" w:hAnsi="Cambria Math"/>
-                <w:bdr w:val="single" w:sz="8" w:space="0" w:color="auto"/>
+                <w:shd w:val="clear" w:color="auto" w:fill="D9D9D9"/>
               </w:rPr>
             </m:ctrlPr>
           </m:fPr>
@@ -10106,7 +10106,7 @@
             <m:ctrlPr>
               <w:rPr>
                 <w:rFonts w:ascii="Cambria Math" w:hAnsi="Cambria Math"/>
-                <w:bdr w:val="single" w:sz="8" w:space="0" w:color="auto"/>
+                <w:shd w:val="clear" w:color="auto" w:fill="D9D9D9"/>
               </w:rPr>
             </m:ctrlPr>
           </m:fPr>
@@ -10148,7 +10148,7 @@
             <m:ctrlPr>
               <w:rPr>
                 <w:rFonts w:ascii="Cambria Math" w:hAnsi="Cambria Math"/>
-                <w:bdr w:val="single" w:sz="8" w:space="0" w:color="auto"/>
+                <w:shd w:val="clear" w:color="auto" w:fill="D9D9D9"/>
               </w:rPr>
             </m:ctrlPr>
           </m:fPr>

--- a/高中物理/高中物理同步/人教版选必2 第3章 交变电流·知识清单（完成）.docx
+++ b/高中物理/高中物理同步/人教版选必2 第3章 交变电流·知识清单（完成）.docx
@@ -16,7 +16,7 @@
           <w:rFonts w:ascii="Times New Roman" w:hAnsi="Times New Roman" w:eastAsia="宋体" w:cs="Times New Roman"/>
           <w:szCs w:val="21"/>
           <w:sz w:val="21"/>
-          <w:shd w:val="clear" w:color="auto" w:fill="D9D9D9"/>
+          <w:shd w:val="clear" w:color="auto" w:fill="A6A6A6"/>
         </w:rPr>
         <w:t>人教版选必</w:t>
       </w:r>
@@ -25,7 +25,7 @@
           <w:rFonts w:ascii="Times New Roman" w:hAnsi="Times New Roman" w:eastAsia="宋体" w:cs="Times New Roman"/>
           <w:szCs w:val="21"/>
           <w:sz w:val="21"/>
-          <w:shd w:val="clear" w:color="auto" w:fill="D9D9D9"/>
+          <w:shd w:val="clear" w:color="auto" w:fill="A6A6A6"/>
         </w:rPr>
         <w:t xml:space="preserve">2 </w:t>
       </w:r>
@@ -34,7 +34,7 @@
           <w:rFonts w:ascii="Times New Roman" w:hAnsi="Times New Roman" w:eastAsia="宋体" w:cs="Times New Roman"/>
           <w:szCs w:val="21"/>
           <w:sz w:val="21"/>
-          <w:shd w:val="clear" w:color="auto" w:fill="D9D9D9"/>
+          <w:shd w:val="clear" w:color="auto" w:fill="A6A6A6"/>
         </w:rPr>
         <w:t>第</w:t>
       </w:r>
@@ -43,7 +43,7 @@
           <w:rFonts w:ascii="Times New Roman" w:hAnsi="Times New Roman" w:eastAsia="宋体" w:cs="Times New Roman"/>
           <w:szCs w:val="21"/>
           <w:sz w:val="21"/>
-          <w:shd w:val="clear" w:color="auto" w:fill="D9D9D9"/>
+          <w:shd w:val="clear" w:color="auto" w:fill="A6A6A6"/>
         </w:rPr>
         <w:t>3</w:t>
       </w:r>
@@ -52,14 +52,14 @@
           <w:rFonts w:ascii="Times New Roman" w:hAnsi="Times New Roman" w:eastAsia="宋体" w:cs="Times New Roman"/>
           <w:szCs w:val="21"/>
           <w:sz w:val="21"/>
-          <w:shd w:val="clear" w:color="auto" w:fill="D9D9D9"/>
+          <w:shd w:val="clear" w:color="auto" w:fill="A6A6A6"/>
         </w:rPr>
         <w:t>章</w:t>
       </w:r>
       <w:r>
         <w:rPr>
           <w:szCs w:val="21"/>
-          <w:shd w:val="clear" w:color="auto" w:fill="D9D9D9"/>
+          <w:shd w:val="clear" w:color="auto" w:fill="A6A6A6"/>
         </w:rPr>
         <w:t xml:space="preserve"> </w:t>
       </w:r>
@@ -68,7 +68,7 @@
           <w:rFonts w:ascii="Times New Roman" w:hAnsi="Times New Roman" w:eastAsia="宋体" w:cs="Times New Roman"/>
           <w:szCs w:val="21"/>
           <w:sz w:val="21"/>
-          <w:shd w:val="clear" w:color="auto" w:fill="D9D9D9"/>
+          <w:shd w:val="clear" w:color="auto" w:fill="A6A6A6"/>
         </w:rPr>
         <w:t>交变电流</w:t>
       </w:r>
@@ -77,7 +77,7 @@
           <w:rFonts w:ascii="Times New Roman" w:hAnsi="Times New Roman" w:eastAsia="宋体" w:cs="Times New Roman"/>
           <w:szCs w:val="21"/>
           <w:sz w:val="21"/>
-          <w:shd w:val="clear" w:color="auto" w:fill="D9D9D9"/>
+          <w:shd w:val="clear" w:color="auto" w:fill="A6A6A6"/>
         </w:rPr>
         <w:t>·</w:t>
       </w:r>
@@ -86,7 +86,7 @@
           <w:rFonts w:ascii="Times New Roman" w:hAnsi="Times New Roman" w:eastAsia="宋体" w:cs="Times New Roman"/>
           <w:szCs w:val="21"/>
           <w:sz w:val="21"/>
-          <w:shd w:val="clear" w:color="auto" w:fill="D9D9D9"/>
+          <w:shd w:val="clear" w:color="auto" w:fill="A6A6A6"/>
         </w:rPr>
         <w:t>知识清单（完成）</w:t>
       </w:r>
@@ -218,7 +218,7 @@
           <w:rFonts w:ascii="Times New Roman" w:hAnsi="Times New Roman" w:eastAsia="宋体" w:cs="Times New Roman"/>
           <w:szCs w:val="21"/>
           <w:sz w:val="21"/>
-          <w:shd w:val="clear" w:color="auto" w:fill="D9D9D9"/>
+          <w:shd w:val="clear" w:color="auto" w:fill="A6A6A6"/>
         </w:rPr>
         <w:t xml:space="preserve">3.1 </w:t>
       </w:r>
@@ -227,7 +227,7 @@
           <w:rFonts w:ascii="Times New Roman" w:hAnsi="Times New Roman" w:eastAsia="宋体" w:cs="Times New Roman"/>
           <w:szCs w:val="21"/>
           <w:sz w:val="21"/>
-          <w:shd w:val="clear" w:color="auto" w:fill="D9D9D9"/>
+          <w:shd w:val="clear" w:color="auto" w:fill="A6A6A6"/>
         </w:rPr>
         <w:t>交变电流</w:t>
       </w:r>
@@ -261,7 +261,7 @@
           <w:rFonts w:ascii="Times New Roman" w:hAnsi="Times New Roman" w:eastAsia="宋体" w:cs="Times New Roman"/>
           <w:szCs w:val="21"/>
           <w:sz w:val="21"/>
-          <w:shd w:val="clear" w:color="auto" w:fill="D9D9D9"/>
+          <w:shd w:val="clear" w:color="auto" w:fill="A6A6A6"/>
         </w:rPr>
         <w:t>周期性</w:t>
       </w:r>
@@ -278,7 +278,7 @@
           <w:rFonts w:ascii="Times New Roman" w:hAnsi="Times New Roman" w:eastAsia="宋体" w:cs="Times New Roman"/>
           <w:szCs w:val="21"/>
           <w:sz w:val="21"/>
-          <w:shd w:val="clear" w:color="auto" w:fill="D9D9D9"/>
+          <w:shd w:val="clear" w:color="auto" w:fill="A6A6A6"/>
         </w:rPr>
         <w:t>交流</w:t>
       </w:r>
@@ -373,7 +373,7 @@
           <w:rFonts w:ascii="Times New Roman" w:hAnsi="Times New Roman" w:eastAsia="宋体" w:cs="Times New Roman"/>
           <w:szCs w:val="21"/>
           <w:sz w:val="21"/>
-          <w:shd w:val="clear" w:color="auto" w:fill="D9D9D9"/>
+          <w:shd w:val="clear" w:color="auto" w:fill="A6A6A6"/>
         </w:rPr>
         <w:t>方向</w:t>
       </w:r>
@@ -530,7 +530,7 @@
           <w:rFonts w:ascii="Times New Roman" w:hAnsi="Times New Roman" w:eastAsia="宋体" w:cs="Times New Roman"/>
           <w:szCs w:val="21"/>
           <w:sz w:val="21"/>
-          <w:shd w:val="clear" w:color="auto" w:fill="D9D9D9"/>
+          <w:shd w:val="clear" w:color="auto" w:fill="A6A6A6"/>
         </w:rPr>
         <w:t>垂直</w:t>
       </w:r>
@@ -572,7 +572,7 @@
           <w:rFonts w:ascii="Times New Roman" w:hAnsi="Times New Roman" w:eastAsia="宋体" w:cs="Times New Roman"/>
           <w:szCs w:val="21"/>
           <w:sz w:val="21"/>
-          <w:shd w:val="clear" w:color="auto" w:fill="D9D9D9"/>
+          <w:shd w:val="clear" w:color="auto" w:fill="A6A6A6"/>
         </w:rPr>
         <w:t>垂直</w:t>
       </w:r>
@@ -708,7 +708,7 @@
           <w:i/>
           <w:szCs w:val="21"/>
           <w:sz w:val="21"/>
-          <w:shd w:val="clear" w:color="auto" w:fill="D9D9D9"/>
+          <w:shd w:val="clear" w:color="auto" w:fill="A6A6A6"/>
         </w:rPr>
         <w:t>最大</w:t>
       </w:r>
@@ -726,7 +726,7 @@
             <m:ctrlPr>
               <w:rPr>
                 <w:rFonts w:ascii="Cambria Math" w:hAnsi="Cambria Math"/>
-                <w:shd w:val="clear" w:color="auto" w:fill="D9D9D9"/>
+                <w:shd w:val="clear" w:color="auto" w:fill="A6A6A6"/>
               </w:rPr>
             </m:ctrlPr>
           </m:fPr>
@@ -776,7 +776,7 @@
           <w:rFonts w:ascii="Times New Roman" w:hAnsi="Times New Roman" w:eastAsia="宋体" w:cs="Times New Roman"/>
           <w:szCs w:val="21"/>
           <w:sz w:val="21"/>
-          <w:shd w:val="clear" w:color="auto" w:fill="D9D9D9"/>
+          <w:shd w:val="clear" w:color="auto" w:fill="A6A6A6"/>
         </w:rPr>
         <w:t>0</w:t>
       </w:r>
@@ -940,7 +940,7 @@
           <w:rFonts w:ascii="Times New Roman" w:hAnsi="Times New Roman" w:eastAsia="宋体" w:cs="Times New Roman"/>
           <w:szCs w:val="21"/>
           <w:sz w:val="21"/>
-          <w:shd w:val="clear" w:color="auto" w:fill="D9D9D9"/>
+          <w:shd w:val="clear" w:color="auto" w:fill="A6A6A6"/>
         </w:rPr>
         <w:t>中性面</w:t>
       </w:r>
@@ -957,7 +957,7 @@
           <w:rFonts w:ascii="Times New Roman" w:hAnsi="Times New Roman" w:eastAsia="宋体" w:cs="Times New Roman"/>
           <w:szCs w:val="21"/>
           <w:sz w:val="21"/>
-          <w:shd w:val="clear" w:color="auto" w:fill="D9D9D9"/>
+          <w:shd w:val="clear" w:color="auto" w:fill="A6A6A6"/>
         </w:rPr>
         <w:t>两次</w:t>
       </w:r>
@@ -1075,7 +1075,7 @@
           <w:rFonts w:ascii="Times New Roman" w:hAnsi="Times New Roman" w:eastAsia="宋体" w:cs="Times New Roman"/>
           <w:szCs w:val="21"/>
           <w:sz w:val="21"/>
-          <w:shd w:val="clear" w:color="auto" w:fill="D9D9D9"/>
+          <w:shd w:val="clear" w:color="auto" w:fill="A6A6A6"/>
         </w:rPr>
         <w:t>0</w:t>
       </w:r>
@@ -1093,7 +1093,7 @@
             <m:ctrlPr>
               <w:rPr>
                 <w:rFonts w:ascii="Cambria Math" w:hAnsi="Cambria Math"/>
-                <w:shd w:val="clear" w:color="auto" w:fill="D9D9D9"/>
+                <w:shd w:val="clear" w:color="auto" w:fill="A6A6A6"/>
               </w:rPr>
             </m:ctrlPr>
           </m:fPr>
@@ -1135,7 +1135,7 @@
           <w:rFonts w:ascii="Times New Roman" w:hAnsi="Times New Roman" w:eastAsia="宋体" w:cs="Times New Roman"/>
           <w:szCs w:val="21"/>
           <w:sz w:val="21"/>
-          <w:shd w:val="clear" w:color="auto" w:fill="D9D9D9"/>
+          <w:shd w:val="clear" w:color="auto" w:fill="A6A6A6"/>
         </w:rPr>
         <w:t>最大</w:t>
       </w:r>
@@ -1204,7 +1204,7 @@
           <w:rFonts w:ascii="Times New Roman" w:hAnsi="Times New Roman" w:eastAsia="宋体" w:cs="Times New Roman"/>
           <w:szCs w:val="21"/>
           <w:sz w:val="21"/>
-          <w:shd w:val="clear" w:color="auto" w:fill="D9D9D9"/>
+          <w:shd w:val="clear" w:color="auto" w:fill="A6A6A6"/>
         </w:rPr>
         <w:t xml:space="preserve">3.2 </w:t>
       </w:r>
@@ -1213,7 +1213,7 @@
           <w:rFonts w:ascii="Times New Roman" w:hAnsi="Times New Roman" w:eastAsia="宋体" w:cs="Times New Roman"/>
           <w:szCs w:val="21"/>
           <w:sz w:val="21"/>
-          <w:shd w:val="clear" w:color="auto" w:fill="D9D9D9"/>
+          <w:shd w:val="clear" w:color="auto" w:fill="A6A6A6"/>
         </w:rPr>
         <w:t>交变电流的描述</w:t>
       </w:r>
@@ -1247,7 +1247,7 @@
           <w:rFonts w:ascii="Times New Roman" w:hAnsi="Times New Roman" w:eastAsia="宋体" w:cs="Times New Roman"/>
           <w:szCs w:val="21"/>
           <w:sz w:val="21"/>
-          <w:shd w:val="clear" w:color="auto" w:fill="D9D9D9"/>
+          <w:shd w:val="clear" w:color="auto" w:fill="A6A6A6"/>
         </w:rPr>
         <w:t>正弦</w:t>
       </w:r>
@@ -1264,7 +1264,7 @@
           <w:rFonts w:ascii="Times New Roman" w:hAnsi="Times New Roman" w:eastAsia="宋体" w:cs="Times New Roman"/>
           <w:szCs w:val="21"/>
           <w:sz w:val="21"/>
-          <w:shd w:val="clear" w:color="auto" w:fill="D9D9D9"/>
+          <w:shd w:val="clear" w:color="auto" w:fill="A6A6A6"/>
         </w:rPr>
         <w:t>正弦式电流</w:t>
       </w:r>
@@ -1324,7 +1324,7 @@
             <m:ctrlPr>
               <w:rPr>
                 <w:rFonts w:ascii="Cambria Math" w:hAnsi="Cambria Math"/>
-                <w:shd w:val="clear" w:color="auto" w:fill="D9D9D9"/>
+                <w:shd w:val="clear" w:color="auto" w:fill="A6A6A6"/>
               </w:rPr>
             </m:ctrlPr>
           </m:sSubPr>
@@ -1358,7 +1358,7 @@
           </m:rPr>
           <w:rPr>
             <w:rFonts w:ascii="Cambria Math" w:hAnsi="Cambria Math"/>
-            <w:shd w:val="clear" w:color="auto" w:fill="D9D9D9"/>
+            <w:shd w:val="clear" w:color="auto" w:fill="A6A6A6"/>
           </w:rPr>
           <m:t>sin ωt</m:t>
         </m:r>
@@ -1406,7 +1406,7 @@
           <w:rPr>
             <w:rFonts w:ascii="Cambria Math" w:hAnsi="Cambria Math"/>
             <w:szCs w:val="21"/>
-            <w:shd w:val="clear" w:color="auto" w:fill="D9D9D9"/>
+            <w:shd w:val="clear" w:color="auto" w:fill="A6A6A6"/>
           </w:rPr>
           <m:t>NBSω</m:t>
         </m:r>
@@ -1458,7 +1458,7 @@
           <w:i/>
           <w:szCs w:val="21"/>
           <w:sz w:val="21"/>
-          <w:shd w:val="clear" w:color="auto" w:fill="D9D9D9"/>
+          <w:shd w:val="clear" w:color="auto" w:fill="A6A6A6"/>
         </w:rPr>
         <w:t>e</w:t>
       </w:r>
@@ -1553,7 +1553,7 @@
           <w:i/>
           <w:szCs w:val="21"/>
           <w:sz w:val="21"/>
-          <w:shd w:val="clear" w:color="auto" w:fill="D9D9D9"/>
+          <w:shd w:val="clear" w:color="auto" w:fill="A6A6A6"/>
         </w:rPr>
         <w:t>E</w:t>
       </w:r>
@@ -1969,7 +1969,7 @@
             <m:ctrlPr>
               <w:rPr>
                 <w:rFonts w:ascii="Cambria Math" w:hAnsi="Cambria Math"/>
-                <w:shd w:val="clear" w:color="auto" w:fill="D9D9D9"/>
+                <w:shd w:val="clear" w:color="auto" w:fill="A6A6A6"/>
               </w:rPr>
             </m:ctrlPr>
           </m:sSubPr>
@@ -2002,7 +2002,7 @@
           </m:rPr>
           <w:rPr>
             <w:rFonts w:ascii="Cambria Math" w:hAnsi="Cambria Math" w:cs="Cambria Math"/>
-            <w:shd w:val="clear" w:color="auto" w:fill="D9D9D9"/>
+            <w:shd w:val="clear" w:color="auto" w:fill="A6A6A6"/>
           </w:rPr>
           <m:t>=</m:t>
         </m:r>
@@ -2011,7 +2011,7 @@
             <m:ctrlPr>
               <w:rPr>
                 <w:rFonts w:ascii="Cambria Math" w:hAnsi="Cambria Math"/>
-                <w:shd w:val="clear" w:color="auto" w:fill="D9D9D9"/>
+                <w:shd w:val="clear" w:color="auto" w:fill="A6A6A6"/>
               </w:rPr>
             </m:ctrlPr>
           </m:fPr>
@@ -2075,7 +2075,7 @@
             <m:ctrlPr>
               <w:rPr>
                 <w:rFonts w:ascii="Cambria Math" w:hAnsi="Cambria Math"/>
-                <w:shd w:val="clear" w:color="auto" w:fill="D9D9D9"/>
+                <w:shd w:val="clear" w:color="auto" w:fill="A6A6A6"/>
               </w:rPr>
             </m:ctrlPr>
           </m:sSubPr>
@@ -2108,7 +2108,7 @@
           </m:rPr>
           <w:rPr>
             <w:rFonts w:ascii="Cambria Math" w:hAnsi="Cambria Math" w:cs="Cambria Math"/>
-            <w:shd w:val="clear" w:color="auto" w:fill="D9D9D9"/>
+            <w:shd w:val="clear" w:color="auto" w:fill="A6A6A6"/>
           </w:rPr>
           <m:t>=</m:t>
         </m:r>
@@ -2117,7 +2117,7 @@
             <m:ctrlPr>
               <w:rPr>
                 <w:rFonts w:ascii="Cambria Math" w:hAnsi="Cambria Math"/>
-                <w:shd w:val="clear" w:color="auto" w:fill="D9D9D9"/>
+                <w:shd w:val="clear" w:color="auto" w:fill="A6A6A6"/>
               </w:rPr>
             </m:ctrlPr>
           </m:fPr>
@@ -2172,7 +2172,7 @@
           </m:rPr>
           <w:rPr>
             <w:rFonts w:ascii="Cambria Math" w:hAnsi="Cambria Math" w:cs="Cambria Math"/>
-            <w:shd w:val="clear" w:color="auto" w:fill="D9D9D9"/>
+            <w:shd w:val="clear" w:color="auto" w:fill="A6A6A6"/>
           </w:rPr>
           <m:t>R</m:t>
         </m:r>
@@ -2867,7 +2867,7 @@
                   <m:ctrlPr>
                     <w:rPr>
                       <w:rFonts w:ascii="Cambria Math" w:hAnsi="Cambria Math"/>
-                      <w:shd w:val="clear" w:color="auto" w:fill="D9D9D9"/>
+                      <w:shd w:val="clear" w:color="auto" w:fill="A6A6A6"/>
                     </w:rPr>
                   </m:ctrlPr>
                 </m:fPr>
@@ -3083,7 +3083,7 @@
                   <m:ctrlPr>
                     <w:rPr>
                       <w:rFonts w:ascii="Cambria Math" w:hAnsi="Cambria Math"/>
-                      <w:shd w:val="clear" w:color="auto" w:fill="D9D9D9"/>
+                      <w:shd w:val="clear" w:color="auto" w:fill="A6A6A6"/>
                     </w:rPr>
                   </m:ctrlPr>
                 </m:fPr>
@@ -3178,7 +3178,7 @@
                   <m:ctrlPr>
                     <w:rPr>
                       <w:rFonts w:ascii="Cambria Math" w:hAnsi="Cambria Math"/>
-                      <w:shd w:val="clear" w:color="auto" w:fill="D9D9D9"/>
+                      <w:shd w:val="clear" w:color="auto" w:fill="A6A6A6"/>
                     </w:rPr>
                   </m:ctrlPr>
                 </m:fPr>
@@ -3273,7 +3273,7 @@
                   <m:ctrlPr>
                     <w:rPr>
                       <w:rFonts w:ascii="Cambria Math" w:hAnsi="Cambria Math"/>
-                      <w:shd w:val="clear" w:color="auto" w:fill="D9D9D9"/>
+                      <w:shd w:val="clear" w:color="auto" w:fill="A6A6A6"/>
                     </w:rPr>
                   </m:ctrlPr>
                 </m:fPr>
@@ -3654,7 +3654,7 @@
                   <m:ctrlPr>
                     <w:rPr>
                       <w:rFonts w:ascii="Cambria Math" w:hAnsi="Cambria Math"/>
-                      <w:shd w:val="clear" w:color="auto" w:fill="D9D9D9"/>
+                      <w:shd w:val="clear" w:color="auto" w:fill="A6A6A6"/>
                     </w:rPr>
                   </m:ctrlPr>
                 </m:fPr>
@@ -3768,7 +3768,7 @@
                   <m:ctrlPr>
                     <w:rPr>
                       <w:rFonts w:ascii="Cambria Math" w:hAnsi="Cambria Math"/>
-                      <w:shd w:val="clear" w:color="auto" w:fill="D9D9D9"/>
+                      <w:shd w:val="clear" w:color="auto" w:fill="A6A6A6"/>
                     </w:rPr>
                   </m:ctrlPr>
                 </m:fPr>
@@ -3953,7 +3953,7 @@
                   <m:ctrlPr>
                     <w:rPr>
                       <w:rFonts w:ascii="Cambria Math" w:hAnsi="Cambria Math"/>
-                      <w:shd w:val="clear" w:color="auto" w:fill="D9D9D9"/>
+                      <w:shd w:val="clear" w:color="auto" w:fill="A6A6A6"/>
                     </w:rPr>
                   </m:ctrlPr>
                 </m:fPr>
@@ -4016,7 +4016,7 @@
           <w:rFonts w:ascii="Times New Roman" w:hAnsi="Times New Roman" w:eastAsia="宋体" w:cs="Times New Roman"/>
           <w:szCs w:val="21"/>
           <w:sz w:val="21"/>
-          <w:shd w:val="clear" w:color="auto" w:fill="D9D9D9"/>
+          <w:shd w:val="clear" w:color="auto" w:fill="A6A6A6"/>
         </w:rPr>
         <w:t xml:space="preserve">3.3 </w:t>
       </w:r>
@@ -4025,7 +4025,7 @@
           <w:rFonts w:ascii="Times New Roman" w:hAnsi="Times New Roman" w:eastAsia="宋体" w:cs="Times New Roman"/>
           <w:szCs w:val="21"/>
           <w:sz w:val="21"/>
-          <w:shd w:val="clear" w:color="auto" w:fill="D9D9D9"/>
+          <w:shd w:val="clear" w:color="auto" w:fill="A6A6A6"/>
         </w:rPr>
         <w:t>变压器</w:t>
       </w:r>
@@ -4076,7 +4076,7 @@
           <w:rFonts w:ascii="Times New Roman" w:hAnsi="Times New Roman" w:eastAsia="宋体" w:cs="Times New Roman"/>
           <w:szCs w:val="21"/>
           <w:sz w:val="21"/>
-          <w:shd w:val="clear" w:color="auto" w:fill="D9D9D9"/>
+          <w:shd w:val="clear" w:color="auto" w:fill="A6A6A6"/>
         </w:rPr>
         <w:t>闭合铁芯</w:t>
       </w:r>
@@ -4093,7 +4093,7 @@
           <w:rFonts w:ascii="Times New Roman" w:hAnsi="Times New Roman" w:eastAsia="宋体" w:cs="Times New Roman"/>
           <w:szCs w:val="21"/>
           <w:sz w:val="21"/>
-          <w:shd w:val="clear" w:color="auto" w:fill="D9D9D9"/>
+          <w:shd w:val="clear" w:color="auto" w:fill="A6A6A6"/>
         </w:rPr>
         <w:t>原线圈</w:t>
       </w:r>
@@ -4110,7 +4110,7 @@
           <w:rFonts w:ascii="Times New Roman" w:hAnsi="Times New Roman" w:eastAsia="宋体" w:cs="Times New Roman"/>
           <w:szCs w:val="21"/>
           <w:sz w:val="21"/>
-          <w:shd w:val="clear" w:color="auto" w:fill="D9D9D9"/>
+          <w:shd w:val="clear" w:color="auto" w:fill="A6A6A6"/>
         </w:rPr>
         <w:t>副线圈</w:t>
       </w:r>
@@ -4214,7 +4214,7 @@
           <w:rFonts w:ascii="Times New Roman" w:hAnsi="Times New Roman" w:eastAsia="宋体" w:cs="Times New Roman"/>
           <w:szCs w:val="21"/>
           <w:sz w:val="21"/>
-          <w:shd w:val="clear" w:color="auto" w:fill="D9D9D9"/>
+          <w:shd w:val="clear" w:color="auto" w:fill="A6A6A6"/>
         </w:rPr>
         <w:t>互感</w:t>
       </w:r>
@@ -4231,7 +4231,7 @@
           <w:rFonts w:ascii="Times New Roman" w:hAnsi="Times New Roman" w:eastAsia="宋体" w:cs="Times New Roman"/>
           <w:szCs w:val="21"/>
           <w:sz w:val="21"/>
-          <w:shd w:val="clear" w:color="auto" w:fill="D9D9D9"/>
+          <w:shd w:val="clear" w:color="auto" w:fill="A6A6A6"/>
         </w:rPr>
         <w:t>电流</w:t>
       </w:r>
@@ -4262,7 +4262,7 @@
           <w:rFonts w:ascii="Times New Roman" w:hAnsi="Times New Roman" w:eastAsia="宋体" w:cs="Times New Roman"/>
           <w:szCs w:val="21"/>
           <w:sz w:val="21"/>
-          <w:shd w:val="clear" w:color="auto" w:fill="D9D9D9"/>
+          <w:shd w:val="clear" w:color="auto" w:fill="A6A6A6"/>
         </w:rPr>
         <w:t>磁场</w:t>
       </w:r>
@@ -4279,7 +4279,7 @@
           <w:rFonts w:ascii="Times New Roman" w:hAnsi="Times New Roman" w:eastAsia="宋体" w:cs="Times New Roman"/>
           <w:szCs w:val="21"/>
           <w:sz w:val="21"/>
-          <w:shd w:val="clear" w:color="auto" w:fill="D9D9D9"/>
+          <w:shd w:val="clear" w:color="auto" w:fill="A6A6A6"/>
         </w:rPr>
         <w:t>感应电动势</w:t>
       </w:r>
@@ -4296,7 +4296,7 @@
           <w:rFonts w:ascii="Times New Roman" w:hAnsi="Times New Roman" w:eastAsia="宋体" w:cs="Times New Roman"/>
           <w:szCs w:val="21"/>
           <w:sz w:val="21"/>
-          <w:shd w:val="clear" w:color="auto" w:fill="D9D9D9"/>
+          <w:shd w:val="clear" w:color="auto" w:fill="A6A6A6"/>
         </w:rPr>
         <w:t>输出电流</w:t>
       </w:r>
@@ -4330,7 +4330,7 @@
           <w:rFonts w:ascii="Times New Roman" w:hAnsi="Times New Roman" w:eastAsia="宋体" w:cs="Times New Roman"/>
           <w:szCs w:val="21"/>
           <w:sz w:val="21"/>
-          <w:shd w:val="clear" w:color="auto" w:fill="D9D9D9"/>
+          <w:shd w:val="clear" w:color="auto" w:fill="A6A6A6"/>
         </w:rPr>
         <w:t>变压器不改变交变电流的周期和频率</w:t>
       </w:r>
@@ -4389,7 +4389,7 @@
           <w:rFonts w:ascii="Times New Roman" w:hAnsi="Times New Roman" w:eastAsia="宋体" w:cs="Times New Roman"/>
           <w:szCs w:val="21"/>
           <w:sz w:val="21"/>
-          <w:shd w:val="clear" w:color="auto" w:fill="D9D9D9"/>
+          <w:shd w:val="clear" w:color="auto" w:fill="A6A6A6"/>
         </w:rPr>
         <w:t>磁场</w:t>
       </w:r>
@@ -4406,7 +4406,7 @@
           <w:rFonts w:ascii="Times New Roman" w:hAnsi="Times New Roman" w:eastAsia="宋体" w:cs="Times New Roman"/>
           <w:szCs w:val="21"/>
           <w:sz w:val="21"/>
-          <w:shd w:val="clear" w:color="auto" w:fill="D9D9D9"/>
+          <w:shd w:val="clear" w:color="auto" w:fill="A6A6A6"/>
         </w:rPr>
         <w:t>电场</w:t>
       </w:r>
@@ -4491,7 +4491,7 @@
             <m:ctrlPr>
               <w:rPr>
                 <w:rFonts w:ascii="Cambria Math" w:hAnsi="Cambria Math"/>
-                <w:shd w:val="clear" w:color="auto" w:fill="D9D9D9"/>
+                <w:shd w:val="clear" w:color="auto" w:fill="A6A6A6"/>
               </w:rPr>
             </m:ctrlPr>
           </m:fPr>
@@ -4568,7 +4568,7 @@
           </m:rPr>
           <w:rPr>
             <w:rFonts w:ascii="Cambria Math" w:hAnsi="Cambria Math" w:cs="Cambria Math"/>
-            <w:shd w:val="clear" w:color="auto" w:fill="D9D9D9"/>
+            <w:shd w:val="clear" w:color="auto" w:fill="A6A6A6"/>
           </w:rPr>
           <m:t>=</m:t>
         </m:r>
@@ -4578,7 +4578,7 @@
               <w:rPr>
                 <w:rFonts w:ascii="Cambria Math" w:hAnsi="Cambria Math"/>
                 <w:szCs w:val="21"/>
-                <w:shd w:val="clear" w:color="auto" w:fill="D9D9D9"/>
+                <w:shd w:val="clear" w:color="auto" w:fill="A6A6A6"/>
               </w:rPr>
             </m:ctrlPr>
           </m:fPr>
@@ -4754,7 +4754,7 @@
           <w:i/>
           <w:szCs w:val="21"/>
           <w:sz w:val="21"/>
-          <w:shd w:val="clear" w:color="auto" w:fill="D9D9D9"/>
+          <w:shd w:val="clear" w:color="auto" w:fill="A6A6A6"/>
         </w:rPr>
         <w:t>&gt;</w:t>
       </w:r>
@@ -4881,7 +4881,7 @@
           <w:i/>
           <w:szCs w:val="21"/>
           <w:sz w:val="21"/>
-          <w:shd w:val="clear" w:color="auto" w:fill="D9D9D9"/>
+          <w:shd w:val="clear" w:color="auto" w:fill="A6A6A6"/>
         </w:rPr>
         <w:t>&lt;</w:t>
       </w:r>
@@ -4951,7 +4951,7 @@
             <m:ctrlPr>
               <w:rPr>
                 <w:rFonts w:ascii="Cambria Math" w:hAnsi="Cambria Math"/>
-                <w:shd w:val="clear" w:color="auto" w:fill="D9D9D9"/>
+                <w:shd w:val="clear" w:color="auto" w:fill="A6A6A6"/>
               </w:rPr>
             </m:ctrlPr>
           </m:fPr>
@@ -5028,7 +5028,7 @@
           </m:rPr>
           <w:rPr>
             <w:rFonts w:ascii="Cambria Math" w:hAnsi="Cambria Math" w:cs="Cambria Math"/>
-            <w:shd w:val="clear" w:color="auto" w:fill="D9D9D9"/>
+            <w:shd w:val="clear" w:color="auto" w:fill="A6A6A6"/>
           </w:rPr>
           <m:t>=</m:t>
         </m:r>
@@ -5037,7 +5037,7 @@
             <m:ctrlPr>
               <w:rPr>
                 <w:rFonts w:ascii="Cambria Math" w:hAnsi="Cambria Math"/>
-                <w:shd w:val="clear" w:color="auto" w:fill="D9D9D9"/>
+                <w:shd w:val="clear" w:color="auto" w:fill="A6A6A6"/>
               </w:rPr>
             </m:ctrlPr>
           </m:fPr>
@@ -5114,7 +5114,7 @@
           </m:rPr>
           <w:rPr>
             <w:rFonts w:ascii="Cambria Math" w:hAnsi="Cambria Math" w:cs="Cambria Math"/>
-            <w:shd w:val="clear" w:color="auto" w:fill="D9D9D9"/>
+            <w:shd w:val="clear" w:color="auto" w:fill="A6A6A6"/>
           </w:rPr>
           <m:t>=</m:t>
         </m:r>
@@ -5123,7 +5123,7 @@
             <m:ctrlPr>
               <w:rPr>
                 <w:rFonts w:ascii="Cambria Math" w:hAnsi="Cambria Math"/>
-                <w:shd w:val="clear" w:color="auto" w:fill="D9D9D9"/>
+                <w:shd w:val="clear" w:color="auto" w:fill="A6A6A6"/>
               </w:rPr>
             </m:ctrlPr>
           </m:fPr>
@@ -5200,7 +5200,7 @@
           </m:rPr>
           <w:rPr>
             <w:rFonts w:ascii="Cambria Math" w:hAnsi="Cambria Math" w:cs="Cambria Math"/>
-            <w:shd w:val="clear" w:color="auto" w:fill="D9D9D9"/>
+            <w:shd w:val="clear" w:color="auto" w:fill="A6A6A6"/>
           </w:rPr>
           <m:t>=…</m:t>
         </m:r>
@@ -5252,7 +5252,7 @@
           <w:rFonts w:ascii="Times New Roman" w:hAnsi="Times New Roman" w:eastAsia="宋体" w:cs="Times New Roman"/>
           <w:szCs w:val="21"/>
           <w:sz w:val="21"/>
-          <w:shd w:val="clear" w:color="auto" w:fill="D9D9D9"/>
+          <w:shd w:val="clear" w:color="auto" w:fill="A6A6A6"/>
         </w:rPr>
         <w:t>等于</w:t>
       </w:r>
@@ -5270,7 +5270,7 @@
           <w:i/>
           <w:szCs w:val="21"/>
           <w:sz w:val="21"/>
-          <w:shd w:val="clear" w:color="auto" w:fill="D9D9D9"/>
+          <w:shd w:val="clear" w:color="auto" w:fill="A6A6A6"/>
         </w:rPr>
         <w:t>P</w:t>
       </w:r>
@@ -5383,7 +5383,7 @@
           <w:i/>
           <w:szCs w:val="21"/>
           <w:sz w:val="21"/>
-          <w:shd w:val="clear" w:color="auto" w:fill="D9D9D9"/>
+          <w:shd w:val="clear" w:color="auto" w:fill="A6A6A6"/>
         </w:rPr>
         <w:t>U</w:t>
       </w:r>
@@ -5476,7 +5476,7 @@
             <m:ctrlPr>
               <w:rPr>
                 <w:rFonts w:ascii="Cambria Math" w:hAnsi="Cambria Math"/>
-                <w:shd w:val="clear" w:color="auto" w:fill="D9D9D9"/>
+                <w:shd w:val="clear" w:color="auto" w:fill="A6A6A6"/>
               </w:rPr>
             </m:ctrlPr>
           </m:fPr>
@@ -5553,7 +5553,7 @@
           </m:rPr>
           <w:rPr>
             <w:rFonts w:ascii="Cambria Math" w:hAnsi="Cambria Math" w:cs="Cambria Math"/>
-            <w:shd w:val="clear" w:color="auto" w:fill="D9D9D9"/>
+            <w:shd w:val="clear" w:color="auto" w:fill="A6A6A6"/>
           </w:rPr>
           <m:t>=</m:t>
         </m:r>
@@ -5562,7 +5562,7 @@
             <m:ctrlPr>
               <w:rPr>
                 <w:rFonts w:ascii="Cambria Math" w:hAnsi="Cambria Math"/>
-                <w:shd w:val="clear" w:color="auto" w:fill="D9D9D9"/>
+                <w:shd w:val="clear" w:color="auto" w:fill="A6A6A6"/>
               </w:rPr>
             </m:ctrlPr>
           </m:fPr>
@@ -5681,7 +5681,7 @@
           <w:i/>
           <w:szCs w:val="21"/>
           <w:sz w:val="21"/>
-          <w:shd w:val="clear" w:color="auto" w:fill="D9D9D9"/>
+          <w:shd w:val="clear" w:color="auto" w:fill="A6A6A6"/>
         </w:rPr>
         <w:t>I</w:t>
       </w:r>
@@ -5991,7 +5991,7 @@
           <w:rFonts w:ascii="Times New Roman" w:hAnsi="Times New Roman" w:eastAsia="宋体" w:cs="Times New Roman"/>
           <w:szCs w:val="21"/>
           <w:sz w:val="21"/>
-          <w:shd w:val="clear" w:color="auto" w:fill="D9D9D9"/>
+          <w:shd w:val="clear" w:color="auto" w:fill="A6A6A6"/>
         </w:rPr>
         <w:t xml:space="preserve">3.4 </w:t>
       </w:r>
@@ -6000,7 +6000,7 @@
           <w:rFonts w:ascii="Times New Roman" w:hAnsi="Times New Roman" w:eastAsia="宋体" w:cs="Times New Roman"/>
           <w:szCs w:val="21"/>
           <w:sz w:val="21"/>
-          <w:shd w:val="clear" w:color="auto" w:fill="D9D9D9"/>
+          <w:shd w:val="clear" w:color="auto" w:fill="A6A6A6"/>
         </w:rPr>
         <w:t>电能的输送</w:t>
       </w:r>
@@ -6034,7 +6034,7 @@
           <w:rFonts w:ascii="Times New Roman" w:hAnsi="Times New Roman" w:eastAsia="宋体" w:cs="Times New Roman"/>
           <w:szCs w:val="21"/>
           <w:sz w:val="21"/>
-          <w:shd w:val="clear" w:color="auto" w:fill="D9D9D9"/>
+          <w:shd w:val="clear" w:color="auto" w:fill="A6A6A6"/>
         </w:rPr>
         <w:t>升压</w:t>
       </w:r>
@@ -6051,7 +6051,7 @@
           <w:rFonts w:ascii="Times New Roman" w:hAnsi="Times New Roman" w:eastAsia="宋体" w:cs="Times New Roman"/>
           <w:szCs w:val="21"/>
           <w:sz w:val="21"/>
-          <w:shd w:val="clear" w:color="auto" w:fill="D9D9D9"/>
+          <w:shd w:val="clear" w:color="auto" w:fill="A6A6A6"/>
         </w:rPr>
         <w:t>降压</w:t>
       </w:r>
@@ -6094,7 +6094,7 @@
           <w:rFonts w:ascii="Times New Roman" w:hAnsi="Times New Roman" w:eastAsia="宋体" w:cs="Times New Roman"/>
           <w:szCs w:val="21"/>
           <w:sz w:val="21"/>
-          <w:shd w:val="clear" w:color="auto" w:fill="D9D9D9"/>
+          <w:shd w:val="clear" w:color="auto" w:fill="A6A6A6"/>
         </w:rPr>
         <w:t>变电站</w:t>
       </w:r>
@@ -6111,7 +6111,7 @@
           <w:rFonts w:ascii="Times New Roman" w:hAnsi="Times New Roman" w:eastAsia="宋体" w:cs="Times New Roman"/>
           <w:szCs w:val="21"/>
           <w:sz w:val="21"/>
-          <w:shd w:val="clear" w:color="auto" w:fill="D9D9D9"/>
+          <w:shd w:val="clear" w:color="auto" w:fill="A6A6A6"/>
         </w:rPr>
         <w:t>网络</w:t>
       </w:r>
@@ -6186,7 +6186,7 @@
           <w:rFonts w:ascii="Times New Roman" w:hAnsi="Times New Roman" w:eastAsia="宋体" w:cs="Times New Roman"/>
           <w:szCs w:val="21"/>
           <w:sz w:val="21"/>
-          <w:shd w:val="clear" w:color="auto" w:fill="D9D9D9"/>
+          <w:shd w:val="clear" w:color="auto" w:fill="A6A6A6"/>
         </w:rPr>
         <w:t>经济效益</w:t>
       </w:r>
@@ -6236,7 +6236,7 @@
           <w:rFonts w:ascii="Times New Roman" w:hAnsi="Times New Roman" w:eastAsia="宋体" w:cs="Times New Roman"/>
           <w:szCs w:val="21"/>
           <w:sz w:val="21"/>
-          <w:shd w:val="clear" w:color="auto" w:fill="D9D9D9"/>
+          <w:shd w:val="clear" w:color="auto" w:fill="A6A6A6"/>
         </w:rPr>
         <w:t>电力供需</w:t>
       </w:r>
@@ -6286,7 +6286,7 @@
           <w:rFonts w:ascii="Times New Roman" w:hAnsi="Times New Roman" w:eastAsia="宋体" w:cs="Times New Roman"/>
           <w:szCs w:val="21"/>
           <w:sz w:val="21"/>
-          <w:shd w:val="clear" w:color="auto" w:fill="D9D9D9"/>
+          <w:shd w:val="clear" w:color="auto" w:fill="A6A6A6"/>
         </w:rPr>
         <w:t>电力</w:t>
       </w:r>
@@ -6483,7 +6483,7 @@
           <w:i/>
           <w:szCs w:val="21"/>
           <w:sz w:val="21"/>
-          <w:shd w:val="clear" w:color="auto" w:fill="D9D9D9"/>
+          <w:shd w:val="clear" w:color="auto" w:fill="A6A6A6"/>
         </w:rPr>
         <w:t>P</w:t>
       </w:r>
@@ -6584,7 +6584,7 @@
           <w:i/>
           <w:szCs w:val="21"/>
           <w:sz w:val="21"/>
-          <w:shd w:val="clear" w:color="auto" w:fill="D9D9D9"/>
+          <w:shd w:val="clear" w:color="auto" w:fill="A6A6A6"/>
         </w:rPr>
         <w:t>U</w:t>
       </w:r>
@@ -6656,7 +6656,7 @@
           <w:i/>
           <w:szCs w:val="21"/>
           <w:sz w:val="21"/>
-          <w:shd w:val="clear" w:color="auto" w:fill="D9D9D9"/>
+          <w:shd w:val="clear" w:color="auto" w:fill="A6A6A6"/>
         </w:rPr>
         <w:t>P</w:t>
       </w:r>
@@ -6860,7 +6860,7 @@
           <w:i/>
           <w:szCs w:val="21"/>
           <w:sz w:val="21"/>
-          <w:shd w:val="clear" w:color="auto" w:fill="D9D9D9"/>
+          <w:shd w:val="clear" w:color="auto" w:fill="A6A6A6"/>
         </w:rPr>
         <w:t>P</w:t>
       </w:r>
@@ -6992,7 +6992,7 @@
           <w:i/>
           <w:szCs w:val="21"/>
           <w:sz w:val="21"/>
-          <w:shd w:val="clear" w:color="auto" w:fill="D9D9D9"/>
+          <w:shd w:val="clear" w:color="auto" w:fill="A6A6A6"/>
         </w:rPr>
         <w:t>P</w:t>
       </w:r>
@@ -7197,7 +7197,7 @@
             <m:ctrlPr>
               <w:rPr>
                 <w:rFonts w:ascii="Cambria Math" w:hAnsi="Cambria Math"/>
-                <w:shd w:val="clear" w:color="auto" w:fill="D9D9D9"/>
+                <w:shd w:val="clear" w:color="auto" w:fill="A6A6A6"/>
               </w:rPr>
             </m:ctrlPr>
           </m:fPr>
@@ -7274,7 +7274,7 @@
           </m:rPr>
           <w:rPr>
             <w:rFonts w:ascii="Cambria Math" w:hAnsi="Cambria Math" w:cs="Cambria Math"/>
-            <w:shd w:val="clear" w:color="auto" w:fill="D9D9D9"/>
+            <w:shd w:val="clear" w:color="auto" w:fill="A6A6A6"/>
           </w:rPr>
           <m:t>=</m:t>
         </m:r>
@@ -7283,7 +7283,7 @@
             <m:ctrlPr>
               <w:rPr>
                 <w:rFonts w:ascii="Cambria Math" w:hAnsi="Cambria Math"/>
-                <w:shd w:val="clear" w:color="auto" w:fill="D9D9D9"/>
+                <w:shd w:val="clear" w:color="auto" w:fill="A6A6A6"/>
               </w:rPr>
             </m:ctrlPr>
           </m:fPr>
@@ -7440,7 +7440,7 @@
             <m:ctrlPr>
               <w:rPr>
                 <w:rFonts w:ascii="Cambria Math" w:hAnsi="Cambria Math"/>
-                <w:shd w:val="clear" w:color="auto" w:fill="D9D9D9"/>
+                <w:shd w:val="clear" w:color="auto" w:fill="A6A6A6"/>
               </w:rPr>
             </m:ctrlPr>
           </m:fPr>
@@ -7517,7 +7517,7 @@
           </m:rPr>
           <w:rPr>
             <w:rFonts w:ascii="Cambria Math" w:hAnsi="Cambria Math" w:cs="Cambria Math"/>
-            <w:shd w:val="clear" w:color="auto" w:fill="D9D9D9"/>
+            <w:shd w:val="clear" w:color="auto" w:fill="A6A6A6"/>
           </w:rPr>
           <m:t>=</m:t>
         </m:r>
@@ -7526,7 +7526,7 @@
             <m:ctrlPr>
               <w:rPr>
                 <w:rFonts w:ascii="Cambria Math" w:hAnsi="Cambria Math"/>
-                <w:shd w:val="clear" w:color="auto" w:fill="D9D9D9"/>
+                <w:shd w:val="clear" w:color="auto" w:fill="A6A6A6"/>
               </w:rPr>
             </m:ctrlPr>
           </m:fPr>
@@ -7637,7 +7637,7 @@
             <m:ctrlPr>
               <w:rPr>
                 <w:rFonts w:ascii="Cambria Math" w:hAnsi="Cambria Math"/>
-                <w:shd w:val="clear" w:color="auto" w:fill="D9D9D9"/>
+                <w:shd w:val="clear" w:color="auto" w:fill="A6A6A6"/>
               </w:rPr>
             </m:ctrlPr>
           </m:fPr>
@@ -7714,7 +7714,7 @@
           </m:rPr>
           <w:rPr>
             <w:rFonts w:ascii="Cambria Math" w:hAnsi="Cambria Math" w:cs="Cambria Math"/>
-            <w:shd w:val="clear" w:color="auto" w:fill="D9D9D9"/>
+            <w:shd w:val="clear" w:color="auto" w:fill="A6A6A6"/>
           </w:rPr>
           <m:t>=</m:t>
         </m:r>
@@ -7723,7 +7723,7 @@
             <m:ctrlPr>
               <w:rPr>
                 <w:rFonts w:ascii="Cambria Math" w:hAnsi="Cambria Math"/>
-                <w:shd w:val="clear" w:color="auto" w:fill="D9D9D9"/>
+                <w:shd w:val="clear" w:color="auto" w:fill="A6A6A6"/>
               </w:rPr>
             </m:ctrlPr>
           </m:fPr>
@@ -7890,7 +7890,7 @@
             <m:ctrlPr>
               <w:rPr>
                 <w:rFonts w:ascii="Cambria Math" w:hAnsi="Cambria Math"/>
-                <w:shd w:val="clear" w:color="auto" w:fill="D9D9D9"/>
+                <w:shd w:val="clear" w:color="auto" w:fill="A6A6A6"/>
               </w:rPr>
             </m:ctrlPr>
           </m:fPr>
@@ -7967,7 +7967,7 @@
           </m:rPr>
           <w:rPr>
             <w:rFonts w:ascii="Cambria Math" w:hAnsi="Cambria Math" w:cs="Cambria Math"/>
-            <w:shd w:val="clear" w:color="auto" w:fill="D9D9D9"/>
+            <w:shd w:val="clear" w:color="auto" w:fill="A6A6A6"/>
           </w:rPr>
           <m:t>=</m:t>
         </m:r>
@@ -7976,7 +7976,7 @@
             <m:ctrlPr>
               <w:rPr>
                 <w:rFonts w:ascii="Cambria Math" w:hAnsi="Cambria Math"/>
-                <w:shd w:val="clear" w:color="auto" w:fill="D9D9D9"/>
+                <w:shd w:val="clear" w:color="auto" w:fill="A6A6A6"/>
               </w:rPr>
             </m:ctrlPr>
           </m:fPr>
@@ -8087,7 +8087,7 @@
             <m:ctrlPr>
               <w:rPr>
                 <w:rFonts w:ascii="Cambria Math" w:hAnsi="Cambria Math"/>
-                <w:shd w:val="clear" w:color="auto" w:fill="D9D9D9"/>
+                <w:shd w:val="clear" w:color="auto" w:fill="A6A6A6"/>
               </w:rPr>
             </m:ctrlPr>
           </m:sSubPr>
@@ -8120,7 +8120,7 @@
           </m:rPr>
           <w:rPr>
             <w:rFonts w:ascii="Cambria Math" w:hAnsi="Cambria Math" w:cs="Cambria Math"/>
-            <w:shd w:val="clear" w:color="auto" w:fill="D9D9D9"/>
+            <w:shd w:val="clear" w:color="auto" w:fill="A6A6A6"/>
           </w:rPr>
           <m:t>=</m:t>
         </m:r>
@@ -8129,7 +8129,7 @@
             <m:ctrlPr>
               <w:rPr>
                 <w:rFonts w:ascii="Cambria Math" w:hAnsi="Cambria Math"/>
-                <w:shd w:val="clear" w:color="auto" w:fill="D9D9D9"/>
+                <w:shd w:val="clear" w:color="auto" w:fill="A6A6A6"/>
               </w:rPr>
             </m:ctrlPr>
           </m:fPr>
@@ -8206,7 +8206,7 @@
           </m:rPr>
           <w:rPr>
             <w:rFonts w:ascii="Cambria Math" w:hAnsi="Cambria Math" w:cs="Cambria Math"/>
-            <w:shd w:val="clear" w:color="auto" w:fill="D9D9D9"/>
+            <w:shd w:val="clear" w:color="auto" w:fill="A6A6A6"/>
           </w:rPr>
           <m:t>=</m:t>
         </m:r>
@@ -8215,7 +8215,7 @@
             <m:ctrlPr>
               <w:rPr>
                 <w:rFonts w:ascii="Cambria Math" w:hAnsi="Cambria Math"/>
-                <w:shd w:val="clear" w:color="auto" w:fill="D9D9D9"/>
+                <w:shd w:val="clear" w:color="auto" w:fill="A6A6A6"/>
               </w:rPr>
             </m:ctrlPr>
           </m:fPr>
@@ -8292,7 +8292,7 @@
           </m:rPr>
           <w:rPr>
             <w:rFonts w:ascii="Cambria Math" w:hAnsi="Cambria Math" w:cs="Cambria Math"/>
-            <w:shd w:val="clear" w:color="auto" w:fill="D9D9D9"/>
+            <w:shd w:val="clear" w:color="auto" w:fill="A6A6A6"/>
           </w:rPr>
           <m:t>=</m:t>
         </m:r>
@@ -8301,7 +8301,7 @@
             <m:ctrlPr>
               <w:rPr>
                 <w:rFonts w:ascii="Cambria Math" w:hAnsi="Cambria Math"/>
-                <w:shd w:val="clear" w:color="auto" w:fill="D9D9D9"/>
+                <w:shd w:val="clear" w:color="auto" w:fill="A6A6A6"/>
               </w:rPr>
             </m:ctrlPr>
           </m:fPr>
@@ -8378,7 +8378,7 @@
           </m:rPr>
           <w:rPr>
             <w:rFonts w:ascii="Cambria Math" w:hAnsi="Cambria Math" w:cs="Cambria Math"/>
-            <w:shd w:val="clear" w:color="auto" w:fill="D9D9D9"/>
+            <w:shd w:val="clear" w:color="auto" w:fill="A6A6A6"/>
           </w:rPr>
           <m:t>Δ</m:t>
         </m:r>
@@ -8388,7 +8388,7 @@
           </m:rPr>
           <w:rPr>
             <w:rFonts w:ascii="Cambria Math" w:hAnsi="Cambria Math" w:cs="Cambria Math"/>
-            <w:shd w:val="clear" w:color="auto" w:fill="D9D9D9"/>
+            <w:shd w:val="clear" w:color="auto" w:fill="A6A6A6"/>
           </w:rPr>
           <m:t>P=</m:t>
         </m:r>
@@ -8397,7 +8397,7 @@
             <m:ctrlPr>
               <w:rPr>
                 <w:rFonts w:ascii="Cambria Math" w:hAnsi="Cambria Math"/>
-                <w:shd w:val="clear" w:color="auto" w:fill="D9D9D9"/>
+                <w:shd w:val="clear" w:color="auto" w:fill="A6A6A6"/>
               </w:rPr>
             </m:ctrlPr>
           </m:sSubPr>
@@ -8430,7 +8430,7 @@
           </m:rPr>
           <w:rPr>
             <w:rFonts w:ascii="Cambria Math" w:hAnsi="Cambria Math" w:cs="Cambria Math"/>
-            <w:shd w:val="clear" w:color="auto" w:fill="D9D9D9"/>
+            <w:shd w:val="clear" w:color="auto" w:fill="A6A6A6"/>
           </w:rPr>
           <m:t>-</m:t>
         </m:r>
@@ -8439,7 +8439,7 @@
             <m:ctrlPr>
               <w:rPr>
                 <w:rFonts w:ascii="Cambria Math" w:hAnsi="Cambria Math"/>
-                <w:shd w:val="clear" w:color="auto" w:fill="D9D9D9"/>
+                <w:shd w:val="clear" w:color="auto" w:fill="A6A6A6"/>
               </w:rPr>
             </m:ctrlPr>
           </m:sSubPr>
@@ -8472,7 +8472,7 @@
           </m:rPr>
           <w:rPr>
             <w:rFonts w:ascii="Cambria Math" w:hAnsi="Cambria Math" w:cs="Cambria Math"/>
-            <w:shd w:val="clear" w:color="auto" w:fill="D9D9D9"/>
+            <w:shd w:val="clear" w:color="auto" w:fill="A6A6A6"/>
           </w:rPr>
           <m:t>=</m:t>
         </m:r>
@@ -8481,7 +8481,7 @@
             <m:ctrlPr>
               <w:rPr>
                 <w:rFonts w:ascii="Cambria Math" w:hAnsi="Cambria Math"/>
-                <w:shd w:val="clear" w:color="auto" w:fill="D9D9D9"/>
+                <w:shd w:val="clear" w:color="auto" w:fill="A6A6A6"/>
               </w:rPr>
             </m:ctrlPr>
           </m:sSupPr>
@@ -8535,7 +8535,7 @@
             <m:ctrlPr>
               <w:rPr>
                 <w:rFonts w:ascii="Cambria Math" w:hAnsi="Cambria Math"/>
-                <w:shd w:val="clear" w:color="auto" w:fill="D9D9D9"/>
+                <w:shd w:val="clear" w:color="auto" w:fill="A6A6A6"/>
               </w:rPr>
             </m:ctrlPr>
           </m:sSubPr>
@@ -8568,7 +8568,7 @@
           </m:rPr>
           <w:rPr>
             <w:rFonts w:ascii="Cambria Math" w:hAnsi="Cambria Math" w:cs="Cambria Math"/>
-            <w:shd w:val="clear" w:color="auto" w:fill="D9D9D9"/>
+            <w:shd w:val="clear" w:color="auto" w:fill="A6A6A6"/>
           </w:rPr>
           <m:t>=</m:t>
         </m:r>
@@ -8577,7 +8577,7 @@
             <m:ctrlPr>
               <w:rPr>
                 <w:rFonts w:ascii="Cambria Math" w:hAnsi="Cambria Math"/>
-                <w:shd w:val="clear" w:color="auto" w:fill="D9D9D9"/>
+                <w:shd w:val="clear" w:color="auto" w:fill="A6A6A6"/>
               </w:rPr>
             </m:ctrlPr>
           </m:fPr>
@@ -8652,7 +8652,7 @@
           </m:rPr>
           <w:rPr>
             <w:rFonts w:ascii="Cambria Math" w:hAnsi="Cambria Math" w:cs="Cambria Math"/>
-            <w:shd w:val="clear" w:color="auto" w:fill="D9D9D9"/>
+            <w:shd w:val="clear" w:color="auto" w:fill="A6A6A6"/>
           </w:rPr>
           <m:t>=</m:t>
         </m:r>
@@ -8662,7 +8662,7 @@
           </m:rPr>
           <w:rPr>
             <w:rFonts w:ascii="Cambria Math" w:hAnsi="Cambria Math" w:cs="Cambria Math"/>
-            <w:shd w:val="clear" w:color="auto" w:fill="D9D9D9"/>
+            <w:shd w:val="clear" w:color="auto" w:fill="A6A6A6"/>
           </w:rPr>
           <m:t>Δ</m:t>
         </m:r>
@@ -8672,7 +8672,7 @@
           </m:rPr>
           <w:rPr>
             <w:rFonts w:ascii="Cambria Math" w:hAnsi="Cambria Math" w:cs="Cambria Math"/>
-            <w:shd w:val="clear" w:color="auto" w:fill="D9D9D9"/>
+            <w:shd w:val="clear" w:color="auto" w:fill="A6A6A6"/>
           </w:rPr>
           <m:t>U</m:t>
         </m:r>
@@ -8681,7 +8681,7 @@
             <m:ctrlPr>
               <w:rPr>
                 <w:rFonts w:ascii="Cambria Math" w:hAnsi="Cambria Math"/>
-                <w:shd w:val="clear" w:color="auto" w:fill="D9D9D9"/>
+                <w:shd w:val="clear" w:color="auto" w:fill="A6A6A6"/>
               </w:rPr>
             </m:ctrlPr>
           </m:sSubPr>
@@ -8747,7 +8747,7 @@
           <w:rFonts w:ascii="Times New Roman" w:hAnsi="Times New Roman" w:eastAsia="宋体" w:cs="Times New Roman"/>
           <w:szCs w:val="21"/>
           <w:sz w:val="21"/>
-          <w:shd w:val="clear" w:color="auto" w:fill="D9D9D9"/>
+          <w:shd w:val="clear" w:color="auto" w:fill="A6A6A6"/>
         </w:rPr>
         <w:t>Δ</w:t>
       </w:r>
@@ -8900,7 +8900,7 @@
           </m:rPr>
           <w:rPr>
             <w:rFonts w:ascii="Cambria Math" w:hAnsi="Cambria Math" w:cs="Cambria Math"/>
-            <w:shd w:val="clear" w:color="auto" w:fill="D9D9D9"/>
+            <w:shd w:val="clear" w:color="auto" w:fill="A6A6A6"/>
           </w:rPr>
           <m:t>η=</m:t>
         </m:r>
@@ -8909,7 +8909,7 @@
             <m:ctrlPr>
               <w:rPr>
                 <w:rFonts w:ascii="Cambria Math" w:hAnsi="Cambria Math"/>
-                <w:shd w:val="clear" w:color="auto" w:fill="D9D9D9"/>
+                <w:shd w:val="clear" w:color="auto" w:fill="A6A6A6"/>
               </w:rPr>
             </m:ctrlPr>
           </m:fPr>
@@ -8986,7 +8986,7 @@
           </m:rPr>
           <w:rPr>
             <w:rFonts w:ascii="Cambria Math" w:hAnsi="Cambria Math" w:cs="Cambria Math"/>
-            <w:shd w:val="clear" w:color="auto" w:fill="D9D9D9"/>
+            <w:shd w:val="clear" w:color="auto" w:fill="A6A6A6"/>
           </w:rPr>
           <m:t>×100</m:t>
         </m:r>
@@ -8996,7 +8996,7 @@
           </m:rPr>
           <w:rPr>
             <w:rFonts w:ascii="Cambria Math" w:hAnsi="Cambria Math" w:cs="Cambria Math"/>
-            <w:shd w:val="clear" w:color="auto" w:fill="D9D9D9"/>
+            <w:shd w:val="clear" w:color="auto" w:fill="A6A6A6"/>
           </w:rPr>
           <m:t>%</m:t>
         </m:r>
@@ -9081,7 +9081,7 @@
           <w:rFonts w:ascii="Times New Roman" w:hAnsi="Times New Roman" w:eastAsia="宋体" w:cs="Times New Roman"/>
           <w:szCs w:val="21"/>
           <w:sz w:val="21"/>
-          <w:shd w:val="clear" w:color="auto" w:fill="D9D9D9"/>
+          <w:shd w:val="clear" w:color="auto" w:fill="A6A6A6"/>
         </w:rPr>
         <w:t>供电线路</w:t>
       </w:r>
@@ -9131,7 +9131,7 @@
           <w:rFonts w:ascii="Times New Roman" w:hAnsi="Times New Roman" w:eastAsia="宋体" w:cs="Times New Roman"/>
           <w:szCs w:val="21"/>
           <w:sz w:val="21"/>
-          <w:shd w:val="clear" w:color="auto" w:fill="D9D9D9"/>
+          <w:shd w:val="clear" w:color="auto" w:fill="A6A6A6"/>
         </w:rPr>
         <w:t>电压</w:t>
       </w:r>
@@ -9148,7 +9148,7 @@
           <w:rFonts w:ascii="Times New Roman" w:hAnsi="Times New Roman" w:eastAsia="宋体" w:cs="Times New Roman"/>
           <w:szCs w:val="21"/>
           <w:sz w:val="21"/>
-          <w:shd w:val="clear" w:color="auto" w:fill="D9D9D9"/>
+          <w:shd w:val="clear" w:color="auto" w:fill="A6A6A6"/>
         </w:rPr>
         <w:t>频率</w:t>
       </w:r>
@@ -9198,7 +9198,7 @@
           <w:rFonts w:ascii="Times New Roman" w:hAnsi="Times New Roman" w:eastAsia="宋体" w:cs="Times New Roman"/>
           <w:szCs w:val="21"/>
           <w:sz w:val="21"/>
-          <w:shd w:val="clear" w:color="auto" w:fill="D9D9D9"/>
+          <w:shd w:val="clear" w:color="auto" w:fill="A6A6A6"/>
         </w:rPr>
         <w:t>低</w:t>
       </w:r>
@@ -9215,7 +9215,7 @@
           <w:rFonts w:ascii="Times New Roman" w:hAnsi="Times New Roman" w:eastAsia="宋体" w:cs="Times New Roman"/>
           <w:szCs w:val="21"/>
           <w:sz w:val="21"/>
-          <w:shd w:val="clear" w:color="auto" w:fill="D9D9D9"/>
+          <w:shd w:val="clear" w:color="auto" w:fill="A6A6A6"/>
         </w:rPr>
         <w:t>少</w:t>
       </w:r>
@@ -9393,7 +9393,7 @@
             <m:ctrlPr>
               <w:rPr>
                 <w:rFonts w:ascii="Cambria Math" w:hAnsi="Cambria Math"/>
-                <w:shd w:val="clear" w:color="auto" w:fill="D9D9D9"/>
+                <w:shd w:val="clear" w:color="auto" w:fill="A6A6A6"/>
               </w:rPr>
             </m:ctrlPr>
           </m:fPr>
@@ -9635,7 +9635,7 @@
             <m:ctrlPr>
               <w:rPr>
                 <w:rFonts w:ascii="Cambria Math" w:hAnsi="Cambria Math"/>
-                <w:shd w:val="clear" w:color="auto" w:fill="D9D9D9"/>
+                <w:shd w:val="clear" w:color="auto" w:fill="A6A6A6"/>
               </w:rPr>
             </m:ctrlPr>
           </m:fPr>
@@ -9878,7 +9878,7 @@
             <m:ctrlPr>
               <w:rPr>
                 <w:rFonts w:ascii="Cambria Math" w:hAnsi="Cambria Math"/>
-                <w:shd w:val="clear" w:color="auto" w:fill="D9D9D9"/>
+                <w:shd w:val="clear" w:color="auto" w:fill="A6A6A6"/>
               </w:rPr>
             </m:ctrlPr>
           </m:fPr>
@@ -10013,7 +10013,7 @@
             <m:ctrlPr>
               <w:rPr>
                 <w:rFonts w:ascii="Cambria Math" w:hAnsi="Cambria Math"/>
-                <w:shd w:val="clear" w:color="auto" w:fill="D9D9D9"/>
+                <w:shd w:val="clear" w:color="auto" w:fill="A6A6A6"/>
               </w:rPr>
             </m:ctrlPr>
           </m:fPr>
@@ -10106,7 +10106,7 @@
             <m:ctrlPr>
               <w:rPr>
                 <w:rFonts w:ascii="Cambria Math" w:hAnsi="Cambria Math"/>
-                <w:shd w:val="clear" w:color="auto" w:fill="D9D9D9"/>
+                <w:shd w:val="clear" w:color="auto" w:fill="A6A6A6"/>
               </w:rPr>
             </m:ctrlPr>
           </m:fPr>
@@ -10148,7 +10148,7 @@
             <m:ctrlPr>
               <w:rPr>
                 <w:rFonts w:ascii="Cambria Math" w:hAnsi="Cambria Math"/>
-                <w:shd w:val="clear" w:color="auto" w:fill="D9D9D9"/>
+                <w:shd w:val="clear" w:color="auto" w:fill="A6A6A6"/>
               </w:rPr>
             </m:ctrlPr>
           </m:fPr>

--- a/高中物理/高中物理同步/人教版选必2 第3章 交变电流·知识清单（完成）.docx
+++ b/高中物理/高中物理同步/人教版选必2 第3章 交变电流·知识清单（完成）.docx
@@ -10242,7 +10242,7 @@
 <w:ftr xmlns:w="http://schemas.openxmlformats.org/wordprocessingml/2006/main">
   <w:p xmlns:w="http://schemas.openxmlformats.org/wordprocessingml/2006/main">
     <w:pPr>
-      <w:jc w:val="center"/>
+      <w:jc w:val="left"/>
     </w:pPr>
     <w:r>
       <w:rPr>

--- a/高中物理/高中物理同步/人教版选必2 第3章 交变电流·知识清单（完成）.docx
+++ b/高中物理/高中物理同步/人教版选必2 第3章 交变电流·知识清单（完成）.docx
@@ -10314,39 +10314,7 @@
         <w:sz w:val="21"/>
         <w:szCs w:val="21"/>
       </w:rPr>
-      <w:fldChar w:fldCharType="begin"/>
-    </w:r>
-    <w:r>
-      <w:rPr>
-        <w:rFonts w:ascii="Times New Roman" w:hAnsi="Times New Roman" w:eastAsia="宋体" w:cs="Times New Roman"/>
-        <w:sz w:val="21"/>
-        <w:szCs w:val="21"/>
-      </w:rPr>
-      <w:instrText xml:space="preserve"> NUMPAGES </w:instrText>
-    </w:r>
-    <w:r>
-      <w:rPr>
-        <w:rFonts w:ascii="Times New Roman" w:hAnsi="Times New Roman" w:eastAsia="宋体" w:cs="Times New Roman"/>
-        <w:sz w:val="21"/>
-        <w:szCs w:val="21"/>
-      </w:rPr>
-      <w:fldChar w:fldCharType="separate"/>
-    </w:r>
-    <w:r>
-      <w:rPr>
-        <w:rFonts w:ascii="Times New Roman" w:hAnsi="Times New Roman" w:eastAsia="宋体" w:cs="Times New Roman"/>
-        <w:sz w:val="21"/>
-        <w:szCs w:val="21"/>
-      </w:rPr>
       <w:t>6</w:t>
-    </w:r>
-    <w:r>
-      <w:rPr>
-        <w:rFonts w:ascii="Times New Roman" w:hAnsi="Times New Roman" w:eastAsia="宋体" w:cs="Times New Roman"/>
-        <w:sz w:val="21"/>
-        <w:szCs w:val="21"/>
-      </w:rPr>
-      <w:fldChar w:fldCharType="end"/>
     </w:r>
     <w:r>
       <w:rPr>

--- a/高中物理/高中物理同步/人教版选必2 第3章 交变电流·知识清单（完成）.docx
+++ b/高中物理/高中物理同步/人教版选必2 第3章 交变电流·知识清单（完成）.docx
@@ -16,7 +16,7 @@
           <w:rFonts w:ascii="Times New Roman" w:hAnsi="Times New Roman" w:eastAsia="宋体" w:cs="Times New Roman"/>
           <w:szCs w:val="21"/>
           <w:sz w:val="21"/>
-          <w:shd w:val="clear" w:color="auto" w:fill="A6A6A6"/>
+          <w:shd w:val="clear" w:color="auto" w:fill="C9C9C9"/>
         </w:rPr>
         <w:t>人教版选必</w:t>
       </w:r>
@@ -25,7 +25,7 @@
           <w:rFonts w:ascii="Times New Roman" w:hAnsi="Times New Roman" w:eastAsia="宋体" w:cs="Times New Roman"/>
           <w:szCs w:val="21"/>
           <w:sz w:val="21"/>
-          <w:shd w:val="clear" w:color="auto" w:fill="A6A6A6"/>
+          <w:shd w:val="clear" w:color="auto" w:fill="C9C9C9"/>
         </w:rPr>
         <w:t xml:space="preserve">2 </w:t>
       </w:r>
@@ -34,7 +34,7 @@
           <w:rFonts w:ascii="Times New Roman" w:hAnsi="Times New Roman" w:eastAsia="宋体" w:cs="Times New Roman"/>
           <w:szCs w:val="21"/>
           <w:sz w:val="21"/>
-          <w:shd w:val="clear" w:color="auto" w:fill="A6A6A6"/>
+          <w:shd w:val="clear" w:color="auto" w:fill="C9C9C9"/>
         </w:rPr>
         <w:t>第</w:t>
       </w:r>
@@ -43,7 +43,7 @@
           <w:rFonts w:ascii="Times New Roman" w:hAnsi="Times New Roman" w:eastAsia="宋体" w:cs="Times New Roman"/>
           <w:szCs w:val="21"/>
           <w:sz w:val="21"/>
-          <w:shd w:val="clear" w:color="auto" w:fill="A6A6A6"/>
+          <w:shd w:val="clear" w:color="auto" w:fill="C9C9C9"/>
         </w:rPr>
         <w:t>3</w:t>
       </w:r>
@@ -52,14 +52,14 @@
           <w:rFonts w:ascii="Times New Roman" w:hAnsi="Times New Roman" w:eastAsia="宋体" w:cs="Times New Roman"/>
           <w:szCs w:val="21"/>
           <w:sz w:val="21"/>
-          <w:shd w:val="clear" w:color="auto" w:fill="A6A6A6"/>
+          <w:shd w:val="clear" w:color="auto" w:fill="C9C9C9"/>
         </w:rPr>
         <w:t>章</w:t>
       </w:r>
       <w:r>
         <w:rPr>
           <w:szCs w:val="21"/>
-          <w:shd w:val="clear" w:color="auto" w:fill="A6A6A6"/>
+          <w:shd w:val="clear" w:color="auto" w:fill="C9C9C9"/>
         </w:rPr>
         <w:t xml:space="preserve"> </w:t>
       </w:r>
@@ -68,7 +68,7 @@
           <w:rFonts w:ascii="Times New Roman" w:hAnsi="Times New Roman" w:eastAsia="宋体" w:cs="Times New Roman"/>
           <w:szCs w:val="21"/>
           <w:sz w:val="21"/>
-          <w:shd w:val="clear" w:color="auto" w:fill="A6A6A6"/>
+          <w:shd w:val="clear" w:color="auto" w:fill="C9C9C9"/>
         </w:rPr>
         <w:t>交变电流</w:t>
       </w:r>
@@ -77,7 +77,7 @@
           <w:rFonts w:ascii="Times New Roman" w:hAnsi="Times New Roman" w:eastAsia="宋体" w:cs="Times New Roman"/>
           <w:szCs w:val="21"/>
           <w:sz w:val="21"/>
-          <w:shd w:val="clear" w:color="auto" w:fill="A6A6A6"/>
+          <w:shd w:val="clear" w:color="auto" w:fill="C9C9C9"/>
         </w:rPr>
         <w:t>·</w:t>
       </w:r>
@@ -86,7 +86,7 @@
           <w:rFonts w:ascii="Times New Roman" w:hAnsi="Times New Roman" w:eastAsia="宋体" w:cs="Times New Roman"/>
           <w:szCs w:val="21"/>
           <w:sz w:val="21"/>
-          <w:shd w:val="clear" w:color="auto" w:fill="A6A6A6"/>
+          <w:shd w:val="clear" w:color="auto" w:fill="C9C9C9"/>
         </w:rPr>
         <w:t>知识清单（完成）</w:t>
       </w:r>
@@ -218,7 +218,7 @@
           <w:rFonts w:ascii="Times New Roman" w:hAnsi="Times New Roman" w:eastAsia="宋体" w:cs="Times New Roman"/>
           <w:szCs w:val="21"/>
           <w:sz w:val="21"/>
-          <w:shd w:val="clear" w:color="auto" w:fill="A6A6A6"/>
+          <w:shd w:val="clear" w:color="auto" w:fill="C9C9C9"/>
         </w:rPr>
         <w:t xml:space="preserve">3.1 </w:t>
       </w:r>
@@ -227,7 +227,7 @@
           <w:rFonts w:ascii="Times New Roman" w:hAnsi="Times New Roman" w:eastAsia="宋体" w:cs="Times New Roman"/>
           <w:szCs w:val="21"/>
           <w:sz w:val="21"/>
-          <w:shd w:val="clear" w:color="auto" w:fill="A6A6A6"/>
+          <w:shd w:val="clear" w:color="auto" w:fill="C9C9C9"/>
         </w:rPr>
         <w:t>交变电流</w:t>
       </w:r>
@@ -261,7 +261,7 @@
           <w:rFonts w:ascii="Times New Roman" w:hAnsi="Times New Roman" w:eastAsia="宋体" w:cs="Times New Roman"/>
           <w:szCs w:val="21"/>
           <w:sz w:val="21"/>
-          <w:shd w:val="clear" w:color="auto" w:fill="A6A6A6"/>
+          <w:shd w:val="clear" w:color="auto" w:fill="C9C9C9"/>
         </w:rPr>
         <w:t>周期性</w:t>
       </w:r>
@@ -278,7 +278,7 @@
           <w:rFonts w:ascii="Times New Roman" w:hAnsi="Times New Roman" w:eastAsia="宋体" w:cs="Times New Roman"/>
           <w:szCs w:val="21"/>
           <w:sz w:val="21"/>
-          <w:shd w:val="clear" w:color="auto" w:fill="A6A6A6"/>
+          <w:shd w:val="clear" w:color="auto" w:fill="C9C9C9"/>
         </w:rPr>
         <w:t>交流</w:t>
       </w:r>
@@ -373,7 +373,7 @@
           <w:rFonts w:ascii="Times New Roman" w:hAnsi="Times New Roman" w:eastAsia="宋体" w:cs="Times New Roman"/>
           <w:szCs w:val="21"/>
           <w:sz w:val="21"/>
-          <w:shd w:val="clear" w:color="auto" w:fill="A6A6A6"/>
+          <w:shd w:val="clear" w:color="auto" w:fill="C9C9C9"/>
         </w:rPr>
         <w:t>方向</w:t>
       </w:r>
@@ -530,7 +530,7 @@
           <w:rFonts w:ascii="Times New Roman" w:hAnsi="Times New Roman" w:eastAsia="宋体" w:cs="Times New Roman"/>
           <w:szCs w:val="21"/>
           <w:sz w:val="21"/>
-          <w:shd w:val="clear" w:color="auto" w:fill="A6A6A6"/>
+          <w:shd w:val="clear" w:color="auto" w:fill="C9C9C9"/>
         </w:rPr>
         <w:t>垂直</w:t>
       </w:r>
@@ -572,7 +572,7 @@
           <w:rFonts w:ascii="Times New Roman" w:hAnsi="Times New Roman" w:eastAsia="宋体" w:cs="Times New Roman"/>
           <w:szCs w:val="21"/>
           <w:sz w:val="21"/>
-          <w:shd w:val="clear" w:color="auto" w:fill="A6A6A6"/>
+          <w:shd w:val="clear" w:color="auto" w:fill="C9C9C9"/>
         </w:rPr>
         <w:t>垂直</w:t>
       </w:r>
@@ -708,7 +708,7 @@
           <w:i/>
           <w:szCs w:val="21"/>
           <w:sz w:val="21"/>
-          <w:shd w:val="clear" w:color="auto" w:fill="A6A6A6"/>
+          <w:shd w:val="clear" w:color="auto" w:fill="C9C9C9"/>
         </w:rPr>
         <w:t>最大</w:t>
       </w:r>
@@ -726,7 +726,7 @@
             <m:ctrlPr>
               <w:rPr>
                 <w:rFonts w:ascii="Cambria Math" w:hAnsi="Cambria Math"/>
-                <w:shd w:val="clear" w:color="auto" w:fill="A6A6A6"/>
+                <w:shd w:val="clear" w:color="auto" w:fill="C9C9C9"/>
               </w:rPr>
             </m:ctrlPr>
           </m:fPr>
@@ -776,7 +776,7 @@
           <w:rFonts w:ascii="Times New Roman" w:hAnsi="Times New Roman" w:eastAsia="宋体" w:cs="Times New Roman"/>
           <w:szCs w:val="21"/>
           <w:sz w:val="21"/>
-          <w:shd w:val="clear" w:color="auto" w:fill="A6A6A6"/>
+          <w:shd w:val="clear" w:color="auto" w:fill="C9C9C9"/>
         </w:rPr>
         <w:t>0</w:t>
       </w:r>
@@ -940,7 +940,7 @@
           <w:rFonts w:ascii="Times New Roman" w:hAnsi="Times New Roman" w:eastAsia="宋体" w:cs="Times New Roman"/>
           <w:szCs w:val="21"/>
           <w:sz w:val="21"/>
-          <w:shd w:val="clear" w:color="auto" w:fill="A6A6A6"/>
+          <w:shd w:val="clear" w:color="auto" w:fill="C9C9C9"/>
         </w:rPr>
         <w:t>中性面</w:t>
       </w:r>
@@ -957,7 +957,7 @@
           <w:rFonts w:ascii="Times New Roman" w:hAnsi="Times New Roman" w:eastAsia="宋体" w:cs="Times New Roman"/>
           <w:szCs w:val="21"/>
           <w:sz w:val="21"/>
-          <w:shd w:val="clear" w:color="auto" w:fill="A6A6A6"/>
+          <w:shd w:val="clear" w:color="auto" w:fill="C9C9C9"/>
         </w:rPr>
         <w:t>两次</w:t>
       </w:r>
@@ -1075,7 +1075,7 @@
           <w:rFonts w:ascii="Times New Roman" w:hAnsi="Times New Roman" w:eastAsia="宋体" w:cs="Times New Roman"/>
           <w:szCs w:val="21"/>
           <w:sz w:val="21"/>
-          <w:shd w:val="clear" w:color="auto" w:fill="A6A6A6"/>
+          <w:shd w:val="clear" w:color="auto" w:fill="C9C9C9"/>
         </w:rPr>
         <w:t>0</w:t>
       </w:r>
@@ -1093,7 +1093,7 @@
             <m:ctrlPr>
               <w:rPr>
                 <w:rFonts w:ascii="Cambria Math" w:hAnsi="Cambria Math"/>
-                <w:shd w:val="clear" w:color="auto" w:fill="A6A6A6"/>
+                <w:shd w:val="clear" w:color="auto" w:fill="C9C9C9"/>
               </w:rPr>
             </m:ctrlPr>
           </m:fPr>
@@ -1135,7 +1135,7 @@
           <w:rFonts w:ascii="Times New Roman" w:hAnsi="Times New Roman" w:eastAsia="宋体" w:cs="Times New Roman"/>
           <w:szCs w:val="21"/>
           <w:sz w:val="21"/>
-          <w:shd w:val="clear" w:color="auto" w:fill="A6A6A6"/>
+          <w:shd w:val="clear" w:color="auto" w:fill="C9C9C9"/>
         </w:rPr>
         <w:t>最大</w:t>
       </w:r>
@@ -1204,7 +1204,7 @@
           <w:rFonts w:ascii="Times New Roman" w:hAnsi="Times New Roman" w:eastAsia="宋体" w:cs="Times New Roman"/>
           <w:szCs w:val="21"/>
           <w:sz w:val="21"/>
-          <w:shd w:val="clear" w:color="auto" w:fill="A6A6A6"/>
+          <w:shd w:val="clear" w:color="auto" w:fill="C9C9C9"/>
         </w:rPr>
         <w:t xml:space="preserve">3.2 </w:t>
       </w:r>
@@ -1213,7 +1213,7 @@
           <w:rFonts w:ascii="Times New Roman" w:hAnsi="Times New Roman" w:eastAsia="宋体" w:cs="Times New Roman"/>
           <w:szCs w:val="21"/>
           <w:sz w:val="21"/>
-          <w:shd w:val="clear" w:color="auto" w:fill="A6A6A6"/>
+          <w:shd w:val="clear" w:color="auto" w:fill="C9C9C9"/>
         </w:rPr>
         <w:t>交变电流的描述</w:t>
       </w:r>
@@ -1247,7 +1247,7 @@
           <w:rFonts w:ascii="Times New Roman" w:hAnsi="Times New Roman" w:eastAsia="宋体" w:cs="Times New Roman"/>
           <w:szCs w:val="21"/>
           <w:sz w:val="21"/>
-          <w:shd w:val="clear" w:color="auto" w:fill="A6A6A6"/>
+          <w:shd w:val="clear" w:color="auto" w:fill="C9C9C9"/>
         </w:rPr>
         <w:t>正弦</w:t>
       </w:r>
@@ -1264,7 +1264,7 @@
           <w:rFonts w:ascii="Times New Roman" w:hAnsi="Times New Roman" w:eastAsia="宋体" w:cs="Times New Roman"/>
           <w:szCs w:val="21"/>
           <w:sz w:val="21"/>
-          <w:shd w:val="clear" w:color="auto" w:fill="A6A6A6"/>
+          <w:shd w:val="clear" w:color="auto" w:fill="C9C9C9"/>
         </w:rPr>
         <w:t>正弦式电流</w:t>
       </w:r>
@@ -1324,7 +1324,7 @@
             <m:ctrlPr>
               <w:rPr>
                 <w:rFonts w:ascii="Cambria Math" w:hAnsi="Cambria Math"/>
-                <w:shd w:val="clear" w:color="auto" w:fill="A6A6A6"/>
+                <w:shd w:val="clear" w:color="auto" w:fill="C9C9C9"/>
               </w:rPr>
             </m:ctrlPr>
           </m:sSubPr>
@@ -1358,7 +1358,7 @@
           </m:rPr>
           <w:rPr>
             <w:rFonts w:ascii="Cambria Math" w:hAnsi="Cambria Math"/>
-            <w:shd w:val="clear" w:color="auto" w:fill="A6A6A6"/>
+            <w:shd w:val="clear" w:color="auto" w:fill="C9C9C9"/>
           </w:rPr>
           <m:t>sin ωt</m:t>
         </m:r>
@@ -1406,7 +1406,7 @@
           <w:rPr>
             <w:rFonts w:ascii="Cambria Math" w:hAnsi="Cambria Math"/>
             <w:szCs w:val="21"/>
-            <w:shd w:val="clear" w:color="auto" w:fill="A6A6A6"/>
+            <w:shd w:val="clear" w:color="auto" w:fill="C9C9C9"/>
           </w:rPr>
           <m:t>NBSω</m:t>
         </m:r>
@@ -1458,7 +1458,7 @@
           <w:i/>
           <w:szCs w:val="21"/>
           <w:sz w:val="21"/>
-          <w:shd w:val="clear" w:color="auto" w:fill="A6A6A6"/>
+          <w:shd w:val="clear" w:color="auto" w:fill="C9C9C9"/>
         </w:rPr>
         <w:t>e</w:t>
       </w:r>
@@ -1553,7 +1553,7 @@
           <w:i/>
           <w:szCs w:val="21"/>
           <w:sz w:val="21"/>
-          <w:shd w:val="clear" w:color="auto" w:fill="A6A6A6"/>
+          <w:shd w:val="clear" w:color="auto" w:fill="C9C9C9"/>
         </w:rPr>
         <w:t>E</w:t>
       </w:r>
@@ -1969,7 +1969,7 @@
             <m:ctrlPr>
               <w:rPr>
                 <w:rFonts w:ascii="Cambria Math" w:hAnsi="Cambria Math"/>
-                <w:shd w:val="clear" w:color="auto" w:fill="A6A6A6"/>
+                <w:shd w:val="clear" w:color="auto" w:fill="C9C9C9"/>
               </w:rPr>
             </m:ctrlPr>
           </m:sSubPr>
@@ -2002,7 +2002,7 @@
           </m:rPr>
           <w:rPr>
             <w:rFonts w:ascii="Cambria Math" w:hAnsi="Cambria Math" w:cs="Cambria Math"/>
-            <w:shd w:val="clear" w:color="auto" w:fill="A6A6A6"/>
+            <w:shd w:val="clear" w:color="auto" w:fill="C9C9C9"/>
           </w:rPr>
           <m:t>=</m:t>
         </m:r>
@@ -2011,7 +2011,7 @@
             <m:ctrlPr>
               <w:rPr>
                 <w:rFonts w:ascii="Cambria Math" w:hAnsi="Cambria Math"/>
-                <w:shd w:val="clear" w:color="auto" w:fill="A6A6A6"/>
+                <w:shd w:val="clear" w:color="auto" w:fill="C9C9C9"/>
               </w:rPr>
             </m:ctrlPr>
           </m:fPr>
@@ -2075,7 +2075,7 @@
             <m:ctrlPr>
               <w:rPr>
                 <w:rFonts w:ascii="Cambria Math" w:hAnsi="Cambria Math"/>
-                <w:shd w:val="clear" w:color="auto" w:fill="A6A6A6"/>
+                <w:shd w:val="clear" w:color="auto" w:fill="C9C9C9"/>
               </w:rPr>
             </m:ctrlPr>
           </m:sSubPr>
@@ -2108,7 +2108,7 @@
           </m:rPr>
           <w:rPr>
             <w:rFonts w:ascii="Cambria Math" w:hAnsi="Cambria Math" w:cs="Cambria Math"/>
-            <w:shd w:val="clear" w:color="auto" w:fill="A6A6A6"/>
+            <w:shd w:val="clear" w:color="auto" w:fill="C9C9C9"/>
           </w:rPr>
           <m:t>=</m:t>
         </m:r>
@@ -2117,7 +2117,7 @@
             <m:ctrlPr>
               <w:rPr>
                 <w:rFonts w:ascii="Cambria Math" w:hAnsi="Cambria Math"/>
-                <w:shd w:val="clear" w:color="auto" w:fill="A6A6A6"/>
+                <w:shd w:val="clear" w:color="auto" w:fill="C9C9C9"/>
               </w:rPr>
             </m:ctrlPr>
           </m:fPr>
@@ -2172,7 +2172,7 @@
           </m:rPr>
           <w:rPr>
             <w:rFonts w:ascii="Cambria Math" w:hAnsi="Cambria Math" w:cs="Cambria Math"/>
-            <w:shd w:val="clear" w:color="auto" w:fill="A6A6A6"/>
+            <w:shd w:val="clear" w:color="auto" w:fill="C9C9C9"/>
           </w:rPr>
           <m:t>R</m:t>
         </m:r>
@@ -2867,7 +2867,7 @@
                   <m:ctrlPr>
                     <w:rPr>
                       <w:rFonts w:ascii="Cambria Math" w:hAnsi="Cambria Math"/>
-                      <w:shd w:val="clear" w:color="auto" w:fill="A6A6A6"/>
+                      <w:shd w:val="clear" w:color="auto" w:fill="C9C9C9"/>
                     </w:rPr>
                   </m:ctrlPr>
                 </m:fPr>
@@ -3083,7 +3083,7 @@
                   <m:ctrlPr>
                     <w:rPr>
                       <w:rFonts w:ascii="Cambria Math" w:hAnsi="Cambria Math"/>
-                      <w:shd w:val="clear" w:color="auto" w:fill="A6A6A6"/>
+                      <w:shd w:val="clear" w:color="auto" w:fill="C9C9C9"/>
                     </w:rPr>
                   </m:ctrlPr>
                 </m:fPr>
@@ -3178,7 +3178,7 @@
                   <m:ctrlPr>
                     <w:rPr>
                       <w:rFonts w:ascii="Cambria Math" w:hAnsi="Cambria Math"/>
-                      <w:shd w:val="clear" w:color="auto" w:fill="A6A6A6"/>
+                      <w:shd w:val="clear" w:color="auto" w:fill="C9C9C9"/>
                     </w:rPr>
                   </m:ctrlPr>
                 </m:fPr>
@@ -3273,7 +3273,7 @@
                   <m:ctrlPr>
                     <w:rPr>
                       <w:rFonts w:ascii="Cambria Math" w:hAnsi="Cambria Math"/>
-                      <w:shd w:val="clear" w:color="auto" w:fill="A6A6A6"/>
+                      <w:shd w:val="clear" w:color="auto" w:fill="C9C9C9"/>
                     </w:rPr>
                   </m:ctrlPr>
                 </m:fPr>
@@ -3654,7 +3654,7 @@
                   <m:ctrlPr>
                     <w:rPr>
                       <w:rFonts w:ascii="Cambria Math" w:hAnsi="Cambria Math"/>
-                      <w:shd w:val="clear" w:color="auto" w:fill="A6A6A6"/>
+                      <w:shd w:val="clear" w:color="auto" w:fill="C9C9C9"/>
                     </w:rPr>
                   </m:ctrlPr>
                 </m:fPr>
@@ -3768,7 +3768,7 @@
                   <m:ctrlPr>
                     <w:rPr>
                       <w:rFonts w:ascii="Cambria Math" w:hAnsi="Cambria Math"/>
-                      <w:shd w:val="clear" w:color="auto" w:fill="A6A6A6"/>
+                      <w:shd w:val="clear" w:color="auto" w:fill="C9C9C9"/>
                     </w:rPr>
                   </m:ctrlPr>
                 </m:fPr>
@@ -3953,7 +3953,7 @@
                   <m:ctrlPr>
                     <w:rPr>
                       <w:rFonts w:ascii="Cambria Math" w:hAnsi="Cambria Math"/>
-                      <w:shd w:val="clear" w:color="auto" w:fill="A6A6A6"/>
+                      <w:shd w:val="clear" w:color="auto" w:fill="C9C9C9"/>
                     </w:rPr>
                   </m:ctrlPr>
                 </m:fPr>
@@ -4016,7 +4016,7 @@
           <w:rFonts w:ascii="Times New Roman" w:hAnsi="Times New Roman" w:eastAsia="宋体" w:cs="Times New Roman"/>
           <w:szCs w:val="21"/>
           <w:sz w:val="21"/>
-          <w:shd w:val="clear" w:color="auto" w:fill="A6A6A6"/>
+          <w:shd w:val="clear" w:color="auto" w:fill="C9C9C9"/>
         </w:rPr>
         <w:t xml:space="preserve">3.3 </w:t>
       </w:r>
@@ -4025,7 +4025,7 @@
           <w:rFonts w:ascii="Times New Roman" w:hAnsi="Times New Roman" w:eastAsia="宋体" w:cs="Times New Roman"/>
           <w:szCs w:val="21"/>
           <w:sz w:val="21"/>
-          <w:shd w:val="clear" w:color="auto" w:fill="A6A6A6"/>
+          <w:shd w:val="clear" w:color="auto" w:fill="C9C9C9"/>
         </w:rPr>
         <w:t>变压器</w:t>
       </w:r>
@@ -4076,7 +4076,7 @@
           <w:rFonts w:ascii="Times New Roman" w:hAnsi="Times New Roman" w:eastAsia="宋体" w:cs="Times New Roman"/>
           <w:szCs w:val="21"/>
           <w:sz w:val="21"/>
-          <w:shd w:val="clear" w:color="auto" w:fill="A6A6A6"/>
+          <w:shd w:val="clear" w:color="auto" w:fill="C9C9C9"/>
         </w:rPr>
         <w:t>闭合铁芯</w:t>
       </w:r>
@@ -4093,7 +4093,7 @@
           <w:rFonts w:ascii="Times New Roman" w:hAnsi="Times New Roman" w:eastAsia="宋体" w:cs="Times New Roman"/>
           <w:szCs w:val="21"/>
           <w:sz w:val="21"/>
-          <w:shd w:val="clear" w:color="auto" w:fill="A6A6A6"/>
+          <w:shd w:val="clear" w:color="auto" w:fill="C9C9C9"/>
         </w:rPr>
         <w:t>原线圈</w:t>
       </w:r>
@@ -4110,7 +4110,7 @@
           <w:rFonts w:ascii="Times New Roman" w:hAnsi="Times New Roman" w:eastAsia="宋体" w:cs="Times New Roman"/>
           <w:szCs w:val="21"/>
           <w:sz w:val="21"/>
-          <w:shd w:val="clear" w:color="auto" w:fill="A6A6A6"/>
+          <w:shd w:val="clear" w:color="auto" w:fill="C9C9C9"/>
         </w:rPr>
         <w:t>副线圈</w:t>
       </w:r>
@@ -4214,7 +4214,7 @@
           <w:rFonts w:ascii="Times New Roman" w:hAnsi="Times New Roman" w:eastAsia="宋体" w:cs="Times New Roman"/>
           <w:szCs w:val="21"/>
           <w:sz w:val="21"/>
-          <w:shd w:val="clear" w:color="auto" w:fill="A6A6A6"/>
+          <w:shd w:val="clear" w:color="auto" w:fill="C9C9C9"/>
         </w:rPr>
         <w:t>互感</w:t>
       </w:r>
@@ -4231,7 +4231,7 @@
           <w:rFonts w:ascii="Times New Roman" w:hAnsi="Times New Roman" w:eastAsia="宋体" w:cs="Times New Roman"/>
           <w:szCs w:val="21"/>
           <w:sz w:val="21"/>
-          <w:shd w:val="clear" w:color="auto" w:fill="A6A6A6"/>
+          <w:shd w:val="clear" w:color="auto" w:fill="C9C9C9"/>
         </w:rPr>
         <w:t>电流</w:t>
       </w:r>
@@ -4262,7 +4262,7 @@
           <w:rFonts w:ascii="Times New Roman" w:hAnsi="Times New Roman" w:eastAsia="宋体" w:cs="Times New Roman"/>
           <w:szCs w:val="21"/>
           <w:sz w:val="21"/>
-          <w:shd w:val="clear" w:color="auto" w:fill="A6A6A6"/>
+          <w:shd w:val="clear" w:color="auto" w:fill="C9C9C9"/>
         </w:rPr>
         <w:t>磁场</w:t>
       </w:r>
@@ -4279,7 +4279,7 @@
           <w:rFonts w:ascii="Times New Roman" w:hAnsi="Times New Roman" w:eastAsia="宋体" w:cs="Times New Roman"/>
           <w:szCs w:val="21"/>
           <w:sz w:val="21"/>
-          <w:shd w:val="clear" w:color="auto" w:fill="A6A6A6"/>
+          <w:shd w:val="clear" w:color="auto" w:fill="C9C9C9"/>
         </w:rPr>
         <w:t>感应电动势</w:t>
       </w:r>
@@ -4296,7 +4296,7 @@
           <w:rFonts w:ascii="Times New Roman" w:hAnsi="Times New Roman" w:eastAsia="宋体" w:cs="Times New Roman"/>
           <w:szCs w:val="21"/>
           <w:sz w:val="21"/>
-          <w:shd w:val="clear" w:color="auto" w:fill="A6A6A6"/>
+          <w:shd w:val="clear" w:color="auto" w:fill="C9C9C9"/>
         </w:rPr>
         <w:t>输出电流</w:t>
       </w:r>
@@ -4330,7 +4330,7 @@
           <w:rFonts w:ascii="Times New Roman" w:hAnsi="Times New Roman" w:eastAsia="宋体" w:cs="Times New Roman"/>
           <w:szCs w:val="21"/>
           <w:sz w:val="21"/>
-          <w:shd w:val="clear" w:color="auto" w:fill="A6A6A6"/>
+          <w:shd w:val="clear" w:color="auto" w:fill="C9C9C9"/>
         </w:rPr>
         <w:t>变压器不改变交变电流的周期和频率</w:t>
       </w:r>
@@ -4389,7 +4389,7 @@
           <w:rFonts w:ascii="Times New Roman" w:hAnsi="Times New Roman" w:eastAsia="宋体" w:cs="Times New Roman"/>
           <w:szCs w:val="21"/>
           <w:sz w:val="21"/>
-          <w:shd w:val="clear" w:color="auto" w:fill="A6A6A6"/>
+          <w:shd w:val="clear" w:color="auto" w:fill="C9C9C9"/>
         </w:rPr>
         <w:t>磁场</w:t>
       </w:r>
@@ -4406,7 +4406,7 @@
           <w:rFonts w:ascii="Times New Roman" w:hAnsi="Times New Roman" w:eastAsia="宋体" w:cs="Times New Roman"/>
           <w:szCs w:val="21"/>
           <w:sz w:val="21"/>
-          <w:shd w:val="clear" w:color="auto" w:fill="A6A6A6"/>
+          <w:shd w:val="clear" w:color="auto" w:fill="C9C9C9"/>
         </w:rPr>
         <w:t>电场</w:t>
       </w:r>
@@ -4491,7 +4491,7 @@
             <m:ctrlPr>
               <w:rPr>
                 <w:rFonts w:ascii="Cambria Math" w:hAnsi="Cambria Math"/>
-                <w:shd w:val="clear" w:color="auto" w:fill="A6A6A6"/>
+                <w:shd w:val="clear" w:color="auto" w:fill="C9C9C9"/>
               </w:rPr>
             </m:ctrlPr>
           </m:fPr>
@@ -4568,7 +4568,7 @@
           </m:rPr>
           <w:rPr>
             <w:rFonts w:ascii="Cambria Math" w:hAnsi="Cambria Math" w:cs="Cambria Math"/>
-            <w:shd w:val="clear" w:color="auto" w:fill="A6A6A6"/>
+            <w:shd w:val="clear" w:color="auto" w:fill="C9C9C9"/>
           </w:rPr>
           <m:t>=</m:t>
         </m:r>
@@ -4578,7 +4578,7 @@
               <w:rPr>
                 <w:rFonts w:ascii="Cambria Math" w:hAnsi="Cambria Math"/>
                 <w:szCs w:val="21"/>
-                <w:shd w:val="clear" w:color="auto" w:fill="A6A6A6"/>
+                <w:shd w:val="clear" w:color="auto" w:fill="C9C9C9"/>
               </w:rPr>
             </m:ctrlPr>
           </m:fPr>
@@ -4754,7 +4754,7 @@
           <w:i/>
           <w:szCs w:val="21"/>
           <w:sz w:val="21"/>
-          <w:shd w:val="clear" w:color="auto" w:fill="A6A6A6"/>
+          <w:shd w:val="clear" w:color="auto" w:fill="C9C9C9"/>
         </w:rPr>
         <w:t>&gt;</w:t>
       </w:r>
@@ -4881,7 +4881,7 @@
           <w:i/>
           <w:szCs w:val="21"/>
           <w:sz w:val="21"/>
-          <w:shd w:val="clear" w:color="auto" w:fill="A6A6A6"/>
+          <w:shd w:val="clear" w:color="auto" w:fill="C9C9C9"/>
         </w:rPr>
         <w:t>&lt;</w:t>
       </w:r>
@@ -4951,7 +4951,7 @@
             <m:ctrlPr>
               <w:rPr>
                 <w:rFonts w:ascii="Cambria Math" w:hAnsi="Cambria Math"/>
-                <w:shd w:val="clear" w:color="auto" w:fill="A6A6A6"/>
+                <w:shd w:val="clear" w:color="auto" w:fill="C9C9C9"/>
               </w:rPr>
             </m:ctrlPr>
           </m:fPr>
@@ -5028,7 +5028,7 @@
           </m:rPr>
           <w:rPr>
             <w:rFonts w:ascii="Cambria Math" w:hAnsi="Cambria Math" w:cs="Cambria Math"/>
-            <w:shd w:val="clear" w:color="auto" w:fill="A6A6A6"/>
+            <w:shd w:val="clear" w:color="auto" w:fill="C9C9C9"/>
           </w:rPr>
           <m:t>=</m:t>
         </m:r>
@@ -5037,7 +5037,7 @@
             <m:ctrlPr>
               <w:rPr>
                 <w:rFonts w:ascii="Cambria Math" w:hAnsi="Cambria Math"/>
-                <w:shd w:val="clear" w:color="auto" w:fill="A6A6A6"/>
+                <w:shd w:val="clear" w:color="auto" w:fill="C9C9C9"/>
               </w:rPr>
             </m:ctrlPr>
           </m:fPr>
@@ -5114,7 +5114,7 @@
           </m:rPr>
           <w:rPr>
             <w:rFonts w:ascii="Cambria Math" w:hAnsi="Cambria Math" w:cs="Cambria Math"/>
-            <w:shd w:val="clear" w:color="auto" w:fill="A6A6A6"/>
+            <w:shd w:val="clear" w:color="auto" w:fill="C9C9C9"/>
           </w:rPr>
           <m:t>=</m:t>
         </m:r>
@@ -5123,7 +5123,7 @@
             <m:ctrlPr>
               <w:rPr>
                 <w:rFonts w:ascii="Cambria Math" w:hAnsi="Cambria Math"/>
-                <w:shd w:val="clear" w:color="auto" w:fill="A6A6A6"/>
+                <w:shd w:val="clear" w:color="auto" w:fill="C9C9C9"/>
               </w:rPr>
             </m:ctrlPr>
           </m:fPr>
@@ -5200,7 +5200,7 @@
           </m:rPr>
           <w:rPr>
             <w:rFonts w:ascii="Cambria Math" w:hAnsi="Cambria Math" w:cs="Cambria Math"/>
-            <w:shd w:val="clear" w:color="auto" w:fill="A6A6A6"/>
+            <w:shd w:val="clear" w:color="auto" w:fill="C9C9C9"/>
           </w:rPr>
           <m:t>=…</m:t>
         </m:r>
@@ -5252,7 +5252,7 @@
           <w:rFonts w:ascii="Times New Roman" w:hAnsi="Times New Roman" w:eastAsia="宋体" w:cs="Times New Roman"/>
           <w:szCs w:val="21"/>
           <w:sz w:val="21"/>
-          <w:shd w:val="clear" w:color="auto" w:fill="A6A6A6"/>
+          <w:shd w:val="clear" w:color="auto" w:fill="C9C9C9"/>
         </w:rPr>
         <w:t>等于</w:t>
       </w:r>
@@ -5270,7 +5270,7 @@
           <w:i/>
           <w:szCs w:val="21"/>
           <w:sz w:val="21"/>
-          <w:shd w:val="clear" w:color="auto" w:fill="A6A6A6"/>
+          <w:shd w:val="clear" w:color="auto" w:fill="C9C9C9"/>
         </w:rPr>
         <w:t>P</w:t>
       </w:r>
@@ -5383,7 +5383,7 @@
           <w:i/>
           <w:szCs w:val="21"/>
           <w:sz w:val="21"/>
-          <w:shd w:val="clear" w:color="auto" w:fill="A6A6A6"/>
+          <w:shd w:val="clear" w:color="auto" w:fill="C9C9C9"/>
         </w:rPr>
         <w:t>U</w:t>
       </w:r>
@@ -5476,7 +5476,7 @@
             <m:ctrlPr>
               <w:rPr>
                 <w:rFonts w:ascii="Cambria Math" w:hAnsi="Cambria Math"/>
-                <w:shd w:val="clear" w:color="auto" w:fill="A6A6A6"/>
+                <w:shd w:val="clear" w:color="auto" w:fill="C9C9C9"/>
               </w:rPr>
             </m:ctrlPr>
           </m:fPr>
@@ -5553,7 +5553,7 @@
           </m:rPr>
           <w:rPr>
             <w:rFonts w:ascii="Cambria Math" w:hAnsi="Cambria Math" w:cs="Cambria Math"/>
-            <w:shd w:val="clear" w:color="auto" w:fill="A6A6A6"/>
+            <w:shd w:val="clear" w:color="auto" w:fill="C9C9C9"/>
           </w:rPr>
           <m:t>=</m:t>
         </m:r>
@@ -5562,7 +5562,7 @@
             <m:ctrlPr>
               <w:rPr>
                 <w:rFonts w:ascii="Cambria Math" w:hAnsi="Cambria Math"/>
-                <w:shd w:val="clear" w:color="auto" w:fill="A6A6A6"/>
+                <w:shd w:val="clear" w:color="auto" w:fill="C9C9C9"/>
               </w:rPr>
             </m:ctrlPr>
           </m:fPr>
@@ -5681,7 +5681,7 @@
           <w:i/>
           <w:szCs w:val="21"/>
           <w:sz w:val="21"/>
-          <w:shd w:val="clear" w:color="auto" w:fill="A6A6A6"/>
+          <w:shd w:val="clear" w:color="auto" w:fill="C9C9C9"/>
         </w:rPr>
         <w:t>I</w:t>
       </w:r>
@@ -5991,7 +5991,7 @@
           <w:rFonts w:ascii="Times New Roman" w:hAnsi="Times New Roman" w:eastAsia="宋体" w:cs="Times New Roman"/>
           <w:szCs w:val="21"/>
           <w:sz w:val="21"/>
-          <w:shd w:val="clear" w:color="auto" w:fill="A6A6A6"/>
+          <w:shd w:val="clear" w:color="auto" w:fill="C9C9C9"/>
         </w:rPr>
         <w:t xml:space="preserve">3.4 </w:t>
       </w:r>
@@ -6000,7 +6000,7 @@
           <w:rFonts w:ascii="Times New Roman" w:hAnsi="Times New Roman" w:eastAsia="宋体" w:cs="Times New Roman"/>
           <w:szCs w:val="21"/>
           <w:sz w:val="21"/>
-          <w:shd w:val="clear" w:color="auto" w:fill="A6A6A6"/>
+          <w:shd w:val="clear" w:color="auto" w:fill="C9C9C9"/>
         </w:rPr>
         <w:t>电能的输送</w:t>
       </w:r>
@@ -6034,7 +6034,7 @@
           <w:rFonts w:ascii="Times New Roman" w:hAnsi="Times New Roman" w:eastAsia="宋体" w:cs="Times New Roman"/>
           <w:szCs w:val="21"/>
           <w:sz w:val="21"/>
-          <w:shd w:val="clear" w:color="auto" w:fill="A6A6A6"/>
+          <w:shd w:val="clear" w:color="auto" w:fill="C9C9C9"/>
         </w:rPr>
         <w:t>升压</w:t>
       </w:r>
@@ -6051,7 +6051,7 @@
           <w:rFonts w:ascii="Times New Roman" w:hAnsi="Times New Roman" w:eastAsia="宋体" w:cs="Times New Roman"/>
           <w:szCs w:val="21"/>
           <w:sz w:val="21"/>
-          <w:shd w:val="clear" w:color="auto" w:fill="A6A6A6"/>
+          <w:shd w:val="clear" w:color="auto" w:fill="C9C9C9"/>
         </w:rPr>
         <w:t>降压</w:t>
       </w:r>
@@ -6094,7 +6094,7 @@
           <w:rFonts w:ascii="Times New Roman" w:hAnsi="Times New Roman" w:eastAsia="宋体" w:cs="Times New Roman"/>
           <w:szCs w:val="21"/>
           <w:sz w:val="21"/>
-          <w:shd w:val="clear" w:color="auto" w:fill="A6A6A6"/>
+          <w:shd w:val="clear" w:color="auto" w:fill="C9C9C9"/>
         </w:rPr>
         <w:t>变电站</w:t>
       </w:r>
@@ -6111,7 +6111,7 @@
           <w:rFonts w:ascii="Times New Roman" w:hAnsi="Times New Roman" w:eastAsia="宋体" w:cs="Times New Roman"/>
           <w:szCs w:val="21"/>
           <w:sz w:val="21"/>
-          <w:shd w:val="clear" w:color="auto" w:fill="A6A6A6"/>
+          <w:shd w:val="clear" w:color="auto" w:fill="C9C9C9"/>
         </w:rPr>
         <w:t>网络</w:t>
       </w:r>
@@ -6186,7 +6186,7 @@
           <w:rFonts w:ascii="Times New Roman" w:hAnsi="Times New Roman" w:eastAsia="宋体" w:cs="Times New Roman"/>
           <w:szCs w:val="21"/>
           <w:sz w:val="21"/>
-          <w:shd w:val="clear" w:color="auto" w:fill="A6A6A6"/>
+          <w:shd w:val="clear" w:color="auto" w:fill="C9C9C9"/>
         </w:rPr>
         <w:t>经济效益</w:t>
       </w:r>
@@ -6236,7 +6236,7 @@
           <w:rFonts w:ascii="Times New Roman" w:hAnsi="Times New Roman" w:eastAsia="宋体" w:cs="Times New Roman"/>
           <w:szCs w:val="21"/>
           <w:sz w:val="21"/>
-          <w:shd w:val="clear" w:color="auto" w:fill="A6A6A6"/>
+          <w:shd w:val="clear" w:color="auto" w:fill="C9C9C9"/>
         </w:rPr>
         <w:t>电力供需</w:t>
       </w:r>
@@ -6286,7 +6286,7 @@
           <w:rFonts w:ascii="Times New Roman" w:hAnsi="Times New Roman" w:eastAsia="宋体" w:cs="Times New Roman"/>
           <w:szCs w:val="21"/>
           <w:sz w:val="21"/>
-          <w:shd w:val="clear" w:color="auto" w:fill="A6A6A6"/>
+          <w:shd w:val="clear" w:color="auto" w:fill="C9C9C9"/>
         </w:rPr>
         <w:t>电力</w:t>
       </w:r>
@@ -6483,7 +6483,7 @@
           <w:i/>
           <w:szCs w:val="21"/>
           <w:sz w:val="21"/>
-          <w:shd w:val="clear" w:color="auto" w:fill="A6A6A6"/>
+          <w:shd w:val="clear" w:color="auto" w:fill="C9C9C9"/>
         </w:rPr>
         <w:t>P</w:t>
       </w:r>
@@ -6584,7 +6584,7 @@
           <w:i/>
           <w:szCs w:val="21"/>
           <w:sz w:val="21"/>
-          <w:shd w:val="clear" w:color="auto" w:fill="A6A6A6"/>
+          <w:shd w:val="clear" w:color="auto" w:fill="C9C9C9"/>
         </w:rPr>
         <w:t>U</w:t>
       </w:r>
@@ -6656,7 +6656,7 @@
           <w:i/>
           <w:szCs w:val="21"/>
           <w:sz w:val="21"/>
-          <w:shd w:val="clear" w:color="auto" w:fill="A6A6A6"/>
+          <w:shd w:val="clear" w:color="auto" w:fill="C9C9C9"/>
         </w:rPr>
         <w:t>P</w:t>
       </w:r>
@@ -6860,7 +6860,7 @@
           <w:i/>
           <w:szCs w:val="21"/>
           <w:sz w:val="21"/>
-          <w:shd w:val="clear" w:color="auto" w:fill="A6A6A6"/>
+          <w:shd w:val="clear" w:color="auto" w:fill="C9C9C9"/>
         </w:rPr>
         <w:t>P</w:t>
       </w:r>
@@ -6992,7 +6992,7 @@
           <w:i/>
           <w:szCs w:val="21"/>
           <w:sz w:val="21"/>
-          <w:shd w:val="clear" w:color="auto" w:fill="A6A6A6"/>
+          <w:shd w:val="clear" w:color="auto" w:fill="C9C9C9"/>
         </w:rPr>
         <w:t>P</w:t>
       </w:r>
@@ -7197,7 +7197,7 @@
             <m:ctrlPr>
               <w:rPr>
                 <w:rFonts w:ascii="Cambria Math" w:hAnsi="Cambria Math"/>
-                <w:shd w:val="clear" w:color="auto" w:fill="A6A6A6"/>
+                <w:shd w:val="clear" w:color="auto" w:fill="C9C9C9"/>
               </w:rPr>
             </m:ctrlPr>
           </m:fPr>
@@ -7274,7 +7274,7 @@
           </m:rPr>
           <w:rPr>
             <w:rFonts w:ascii="Cambria Math" w:hAnsi="Cambria Math" w:cs="Cambria Math"/>
-            <w:shd w:val="clear" w:color="auto" w:fill="A6A6A6"/>
+            <w:shd w:val="clear" w:color="auto" w:fill="C9C9C9"/>
           </w:rPr>
           <m:t>=</m:t>
         </m:r>
@@ -7283,7 +7283,7 @@
             <m:ctrlPr>
               <w:rPr>
                 <w:rFonts w:ascii="Cambria Math" w:hAnsi="Cambria Math"/>
-                <w:shd w:val="clear" w:color="auto" w:fill="A6A6A6"/>
+                <w:shd w:val="clear" w:color="auto" w:fill="C9C9C9"/>
               </w:rPr>
             </m:ctrlPr>
           </m:fPr>
@@ -7440,7 +7440,7 @@
             <m:ctrlPr>
               <w:rPr>
                 <w:rFonts w:ascii="Cambria Math" w:hAnsi="Cambria Math"/>
-                <w:shd w:val="clear" w:color="auto" w:fill="A6A6A6"/>
+                <w:shd w:val="clear" w:color="auto" w:fill="C9C9C9"/>
               </w:rPr>
             </m:ctrlPr>
           </m:fPr>
@@ -7517,7 +7517,7 @@
           </m:rPr>
           <w:rPr>
             <w:rFonts w:ascii="Cambria Math" w:hAnsi="Cambria Math" w:cs="Cambria Math"/>
-            <w:shd w:val="clear" w:color="auto" w:fill="A6A6A6"/>
+            <w:shd w:val="clear" w:color="auto" w:fill="C9C9C9"/>
           </w:rPr>
           <m:t>=</m:t>
         </m:r>
@@ -7526,7 +7526,7 @@
             <m:ctrlPr>
               <w:rPr>
                 <w:rFonts w:ascii="Cambria Math" w:hAnsi="Cambria Math"/>
-                <w:shd w:val="clear" w:color="auto" w:fill="A6A6A6"/>
+                <w:shd w:val="clear" w:color="auto" w:fill="C9C9C9"/>
               </w:rPr>
             </m:ctrlPr>
           </m:fPr>
@@ -7637,7 +7637,7 @@
             <m:ctrlPr>
               <w:rPr>
                 <w:rFonts w:ascii="Cambria Math" w:hAnsi="Cambria Math"/>
-                <w:shd w:val="clear" w:color="auto" w:fill="A6A6A6"/>
+                <w:shd w:val="clear" w:color="auto" w:fill="C9C9C9"/>
               </w:rPr>
             </m:ctrlPr>
           </m:fPr>
@@ -7714,7 +7714,7 @@
           </m:rPr>
           <w:rPr>
             <w:rFonts w:ascii="Cambria Math" w:hAnsi="Cambria Math" w:cs="Cambria Math"/>
-            <w:shd w:val="clear" w:color="auto" w:fill="A6A6A6"/>
+            <w:shd w:val="clear" w:color="auto" w:fill="C9C9C9"/>
           </w:rPr>
           <m:t>=</m:t>
         </m:r>
@@ -7723,7 +7723,7 @@
             <m:ctrlPr>
               <w:rPr>
                 <w:rFonts w:ascii="Cambria Math" w:hAnsi="Cambria Math"/>
-                <w:shd w:val="clear" w:color="auto" w:fill="A6A6A6"/>
+                <w:shd w:val="clear" w:color="auto" w:fill="C9C9C9"/>
               </w:rPr>
             </m:ctrlPr>
           </m:fPr>
@@ -7890,7 +7890,7 @@
             <m:ctrlPr>
               <w:rPr>
                 <w:rFonts w:ascii="Cambria Math" w:hAnsi="Cambria Math"/>
-                <w:shd w:val="clear" w:color="auto" w:fill="A6A6A6"/>
+                <w:shd w:val="clear" w:color="auto" w:fill="C9C9C9"/>
               </w:rPr>
             </m:ctrlPr>
           </m:fPr>
@@ -7967,7 +7967,7 @@
           </m:rPr>
           <w:rPr>
             <w:rFonts w:ascii="Cambria Math" w:hAnsi="Cambria Math" w:cs="Cambria Math"/>
-            <w:shd w:val="clear" w:color="auto" w:fill="A6A6A6"/>
+            <w:shd w:val="clear" w:color="auto" w:fill="C9C9C9"/>
           </w:rPr>
           <m:t>=</m:t>
         </m:r>
@@ -7976,7 +7976,7 @@
             <m:ctrlPr>
               <w:rPr>
                 <w:rFonts w:ascii="Cambria Math" w:hAnsi="Cambria Math"/>
-                <w:shd w:val="clear" w:color="auto" w:fill="A6A6A6"/>
+                <w:shd w:val="clear" w:color="auto" w:fill="C9C9C9"/>
               </w:rPr>
             </m:ctrlPr>
           </m:fPr>
@@ -8087,7 +8087,7 @@
             <m:ctrlPr>
               <w:rPr>
                 <w:rFonts w:ascii="Cambria Math" w:hAnsi="Cambria Math"/>
-                <w:shd w:val="clear" w:color="auto" w:fill="A6A6A6"/>
+                <w:shd w:val="clear" w:color="auto" w:fill="C9C9C9"/>
               </w:rPr>
             </m:ctrlPr>
           </m:sSubPr>
@@ -8120,7 +8120,7 @@
           </m:rPr>
           <w:rPr>
             <w:rFonts w:ascii="Cambria Math" w:hAnsi="Cambria Math" w:cs="Cambria Math"/>
-            <w:shd w:val="clear" w:color="auto" w:fill="A6A6A6"/>
+            <w:shd w:val="clear" w:color="auto" w:fill="C9C9C9"/>
           </w:rPr>
           <m:t>=</m:t>
         </m:r>
@@ -8129,7 +8129,7 @@
             <m:ctrlPr>
               <w:rPr>
                 <w:rFonts w:ascii="Cambria Math" w:hAnsi="Cambria Math"/>
-                <w:shd w:val="clear" w:color="auto" w:fill="A6A6A6"/>
+                <w:shd w:val="clear" w:color="auto" w:fill="C9C9C9"/>
               </w:rPr>
             </m:ctrlPr>
           </m:fPr>
@@ -8206,7 +8206,7 @@
           </m:rPr>
           <w:rPr>
             <w:rFonts w:ascii="Cambria Math" w:hAnsi="Cambria Math" w:cs="Cambria Math"/>
-            <w:shd w:val="clear" w:color="auto" w:fill="A6A6A6"/>
+            <w:shd w:val="clear" w:color="auto" w:fill="C9C9C9"/>
           </w:rPr>
           <m:t>=</m:t>
         </m:r>
@@ -8215,7 +8215,7 @@
             <m:ctrlPr>
               <w:rPr>
                 <w:rFonts w:ascii="Cambria Math" w:hAnsi="Cambria Math"/>
-                <w:shd w:val="clear" w:color="auto" w:fill="A6A6A6"/>
+                <w:shd w:val="clear" w:color="auto" w:fill="C9C9C9"/>
               </w:rPr>
             </m:ctrlPr>
           </m:fPr>
@@ -8292,7 +8292,7 @@
           </m:rPr>
           <w:rPr>
             <w:rFonts w:ascii="Cambria Math" w:hAnsi="Cambria Math" w:cs="Cambria Math"/>
-            <w:shd w:val="clear" w:color="auto" w:fill="A6A6A6"/>
+            <w:shd w:val="clear" w:color="auto" w:fill="C9C9C9"/>
           </w:rPr>
           <m:t>=</m:t>
         </m:r>
@@ -8301,7 +8301,7 @@
             <m:ctrlPr>
               <w:rPr>
                 <w:rFonts w:ascii="Cambria Math" w:hAnsi="Cambria Math"/>
-                <w:shd w:val="clear" w:color="auto" w:fill="A6A6A6"/>
+                <w:shd w:val="clear" w:color="auto" w:fill="C9C9C9"/>
               </w:rPr>
             </m:ctrlPr>
           </m:fPr>
@@ -8378,7 +8378,7 @@
           </m:rPr>
           <w:rPr>
             <w:rFonts w:ascii="Cambria Math" w:hAnsi="Cambria Math" w:cs="Cambria Math"/>
-            <w:shd w:val="clear" w:color="auto" w:fill="A6A6A6"/>
+            <w:shd w:val="clear" w:color="auto" w:fill="C9C9C9"/>
           </w:rPr>
           <m:t>Δ</m:t>
         </m:r>
@@ -8388,7 +8388,7 @@
           </m:rPr>
           <w:rPr>
             <w:rFonts w:ascii="Cambria Math" w:hAnsi="Cambria Math" w:cs="Cambria Math"/>
-            <w:shd w:val="clear" w:color="auto" w:fill="A6A6A6"/>
+            <w:shd w:val="clear" w:color="auto" w:fill="C9C9C9"/>
           </w:rPr>
           <m:t>P=</m:t>
         </m:r>
@@ -8397,7 +8397,7 @@
             <m:ctrlPr>
               <w:rPr>
                 <w:rFonts w:ascii="Cambria Math" w:hAnsi="Cambria Math"/>
-                <w:shd w:val="clear" w:color="auto" w:fill="A6A6A6"/>
+                <w:shd w:val="clear" w:color="auto" w:fill="C9C9C9"/>
               </w:rPr>
             </m:ctrlPr>
           </m:sSubPr>
@@ -8430,7 +8430,7 @@
           </m:rPr>
           <w:rPr>
             <w:rFonts w:ascii="Cambria Math" w:hAnsi="Cambria Math" w:cs="Cambria Math"/>
-            <w:shd w:val="clear" w:color="auto" w:fill="A6A6A6"/>
+            <w:shd w:val="clear" w:color="auto" w:fill="C9C9C9"/>
           </w:rPr>
           <m:t>-</m:t>
         </m:r>
@@ -8439,7 +8439,7 @@
             <m:ctrlPr>
               <w:rPr>
                 <w:rFonts w:ascii="Cambria Math" w:hAnsi="Cambria Math"/>
-                <w:shd w:val="clear" w:color="auto" w:fill="A6A6A6"/>
+                <w:shd w:val="clear" w:color="auto" w:fill="C9C9C9"/>
               </w:rPr>
             </m:ctrlPr>
           </m:sSubPr>
@@ -8472,7 +8472,7 @@
           </m:rPr>
           <w:rPr>
             <w:rFonts w:ascii="Cambria Math" w:hAnsi="Cambria Math" w:cs="Cambria Math"/>
-            <w:shd w:val="clear" w:color="auto" w:fill="A6A6A6"/>
+            <w:shd w:val="clear" w:color="auto" w:fill="C9C9C9"/>
           </w:rPr>
           <m:t>=</m:t>
         </m:r>
@@ -8481,7 +8481,7 @@
             <m:ctrlPr>
               <w:rPr>
                 <w:rFonts w:ascii="Cambria Math" w:hAnsi="Cambria Math"/>
-                <w:shd w:val="clear" w:color="auto" w:fill="A6A6A6"/>
+                <w:shd w:val="clear" w:color="auto" w:fill="C9C9C9"/>
               </w:rPr>
             </m:ctrlPr>
           </m:sSupPr>
@@ -8535,7 +8535,7 @@
             <m:ctrlPr>
               <w:rPr>
                 <w:rFonts w:ascii="Cambria Math" w:hAnsi="Cambria Math"/>
-                <w:shd w:val="clear" w:color="auto" w:fill="A6A6A6"/>
+                <w:shd w:val="clear" w:color="auto" w:fill="C9C9C9"/>
               </w:rPr>
             </m:ctrlPr>
           </m:sSubPr>
@@ -8568,7 +8568,7 @@
           </m:rPr>
           <w:rPr>
             <w:rFonts w:ascii="Cambria Math" w:hAnsi="Cambria Math" w:cs="Cambria Math"/>
-            <w:shd w:val="clear" w:color="auto" w:fill="A6A6A6"/>
+            <w:shd w:val="clear" w:color="auto" w:fill="C9C9C9"/>
           </w:rPr>
           <m:t>=</m:t>
         </m:r>
@@ -8577,7 +8577,7 @@
             <m:ctrlPr>
               <w:rPr>
                 <w:rFonts w:ascii="Cambria Math" w:hAnsi="Cambria Math"/>
-                <w:shd w:val="clear" w:color="auto" w:fill="A6A6A6"/>
+                <w:shd w:val="clear" w:color="auto" w:fill="C9C9C9"/>
               </w:rPr>
             </m:ctrlPr>
           </m:fPr>
@@ -8652,7 +8652,7 @@
           </m:rPr>
           <w:rPr>
             <w:rFonts w:ascii="Cambria Math" w:hAnsi="Cambria Math" w:cs="Cambria Math"/>
-            <w:shd w:val="clear" w:color="auto" w:fill="A6A6A6"/>
+            <w:shd w:val="clear" w:color="auto" w:fill="C9C9C9"/>
           </w:rPr>
           <m:t>=</m:t>
         </m:r>
@@ -8662,7 +8662,7 @@
           </m:rPr>
           <w:rPr>
             <w:rFonts w:ascii="Cambria Math" w:hAnsi="Cambria Math" w:cs="Cambria Math"/>
-            <w:shd w:val="clear" w:color="auto" w:fill="A6A6A6"/>
+            <w:shd w:val="clear" w:color="auto" w:fill="C9C9C9"/>
           </w:rPr>
           <m:t>Δ</m:t>
         </m:r>
@@ -8672,7 +8672,7 @@
           </m:rPr>
           <w:rPr>
             <w:rFonts w:ascii="Cambria Math" w:hAnsi="Cambria Math" w:cs="Cambria Math"/>
-            <w:shd w:val="clear" w:color="auto" w:fill="A6A6A6"/>
+            <w:shd w:val="clear" w:color="auto" w:fill="C9C9C9"/>
           </w:rPr>
           <m:t>U</m:t>
         </m:r>
@@ -8681,7 +8681,7 @@
             <m:ctrlPr>
               <w:rPr>
                 <w:rFonts w:ascii="Cambria Math" w:hAnsi="Cambria Math"/>
-                <w:shd w:val="clear" w:color="auto" w:fill="A6A6A6"/>
+                <w:shd w:val="clear" w:color="auto" w:fill="C9C9C9"/>
               </w:rPr>
             </m:ctrlPr>
           </m:sSubPr>
@@ -8747,7 +8747,7 @@
           <w:rFonts w:ascii="Times New Roman" w:hAnsi="Times New Roman" w:eastAsia="宋体" w:cs="Times New Roman"/>
           <w:szCs w:val="21"/>
           <w:sz w:val="21"/>
-          <w:shd w:val="clear" w:color="auto" w:fill="A6A6A6"/>
+          <w:shd w:val="clear" w:color="auto" w:fill="C9C9C9"/>
         </w:rPr>
         <w:t>Δ</w:t>
       </w:r>
@@ -8900,7 +8900,7 @@
           </m:rPr>
           <w:rPr>
             <w:rFonts w:ascii="Cambria Math" w:hAnsi="Cambria Math" w:cs="Cambria Math"/>
-            <w:shd w:val="clear" w:color="auto" w:fill="A6A6A6"/>
+            <w:shd w:val="clear" w:color="auto" w:fill="C9C9C9"/>
           </w:rPr>
           <m:t>η=</m:t>
         </m:r>
@@ -8909,7 +8909,7 @@
             <m:ctrlPr>
               <w:rPr>
                 <w:rFonts w:ascii="Cambria Math" w:hAnsi="Cambria Math"/>
-                <w:shd w:val="clear" w:color="auto" w:fill="A6A6A6"/>
+                <w:shd w:val="clear" w:color="auto" w:fill="C9C9C9"/>
               </w:rPr>
             </m:ctrlPr>
           </m:fPr>
@@ -8986,7 +8986,7 @@
           </m:rPr>
           <w:rPr>
             <w:rFonts w:ascii="Cambria Math" w:hAnsi="Cambria Math" w:cs="Cambria Math"/>
-            <w:shd w:val="clear" w:color="auto" w:fill="A6A6A6"/>
+            <w:shd w:val="clear" w:color="auto" w:fill="C9C9C9"/>
           </w:rPr>
           <m:t>×100</m:t>
         </m:r>
@@ -8996,7 +8996,7 @@
           </m:rPr>
           <w:rPr>
             <w:rFonts w:ascii="Cambria Math" w:hAnsi="Cambria Math" w:cs="Cambria Math"/>
-            <w:shd w:val="clear" w:color="auto" w:fill="A6A6A6"/>
+            <w:shd w:val="clear" w:color="auto" w:fill="C9C9C9"/>
           </w:rPr>
           <m:t>%</m:t>
         </m:r>
@@ -9081,7 +9081,7 @@
           <w:rFonts w:ascii="Times New Roman" w:hAnsi="Times New Roman" w:eastAsia="宋体" w:cs="Times New Roman"/>
           <w:szCs w:val="21"/>
           <w:sz w:val="21"/>
-          <w:shd w:val="clear" w:color="auto" w:fill="A6A6A6"/>
+          <w:shd w:val="clear" w:color="auto" w:fill="C9C9C9"/>
         </w:rPr>
         <w:t>供电线路</w:t>
       </w:r>
@@ -9131,7 +9131,7 @@
           <w:rFonts w:ascii="Times New Roman" w:hAnsi="Times New Roman" w:eastAsia="宋体" w:cs="Times New Roman"/>
           <w:szCs w:val="21"/>
           <w:sz w:val="21"/>
-          <w:shd w:val="clear" w:color="auto" w:fill="A6A6A6"/>
+          <w:shd w:val="clear" w:color="auto" w:fill="C9C9C9"/>
         </w:rPr>
         <w:t>电压</w:t>
       </w:r>
@@ -9148,7 +9148,7 @@
           <w:rFonts w:ascii="Times New Roman" w:hAnsi="Times New Roman" w:eastAsia="宋体" w:cs="Times New Roman"/>
           <w:szCs w:val="21"/>
           <w:sz w:val="21"/>
-          <w:shd w:val="clear" w:color="auto" w:fill="A6A6A6"/>
+          <w:shd w:val="clear" w:color="auto" w:fill="C9C9C9"/>
         </w:rPr>
         <w:t>频率</w:t>
       </w:r>
@@ -9198,7 +9198,7 @@
           <w:rFonts w:ascii="Times New Roman" w:hAnsi="Times New Roman" w:eastAsia="宋体" w:cs="Times New Roman"/>
           <w:szCs w:val="21"/>
           <w:sz w:val="21"/>
-          <w:shd w:val="clear" w:color="auto" w:fill="A6A6A6"/>
+          <w:shd w:val="clear" w:color="auto" w:fill="C9C9C9"/>
         </w:rPr>
         <w:t>低</w:t>
       </w:r>
@@ -9215,7 +9215,7 @@
           <w:rFonts w:ascii="Times New Roman" w:hAnsi="Times New Roman" w:eastAsia="宋体" w:cs="Times New Roman"/>
           <w:szCs w:val="21"/>
           <w:sz w:val="21"/>
-          <w:shd w:val="clear" w:color="auto" w:fill="A6A6A6"/>
+          <w:shd w:val="clear" w:color="auto" w:fill="C9C9C9"/>
         </w:rPr>
         <w:t>少</w:t>
       </w:r>
@@ -9393,7 +9393,7 @@
             <m:ctrlPr>
               <w:rPr>
                 <w:rFonts w:ascii="Cambria Math" w:hAnsi="Cambria Math"/>
-                <w:shd w:val="clear" w:color="auto" w:fill="A6A6A6"/>
+                <w:shd w:val="clear" w:color="auto" w:fill="C9C9C9"/>
               </w:rPr>
             </m:ctrlPr>
           </m:fPr>
@@ -9635,7 +9635,7 @@
             <m:ctrlPr>
               <w:rPr>
                 <w:rFonts w:ascii="Cambria Math" w:hAnsi="Cambria Math"/>
-                <w:shd w:val="clear" w:color="auto" w:fill="A6A6A6"/>
+                <w:shd w:val="clear" w:color="auto" w:fill="C9C9C9"/>
               </w:rPr>
             </m:ctrlPr>
           </m:fPr>
@@ -9878,7 +9878,7 @@
             <m:ctrlPr>
               <w:rPr>
                 <w:rFonts w:ascii="Cambria Math" w:hAnsi="Cambria Math"/>
-                <w:shd w:val="clear" w:color="auto" w:fill="A6A6A6"/>
+                <w:shd w:val="clear" w:color="auto" w:fill="C9C9C9"/>
               </w:rPr>
             </m:ctrlPr>
           </m:fPr>
@@ -10013,7 +10013,7 @@
             <m:ctrlPr>
               <w:rPr>
                 <w:rFonts w:ascii="Cambria Math" w:hAnsi="Cambria Math"/>
-                <w:shd w:val="clear" w:color="auto" w:fill="A6A6A6"/>
+                <w:shd w:val="clear" w:color="auto" w:fill="C9C9C9"/>
               </w:rPr>
             </m:ctrlPr>
           </m:fPr>
@@ -10106,7 +10106,7 @@
             <m:ctrlPr>
               <w:rPr>
                 <w:rFonts w:ascii="Cambria Math" w:hAnsi="Cambria Math"/>
-                <w:shd w:val="clear" w:color="auto" w:fill="A6A6A6"/>
+                <w:shd w:val="clear" w:color="auto" w:fill="C9C9C9"/>
               </w:rPr>
             </m:ctrlPr>
           </m:fPr>
@@ -10148,7 +10148,7 @@
             <m:ctrlPr>
               <w:rPr>
                 <w:rFonts w:ascii="Cambria Math" w:hAnsi="Cambria Math"/>
-                <w:shd w:val="clear" w:color="auto" w:fill="A6A6A6"/>
+                <w:shd w:val="clear" w:color="auto" w:fill="C9C9C9"/>
               </w:rPr>
             </m:ctrlPr>
           </m:fPr>

--- a/高中物理/高中物理同步/人教版选必2 第3章 交变电流·知识清单（完成）.docx
+++ b/高中物理/高中物理同步/人教版选必2 第3章 交变电流·知识清单（完成）.docx
@@ -245,16 +245,17 @@
           <w:rFonts w:ascii="Times New Roman" w:hAnsi="Times New Roman" w:eastAsia="宋体" w:cs="Times New Roman"/>
           <w:szCs w:val="21"/>
           <w:sz w:val="21"/>
-        </w:rPr>
-        <w:t>1</w:t>
-      </w:r>
-      <w:r>
-        <w:rPr>
-          <w:rFonts w:ascii="Times New Roman" w:hAnsi="Times New Roman" w:eastAsia="宋体" w:cs="Times New Roman"/>
-          <w:szCs w:val="21"/>
-          <w:sz w:val="21"/>
-        </w:rPr>
-        <w:t>．交变电流：大小和方向随时间做</w:t>
+          <w:shd w:val="clear" w:color="auto" w:fill="C9C9C9"/>
+        </w:rPr>
+        <w:t>1．</w:t>
+      </w:r>
+      <w:r>
+        <w:rPr>
+          <w:rFonts w:ascii="Times New Roman" w:hAnsi="Times New Roman" w:eastAsia="宋体" w:cs="Times New Roman"/>
+          <w:szCs w:val="21"/>
+          <w:sz w:val="21"/>
+        </w:rPr>
+        <w:t>交变电流：大小和方向随时间做</w:t>
       </w:r>
       <w:r>
         <w:rPr>
@@ -357,16 +358,17 @@
           <w:rFonts w:ascii="Times New Roman" w:hAnsi="Times New Roman" w:eastAsia="宋体" w:cs="Times New Roman"/>
           <w:szCs w:val="21"/>
           <w:sz w:val="21"/>
-        </w:rPr>
-        <w:t>2</w:t>
-      </w:r>
-      <w:r>
-        <w:rPr>
-          <w:rFonts w:ascii="Times New Roman" w:hAnsi="Times New Roman" w:eastAsia="宋体" w:cs="Times New Roman"/>
-          <w:szCs w:val="21"/>
-          <w:sz w:val="21"/>
-        </w:rPr>
-        <w:t>．直流：</w:t>
+          <w:shd w:val="clear" w:color="auto" w:fill="C9C9C9"/>
+        </w:rPr>
+        <w:t>2．</w:t>
+      </w:r>
+      <w:r>
+        <w:rPr>
+          <w:rFonts w:ascii="Times New Roman" w:hAnsi="Times New Roman" w:eastAsia="宋体" w:cs="Times New Roman"/>
+          <w:szCs w:val="21"/>
+          <w:sz w:val="21"/>
+        </w:rPr>
+        <w:t>直流：</w:t>
       </w:r>
       <w:r>
         <w:rPr>
@@ -514,16 +516,17 @@
           <w:rFonts w:ascii="Times New Roman" w:hAnsi="Times New Roman" w:eastAsia="宋体" w:cs="Times New Roman"/>
           <w:szCs w:val="21"/>
           <w:sz w:val="21"/>
-        </w:rPr>
-        <w:t>3</w:t>
-      </w:r>
-      <w:r>
-        <w:rPr>
-          <w:rFonts w:ascii="Times New Roman" w:hAnsi="Times New Roman" w:eastAsia="宋体" w:cs="Times New Roman"/>
-          <w:szCs w:val="21"/>
-          <w:sz w:val="21"/>
-        </w:rPr>
-        <w:t>．交流发电机的线圈在磁场中转动时，转轴与磁场方向</w:t>
+          <w:shd w:val="clear" w:color="auto" w:fill="C9C9C9"/>
+        </w:rPr>
+        <w:t>3．</w:t>
+      </w:r>
+      <w:r>
+        <w:rPr>
+          <w:rFonts w:ascii="Times New Roman" w:hAnsi="Times New Roman" w:eastAsia="宋体" w:cs="Times New Roman"/>
+          <w:szCs w:val="21"/>
+          <w:sz w:val="21"/>
+        </w:rPr>
+        <w:t>交流发电机的线圈在磁场中转动时，转轴与磁场方向</w:t>
       </w:r>
       <w:r>
         <w:rPr>
@@ -556,16 +559,17 @@
           <w:rFonts w:ascii="Times New Roman" w:hAnsi="Times New Roman" w:eastAsia="宋体" w:cs="Times New Roman"/>
           <w:szCs w:val="21"/>
           <w:sz w:val="21"/>
-        </w:rPr>
-        <w:t>4</w:t>
-      </w:r>
-      <w:r>
-        <w:rPr>
-          <w:rFonts w:ascii="Times New Roman" w:hAnsi="Times New Roman" w:eastAsia="宋体" w:cs="Times New Roman"/>
-          <w:szCs w:val="21"/>
-          <w:sz w:val="21"/>
-        </w:rPr>
-        <w:t>．中性面：与磁场方向</w:t>
+          <w:shd w:val="clear" w:color="auto" w:fill="C9C9C9"/>
+        </w:rPr>
+        <w:t>4．</w:t>
+      </w:r>
+      <w:r>
+        <w:rPr>
+          <w:rFonts w:ascii="Times New Roman" w:hAnsi="Times New Roman" w:eastAsia="宋体" w:cs="Times New Roman"/>
+          <w:szCs w:val="21"/>
+          <w:sz w:val="21"/>
+        </w:rPr>
+        <w:t>中性面：与磁场方向</w:t>
       </w:r>
       <w:r>
         <w:rPr>
@@ -598,16 +602,17 @@
           <w:rFonts w:ascii="Times New Roman" w:hAnsi="Times New Roman" w:eastAsia="宋体" w:cs="Times New Roman"/>
           <w:szCs w:val="21"/>
           <w:sz w:val="21"/>
-        </w:rPr>
-        <w:t>5</w:t>
-      </w:r>
-      <w:r>
-        <w:rPr>
-          <w:rFonts w:ascii="Times New Roman" w:hAnsi="Times New Roman" w:eastAsia="宋体" w:cs="Times New Roman"/>
-          <w:szCs w:val="21"/>
-          <w:sz w:val="21"/>
-        </w:rPr>
-        <w:t>．两个特殊位置</w:t>
+          <w:shd w:val="clear" w:color="auto" w:fill="C9C9C9"/>
+        </w:rPr>
+        <w:t>5．</w:t>
+      </w:r>
+      <w:r>
+        <w:rPr>
+          <w:rFonts w:ascii="Times New Roman" w:hAnsi="Times New Roman" w:eastAsia="宋体" w:cs="Times New Roman"/>
+          <w:szCs w:val="21"/>
+          <w:sz w:val="21"/>
+        </w:rPr>
+        <w:t>两个特殊位置</w:t>
       </w:r>
     </w:p>
     <w:p>
@@ -1231,16 +1236,17 @@
           <w:rFonts w:ascii="Times New Roman" w:hAnsi="Times New Roman" w:eastAsia="宋体" w:cs="Times New Roman"/>
           <w:szCs w:val="21"/>
           <w:sz w:val="21"/>
-        </w:rPr>
-        <w:t>6</w:t>
-      </w:r>
-      <w:r>
-        <w:rPr>
-          <w:rFonts w:ascii="Times New Roman" w:hAnsi="Times New Roman" w:eastAsia="宋体" w:cs="Times New Roman"/>
-          <w:szCs w:val="21"/>
-          <w:sz w:val="21"/>
-        </w:rPr>
-        <w:t>．正弦式交变电流：按</w:t>
+          <w:shd w:val="clear" w:color="auto" w:fill="C9C9C9"/>
+        </w:rPr>
+        <w:t>6．</w:t>
+      </w:r>
+      <w:r>
+        <w:rPr>
+          <w:rFonts w:ascii="Times New Roman" w:hAnsi="Times New Roman" w:eastAsia="宋体" w:cs="Times New Roman"/>
+          <w:szCs w:val="21"/>
+          <w:sz w:val="21"/>
+        </w:rPr>
+        <w:t>正弦式交变电流：按</w:t>
       </w:r>
       <w:r>
         <w:rPr>
@@ -1290,16 +1296,17 @@
           <w:rFonts w:ascii="Times New Roman" w:hAnsi="Times New Roman" w:eastAsia="宋体" w:cs="Times New Roman"/>
           <w:szCs w:val="21"/>
           <w:sz w:val="21"/>
-        </w:rPr>
-        <w:t>7</w:t>
-      </w:r>
-      <w:r>
-        <w:rPr>
-          <w:rFonts w:ascii="Times New Roman" w:hAnsi="Times New Roman" w:eastAsia="宋体" w:cs="Times New Roman"/>
-          <w:szCs w:val="21"/>
-          <w:sz w:val="21"/>
-        </w:rPr>
-        <w:t>．从中性面开始计时，线圈中产生的电动势的瞬时值表达式</w:t>
+          <w:shd w:val="clear" w:color="auto" w:fill="C9C9C9"/>
+        </w:rPr>
+        <w:t>7．</w:t>
+      </w:r>
+      <w:r>
+        <w:rPr>
+          <w:rFonts w:ascii="Times New Roman" w:hAnsi="Times New Roman" w:eastAsia="宋体" w:cs="Times New Roman"/>
+          <w:szCs w:val="21"/>
+          <w:sz w:val="21"/>
+        </w:rPr>
+        <w:t>从中性面开始计时，线圈中产生的电动势的瞬时值表达式</w:t>
       </w:r>
       <w:r>
         <w:rPr>
@@ -1813,16 +1820,17 @@
           <w:rFonts w:ascii="Times New Roman" w:hAnsi="Times New Roman" w:eastAsia="宋体" w:cs="Times New Roman"/>
           <w:szCs w:val="21"/>
           <w:sz w:val="21"/>
-        </w:rPr>
-        <w:t>8</w:t>
-      </w:r>
-      <w:r>
-        <w:rPr>
-          <w:rFonts w:ascii="Times New Roman" w:hAnsi="Times New Roman" w:eastAsia="宋体" w:cs="Times New Roman"/>
-          <w:szCs w:val="21"/>
-          <w:sz w:val="21"/>
-        </w:rPr>
-        <w:t>．正弦式交变电流和电压</w:t>
+          <w:shd w:val="clear" w:color="auto" w:fill="C9C9C9"/>
+        </w:rPr>
+        <w:t>8．</w:t>
+      </w:r>
+      <w:r>
+        <w:rPr>
+          <w:rFonts w:ascii="Times New Roman" w:hAnsi="Times New Roman" w:eastAsia="宋体" w:cs="Times New Roman"/>
+          <w:szCs w:val="21"/>
+          <w:sz w:val="21"/>
+        </w:rPr>
+        <w:t>正弦式交变电流和电压</w:t>
       </w:r>
     </w:p>
     <w:p>
@@ -4043,16 +4051,17 @@
           <w:rFonts w:ascii="Times New Roman" w:hAnsi="Times New Roman" w:eastAsia="宋体" w:cs="Times New Roman"/>
           <w:szCs w:val="21"/>
           <w:sz w:val="21"/>
-        </w:rPr>
-        <w:t>9</w:t>
-      </w:r>
-      <w:r>
-        <w:rPr>
-          <w:rFonts w:ascii="Times New Roman" w:hAnsi="Times New Roman" w:eastAsia="宋体" w:cs="Times New Roman"/>
-          <w:szCs w:val="21"/>
-          <w:sz w:val="21"/>
-        </w:rPr>
-        <w:t>．变压器的构造</w:t>
+          <w:shd w:val="clear" w:color="auto" w:fill="C9C9C9"/>
+        </w:rPr>
+        <w:t>9．</w:t>
+      </w:r>
+      <w:r>
+        <w:rPr>
+          <w:rFonts w:ascii="Times New Roman" w:hAnsi="Times New Roman" w:eastAsia="宋体" w:cs="Times New Roman"/>
+          <w:szCs w:val="21"/>
+          <w:sz w:val="21"/>
+        </w:rPr>
+        <w:t>变压器的构造</w:t>
       </w:r>
     </w:p>
     <w:p>
@@ -4189,16 +4198,17 @@
           <w:rFonts w:ascii="Times New Roman" w:hAnsi="Times New Roman" w:eastAsia="宋体" w:cs="Times New Roman"/>
           <w:szCs w:val="21"/>
           <w:sz w:val="21"/>
-        </w:rPr>
-        <w:t>10</w:t>
-      </w:r>
-      <w:r>
-        <w:rPr>
-          <w:rFonts w:ascii="Times New Roman" w:hAnsi="Times New Roman" w:eastAsia="宋体" w:cs="Times New Roman"/>
-          <w:szCs w:val="21"/>
-          <w:sz w:val="21"/>
-        </w:rPr>
-        <w:t>．变压器的原理</w:t>
+          <w:shd w:val="clear" w:color="auto" w:fill="C9C9C9"/>
+        </w:rPr>
+        <w:t>10．</w:t>
+      </w:r>
+      <w:r>
+        <w:rPr>
+          <w:rFonts w:ascii="Times New Roman" w:hAnsi="Times New Roman" w:eastAsia="宋体" w:cs="Times New Roman"/>
+          <w:szCs w:val="21"/>
+          <w:sz w:val="21"/>
+        </w:rPr>
+        <w:t>变压器的原理</w:t>
       </w:r>
     </w:p>
     <w:p>
@@ -4356,16 +4366,17 @@
           <w:rFonts w:ascii="Times New Roman" w:hAnsi="Times New Roman" w:eastAsia="宋体" w:cs="Times New Roman"/>
           <w:szCs w:val="21"/>
           <w:sz w:val="21"/>
-        </w:rPr>
-        <w:t>11</w:t>
-      </w:r>
-      <w:r>
-        <w:rPr>
-          <w:rFonts w:ascii="Times New Roman" w:hAnsi="Times New Roman" w:eastAsia="宋体" w:cs="Times New Roman"/>
-          <w:szCs w:val="21"/>
-          <w:sz w:val="21"/>
-        </w:rPr>
-        <w:t>．变压器中的能量转化</w:t>
+          <w:shd w:val="clear" w:color="auto" w:fill="C9C9C9"/>
+        </w:rPr>
+        <w:t>11．</w:t>
+      </w:r>
+      <w:r>
+        <w:rPr>
+          <w:rFonts w:ascii="Times New Roman" w:hAnsi="Times New Roman" w:eastAsia="宋体" w:cs="Times New Roman"/>
+          <w:szCs w:val="21"/>
+          <w:sz w:val="21"/>
+        </w:rPr>
+        <w:t>变压器中的能量转化</w:t>
       </w:r>
     </w:p>
     <w:p>
@@ -4441,16 +4452,17 @@
           <w:rFonts w:ascii="Times New Roman" w:hAnsi="Times New Roman" w:eastAsia="宋体" w:cs="Times New Roman"/>
           <w:szCs w:val="21"/>
           <w:sz w:val="21"/>
-        </w:rPr>
-        <w:t>12</w:t>
-      </w:r>
-      <w:r>
-        <w:rPr>
-          <w:rFonts w:ascii="Times New Roman" w:hAnsi="Times New Roman" w:eastAsia="宋体" w:cs="Times New Roman"/>
-          <w:szCs w:val="21"/>
-          <w:sz w:val="21"/>
-        </w:rPr>
-        <w:t>．电压关系</w:t>
+          <w:shd w:val="clear" w:color="auto" w:fill="C9C9C9"/>
+        </w:rPr>
+        <w:t>12．</w:t>
+      </w:r>
+      <w:r>
+        <w:rPr>
+          <w:rFonts w:ascii="Times New Roman" w:hAnsi="Times New Roman" w:eastAsia="宋体" w:cs="Times New Roman"/>
+          <w:szCs w:val="21"/>
+          <w:sz w:val="21"/>
+        </w:rPr>
+        <w:t>电压关系</w:t>
       </w:r>
     </w:p>
     <w:p>
@@ -5219,16 +5231,17 @@
           <w:rFonts w:ascii="Times New Roman" w:hAnsi="Times New Roman" w:eastAsia="宋体" w:cs="Times New Roman"/>
           <w:szCs w:val="21"/>
           <w:sz w:val="21"/>
-        </w:rPr>
-        <w:t>13</w:t>
-      </w:r>
-      <w:r>
-        <w:rPr>
-          <w:rFonts w:ascii="Times New Roman" w:hAnsi="Times New Roman" w:eastAsia="宋体" w:cs="Times New Roman"/>
-          <w:szCs w:val="21"/>
-          <w:sz w:val="21"/>
-        </w:rPr>
-        <w:t>．功率关系</w:t>
+          <w:shd w:val="clear" w:color="auto" w:fill="C9C9C9"/>
+        </w:rPr>
+        <w:t>13．</w:t>
+      </w:r>
+      <w:r>
+        <w:rPr>
+          <w:rFonts w:ascii="Times New Roman" w:hAnsi="Times New Roman" w:eastAsia="宋体" w:cs="Times New Roman"/>
+          <w:szCs w:val="21"/>
+          <w:sz w:val="21"/>
+        </w:rPr>
+        <w:t>功率关系</w:t>
       </w:r>
     </w:p>
     <w:p>
@@ -5333,16 +5346,17 @@
           <w:rFonts w:ascii="Times New Roman" w:hAnsi="Times New Roman" w:eastAsia="宋体" w:cs="Times New Roman"/>
           <w:szCs w:val="21"/>
           <w:sz w:val="21"/>
-        </w:rPr>
-        <w:t>14</w:t>
-      </w:r>
-      <w:r>
-        <w:rPr>
-          <w:rFonts w:ascii="Times New Roman" w:hAnsi="Times New Roman" w:eastAsia="宋体" w:cs="Times New Roman"/>
-          <w:szCs w:val="21"/>
-          <w:sz w:val="21"/>
-        </w:rPr>
-        <w:t>．电流关系</w:t>
+          <w:shd w:val="clear" w:color="auto" w:fill="C9C9C9"/>
+        </w:rPr>
+        <w:t>14．</w:t>
+      </w:r>
+      <w:r>
+        <w:rPr>
+          <w:rFonts w:ascii="Times New Roman" w:hAnsi="Times New Roman" w:eastAsia="宋体" w:cs="Times New Roman"/>
+          <w:szCs w:val="21"/>
+          <w:sz w:val="21"/>
+        </w:rPr>
+        <w:t>电流关系</w:t>
       </w:r>
     </w:p>
     <w:p>
@@ -6018,16 +6032,17 @@
           <w:rFonts w:ascii="Times New Roman" w:hAnsi="Times New Roman" w:eastAsia="宋体" w:cs="Times New Roman"/>
           <w:szCs w:val="21"/>
           <w:sz w:val="21"/>
-        </w:rPr>
-        <w:t>15</w:t>
-      </w:r>
-      <w:r>
-        <w:rPr>
-          <w:rFonts w:ascii="Times New Roman" w:hAnsi="Times New Roman" w:eastAsia="宋体" w:cs="Times New Roman"/>
-          <w:szCs w:val="21"/>
-          <w:sz w:val="21"/>
-        </w:rPr>
-        <w:t>．远距离输电的基本原理：在发电站内用</w:t>
+          <w:shd w:val="clear" w:color="auto" w:fill="C9C9C9"/>
+        </w:rPr>
+        <w:t>15．</w:t>
+      </w:r>
+      <w:r>
+        <w:rPr>
+          <w:rFonts w:ascii="Times New Roman" w:hAnsi="Times New Roman" w:eastAsia="宋体" w:cs="Times New Roman"/>
+          <w:szCs w:val="21"/>
+          <w:sz w:val="21"/>
+        </w:rPr>
+        <w:t>远距离输电的基本原理：在发电站内用</w:t>
       </w:r>
       <w:r>
         <w:rPr>
@@ -6077,17 +6092,18 @@
           <w:rFonts w:ascii="Times New Roman" w:hAnsi="Times New Roman" w:eastAsia="宋体" w:cs="Times New Roman"/>
           <w:szCs w:val="21"/>
           <w:sz w:val="21"/>
+          <w:shd w:val="clear" w:color="auto" w:fill="C9C9C9"/>
         </w:rPr>
         <w:lastRenderedPageBreak/>
-        <w:t>16</w:t>
-      </w:r>
-      <w:r>
-        <w:rPr>
-          <w:rFonts w:ascii="Times New Roman" w:hAnsi="Times New Roman" w:eastAsia="宋体" w:cs="Times New Roman"/>
-          <w:szCs w:val="21"/>
-          <w:sz w:val="21"/>
-        </w:rPr>
-        <w:t>．电网：通过网状的输电线、</w:t>
+        <w:t>16．</w:t>
+      </w:r>
+      <w:r>
+        <w:rPr>
+          <w:rFonts w:ascii="Times New Roman" w:hAnsi="Times New Roman" w:eastAsia="宋体" w:cs="Times New Roman"/>
+          <w:szCs w:val="21"/>
+          <w:sz w:val="21"/>
+        </w:rPr>
+        <w:t>电网：通过网状的输电线、</w:t>
       </w:r>
       <w:r>
         <w:rPr>
@@ -6137,16 +6153,17 @@
           <w:rFonts w:ascii="Times New Roman" w:hAnsi="Times New Roman" w:eastAsia="宋体" w:cs="Times New Roman"/>
           <w:szCs w:val="21"/>
           <w:sz w:val="21"/>
-        </w:rPr>
-        <w:t>17</w:t>
-      </w:r>
-      <w:r>
-        <w:rPr>
-          <w:rFonts w:ascii="Times New Roman" w:hAnsi="Times New Roman" w:eastAsia="宋体" w:cs="Times New Roman"/>
-          <w:szCs w:val="21"/>
-          <w:sz w:val="21"/>
-        </w:rPr>
-        <w:t>．电网输电的优点</w:t>
+          <w:shd w:val="clear" w:color="auto" w:fill="C9C9C9"/>
+        </w:rPr>
+        <w:t>17．</w:t>
+      </w:r>
+      <w:r>
+        <w:rPr>
+          <w:rFonts w:ascii="Times New Roman" w:hAnsi="Times New Roman" w:eastAsia="宋体" w:cs="Times New Roman"/>
+          <w:szCs w:val="21"/>
+          <w:sz w:val="21"/>
+        </w:rPr>
+        <w:t>电网输电的优点</w:t>
       </w:r>
     </w:p>
     <w:p>
@@ -6312,16 +6329,17 @@
           <w:rFonts w:ascii="Times New Roman" w:hAnsi="Times New Roman" w:eastAsia="宋体" w:cs="Times New Roman"/>
           <w:szCs w:val="21"/>
           <w:sz w:val="21"/>
-        </w:rPr>
-        <w:t>18</w:t>
-      </w:r>
-      <w:r>
-        <w:rPr>
-          <w:rFonts w:ascii="Times New Roman" w:hAnsi="Times New Roman" w:eastAsia="宋体" w:cs="Times New Roman"/>
-          <w:szCs w:val="21"/>
-          <w:sz w:val="21"/>
-        </w:rPr>
-        <w:t>．解决远距离高压输电问题的基本方法</w:t>
+          <w:shd w:val="clear" w:color="auto" w:fill="C9C9C9"/>
+        </w:rPr>
+        <w:t>18．</w:t>
+      </w:r>
+      <w:r>
+        <w:rPr>
+          <w:rFonts w:ascii="Times New Roman" w:hAnsi="Times New Roman" w:eastAsia="宋体" w:cs="Times New Roman"/>
+          <w:szCs w:val="21"/>
+          <w:sz w:val="21"/>
+        </w:rPr>
+        <w:t>解决远距离高压输电问题的基本方法</w:t>
       </w:r>
     </w:p>
     <w:p>
@@ -9032,16 +9050,17 @@
           <w:rFonts w:ascii="Times New Roman" w:hAnsi="Times New Roman" w:eastAsia="宋体" w:cs="Times New Roman"/>
           <w:szCs w:val="21"/>
           <w:sz w:val="21"/>
-        </w:rPr>
-        <w:t>19</w:t>
-      </w:r>
-      <w:r>
-        <w:rPr>
-          <w:rFonts w:ascii="Times New Roman" w:hAnsi="Times New Roman" w:eastAsia="宋体" w:cs="Times New Roman"/>
-          <w:szCs w:val="21"/>
-          <w:sz w:val="21"/>
-        </w:rPr>
-        <w:t>．输送电能的基本要求</w:t>
+          <w:shd w:val="clear" w:color="auto" w:fill="C9C9C9"/>
+        </w:rPr>
+        <w:t>19．</w:t>
+      </w:r>
+      <w:r>
+        <w:rPr>
+          <w:rFonts w:ascii="Times New Roman" w:hAnsi="Times New Roman" w:eastAsia="宋体" w:cs="Times New Roman"/>
+          <w:szCs w:val="21"/>
+          <w:sz w:val="21"/>
+        </w:rPr>
+        <w:t>输送电能的基本要求</w:t>
       </w:r>
     </w:p>
     <w:p>
@@ -9241,16 +9260,17 @@
           <w:rFonts w:ascii="Times New Roman" w:hAnsi="Times New Roman" w:eastAsia="宋体" w:cs="Times New Roman"/>
           <w:szCs w:val="21"/>
           <w:sz w:val="21"/>
-        </w:rPr>
-        <w:t>20</w:t>
-      </w:r>
-      <w:r>
-        <w:rPr>
-          <w:rFonts w:ascii="Times New Roman" w:hAnsi="Times New Roman" w:eastAsia="宋体" w:cs="Times New Roman"/>
-          <w:szCs w:val="21"/>
-          <w:sz w:val="21"/>
-        </w:rPr>
-        <w:t>．输电线路的电压损失</w:t>
+          <w:shd w:val="clear" w:color="auto" w:fill="C9C9C9"/>
+        </w:rPr>
+        <w:t>20．</w:t>
+      </w:r>
+      <w:r>
+        <w:rPr>
+          <w:rFonts w:ascii="Times New Roman" w:hAnsi="Times New Roman" w:eastAsia="宋体" w:cs="Times New Roman"/>
+          <w:szCs w:val="21"/>
+          <w:sz w:val="21"/>
+        </w:rPr>
+        <w:t>输电线路的电压损失</w:t>
       </w:r>
     </w:p>
     <w:p>
@@ -9486,16 +9506,17 @@
           <w:rFonts w:ascii="Times New Roman" w:hAnsi="Times New Roman" w:eastAsia="宋体" w:cs="Times New Roman"/>
           <w:szCs w:val="21"/>
           <w:sz w:val="21"/>
-        </w:rPr>
-        <w:t>21</w:t>
-      </w:r>
-      <w:r>
-        <w:rPr>
-          <w:rFonts w:ascii="Times New Roman" w:hAnsi="Times New Roman" w:eastAsia="宋体" w:cs="Times New Roman"/>
-          <w:szCs w:val="21"/>
-          <w:sz w:val="21"/>
-        </w:rPr>
-        <w:t>．输电线路的功率损失</w:t>
+          <w:shd w:val="clear" w:color="auto" w:fill="C9C9C9"/>
+        </w:rPr>
+        <w:t>21．</w:t>
+      </w:r>
+      <w:r>
+        <w:rPr>
+          <w:rFonts w:ascii="Times New Roman" w:hAnsi="Times New Roman" w:eastAsia="宋体" w:cs="Times New Roman"/>
+          <w:szCs w:val="21"/>
+          <w:sz w:val="21"/>
+        </w:rPr>
+        <w:t>输电线路的功率损失</w:t>
       </w:r>
     </w:p>
     <w:p>
@@ -9784,16 +9805,17 @@
           <w:rFonts w:ascii="Times New Roman" w:hAnsi="Times New Roman" w:eastAsia="宋体" w:cs="Times New Roman"/>
           <w:szCs w:val="21"/>
           <w:sz w:val="21"/>
-        </w:rPr>
-        <w:t>22</w:t>
-      </w:r>
-      <w:r>
-        <w:rPr>
-          <w:rFonts w:ascii="Times New Roman" w:hAnsi="Times New Roman" w:eastAsia="宋体" w:cs="Times New Roman"/>
-          <w:szCs w:val="21"/>
-          <w:sz w:val="21"/>
-        </w:rPr>
-        <w:t>．减小电压、功率损失的方法</w:t>
+          <w:shd w:val="clear" w:color="auto" w:fill="C9C9C9"/>
+        </w:rPr>
+        <w:t>22．</w:t>
+      </w:r>
+      <w:r>
+        <w:rPr>
+          <w:rFonts w:ascii="Times New Roman" w:hAnsi="Times New Roman" w:eastAsia="宋体" w:cs="Times New Roman"/>
+          <w:szCs w:val="21"/>
+          <w:sz w:val="21"/>
+        </w:rPr>
+        <w:t>减小电压、功率损失的方法</w:t>
       </w:r>
     </w:p>
     <w:p>

--- a/高中物理/高中物理同步/人教版选必2 第3章 交变电流·知识清单（完成）.docx
+++ b/高中物理/高中物理同步/人教版选必2 第3章 交变电流·知识清单（完成）.docx
@@ -16,7 +16,6 @@
           <w:rFonts w:ascii="Times New Roman" w:hAnsi="Times New Roman" w:eastAsia="宋体" w:cs="Times New Roman"/>
           <w:szCs w:val="21"/>
           <w:sz w:val="21"/>
-          <w:shd w:val="clear" w:color="auto" w:fill="C9C9C9"/>
         </w:rPr>
         <w:t>人教版选必</w:t>
       </w:r>
@@ -25,7 +24,6 @@
           <w:rFonts w:ascii="Times New Roman" w:hAnsi="Times New Roman" w:eastAsia="宋体" w:cs="Times New Roman"/>
           <w:szCs w:val="21"/>
           <w:sz w:val="21"/>
-          <w:shd w:val="clear" w:color="auto" w:fill="C9C9C9"/>
         </w:rPr>
         <w:t xml:space="preserve">2 </w:t>
       </w:r>
@@ -34,7 +32,6 @@
           <w:rFonts w:ascii="Times New Roman" w:hAnsi="Times New Roman" w:eastAsia="宋体" w:cs="Times New Roman"/>
           <w:szCs w:val="21"/>
           <w:sz w:val="21"/>
-          <w:shd w:val="clear" w:color="auto" w:fill="C9C9C9"/>
         </w:rPr>
         <w:t>第</w:t>
       </w:r>
@@ -43,7 +40,6 @@
           <w:rFonts w:ascii="Times New Roman" w:hAnsi="Times New Roman" w:eastAsia="宋体" w:cs="Times New Roman"/>
           <w:szCs w:val="21"/>
           <w:sz w:val="21"/>
-          <w:shd w:val="clear" w:color="auto" w:fill="C9C9C9"/>
         </w:rPr>
         <w:t>3</w:t>
       </w:r>
@@ -52,14 +48,12 @@
           <w:rFonts w:ascii="Times New Roman" w:hAnsi="Times New Roman" w:eastAsia="宋体" w:cs="Times New Roman"/>
           <w:szCs w:val="21"/>
           <w:sz w:val="21"/>
-          <w:shd w:val="clear" w:color="auto" w:fill="C9C9C9"/>
         </w:rPr>
         <w:t>章</w:t>
       </w:r>
       <w:r>
         <w:rPr>
           <w:szCs w:val="21"/>
-          <w:shd w:val="clear" w:color="auto" w:fill="C9C9C9"/>
         </w:rPr>
         <w:t xml:space="preserve"> </w:t>
       </w:r>
@@ -68,7 +62,6 @@
           <w:rFonts w:ascii="Times New Roman" w:hAnsi="Times New Roman" w:eastAsia="宋体" w:cs="Times New Roman"/>
           <w:szCs w:val="21"/>
           <w:sz w:val="21"/>
-          <w:shd w:val="clear" w:color="auto" w:fill="C9C9C9"/>
         </w:rPr>
         <w:t>交变电流</w:t>
       </w:r>
@@ -77,7 +70,6 @@
           <w:rFonts w:ascii="Times New Roman" w:hAnsi="Times New Roman" w:eastAsia="宋体" w:cs="Times New Roman"/>
           <w:szCs w:val="21"/>
           <w:sz w:val="21"/>
-          <w:shd w:val="clear" w:color="auto" w:fill="C9C9C9"/>
         </w:rPr>
         <w:t>·</w:t>
       </w:r>
@@ -86,7 +78,6 @@
           <w:rFonts w:ascii="Times New Roman" w:hAnsi="Times New Roman" w:eastAsia="宋体" w:cs="Times New Roman"/>
           <w:szCs w:val="21"/>
           <w:sz w:val="21"/>
-          <w:shd w:val="clear" w:color="auto" w:fill="C9C9C9"/>
         </w:rPr>
         <w:t>知识清单（完成）</w:t>
       </w:r>
@@ -216,6 +207,7 @@
       <w:r>
         <w:rPr>
           <w:rFonts w:ascii="Times New Roman" w:hAnsi="Times New Roman" w:eastAsia="宋体" w:cs="Times New Roman"/>
+          <w:b/>
           <w:szCs w:val="21"/>
           <w:sz w:val="21"/>
           <w:shd w:val="clear" w:color="auto" w:fill="C9C9C9"/>
@@ -227,7 +219,6 @@
           <w:rFonts w:ascii="Times New Roman" w:hAnsi="Times New Roman" w:eastAsia="宋体" w:cs="Times New Roman"/>
           <w:szCs w:val="21"/>
           <w:sz w:val="21"/>
-          <w:shd w:val="clear" w:color="auto" w:fill="C9C9C9"/>
         </w:rPr>
         <w:t>交变电流</w:t>
       </w:r>
@@ -1207,6 +1198,7 @@
       <w:r>
         <w:rPr>
           <w:rFonts w:ascii="Times New Roman" w:hAnsi="Times New Roman" w:eastAsia="宋体" w:cs="Times New Roman"/>
+          <w:b/>
           <w:szCs w:val="21"/>
           <w:sz w:val="21"/>
           <w:shd w:val="clear" w:color="auto" w:fill="C9C9C9"/>
@@ -1218,7 +1210,6 @@
           <w:rFonts w:ascii="Times New Roman" w:hAnsi="Times New Roman" w:eastAsia="宋体" w:cs="Times New Roman"/>
           <w:szCs w:val="21"/>
           <w:sz w:val="21"/>
-          <w:shd w:val="clear" w:color="auto" w:fill="C9C9C9"/>
         </w:rPr>
         <w:t>交变电流的描述</w:t>
       </w:r>
@@ -4022,6 +4013,7 @@
       <w:r>
         <w:rPr>
           <w:rFonts w:ascii="Times New Roman" w:hAnsi="Times New Roman" w:eastAsia="宋体" w:cs="Times New Roman"/>
+          <w:b/>
           <w:szCs w:val="21"/>
           <w:sz w:val="21"/>
           <w:shd w:val="clear" w:color="auto" w:fill="C9C9C9"/>
@@ -4033,7 +4025,6 @@
           <w:rFonts w:ascii="Times New Roman" w:hAnsi="Times New Roman" w:eastAsia="宋体" w:cs="Times New Roman"/>
           <w:szCs w:val="21"/>
           <w:sz w:val="21"/>
-          <w:shd w:val="clear" w:color="auto" w:fill="C9C9C9"/>
         </w:rPr>
         <w:t>变压器</w:t>
       </w:r>
@@ -6003,6 +5994,7 @@
       <w:r>
         <w:rPr>
           <w:rFonts w:ascii="Times New Roman" w:hAnsi="Times New Roman" w:eastAsia="宋体" w:cs="Times New Roman"/>
+          <w:b/>
           <w:szCs w:val="21"/>
           <w:sz w:val="21"/>
           <w:shd w:val="clear" w:color="auto" w:fill="C9C9C9"/>
@@ -6014,7 +6006,6 @@
           <w:rFonts w:ascii="Times New Roman" w:hAnsi="Times New Roman" w:eastAsia="宋体" w:cs="Times New Roman"/>
           <w:szCs w:val="21"/>
           <w:sz w:val="21"/>
-          <w:shd w:val="clear" w:color="auto" w:fill="C9C9C9"/>
         </w:rPr>
         <w:t>电能的输送</w:t>
       </w:r>
